--- a/docs/Buch Bayrische Nächte/Bavarian Nights.docx
+++ b/docs/Buch Bayrische Nächte/Bavarian Nights.docx
@@ -130,21 +130,19 @@
         <w:jc w:val="both"/>
       </w:pPr>
       <w:r>
-        <w:t xml:space="preserve">And by </w:t>
-      </w:r>
-      <w:proofErr w:type="spellStart"/>
-      <w:r>
-        <w:t>Mirkes</w:t>
+        <w:t>And by Mi</w:t>
+      </w:r>
+      <w:r>
+        <w:t>-Ru-E</w:t>
+      </w:r>
+      <w:r>
+        <w:t>s</w:t>
       </w:r>
       <w:r>
         <w:t>c</w:t>
       </w:r>
       <w:r>
-        <w:t>h</w:t>
-      </w:r>
-      <w:proofErr w:type="spellEnd"/>
-      <w:r>
-        <w:t xml:space="preserve"> was he tired. Fatigue was slowly overcoming him, lulling him into a blanket of blissful sleep. “No… No!” he thought to himself, forcing his eye to remain open, to see what was beyond the red haze. If there even was such a place. Sharpness flowed into the contours in front of his face, showing him facets of red, as of the edges of a ruby looked upon from up </w:t>
+        <w:t xml:space="preserve">h was he tired. Fatigue was slowly overcoming him, lulling him into a blanket of blissful sleep. “No… No!” he thought to himself, forcing his eye to remain open, to see what was beyond the red haze. If there even was such a place. Sharpness flowed into the contours in front of his face, showing him facets of red, as of the edges of a ruby looked upon from up </w:t>
       </w:r>
       <w:proofErr w:type="gramStart"/>
       <w:r>
@@ -172,13 +170,7 @@
       </w:r>
       <w:proofErr w:type="spellStart"/>
       <w:r>
-        <w:t>Fanoshes</w:t>
-      </w:r>
-      <w:r>
-        <w:t>c</w:t>
-      </w:r>
-      <w:r>
-        <w:t>h</w:t>
+        <w:t>Fuf-Kfo-Osch</w:t>
       </w:r>
       <w:proofErr w:type="spellEnd"/>
       <w:r>
@@ -1544,13 +1536,23 @@
         <w:t>coin sized</w:t>
       </w:r>
       <w:r>
-        <w:t xml:space="preserve"> ruby bathing his surroundings in crimson. “By </w:t>
-      </w:r>
-      <w:proofErr w:type="spellStart"/>
-      <w:r>
-        <w:t>Valothay</w:t>
-      </w:r>
-      <w:proofErr w:type="spellEnd"/>
+        <w:t xml:space="preserve"> ruby bathing his surroundings in crimson. “By Va</w:t>
+      </w:r>
+      <w:r>
+        <w:t>-L</w:t>
+      </w:r>
+      <w:r>
+        <w:t>o</w:t>
+      </w:r>
+      <w:r>
+        <w:t>-T</w:t>
+      </w:r>
+      <w:r>
+        <w:t>h</w:t>
+      </w:r>
+      <w:r>
+        <w:t>-Ay</w:t>
+      </w:r>
       <w:r>
         <w:t>, this power, its drawing my fingers back in around its shape. Does my strength come from this? Maybe if I-</w:t>
       </w:r>
@@ -3618,6 +3620,644 @@
     <w:p>
       <w:pPr>
         <w:spacing w:after="0" w:line="300" w:lineRule="exact"/>
+      </w:pPr>
+      <w:r>
+        <w:t xml:space="preserve">“I hope you saved your hunger for now,” said Michael, picking up a golden bell from the </w:t>
+      </w:r>
+      <w:r>
+        <w:t xml:space="preserve">already set </w:t>
+      </w:r>
+      <w:r>
+        <w:t>dining table and rang it for two seconds</w:t>
+      </w:r>
+      <w:r>
+        <w:t xml:space="preserve">. Either the butler worked silently in the shadows or Alexander </w:t>
+      </w:r>
+      <w:proofErr w:type="gramStart"/>
+      <w:r>
+        <w:t>didn’t</w:t>
+      </w:r>
+      <w:proofErr w:type="gramEnd"/>
+      <w:r>
+        <w:t xml:space="preserve"> even notice him</w:t>
+      </w:r>
+      <w:r>
+        <w:t xml:space="preserve"> setting out plates and everything.</w:t>
+      </w:r>
+      <w:r>
+        <w:t xml:space="preserve"> </w:t>
+      </w:r>
+      <w:r>
+        <w:t xml:space="preserve">The Count continued, </w:t>
+      </w:r>
+      <w:r>
+        <w:t>“because Erik is like a magician in the kitchen</w:t>
+      </w:r>
+      <w:r>
+        <w:t>, worth all the money I spend on his education.</w:t>
+      </w:r>
+      <w:r>
+        <w:t>” Only moments later the butler appeared from the kitchen door, removing an apron hastily and throwing it back into the kitchen. “Are the lady and gentlemen ready for dinner?” asked Erik, his hands clasped behind his back. With a wave commanded the Count to begin and Erik walked back into the kitchen after a short bow.</w:t>
+      </w:r>
+      <w:r>
+        <w:t xml:space="preserve"> “Please, sit down. Lady </w:t>
+      </w:r>
+      <w:proofErr w:type="spellStart"/>
+      <w:r>
+        <w:t>Adamantidi</w:t>
+      </w:r>
+      <w:proofErr w:type="spellEnd"/>
+      <w:r>
+        <w:t xml:space="preserve"> two my right and Friedrich and Alexander to my left.” Michael pulled out the chair for Marina and waited for her to be seated before he took his own place at the head of the table, facing away from the stairs. </w:t>
+      </w:r>
+      <w:r>
+        <w:t xml:space="preserve">Alexander pulled out his own chair, the crest rail beautifully worked in a chestnut color, drawing an intricate pattern all the way down to the seat made of </w:t>
+      </w:r>
+      <w:r>
+        <w:t xml:space="preserve">scarlet </w:t>
+      </w:r>
+      <w:r>
+        <w:t xml:space="preserve">silk around </w:t>
+      </w:r>
+      <w:r>
+        <w:t xml:space="preserve">a comfortable plush. Before were lain out an array of shiny spoons, knives, forks, and glasses, all around a fancy plate with a golden rim. His head spun a little, all the possible combinations of cutlery frightening when put into numbers. “I never had a dinner like this before,” he thought anxiously, “I hope they </w:t>
+      </w:r>
+      <w:proofErr w:type="gramStart"/>
+      <w:r>
+        <w:t>don’t</w:t>
+      </w:r>
+      <w:proofErr w:type="gramEnd"/>
+      <w:r>
+        <w:t xml:space="preserve"> mind me embarrassing myself. Wait, why am I not minding that anyway?” Erik returned with a </w:t>
+      </w:r>
+      <w:r>
+        <w:t>green bottle shaped like a massive tear</w:t>
+      </w:r>
+      <w:r>
+        <w:t xml:space="preserve">, the content </w:t>
+      </w:r>
+      <w:r>
+        <w:t>see</w:t>
+      </w:r>
+      <w:r>
+        <w:t>-</w:t>
+      </w:r>
+      <w:r>
+        <w:t>through and clear</w:t>
+      </w:r>
+      <w:r>
+        <w:t xml:space="preserve">. “Ah, my </w:t>
+      </w:r>
+      <w:proofErr w:type="spellStart"/>
+      <w:r>
+        <w:t>Silvaner</w:t>
+      </w:r>
+      <w:proofErr w:type="spellEnd"/>
+      <w:r>
+        <w:t xml:space="preserve"> out of Franconia</w:t>
+      </w:r>
+      <w:r>
+        <w:t>, they call this special bottle a ‘Bocksbeutel</w:t>
+      </w:r>
+      <w:proofErr w:type="gramStart"/>
+      <w:r>
+        <w:t>’,</w:t>
+      </w:r>
+      <w:proofErr w:type="gramEnd"/>
+      <w:r>
+        <w:t xml:space="preserve"> like a canteen made out of glass</w:t>
+      </w:r>
+      <w:r>
+        <w:t>. I had it made there after my special tastes. You may notice a hint of pear and orange.” Michael waited for all his guests to receive their drink before he raised his glass</w:t>
+      </w:r>
+      <w:r>
+        <w:t xml:space="preserve"> to a toast</w:t>
+      </w:r>
+      <w:r>
+        <w:t>, a small bowl seated on top of plenty of green rims stacked on each other</w:t>
+      </w:r>
+      <w:r>
+        <w:t xml:space="preserve">, “may this </w:t>
+      </w:r>
+      <w:r>
+        <w:t>technological endeavor</w:t>
+      </w:r>
+      <w:r>
+        <w:t xml:space="preserve"> </w:t>
+      </w:r>
+      <w:r>
+        <w:t>be fruitful and bring growth to us all.</w:t>
+      </w:r>
+      <w:r>
+        <w:t>”</w:t>
+      </w:r>
+      <w:r>
+        <w:t xml:space="preserve"> Alexander </w:t>
+      </w:r>
+      <w:r>
+        <w:t>lifted</w:t>
+      </w:r>
+      <w:r>
+        <w:t xml:space="preserve"> his own</w:t>
+      </w:r>
+      <w:r>
+        <w:t xml:space="preserve"> beverage</w:t>
+      </w:r>
+      <w:r>
+        <w:t xml:space="preserve"> to clink with the others, but they just gave a little </w:t>
+      </w:r>
+      <w:r>
+        <w:t xml:space="preserve">nod with theirs before they drank from them. Alexander pressed his lips together in confusion, bringing his glass to his lips and taking a sip, thinking to himself “True, it tastes fruity. Until it </w:t>
+      </w:r>
+      <w:proofErr w:type="gramStart"/>
+      <w:r>
+        <w:t>doesn’t</w:t>
+      </w:r>
+      <w:proofErr w:type="gramEnd"/>
+      <w:r>
+        <w:t xml:space="preserve">. Bleh.” He almost forgot he </w:t>
+      </w:r>
+      <w:proofErr w:type="gramStart"/>
+      <w:r>
+        <w:t>didn’t</w:t>
+      </w:r>
+      <w:proofErr w:type="gramEnd"/>
+      <w:r>
+        <w:t xml:space="preserve"> like wine. More so he never drank alcohol either, it would just dull his mind and let him forget about his concerns. Which was its purpose of course, but not like he needed that. Ever. He drew concerned looks, as Friedrich asked him directly, a little laugh on his lips. “I know this one is quite dry, but no need to make such a face.”</w:t>
+      </w:r>
+      <w:r>
+        <w:t xml:space="preserve"> Alexander now noticed the strain on his face muscles and immediately relaxed them, his sudden change of countenance giving the others more reason to smile. “If you don’t like to drink my friend,” said Michael with his genuine smile, “you can just tell me. I can let you bring something else.” “</w:t>
+      </w:r>
+      <w:proofErr w:type="gramStart"/>
+      <w:r>
+        <w:t>Yes</w:t>
+      </w:r>
+      <w:proofErr w:type="gramEnd"/>
+      <w:r>
+        <w:t xml:space="preserve"> water please,” replied Alexander with a hoarse voice, his vocal cords feeling really dry, “why do they call </w:t>
+      </w:r>
+      <w:r>
+        <w:lastRenderedPageBreak/>
+        <w:t>wine dry anyways</w:t>
+      </w:r>
+      <w:r>
+        <w:t>?</w:t>
+      </w:r>
+      <w:r>
+        <w:t xml:space="preserve">” Marina answered him after taking another sip. “It’s about </w:t>
+      </w:r>
+      <w:r>
+        <w:t xml:space="preserve">amount of </w:t>
+      </w:r>
+      <w:r>
+        <w:t>residual sugar</w:t>
+      </w:r>
+      <w:r>
+        <w:t xml:space="preserve"> </w:t>
+      </w:r>
+      <w:r>
+        <w:t>after fermentation, the less sugar</w:t>
+      </w:r>
+      <w:r>
+        <w:t>,</w:t>
+      </w:r>
+      <w:r>
+        <w:t xml:space="preserve"> the dryer the wine and the</w:t>
+      </w:r>
+      <w:r>
+        <w:t xml:space="preserve"> </w:t>
+      </w:r>
+      <w:proofErr w:type="gramStart"/>
+      <w:r>
+        <w:t>more</w:t>
+      </w:r>
+      <w:r>
+        <w:t xml:space="preserve"> sour</w:t>
+      </w:r>
+      <w:proofErr w:type="gramEnd"/>
+      <w:r>
+        <w:t xml:space="preserve"> the taste. And </w:t>
+      </w:r>
+      <w:proofErr w:type="gramStart"/>
+      <w:r>
+        <w:t>don’t</w:t>
+      </w:r>
+      <w:proofErr w:type="gramEnd"/>
+      <w:r>
+        <w:t xml:space="preserve"> grip the bowl of the glass like a strongman, just pinch it with your fingers at the stem like this.” She nodded again with her glass, her thumb and index finger enough to lift it up to her mouth, which barely opened to let a small content of fluid flow in. “I guess I </w:t>
+      </w:r>
+      <w:proofErr w:type="gramStart"/>
+      <w:r>
+        <w:t>have to</w:t>
+      </w:r>
+      <w:proofErr w:type="gramEnd"/>
+      <w:r>
+        <w:t xml:space="preserve"> teach you some proper etiquette. First sit up straight, back to the chair.” Her voice changed to a strict tone, as if Alexander was back in school. At least he felt like it. “</w:t>
+      </w:r>
+      <w:r>
+        <w:t>H</w:t>
+      </w:r>
+      <w:r>
+        <w:t>ands on the table</w:t>
+      </w:r>
+      <w:r>
+        <w:t>, arms resting on it, elbows in the air</w:t>
+      </w:r>
+      <w:r>
+        <w:t xml:space="preserve">. Now take the napkin, keep it folded once and place it on your lap.” He did as </w:t>
+      </w:r>
+      <w:proofErr w:type="gramStart"/>
+      <w:r>
+        <w:t>instructed</w:t>
+      </w:r>
+      <w:proofErr w:type="gramEnd"/>
+      <w:r>
+        <w:t xml:space="preserve"> and Marina’s tone changed again to one of praise. “Now that is proper</w:t>
+      </w:r>
+      <w:r>
+        <w:t xml:space="preserve"> form</w:t>
+      </w:r>
+      <w:r>
+        <w:t>.</w:t>
+      </w:r>
+      <w:r>
+        <w:t xml:space="preserve"> I will teach you the rest as we </w:t>
+      </w:r>
+      <w:r>
+        <w:t>continue with this meal.</w:t>
+      </w:r>
+      <w:r>
+        <w:t>”</w:t>
+      </w:r>
+      <w:r>
+        <w:t xml:space="preserve"> Alexander was usually always eager to learn new things, but social behavior cues were one of his least favorite subjects. Thankfully the Count gave him a short moment of pause. “Quite nicely done, Lady </w:t>
+      </w:r>
+      <w:proofErr w:type="spellStart"/>
+      <w:r>
+        <w:t>Adamantidi</w:t>
+      </w:r>
+      <w:proofErr w:type="spellEnd"/>
+      <w:r>
+        <w:t>, or may I call you Marina? We have known each other for a few years now.”</w:t>
+      </w:r>
+      <w:r>
+        <w:t xml:space="preserve"> “With pleasure, Michael,” she put emphasis on his name,</w:t>
+      </w:r>
+      <w:r>
+        <w:t xml:space="preserve"> her eyebrows rising,</w:t>
+      </w:r>
+      <w:r>
+        <w:t xml:space="preserve"> “</w:t>
+      </w:r>
+      <w:r>
+        <w:t xml:space="preserve">I always wondered to which occasion we will grow so close. I did not expect it to be skiing. The other gentleman </w:t>
+      </w:r>
+      <w:proofErr w:type="gramStart"/>
+      <w:r>
+        <w:t>are</w:t>
+      </w:r>
+      <w:proofErr w:type="gramEnd"/>
+      <w:r>
+        <w:t xml:space="preserve"> allowed to do likewise.</w:t>
+      </w:r>
+      <w:r>
+        <w:t>”</w:t>
+      </w:r>
+      <w:r>
+        <w:t xml:space="preserve"> </w:t>
+      </w:r>
+    </w:p>
+    <w:p>
+      <w:pPr>
+        <w:spacing w:after="0" w:line="300" w:lineRule="exact"/>
+      </w:pPr>
+    </w:p>
+    <w:p>
+      <w:pPr>
+        <w:spacing w:after="0" w:line="300" w:lineRule="exact"/>
+      </w:pPr>
+      <w:r>
+        <w:t>Erik came through the open door again, balancing four soup plates, three on his outstretched left arm and one in his right hand. He moved to Marina first, serving from her right, setting the plate down on the one already there. Marina continued with her lesson. “Now</w:t>
+      </w:r>
+      <w:r>
+        <w:t>,</w:t>
+      </w:r>
+      <w:r>
+        <w:t xml:space="preserve"> always take the outermost cutlery and </w:t>
+      </w:r>
+      <w:r>
+        <w:t>fill your spoon with just about a third of its volume</w:t>
+      </w:r>
+      <w:r>
+        <w:t>. Eating soup with a big spoon means not putting it in your mouth whole, but to just let the soup flow into it. You do not want to eat the spoon, or are you that hungry?</w:t>
+      </w:r>
+      <w:r>
+        <w:t xml:space="preserve"> And </w:t>
+      </w:r>
+      <w:proofErr w:type="gramStart"/>
+      <w:r>
+        <w:t>don’t</w:t>
+      </w:r>
+      <w:proofErr w:type="gramEnd"/>
+      <w:r>
+        <w:t xml:space="preserve"> produce any sound, at all. Well, only if you want to speak of course.</w:t>
+      </w:r>
+      <w:r>
+        <w:t>”</w:t>
+      </w:r>
+      <w:r>
+        <w:t xml:space="preserve"> Alexander noticed Friedrich paying as much attention as he was, fiddling with his spoon, listening intently</w:t>
+      </w:r>
+      <w:r>
+        <w:t>, making Alexander think,</w:t>
+      </w:r>
+      <w:r>
+        <w:t xml:space="preserve"> “</w:t>
+      </w:r>
+      <w:r>
+        <w:t>I</w:t>
+      </w:r>
+      <w:r>
+        <w:t xml:space="preserve"> feel your pain Friedrich, but sometimes we just </w:t>
+      </w:r>
+      <w:r>
+        <w:t>have to</w:t>
+      </w:r>
+      <w:r>
+        <w:t xml:space="preserve"> </w:t>
+      </w:r>
+      <w:r>
+        <w:t xml:space="preserve">conform.” He followed the instructions to a later, going through the motions like a machine. “Maybe I should view these social norms as constrains that you would implement in a mechanical design. </w:t>
+      </w:r>
+      <w:proofErr w:type="gramStart"/>
+      <w:r>
+        <w:t>It’s</w:t>
+      </w:r>
+      <w:proofErr w:type="gramEnd"/>
+      <w:r>
+        <w:t xml:space="preserve"> not far off. And it is also quite pleasant that everyone </w:t>
+      </w:r>
+      <w:proofErr w:type="gramStart"/>
+      <w:r>
+        <w:t>has to</w:t>
+      </w:r>
+      <w:proofErr w:type="gramEnd"/>
+      <w:r>
+        <w:t xml:space="preserve"> follow a tight set of rules.” He continued eating his soup, the bowl slowly emptying. It was a very tasty mix of mushrooms and cream or milk, rolling smoothly over one’s tongue and palate. “Actually Lady </w:t>
+      </w:r>
+      <w:proofErr w:type="spellStart"/>
+      <w:r>
+        <w:t>Adamantidi</w:t>
+      </w:r>
+      <w:proofErr w:type="spellEnd"/>
+      <w:r>
+        <w:t xml:space="preserve">, </w:t>
+      </w:r>
+      <w:proofErr w:type="spellStart"/>
+      <w:r>
+        <w:t>ähm</w:t>
+      </w:r>
+      <w:proofErr w:type="spellEnd"/>
+      <w:r>
+        <w:t xml:space="preserve">, Marina I mean, following expected behavior down to the latter is something </w:t>
+      </w:r>
+      <w:proofErr w:type="gramStart"/>
+      <w:r>
+        <w:t>I’m</w:t>
+      </w:r>
+      <w:proofErr w:type="gramEnd"/>
+      <w:r>
+        <w:t xml:space="preserve"> quite fond of. No need to think on your actions, because those are dictated by someone else. </w:t>
+      </w:r>
+      <w:r>
+        <w:t xml:space="preserve">That </w:t>
+      </w:r>
+      <w:proofErr w:type="gramStart"/>
+      <w:r>
+        <w:t>doesn’t</w:t>
+      </w:r>
+      <w:proofErr w:type="gramEnd"/>
+      <w:r>
+        <w:t xml:space="preserve"> mean to not search for improvement in old ways, but it is definitely very fitting to German society. Maybe we should expect everyone on how to eat.” “And beat a drum next to the table so they also follow the same rhythm</w:t>
+      </w:r>
+      <w:r>
+        <w:t xml:space="preserve"> while eating</w:t>
+      </w:r>
+      <w:r>
+        <w:t>?” Marina asked maybe harsher than she intended, giving Alexander pause in his now practiced way of eating soup. Even Friedrich looked up, a few white drops hanging from the center of his moustache. “</w:t>
+      </w:r>
+      <w:proofErr w:type="gramStart"/>
+      <w:r>
+        <w:t>I’m</w:t>
+      </w:r>
+      <w:proofErr w:type="gramEnd"/>
+      <w:r>
+        <w:t xml:space="preserve"> sorry for my harsh tone, but one thing that always vexes me about Germans is your un</w:t>
+      </w:r>
+      <w:r>
+        <w:t>enthusiastic</w:t>
+      </w:r>
+      <w:r>
+        <w:t xml:space="preserve"> way of doing anything. I understand that rules and following thereof is paramount, but why don’t you do it with a little heart? Instead of looking only at rulebreakers with distaste walk up to them and tell them to their face what kind of an imbecile </w:t>
+      </w:r>
+      <w:proofErr w:type="spellStart"/>
+      <w:r>
+        <w:t>Haumdaucha</w:t>
+      </w:r>
+      <w:proofErr w:type="spellEnd"/>
+      <w:r>
+        <w:t xml:space="preserve"> they truly are.” Now everyone had stopped their meal, spoons lying in their </w:t>
+      </w:r>
+      <w:r>
+        <w:t xml:space="preserve">bowls. “Most of you speak softly, </w:t>
+      </w:r>
+      <w:r>
+        <w:t xml:space="preserve">being timid, </w:t>
+      </w:r>
+      <w:r>
+        <w:t>not trying to tread on anyone but you write books on books on how to behave and function. Which is the worst part clearly, individual personality has no high status here.” Noticing the silence made Marina fluster a little. “</w:t>
+      </w:r>
+      <w:r>
+        <w:t>Oh,</w:t>
+      </w:r>
+      <w:r>
+        <w:t xml:space="preserve"> I apologize for that outburst, that was very unbecoming of me.” “No, no,” replied Michael, “that is a very interesting perspective of </w:t>
+      </w:r>
+      <w:r>
+        <w:lastRenderedPageBreak/>
+        <w:t xml:space="preserve">our country. One that I have never heard before, but now that it was said out loud can sympathies with. In my time in </w:t>
+      </w:r>
+      <w:proofErr w:type="gramStart"/>
+      <w:r>
+        <w:t>Hungary</w:t>
+      </w:r>
+      <w:proofErr w:type="gramEnd"/>
+      <w:r>
+        <w:t xml:space="preserve"> I experienced a different demeanor in every person, </w:t>
+      </w:r>
+      <w:r>
+        <w:t>compared to the people in</w:t>
+      </w:r>
+      <w:r>
+        <w:t xml:space="preserve"> Germany. They see themselves as humans in a garden, shaping the world around them, and themselves, as needed. But always with a space of wild growth, a place of, well, just being human. But here, even in Bavaria, we are a cog in the machine, turning for a purpose to achieve a common goal. Which goal that is will be set by the people seated high up, and dare I say, which are people like me. Rich and birthed right.”</w:t>
+      </w:r>
+      <w:r>
+        <w:t xml:space="preserve"> The Count gave a slight chuckle, “now saying it out loud makes me feel </w:t>
+      </w:r>
+      <w:r>
+        <w:t>remorseful</w:t>
+      </w:r>
+      <w:r>
+        <w:t>. As if I am destined to define, but also to follow</w:t>
+      </w:r>
+      <w:r>
+        <w:t xml:space="preserve"> the will of your king</w:t>
+      </w:r>
+      <w:r>
+        <w:t>.</w:t>
+      </w:r>
+      <w:r>
+        <w:t xml:space="preserve"> In our high society is no room for extravagance. Only if you are at the top.</w:t>
+      </w:r>
+      <w:r>
+        <w:t xml:space="preserve"> Oh Erik, please get us the Red, it should be quite sweat and chill for the next course.</w:t>
+      </w:r>
+      <w:r>
+        <w:t>”</w:t>
+      </w:r>
+      <w:r>
+        <w:t xml:space="preserve"> </w:t>
+      </w:r>
+    </w:p>
+    <w:p>
+      <w:pPr>
+        <w:spacing w:after="0" w:line="300" w:lineRule="exact"/>
+      </w:pPr>
+    </w:p>
+    <w:p>
+      <w:pPr>
+        <w:spacing w:after="0" w:line="300" w:lineRule="exact"/>
+      </w:pPr>
+      <w:r>
+        <w:t>Erik cleaned up the plates</w:t>
+      </w:r>
+      <w:r>
+        <w:t xml:space="preserve"> and glasses</w:t>
+      </w:r>
+      <w:r>
+        <w:t xml:space="preserve"> during the conversation and </w:t>
+      </w:r>
+      <w:r>
+        <w:t xml:space="preserve">afterwards </w:t>
+      </w:r>
+      <w:r>
+        <w:t xml:space="preserve">quickly brought in roasted pig set in a heavy sauce of deepish brown. On the side were two </w:t>
+      </w:r>
+      <w:r>
+        <w:t>potato dumpling</w:t>
+      </w:r>
+      <w:r>
+        <w:t xml:space="preserve">s with a top of </w:t>
+      </w:r>
+      <w:r>
+        <w:t>parsley</w:t>
+      </w:r>
+      <w:r>
+        <w:t xml:space="preserve">, steam still rising from their pale-yellow form. </w:t>
+      </w:r>
+      <w:r>
+        <w:t xml:space="preserve">He also filled the next glass in line and set down a pitcher of water next to </w:t>
+      </w:r>
+      <w:r>
+        <w:t>Alexander</w:t>
+      </w:r>
+      <w:r>
+        <w:t>, while he</w:t>
+      </w:r>
+      <w:r>
+        <w:t xml:space="preserve"> chose his next tools</w:t>
+      </w:r>
+      <w:r>
+        <w:t>.</w:t>
+      </w:r>
+      <w:r>
+        <w:t xml:space="preserve"> </w:t>
+      </w:r>
+      <w:r>
+        <w:t>T</w:t>
+      </w:r>
+      <w:r>
+        <w:t>he fork and knife from the outside</w:t>
+      </w:r>
+      <w:r>
+        <w:t xml:space="preserve"> should be right and he</w:t>
+      </w:r>
+      <w:r>
+        <w:t xml:space="preserve"> set to spread, not cut, the dumpling open, crunchy toasted bread greeting him </w:t>
+      </w:r>
+      <w:r>
+        <w:t xml:space="preserve">from the inside </w:t>
+      </w:r>
+      <w:r>
+        <w:t>with a sweet aroma. Cutting it would condense the dumpling so barely no sauce could be taken up by the potato. But spreading it formed the perfect surface for it. Science also applied for food, if you considered it from the scholarly angle. Looking at how systematically he prepared his food</w:t>
+      </w:r>
+      <w:r>
+        <w:t xml:space="preserve"> made him want to join the conversation again.</w:t>
+      </w:r>
+      <w:r>
+        <w:t xml:space="preserve"> “</w:t>
+      </w:r>
+      <w:r>
+        <w:t>But what without the need for following rules? No boundaries lead to weeds growing everywhere. And if not removed they hamper the progress of the other plants. Humans are a selfish being, but only a collective will achieve progress.</w:t>
+      </w:r>
+      <w:r>
+        <w:t>”</w:t>
+      </w:r>
+      <w:r>
+        <w:t xml:space="preserve"> “But who is happier in the end?” asked Marina while putting more gravy over her roast, “In Greece you seldom hear complaining and almost always laughter. Sure, we are not as advanced nor rich. But at the end of the day even the simplest man will enjoy his life. And this sauce is quite scrumptious, what are its ingredients?” “Dark beer my dear, it is an old family recipe of Erik’s. It makes your tongue tingle,” said the Count in response. “All this talk about adequacy is only making me thirsty,” said Friedrich, speaking up again for quite some time, pouring himself more wine, “</w:t>
+      </w:r>
+      <w:r>
+        <w:t>maybe we Germans are happy with what we do. Else we would have stopped doing it long ago.</w:t>
+      </w:r>
+      <w:r>
+        <w:t xml:space="preserve">” </w:t>
+      </w:r>
+      <w:r>
+        <w:t xml:space="preserve">“And that my friends is probably the right answer,” spoke Michael, “we like our individualism to be conform and our rules </w:t>
+      </w:r>
+      <w:r>
+        <w:t>obeyed.</w:t>
+      </w:r>
+      <w:r>
+        <w:t xml:space="preserve"> To German strictness and Greek ease, for we will follow both in times of need.</w:t>
+      </w:r>
+      <w:r>
+        <w:t>”</w:t>
+      </w:r>
+      <w:r>
+        <w:t xml:space="preserve"> This time he clinked his glass with Marina, Friedrich following suit shortly. So, Alexander joined in and even downed his glass, regretting it almost immediately. Again</w:t>
+      </w:r>
+      <w:r>
+        <w:t>, thinking</w:t>
+      </w:r>
+      <w:r>
+        <w:t>. “Now on to water</w:t>
+      </w:r>
+      <w:r>
+        <w:t>, and nothing else for this evening.</w:t>
+      </w:r>
+      <w:r>
+        <w:t>”</w:t>
+      </w:r>
+    </w:p>
+    <w:p>
+      <w:pPr>
+        <w:spacing w:after="0" w:line="300" w:lineRule="exact"/>
+      </w:pPr>
+    </w:p>
+    <w:p>
+      <w:pPr>
+        <w:spacing w:after="0" w:line="300" w:lineRule="exact"/>
         <w:rPr>
           <w:lang w:val="de-DE"/>
         </w:rPr>
@@ -3650,19 +4290,11 @@
         </w:rPr>
         <w:t xml:space="preserve">Nach dem Tod des </w:t>
       </w:r>
-      <w:proofErr w:type="spellStart"/>
       <w:r>
         <w:rPr>
           <w:lang w:val="de-DE"/>
         </w:rPr>
-        <w:t>grafen</w:t>
-      </w:r>
-      <w:proofErr w:type="spellEnd"/>
-      <w:r>
-        <w:rPr>
-          <w:lang w:val="de-DE"/>
-        </w:rPr>
-        <w:t xml:space="preserve"> verwandelt sich Anna in einen Werwolf und fühlt den Tod des Grafen in sich. Agenten der CP nehmen sie nach einer kurzen Jagt durch das Anwesen gefangen.</w:t>
+        <w:t>grafen verwandelt sich Anna in einen Werwolf und fühlt den Tod des Grafen in sich. Agenten der CP nehmen sie nach einer kurzen Jagt durch das Anwesen gefangen.</w:t>
       </w:r>
     </w:p>
     <w:p>
@@ -3700,7 +4332,14 @@
         <w:rPr>
           <w:lang w:val="de-DE"/>
         </w:rPr>
-        <w:t xml:space="preserve">che und entdecken die Keilschrift. Darunter ist das Gedicht Laterne </w:t>
+        <w:t xml:space="preserve">che und entdecken die </w:t>
+      </w:r>
+      <w:r>
+        <w:rPr>
+          <w:lang w:val="de-DE"/>
+        </w:rPr>
+        <w:lastRenderedPageBreak/>
+        <w:t xml:space="preserve">Keilschrift. Darunter ist das Gedicht Laterne </w:t>
       </w:r>
       <w:proofErr w:type="spellStart"/>
       <w:r>

--- a/docs/Buch Bayrische Nächte/Bavarian Nights.docx
+++ b/docs/Buch Bayrische Nächte/Bavarian Nights.docx
@@ -152,10 +152,7 @@
         <w:t>Chapter 1:</w:t>
       </w:r>
       <w:r>
-        <w:t xml:space="preserve"> T</w:t>
-      </w:r>
-      <w:r>
-        <w:t>he ‘solved’ part of the archive</w:t>
+        <w:t xml:space="preserve"> The ‘solved’ part of the archive</w:t>
       </w:r>
     </w:p>
     <w:p>
@@ -172,14 +169,445 @@
           <w:i/>
           <w:iCs/>
         </w:rPr>
-        <w:t xml:space="preserve">Penzberg, 13.12.1882, one day after the </w:t>
-      </w:r>
-      <w:r>
+        <w:t>Penzberg, 13.12.1882, one day after the Transformation</w:t>
+      </w:r>
+    </w:p>
+    <w:p>
+      <w:pPr>
+        <w:spacing w:after="0" w:line="300" w:lineRule="exact"/>
+        <w:jc w:val="both"/>
         <w:rPr>
           <w:i/>
           <w:iCs/>
         </w:rPr>
-        <w:t>Transformation</w:t>
+      </w:pPr>
+    </w:p>
+    <w:p>
+      <w:pPr>
+        <w:spacing w:after="0" w:line="300" w:lineRule="exact"/>
+        <w:jc w:val="both"/>
+      </w:pPr>
+      <w:r>
+        <w:t>“… and that was ultimately what killed him.” Josef looked over the report he had wrote</w:t>
+      </w:r>
+      <w:r>
+        <w:t xml:space="preserve"> after interrogating the suspect</w:t>
+      </w:r>
+      <w:r>
+        <w:t>, stopping after this paragraph to think back on what he actually put on paper.</w:t>
+      </w:r>
+      <w:r>
+        <w:t xml:space="preserve"> “Schmarrn, a mess, and a horrible one at that.”</w:t>
+      </w:r>
+      <w:r>
+        <w:t xml:space="preserve"> It made sense, obviously, but at the same time it felt extremely fishy. A noble was dead, slaughtered, you could say, in one of the most gruesome ways he had ever seen. And all of that after he was woken up right after he got to sleep, his </w:t>
+      </w:r>
+      <w:r>
+        <w:t>Gendarme</w:t>
+      </w:r>
+      <w:r>
+        <w:t xml:space="preserve"> Franz knock</w:t>
+      </w:r>
+      <w:r>
+        <w:t>ing</w:t>
+      </w:r>
+      <w:r>
+        <w:t xml:space="preserve"> on his door furiously, his wife even more furious to be woken</w:t>
+      </w:r>
+      <w:r>
+        <w:t>. “Wachtmeister Fuchsberger, come quick,” was said to him, his long white sleeping gown almost making him trip, “they killed someone up the mountain in the Chalet called ‘Floriansalm’. One suspect and three witnesses, one of them quite hurt, the others less so. Well, and a dog. And the one hurt is the Chief Gendarme of Bad Tölz, and…” Franz had gone on and on in a m</w:t>
+      </w:r>
+      <w:r>
+        <w:t>e</w:t>
+      </w:r>
+      <w:r>
+        <w:t xml:space="preserve">ssy way of actually telling him what was going on. Not his fault, really, for it was his first murder case, but he would have to teach him in the coming days to give a proper report. Josef leant back in his chair, </w:t>
+      </w:r>
+      <w:r>
+        <w:t xml:space="preserve">the feather of his metal </w:t>
+      </w:r>
+      <w:r>
+        <w:t>q</w:t>
+      </w:r>
+      <w:r>
+        <w:t>uill poking on his temple, as he eyed the three people in his holding cell. The woman, Miss Adamatidi</w:t>
+      </w:r>
+      <w:r>
+        <w:t xml:space="preserve"> of business renown</w:t>
+      </w:r>
+      <w:r>
+        <w:t>, was holding her poodle in her arm, its fur pinkish red from soaking up blood that didn’t c</w:t>
+      </w:r>
+      <w:r>
+        <w:t>a</w:t>
+      </w:r>
+      <w:r>
+        <w:t xml:space="preserve">me out while giving it a rough wash. Her shiny </w:t>
+      </w:r>
+      <w:r>
+        <w:t>gold and white</w:t>
+      </w:r>
+      <w:r>
+        <w:t xml:space="preserve"> skiing</w:t>
+      </w:r>
+      <w:r>
+        <w:t xml:space="preserve"> dress </w:t>
+      </w:r>
+      <w:r>
+        <w:t xml:space="preserve">was </w:t>
+      </w:r>
+      <w:r>
+        <w:t>cut open on her sleeves,</w:t>
+      </w:r>
+      <w:r>
+        <w:t xml:space="preserve"> her hands covered in small </w:t>
+      </w:r>
+      <w:r>
+        <w:t>calluses</w:t>
+      </w:r>
+      <w:r>
+        <w:t>,</w:t>
+      </w:r>
+      <w:r>
+        <w:t xml:space="preserve"> actual blood splattered over her</w:t>
+      </w:r>
+      <w:r>
+        <w:t xml:space="preserve"> </w:t>
+      </w:r>
+      <w:r>
+        <w:t>bodice</w:t>
+      </w:r>
+      <w:r>
+        <w:t xml:space="preserve"> and her yellow locks</w:t>
+      </w:r>
+      <w:r>
+        <w:t xml:space="preserve">, </w:t>
+      </w:r>
+      <w:r>
+        <w:t>the bustle on her backside folded to allow her to sit, while it was already heavily bend</w:t>
+      </w:r>
+      <w:r>
+        <w:t>, allegedly from a fall as she had been pushed</w:t>
+      </w:r>
+      <w:r>
+        <w:t xml:space="preserve"> by the suspect</w:t>
+      </w:r>
+      <w:r>
+        <w:t xml:space="preserve">. She looked poised, but during her </w:t>
+      </w:r>
+      <w:r>
+        <w:t>individual interrogation</w:t>
+      </w:r>
+      <w:r>
+        <w:t xml:space="preserve"> she let her exhaustion slip some times. Her Greek origin was important to her and she displayed a fleeting arrogance, and much more pride. “Either she had experienced slaughter before, or she hides her fear really well,” thought Josef, turning away from her as her cold stare </w:t>
+      </w:r>
+      <w:r>
+        <w:t xml:space="preserve">rose </w:t>
+      </w:r>
+      <w:r>
+        <w:t xml:space="preserve">up from her dog and met his eyes. Next was the youth, Alexander Doppler, forever student, researcher, engineer, </w:t>
+      </w:r>
+      <w:r>
+        <w:t xml:space="preserve">electrician </w:t>
+      </w:r>
+      <w:r>
+        <w:t xml:space="preserve">Funknschuasta </w:t>
+      </w:r>
+      <w:r>
+        <w:t xml:space="preserve">and </w:t>
+      </w:r>
+      <w:r>
+        <w:t xml:space="preserve">all that fuss of scholarship and intellectual excellence. He actually had been </w:t>
+      </w:r>
+      <w:r>
+        <w:t>greavly</w:t>
+      </w:r>
+      <w:r>
+        <w:t xml:space="preserve"> tired as a result of tonight’s happenings, his left hand, his leading hand if you can believe it, still shaking after all those hours. His index finger was still curled, as if he had had an iron grip one something. His</w:t>
+      </w:r>
+      <w:r>
+        <w:t xml:space="preserve"> checkered cotton</w:t>
+      </w:r>
+      <w:r>
+        <w:t xml:space="preserve"> shirt was ripped at quite a few places from glass, his skin underneath scratched from the shards.</w:t>
+      </w:r>
+      <w:r>
+        <w:t xml:space="preserve"> He was pale, eyes wide, shock not yet over. They had given him treatment for his wounds in the hospital in Tölz and some alcohol to calm him, but he had spat that right out. He was standing close to him, his beaten form leaning on the black iron bars of their cell, </w:t>
+      </w:r>
+      <w:r>
+        <w:t xml:space="preserve">blonde </w:t>
+      </w:r>
+      <w:r>
+        <w:t>head held low. He had given not much when interrogated, only the basics of what had happened. The last one was the most interesting one for sure, a fellow police man and an important one at that. Chief Gendarme Friedrich Pfeifer, freshly promoted to head of the Tölz police force,</w:t>
+      </w:r>
+      <w:r>
+        <w:t xml:space="preserve"> was lying on the rest of the bench not occupied by Miss Adamantidi, his leg bandaged, as well as his </w:t>
+      </w:r>
+      <w:r>
+        <w:t>protruding</w:t>
+      </w:r>
+      <w:r>
+        <w:t xml:space="preserve"> belly and torso</w:t>
+      </w:r>
+      <w:r>
+        <w:t>, the white cloth clean and not stained n the slightest</w:t>
+      </w:r>
+      <w:r>
+        <w:t xml:space="preserve">. He was stocky for police, but they said he earned his job fair and square. </w:t>
+      </w:r>
+      <w:r>
+        <w:t>He said he received the belly wound from the attacker, the one on the leg from skiing in the morning. That’s what they were doing half the day, skiing with the victim</w:t>
+      </w:r>
+      <w:r>
+        <w:t xml:space="preserve">, and with many more people that were </w:t>
+      </w:r>
+      <w:r>
+        <w:lastRenderedPageBreak/>
+        <w:t>on the mountain,</w:t>
+      </w:r>
+      <w:r>
+        <w:t xml:space="preserve"> before returning to the chalet. The Chiefs green dress uniform was in a sorry state, cuts and tears all over. The insignia of Tölz was missing, the one for his rank barely hanging on, a thread holding it together. His black hair was messy and disheveled, his mustache cut of on the right side. His account was the most detailed and useful, practically ruling out their involvement in the act, painting them all as victims too. Judging from the wounds it could have been so, but Josef knew that dealing with a police man that was involved in such manners never meant a straight forward investigation. They had sent them here after treatment, even though Tölz was a few kilometers closer, because it involved </w:t>
+      </w:r>
+      <w:r>
+        <w:t xml:space="preserve">a </w:t>
+      </w:r>
+      <w:r>
+        <w:t>police</w:t>
+      </w:r>
+      <w:r>
+        <w:t>man</w:t>
+      </w:r>
+      <w:r>
+        <w:t>. And no one there would have been able to investigate their own Chief of Gendarmes without</w:t>
+      </w:r>
+      <w:r>
+        <w:t xml:space="preserve"> prejudice and bias. So, he had to do it, and at this </w:t>
+      </w:r>
+      <w:r>
+        <w:t xml:space="preserve">late </w:t>
+      </w:r>
+      <w:r>
+        <w:t>hour mostly by himself.</w:t>
+      </w:r>
+    </w:p>
+    <w:p>
+      <w:pPr>
+        <w:spacing w:after="0" w:line="300" w:lineRule="exact"/>
+        <w:jc w:val="both"/>
+      </w:pPr>
+    </w:p>
+    <w:p>
+      <w:pPr>
+        <w:spacing w:after="0" w:line="300" w:lineRule="exact"/>
+        <w:jc w:val="both"/>
+      </w:pPr>
+      <w:r>
+        <w:t xml:space="preserve">They had all testified basically the same thing. During the </w:t>
+      </w:r>
+      <w:r>
+        <w:t xml:space="preserve">snow </w:t>
+      </w:r>
+      <w:r>
+        <w:t>storm they got separated from the victim</w:t>
+      </w:r>
+      <w:r>
+        <w:t>,</w:t>
+      </w:r>
+      <w:r>
+        <w:t xml:space="preserve"> making their way to the chalet, but he was nowhere to be found. There they were attacked by the suspect, Mister Siebert, and held captive. This is where Gendarme Pfeifer received his leg wound. Shortly thereafter the victim made his way to the chalet and snuck in through the front door, was noticed by the suspect and shot at. First with the duty revolver of our police Chief, which scored three hits in total, none threatening but very painful.</w:t>
+      </w:r>
+      <w:r>
+        <w:t xml:space="preserve"> The other three shots struck the wall and window, the pieces of glass hurting Mister Doppler.</w:t>
+      </w:r>
+      <w:r>
+        <w:t xml:space="preserve"> The victim then attacked again with his last strength, but he was struck down by a shrapnel</w:t>
+      </w:r>
+      <w:r>
+        <w:t xml:space="preserve"> from a hunting rifle</w:t>
+      </w:r>
+      <w:r>
+        <w:t>, strangely made from silver.</w:t>
+      </w:r>
+      <w:r>
+        <w:t xml:space="preserve"> The suspect Mister Siebert then decapitated the victim with an axe for woodcutting, but only half way, as he was then attacked by the three witnesses. A fight broke out, Miss Adamantidi was pushed over as she struck a blow</w:t>
+      </w:r>
+      <w:r>
+        <w:t xml:space="preserve"> with her fists</w:t>
+      </w:r>
+      <w:r>
+        <w:t>, Chief Gendarme Pfeifer held the suspects legs and Mister Doppler used a hammer out of the kitchen for meat tenderizing to finish the brawl. They then strung up the unconscious suspect and called the constable in the village Lenggries over the landline from the mountain station.</w:t>
+      </w:r>
+      <w:r>
+        <w:t xml:space="preserve"> All in </w:t>
+      </w:r>
+      <w:r>
+        <w:t>all,</w:t>
+      </w:r>
+      <w:r>
+        <w:t xml:space="preserve"> a sound testimony, if not for the suspect himself. He went on like a maniac about the victim being killed by the witnesses and he was made a captive even before the murder. The only problem with him though is his endless sputtering about the victim being chosen from the hells, a leader in the pelt of a wolf to guide humanity. “Now that was crazy. I barely heard someone from the madhouse spin a story like that. And I have been there more often than I would have liked. </w:t>
+      </w:r>
+      <w:r>
+        <w:t>Fetznschädl</w:t>
+      </w:r>
+      <w:r>
+        <w:t xml:space="preserve"> and </w:t>
+      </w:r>
+      <w:r>
+        <w:t>Schlofhaubn</w:t>
+      </w:r>
+      <w:r>
+        <w:t xml:space="preserve"> the whole lot.”</w:t>
+      </w:r>
+      <w:r>
+        <w:t xml:space="preserve"> The autopsy should reveal more of the how, and from there you would eventually get to the why. Still, Seibert could have been in shock the whole time, hallucinating everything, even just now. That’s why he had to keep the other three under close watch as well. “By God, even the king would maybe take interest in this. Dead nobility in this region, even Austria-Hungary may take notice, it is only a few kilometers to the border. Calm down Josef, step by step, like you usually do.” Also, didn’t the three say something about wolves and a dead dog? </w:t>
+      </w:r>
+      <w:r>
+        <w:t xml:space="preserve">In the morning I will have to send out a search team around the perimeter, if this storm atop the mountains will end. Himmelsakradi, its </w:t>
+      </w:r>
+      <w:r>
+        <w:t>already past six</w:t>
+      </w:r>
+      <w:r>
+        <w:t>.”</w:t>
+      </w:r>
+      <w:r>
+        <w:t xml:space="preserve"> </w:t>
+      </w:r>
+      <w:r>
+        <w:t>Josef kept his stare on his pocket watch, its clock hands turning in a soothing rhythm, making his need for sleep apparent. He shook his head, a rush of fresh oxygenated blood pumping into his skull, giving him reprieve. At least for now. He knew that this whole case will turn into a lengthy process, one which was barely seen around these parts. Maybe it would even mean a promotion for him. Lustily he imagined himself in the position of Chief Pfeifer, a new uniform, new insignia. But again, that would only happen if those three had been the culprits. But a man can imagine, right?</w:t>
+      </w:r>
+    </w:p>
+    <w:p>
+      <w:pPr>
+        <w:spacing w:after="0" w:line="300" w:lineRule="exact"/>
+        <w:jc w:val="both"/>
+      </w:pPr>
+    </w:p>
+    <w:p>
+      <w:pPr>
+        <w:spacing w:after="0" w:line="300" w:lineRule="exact"/>
+        <w:jc w:val="both"/>
+      </w:pPr>
+      <w:r>
+        <w:t xml:space="preserve">Behind him he could hear uneasy steps, and then a </w:t>
+      </w:r>
+      <w:r>
+        <w:t xml:space="preserve">loud </w:t>
+      </w:r>
+      <w:r>
+        <w:t>clang as the heavy lock of the small prison</w:t>
+      </w:r>
+      <w:r>
+        <w:t xml:space="preserve"> inside the police station was turned to open the door. Gendarme Franz was stepping through it, a nervous expression on his face his hat falling from his head. He could barely catch it, a piece of paper in his hand, before he stammered out a few words. “S-Sir Wachtmeister! </w:t>
+      </w:r>
+      <w:r>
+        <w:t xml:space="preserve">We </w:t>
+      </w:r>
+      <w:r>
+        <w:t>must</w:t>
+      </w:r>
+      <w:r>
+        <w:t>, uh, stop and r-release the three people here. Sir!</w:t>
+      </w:r>
+      <w:r>
+        <w:t>”</w:t>
+      </w:r>
+      <w:r>
+        <w:t xml:space="preserve"> “What are you talking about Franz, are you out of your mind?</w:t>
+      </w:r>
+      <w:r>
+        <w:t xml:space="preserve"> Give me a good reason not to or I will put you in there with them!</w:t>
+      </w:r>
+      <w:r>
+        <w:t>”</w:t>
+      </w:r>
+      <w:r>
+        <w:t xml:space="preserve"> Franz face was now plastered with fear, but Josef was not sure if it was because of him or something else. The prisoners were not looking at him and Franz intently, the poodle growling till a single bark came out of its muzzle. Then Josef could hear another pair of footsteps, joined by a playful whistle to the tune of</w:t>
+      </w:r>
+      <w:r>
+        <w:t xml:space="preserve"> ‘High atop the yellow carriage’. Josef teared the paper from Franz’s hands, reading its contents hastily. Line by line his eyes grew bigger, not believing what he saw. With a quiet and resigned voice he said, “the case is closed, release Adamantidi, Doppler und Pfeifer. Siebert will be picked up by the royal Gendarmerie and be put on trial in the coming days. Signed</w:t>
+      </w:r>
+      <w:r>
+        <w:t>, Chief of Bavarian Police, Obermüller.</w:t>
+      </w:r>
+      <w:r>
+        <w:t>”</w:t>
+      </w:r>
+      <w:r>
+        <w:t xml:space="preserve"> Anger growing inside him he crumpled the paper in his hands, his initially timid articulation growing to a shout. “What forgery did you bring me here, boy. This cannot be right!” “Oh, but it is,” said a suave voice with a hint of a Munich accent, “you better follow the instructions, or else.” With a bright smile a man with shoulder long brown hair</w:t>
+      </w:r>
+      <w:r>
+        <w:t>, his long leather coat almost sliding over the floor</w:t>
+      </w:r>
+      <w:r>
+        <w:t>.</w:t>
+      </w:r>
+      <w:r>
+        <w:t xml:space="preserve"> “And maybe don’t crumple the message, you will probably need it in the coming days. How else will you convince all the other people working on this case to cease the investigation.” “How dare you. Why did you let this man enter the station Franz?”</w:t>
+      </w:r>
+      <w:r>
+        <w:t xml:space="preserve"> Franz shied away from his superior, then said trembling, “he showed me the signature and said he was from the government., then explained to me why the case is closed. How should he know about all of this if he wasn’t involved?” Wachtmeister Josef stared at the still smiling man, coming to the realization that he had no cards to play. The signature and broken seal were genuine and it wasn’t the first time someone got bailed out suddenly. The unfamiliar man came closer to Josef, his hand stretched out as if he wanted something. “The keys please, Wachtmeister. No reason to drag this farce out any longer.”</w:t>
+      </w:r>
+      <w:r>
+        <w:t xml:space="preserve"> Josef pulled the keychain of the table, the multiple keys clanking together in a soft tone. “If I cannot do my job, I will at the minimum do this myself.” Shivering with anger he searched for the right key, the last one being the correct one. The lock clicked and Josef pulled the bars to the side, freeing the view on the caged trio. Adamatidi left first, with the dog in her arms, a look of superiority making Josef feel small. Behind her Doppler was holding up a limping Chief Pfeifer, their strained looks not noticing him at all. “This way my Lady, a carriage is waiting outside,” said the strange man, guiding them outside of the prison to the exit of the police station. He then turned to the two gendarmes, giving a small bow, “if you have any more questions, please hesitate to ask me and go directly to your superiors in Munich. I will be gone now. Servus!” With a wave he turned on his heels and strode down the hallway, catching up to the others, holding open the next door. The door to the outside and their freedom. Exhausted Josef sat down heavily on his chair, his hand holding up his pounding head. </w:t>
+      </w:r>
+      <w:r>
+        <w:t>The shrill voice of young Franz stung like an insect flying close to your ear, “this cannot be true Sir! A case as important as this should not be over in a flash! I will not rest bef-.” “Cut it out Franz,” said Josef in an angry tone, his patience for today fully drained, “it is over, if you believe it or not. In a few hours the crime scene will be cleaned up, the suspect send to Munich and all records sorted and stashed away</w:t>
+      </w:r>
+      <w:r>
+        <w:t xml:space="preserve"> in the ‘solved’ part of the archive</w:t>
+      </w:r>
+      <w:r>
+        <w:t xml:space="preserve">. And there is nothing you can do about it. Sometimes there is no chance to ‘win’, if you might call it that. </w:t>
+      </w:r>
+      <w:r>
+        <w:lastRenderedPageBreak/>
+        <w:t>Sometimes someone is the culprit just because he needs to be. Hell, he maybe is the culprit, but I won’t be the one to prove it</w:t>
+      </w:r>
+      <w:r>
+        <w:t xml:space="preserve"> true or false!</w:t>
+      </w:r>
+      <w:r>
+        <w:t>”</w:t>
+      </w:r>
+      <w:r>
+        <w:t xml:space="preserve"> He angrily folded his arms, his tired eyes looking up to the ceiling until they were blinded by the </w:t>
+      </w:r>
+      <w:r>
+        <w:t xml:space="preserve">first </w:t>
+      </w:r>
+      <w:r>
+        <w:t>light of the morning sun.</w:t>
+      </w:r>
+      <w:r>
+        <w:t xml:space="preserve"> He squinted, his gaze shifting towards the source of the light beam, the small barred window in the cell. If justice won or not did not matter now and he did not care. Now he just wanted to sleep till the next morning and forget about his ordeal. With that his head tilted to the side, his eyes slowly closing. He had maybe twenty minutes before his men came barging in with questions, and he would not waste those away.</w:t>
+      </w:r>
+    </w:p>
+    <w:p>
+      <w:pPr>
+        <w:spacing w:after="0" w:line="300" w:lineRule="exact"/>
+        <w:jc w:val="both"/>
+      </w:pPr>
+    </w:p>
+    <w:p>
+      <w:pPr>
+        <w:spacing w:after="0" w:line="300" w:lineRule="exact"/>
+        <w:jc w:val="both"/>
+      </w:pPr>
+    </w:p>
+    <w:p>
+      <w:pPr>
+        <w:pStyle w:val="berschrift2"/>
+        <w:spacing w:before="0" w:after="0" w:line="300" w:lineRule="exact"/>
+      </w:pPr>
+      <w:r>
+        <w:t xml:space="preserve">Chapter </w:t>
+      </w:r>
+      <w:r>
+        <w:t>2</w:t>
+      </w:r>
+      <w:r>
+        <w:t>: The Ship</w:t>
       </w:r>
     </w:p>
     <w:p>
@@ -198,209 +626,88 @@
         <w:jc w:val="both"/>
       </w:pPr>
       <w:r>
-        <w:t>“… and that was ultimately what killed him.” Josef looked over the report he had wrote</w:t>
-      </w:r>
-      <w:r>
-        <w:t xml:space="preserve"> after interrogating the suspect</w:t>
-      </w:r>
-      <w:r>
-        <w:t>, stopping after this paragraph to think back on what he actually put on paper.</w:t>
-      </w:r>
-      <w:r>
-        <w:t xml:space="preserve"> “Schmarrn, a mess, and a horrible one at that.”</w:t>
-      </w:r>
-      <w:r>
-        <w:t xml:space="preserve"> It made sense, obviously, but at the same time it felt extremely fishy. A noble was dead, slaughtered, you could say, in one of the most gruesome ways he had ever seen. And all of that after he was woken up right after he got to sleep, his </w:t>
-      </w:r>
-      <w:r>
-        <w:t>Gendarme</w:t>
-      </w:r>
-      <w:r>
-        <w:t xml:space="preserve"> Franz knock</w:t>
-      </w:r>
-      <w:r>
-        <w:t>ing</w:t>
-      </w:r>
-      <w:r>
-        <w:t xml:space="preserve"> on his door furiously, his wife even more furious to be woken</w:t>
-      </w:r>
-      <w:r>
-        <w:t>. “Wachtmeister Fuchsberger, come quick,” was said to him, his long white sleeping gown almost making him trip, “they killed someone up the mountain in the Chalet called ‘Floriansalm’. One suspect and three witnesses, one of them quite hurt, the others less so. Well, and a dog. And the one hurt is the Chief Gendarme of Bad Tölz, and…” Franz had gone on and on in a m</w:t>
-      </w:r>
-      <w:r>
-        <w:t>e</w:t>
-      </w:r>
-      <w:r>
-        <w:t xml:space="preserve">ssy way of actually telling him what was going on. Not his fault, really, for it was his first murder case, but he would have to teach him in the coming days to give a proper report. Josef leant back in his chair, </w:t>
-      </w:r>
-      <w:r>
-        <w:t xml:space="preserve">the feather of his metal </w:t>
-      </w:r>
-      <w:r>
-        <w:t>q</w:t>
-      </w:r>
-      <w:r>
-        <w:t>uill poking on his temple, as he eyed the three people in his holding cell. The woman, Miss Adamatidi</w:t>
-      </w:r>
-      <w:r>
-        <w:t xml:space="preserve"> of business renown</w:t>
-      </w:r>
-      <w:r>
-        <w:t>, was holding her poodle in her arm, its fur pinkish red from soaking up blood that didn’t c</w:t>
-      </w:r>
-      <w:r>
-        <w:t>a</w:t>
-      </w:r>
-      <w:r>
-        <w:t xml:space="preserve">me out while giving it a rough wash. Her shiny </w:t>
-      </w:r>
-      <w:r>
-        <w:t>gold and white</w:t>
-      </w:r>
-      <w:r>
-        <w:t xml:space="preserve"> skiing</w:t>
-      </w:r>
-      <w:r>
-        <w:t xml:space="preserve"> dress </w:t>
-      </w:r>
-      <w:r>
-        <w:t xml:space="preserve">was </w:t>
-      </w:r>
-      <w:r>
-        <w:t>cut open on her sleeves,</w:t>
-      </w:r>
-      <w:r>
-        <w:t xml:space="preserve"> her hands covered in small </w:t>
-      </w:r>
-      <w:r>
-        <w:t>calluses</w:t>
-      </w:r>
-      <w:r>
-        <w:t>,</w:t>
-      </w:r>
-      <w:r>
-        <w:t xml:space="preserve"> actual blood splattered over her</w:t>
-      </w:r>
+        <w:rPr>
+          <w:i/>
+          <w:iCs/>
+        </w:rPr>
+        <w:t>Würmsee at Starnberg, Bavaria, 10.09.1880</w:t>
+      </w:r>
+      <w:r>
+        <w:rPr>
+          <w:i/>
+          <w:iCs/>
+        </w:rPr>
+        <w:t>, ninety-three days before Transformation</w:t>
+      </w:r>
+    </w:p>
+    <w:p>
+      <w:pPr>
+        <w:spacing w:after="0" w:line="300" w:lineRule="exact"/>
+        <w:jc w:val="both"/>
+      </w:pPr>
+    </w:p>
+    <w:p>
+      <w:pPr>
+        <w:spacing w:after="0" w:line="300" w:lineRule="exact"/>
+        <w:jc w:val="both"/>
+      </w:pPr>
+      <w:r>
+        <w:t xml:space="preserve">“Wake up my love, I don’t want you to get a sunburn. I know you say you can’t catch one, but better safe than sorry,” whispered a husky </w:t>
+      </w:r>
+      <w:r>
+        <w:t xml:space="preserve">German </w:t>
+      </w:r>
+      <w:r>
+        <w:t>voice with a light Texan drawl right next to her ear. Marina came to life, stretching her limps like a cat after a long rest. Smoldering in the rays of a truly marvelous autumn sun she was put to sleep by the crashing of the small waves on their boat after she took a long and relaxing swim.</w:t>
+      </w:r>
+    </w:p>
+    <w:p>
+      <w:pPr>
+        <w:spacing w:after="0" w:line="300" w:lineRule="exact"/>
+        <w:jc w:val="both"/>
+      </w:pPr>
       <w:r>
         <w:t xml:space="preserve"> </w:t>
       </w:r>
-      <w:r>
-        <w:t>bodice</w:t>
-      </w:r>
-      <w:r>
-        <w:t xml:space="preserve"> and her yellow locks</w:t>
-      </w:r>
-      <w:r>
-        <w:t xml:space="preserve">, </w:t>
-      </w:r>
-      <w:r>
-        <w:t>the bustle on her backside folded to allow her to sit, while it was already heavily bend</w:t>
-      </w:r>
-      <w:r>
-        <w:t>, allegedly from a fall as she had been pushed</w:t>
-      </w:r>
-      <w:r>
-        <w:t xml:space="preserve"> by the suspect</w:t>
-      </w:r>
-      <w:r>
-        <w:t xml:space="preserve">. She looked poised, but during her </w:t>
-      </w:r>
-      <w:r>
-        <w:t>individual interrogation</w:t>
-      </w:r>
-      <w:r>
-        <w:t xml:space="preserve"> she let her exhaustion slip some times. Her Greek origin was important to her and she displayed a fleeting arrogance, and much more pride. “Either she had experienced slaughter before, or she hides her fear really well,” thought Josef, turning away from her as her cold stare </w:t>
-      </w:r>
-      <w:r>
-        <w:t xml:space="preserve">rose </w:t>
-      </w:r>
-      <w:r>
-        <w:t xml:space="preserve">up from her dog and met his eyes. Next was the youth, Alexander Doppler, forever student, researcher, engineer, </w:t>
-      </w:r>
-      <w:r>
-        <w:t xml:space="preserve">electrician </w:t>
-      </w:r>
-      <w:r>
-        <w:t>Funknschuasta</w:t>
+    </w:p>
+    <w:p>
+      <w:pPr>
+        <w:spacing w:after="0" w:line="300" w:lineRule="exact"/>
+        <w:jc w:val="both"/>
+      </w:pPr>
+      <w:r>
+        <w:t>“As if you can even get burned in those wool-garments you call a bathing suit,” she countered with an undertone of after sleep grogginess.</w:t>
+      </w:r>
+      <w:r>
+        <w:t xml:space="preserve"> Her German trained to perfection, almost a faint hint of Greek accent hiding behind some vowels she had a hard time pronouncing.</w:t>
       </w:r>
       <w:r>
         <w:t xml:space="preserve"> </w:t>
       </w:r>
       <w:r>
-        <w:t xml:space="preserve">and </w:t>
-      </w:r>
-      <w:r>
-        <w:t xml:space="preserve">all that fuss of scholarship and intellectual excellence. He actually had been </w:t>
-      </w:r>
-      <w:r>
-        <w:t>greavly</w:t>
-      </w:r>
-      <w:r>
-        <w:t xml:space="preserve"> tired as a result of tonight’s happenings, his left hand, his leading hand if you can believe it, still shaking after all those hours. His index finger was still curled, as if he had had an iron grip one something. His</w:t>
-      </w:r>
-      <w:r>
-        <w:t xml:space="preserve"> checkered cotton</w:t>
-      </w:r>
-      <w:r>
-        <w:t xml:space="preserve"> shirt was ripped at quite a few places from glass, his skin underneath scratched from the shards.</w:t>
-      </w:r>
-      <w:r>
-        <w:t xml:space="preserve"> He was pale, eyes wide, shock not yet over. They had given him treatment for his wounds in the hospital in Tölz and some alcohol to calm him, but he had spat that right out. He was standing close to him, his beaten form leaning on the black iron bars of their cell, </w:t>
-      </w:r>
-      <w:r>
-        <w:t xml:space="preserve">blonde </w:t>
-      </w:r>
-      <w:r>
-        <w:t>head held low. He had given not much when interrogated, only the basics of what had happened. The last one was the most interesting one for sure, a fellow police man and an important one at that. Chief Gendarme Friedrich Pfeifer, freshly promoted to head of the Tölz police force,</w:t>
-      </w:r>
-      <w:r>
-        <w:t xml:space="preserve"> was lying on the rest of the bench not occupied by Miss Adamantidi, his leg bandaged, as well as his </w:t>
-      </w:r>
-      <w:r>
-        <w:t>protruding</w:t>
-      </w:r>
-      <w:r>
-        <w:t xml:space="preserve"> belly and torso</w:t>
-      </w:r>
-      <w:r>
-        <w:t>, the white cloth clean and not stained n the slightest</w:t>
-      </w:r>
-      <w:r>
-        <w:t xml:space="preserve">. He was stocky for police, but they said he earned his job fair and square. </w:t>
-      </w:r>
-      <w:r>
-        <w:t>He said he received the belly wound from the attacker, the one on the leg from skiing in the morning. That’s what they were doing half the day, skiing with the victim</w:t>
-      </w:r>
-      <w:r>
-        <w:t xml:space="preserve">, and with many more people that were </w:t>
+        <w:t>Marina</w:t>
+      </w:r>
+      <w:r>
+        <w:t xml:space="preserve"> opened only one eye to shield herself against the sun and saw her husband standing over her, a slight smile on his blond bearded lips. His own bathing suit showed his extensive military training where, at least at the places where it didn’t hide his body behind stripes of blue and white. Also, the scars he received during several engagements with the French. “Allmächt,” she let of in her best practiced Bavarian. “How long have I been asleep? And move please, you are blocking my sun.” He stepped over just a little and the full force of warm light bathed her again. While he walked over to their ships steering wheel he said, “Judging from the position of the sun it should be around four o’clock. So, enough time to get back to your appointment.” With a slightly annoyed voice Marina remarked, “Thank you for your guess Willhelm, now be so kind to tell me the actual time. Not that I do not trust your skills in astronomy to determine the suns altitude but I need to know precisely. Can I lounge some more or do we have to hurry?” The first reply was a chuckle, the second an actual answer. “It is 1546, so lay down again. But don’t fall asleep, I will take the boat back.” </w:t>
+      </w:r>
+    </w:p>
+    <w:p>
+      <w:pPr>
+        <w:spacing w:after="0" w:line="300" w:lineRule="exact"/>
+        <w:jc w:val="both"/>
+      </w:pPr>
+    </w:p>
+    <w:p>
+      <w:pPr>
+        <w:spacing w:after="0" w:line="300" w:lineRule="exact"/>
+        <w:jc w:val="both"/>
+      </w:pPr>
+      <w:r>
+        <w:t xml:space="preserve">After a slight pause he added, “Will you take this deal the count offered you? It is a lot of money and risky to boot. Not your usual investment.” Marina thought for a moment, looking out on the lake, trying to find a logical reason for her decision. She was not embarrassed to say it was a gut feeling, but she almost never resorted to it. With a mocking tone in her voice, she answered “Probably because the old fart Sir Charles just recently dropped the deal. And if the project is successful, he will feel envious and that in turn will make my day. The old Loderer!” She ended her sentence with a curse for wrinkled old men. Wilhelm had a surprised look on his face, seeing his wife so emotionally invested in business. “You always know best in these dealings, just be cautious please. Acting on your passion in the heat of the moment is never wise, be it in battle or at the negotiating table,” he said. Marina </w:t>
       </w:r>
       <w:r>
         <w:lastRenderedPageBreak/>
-        <w:t>on the mountain,</w:t>
-      </w:r>
-      <w:r>
-        <w:t xml:space="preserve"> before returning to the chalet. The Chiefs green dress uniform was in a sorry state, cuts and tears all over. The insignia of Tölz was missing, the one for his rank barely hanging on, a thread holding it together. His black hair was messy and disheveled, his mustache cut of on the right side. His account was the most detailed and useful, practically ruling out their involvement in the act, painting them all as victims too. Judging from the wounds it could have been so, but Josef knew that dealing with a police man that was involved in such manners never meant a straight forward investigation. They had sent them here after treatment, even though Tölz was a few kilometers closer, because it involved </w:t>
-      </w:r>
-      <w:r>
-        <w:t xml:space="preserve">a </w:t>
-      </w:r>
-      <w:r>
-        <w:t>police</w:t>
-      </w:r>
-      <w:r>
-        <w:t>man</w:t>
-      </w:r>
-      <w:r>
-        <w:t>. And no one there would have been able to investigate their own Chief of Gendarmes without</w:t>
-      </w:r>
-      <w:r>
-        <w:t xml:space="preserve"> prejudice and bias. So, he had to do it, and at this </w:t>
-      </w:r>
-      <w:r>
-        <w:t xml:space="preserve">late </w:t>
-      </w:r>
-      <w:r>
-        <w:t>hour mostly by himself.</w:t>
+        <w:t>continued to stare out into the blue of the water, seemingly ignoring him. But he knew she was deep in thought, figuring out the best way to accept this deal or gracefully let down her vis-à-vis. Not disturbing her Wilhelm steered the boat towards their home at the lake, trying his best to remain silent.</w:t>
       </w:r>
     </w:p>
     <w:p>
@@ -415,79 +722,7 @@
         <w:jc w:val="both"/>
       </w:pPr>
       <w:r>
-        <w:t xml:space="preserve">They had all testified basically the same thing. During the </w:t>
-      </w:r>
-      <w:r>
-        <w:t xml:space="preserve">snow </w:t>
-      </w:r>
-      <w:r>
-        <w:t>storm they got separated from the victim</w:t>
-      </w:r>
-      <w:r>
-        <w:t>,</w:t>
-      </w:r>
-      <w:r>
-        <w:t xml:space="preserve"> making their way to the chalet, but he was nowhere to be found. There they were attacked by the suspect, Mister Siebert, and held captive. This is where Gendarme Pfeifer received his leg wound. Shortly thereafter the victim made his way to the chalet and snuck in through the front door, was noticed by the suspect and shot at. First with the duty revolver of our police Chief, which scored three hits in total, none threatening but very painful.</w:t>
-      </w:r>
-      <w:r>
-        <w:t xml:space="preserve"> The other three shots struck the wall and window, the pieces of glass hurting Mister Doppler.</w:t>
-      </w:r>
-      <w:r>
-        <w:t xml:space="preserve"> The victim then attacked again with his last strength, but he was struck down by a shrapnel</w:t>
-      </w:r>
-      <w:r>
-        <w:t xml:space="preserve"> from a hunting rifle</w:t>
-      </w:r>
-      <w:r>
-        <w:t>, strangely made from silver.</w:t>
-      </w:r>
-      <w:r>
-        <w:t xml:space="preserve"> The suspect Mister Siebert then decapitated the victim with an axe for woodcutting, but only half way, as he was then attacked by the three witnesses. A fight broke out, Miss Adamantidi was pushed over as she struck a blow</w:t>
-      </w:r>
-      <w:r>
-        <w:t xml:space="preserve"> with her fists</w:t>
-      </w:r>
-      <w:r>
-        <w:t>, Chief Gendarme Pfeifer held the suspects legs and Mister Doppler used a hammer out of the kitchen for meat tenderizing to finish the brawl. They then strung up the unconscious suspect and called the constable in the village Lenggries over the landline from the mountain station.</w:t>
-      </w:r>
-      <w:r>
-        <w:t xml:space="preserve"> All in </w:t>
-      </w:r>
-      <w:r>
-        <w:t>all,</w:t>
-      </w:r>
-      <w:r>
-        <w:t xml:space="preserve"> a sound testimony, if not for the suspect himself. He went on like a maniac about the victim being killed by the witnesses and he was made a captive even before the murder. The only problem with him though is his endless sputtering about the victim being chosen from the hells, a leader in the pelt of a wolf to guide humanity. “Now that was crazy. I barely heard someone from the madhouse spin a story like that. And I have been there more often than I would have liked. </w:t>
-      </w:r>
-      <w:r>
-        <w:t>Fetznschädl</w:t>
-      </w:r>
-      <w:r>
-        <w:t xml:space="preserve"> and </w:t>
-      </w:r>
-      <w:r>
-        <w:t>Schlofhaubn</w:t>
-      </w:r>
-      <w:r>
-        <w:t xml:space="preserve"> the whole lot.”</w:t>
-      </w:r>
-      <w:r>
-        <w:t xml:space="preserve"> The autopsy should reveal more of the how, and from there you would eventually get to the why. Still, Seibert could have been in shock the whole time, hallucinating everything, even just now. That’s why he had to keep the other three under close watch as well. “By God, even the king would maybe take interest in this. Dead nobility in this region, even Austria-Hungary may take notice, it is only a few kilometers to the border. Calm down Josef, step by step, like you usually do.” Also, didn’t the three say something about wolves and a dead dog? </w:t>
-      </w:r>
-      <w:r>
-        <w:t xml:space="preserve">In the morning I will have to send out a search team around the perimeter, if this storm atop the mountains will end. Himmelsakradi, its </w:t>
-      </w:r>
-      <w:r>
-        <w:t>already past six</w:t>
-      </w:r>
-      <w:r>
-        <w:t>.”</w:t>
-      </w:r>
-      <w:r>
-        <w:t xml:space="preserve"> </w:t>
-      </w:r>
-      <w:r>
-        <w:t>Josef kept his stare on his pocket watch, its clock hands turning in a soothing rhythm, making his need for sleep apparent. He shook his head, a rush of fresh oxygenated blood pumping into his skull, giving him reprieve. At least for now. He knew that this whole case will turn into a lengthy process, one which was barely seen around these parts. Maybe it would even mean a promotion for him. Lustily he imagined himself in the position of Chief Pfeifer, a new uniform, new insignia. But again, that would only happen if those three had been the culprits. But a man can imagine, right?</w:t>
+        <w:t xml:space="preserve">Shortly before reaching their boat garage, that was directly implemented into their luxurious home Marina stood up and began to take in the sail of their vessel. She knew how to work any part of this ship, having designed it a few years ago herself, to be sold to the nobility living around the lake. After they all heard that her father’s shipyard company in Nafplio built a yacht for the Bavarian king Ludwig II. they kept flocking to him with in Greece with commissions. So, he did send his daughter out to learn in Bavaria and after a few years she had her own branch of shipyards here at the lake Würmsee. From below deck a quite rustle and then fast shuffle could be heard. Out of the dark of the companionway their son Aris stepped up the few stairs, asking his mother with sleepy eyes, “Chreiázesai voítheia mitéra?” “Óchi Áris, and do not speak Greek when your father is right next to you, it is improper. “Fine,” he said with a drawn-out I. “but maybe he should learn as well, you’ve been to the Aegean together often enough,” Aris added with a hint of playful defiance. Wilhelm let go of the steering wheel and came after their son, trying to catch the youth. “Watch out my boy, or you will find yourself with the fishes!” He chased Aris for a round around the ship before he caught him under one arm and carried him to the steer. “Now show me what you mother taught you about sailing,” said Wilhelm to Aris, the boy catching the polished wood in his hands and aiming towards one of the three boat entrances, the only one that was empty. </w:t>
       </w:r>
     </w:p>
     <w:p>
@@ -502,98 +737,151 @@
         <w:jc w:val="both"/>
       </w:pPr>
       <w:r>
-        <w:t xml:space="preserve">Behind him he could hear uneasy steps, and then a </w:t>
-      </w:r>
-      <w:r>
-        <w:t xml:space="preserve">loud </w:t>
-      </w:r>
-      <w:r>
-        <w:t>clang as the heavy lock of the small prison</w:t>
-      </w:r>
-      <w:r>
-        <w:t xml:space="preserve"> inside the police station was turned to open the door. Gendarme Franz was stepping through it, a nervous expression on his face his hat falling from his head. He could barely catch it, a piece of paper in his hand, before he stammered out a few words. “S-Sir Wachtmeister! </w:t>
-      </w:r>
-      <w:r>
-        <w:t xml:space="preserve">We </w:t>
-      </w:r>
-      <w:r>
-        <w:t>must</w:t>
-      </w:r>
-      <w:r>
-        <w:t>, uh, stop and r-release the three people here. Sir!</w:t>
-      </w:r>
-      <w:r>
-        <w:t>”</w:t>
-      </w:r>
-      <w:r>
-        <w:t xml:space="preserve"> “What are you talking about Franz, are you out of your mind?</w:t>
-      </w:r>
-      <w:r>
-        <w:t xml:space="preserve"> Give me a good reason not to or I will put you in there with them!</w:t>
-      </w:r>
-      <w:r>
-        <w:t>”</w:t>
-      </w:r>
-      <w:r>
-        <w:t xml:space="preserve"> Franz face was now plastered with fear, but Josef was not sure if it was because of him or something else. The prisoners were not looking at him and Franz intently, the poodle growling till a single bark came out of its muzzle. Then Josef could hear another pair of footsteps, joined by a playful whistle to the tune of</w:t>
-      </w:r>
-      <w:r>
-        <w:t xml:space="preserve"> ‘High atop the yellow carriage’. Josef teared the paper from Franz’s hands, reading its contents hastily. Line by line his eyes grew bigger, not believing what he saw. With a quiet and resigned voice he said, “the case is closed, release Adamantidi, Doppler und Pfeifer. Siebert will be picked up by the royal Gendarmerie and be put on trial in the coming days. Signed</w:t>
-      </w:r>
-      <w:r>
-        <w:t>, Chief of Bavarian Police, Obermüller.</w:t>
-      </w:r>
-      <w:r>
-        <w:t>”</w:t>
-      </w:r>
-      <w:r>
-        <w:t xml:space="preserve"> Anger growing inside him he crumpled the paper in his hands, his initially timid articulation growing to a shout. “What forgery did you bring me here, boy. This cannot be right!” “Oh, but it is,” said a suave voice with a hint of a Munich accent, “you better follow the instructions, or else.” With a bright smile a man with shoulder long brown hair</w:t>
-      </w:r>
-      <w:r>
-        <w:t>, his long leather coat almost sliding over the floor</w:t>
-      </w:r>
-      <w:r>
-        <w:t>.</w:t>
-      </w:r>
-      <w:r>
-        <w:t xml:space="preserve"> “And maybe don’t crumple the message, you will probably need it in the coming days. How else will you convince all the other people working on this case to cease the investigation.” “How dare you. Why did you let this man enter the station Franz?”</w:t>
-      </w:r>
-      <w:r>
-        <w:t xml:space="preserve"> Franz shied away from his superior, then said trembling, “he showed me the signature and said he was from the government., then explained to me why the case is closed. How should he know about all of this if he wasn’t involved?” Wachtmeister Josef stared at the still smiling man, coming to the realization that he had no cards to play. The signature and broken seal were genuine and it wasn’t the first time someone got bailed out suddenly. The unfamiliar man came closer to Josef, his hand stretched out as if he wanted something. “The keys please, Wachtmeister. No reason to drag this farce out any longer.”</w:t>
-      </w:r>
-      <w:r>
-        <w:t xml:space="preserve"> Josef pulled the keychain of the table, the multiple keys clanking together in a soft tone. “If I cannot do my job, I will at the minimum do this myself.” Shivering with anger he searched for the right key, the last one being the correct one. The lock clicked and Josef pulled the bars to the side, freeing the view on the caged trio. Adamatidi left first, with the dog in her arms, a look of superiority making Josef feel small. Behind her Doppler was holding up a limping Chief Pfeifer, their strained looks not noticing him at all. “This way my Lady, a carriage is waiting outside,” said the strange man, guiding them outside of the prison to the exit of the police station. He then turned to the two gendarmes, giving a small bow, “if you have any more questions, please hesitate to ask me and go directly to your superiors in Munich. I will be gone now. Servus!” With a wave he turned on his heels and strode down the hallway, catching up to the others, holding open the next door. The door to the outside and their freedom. Exhausted Josef sat down heavily on his chair, his hand holding up his pounding head. </w:t>
-      </w:r>
-      <w:r>
-        <w:t>The shrill voice of young Franz stung like an insect flying close to your ear, “this cannot be true Sir! A case as important as this should not be over in a flash! I will not rest bef-.” “Cut it out Franz,” said Josef in an angry tone, his patience for today fully drained, “it is over, if you believe it or not. In a few hours the crime scene will be cleaned up, the suspect send to Munich and all records sorted and stashed away</w:t>
-      </w:r>
-      <w:r>
-        <w:t xml:space="preserve"> in the ‘solved’ part of the archive</w:t>
-      </w:r>
-      <w:r>
-        <w:t xml:space="preserve">. And there is nothing you can do about it. Sometimes there is no chance to ‘win’, if you might call it that. </w:t>
+        <w:t xml:space="preserve">With half of the boat inside the shade Wilhelm jumped out on the jetty and fastened the ropes around a cleat, the boat coming to a stop with an almost unnoticeable bump. “Nicely done Aris, I almost didn’t feel us arriving this time. Now get dressed and wait for your history lesson with Mister Lempel.” Marina’s voice was full of praise but also a hint of scolding. The boy rarely was one time if fun could be had. 9 years old and every centimeter the image of his father. Aris sprinted up the stone stairs vanishing from sight. With the boat safely tied to the dock, Marina took a long step on the slippery wood in front of her. Her feet equally slippery couldn’t find any grip and she stumbled backwards, her field of vision rapidly going through floor-brick wall- wooden ceiling. Until she abruptly stopped, her hand caught by her husband as she almost hit the ships deck behind her. He pulled her in slowly, ending with a tight embrace, his right hand on the back of her head. They stood like this wordlessly for some time, both feeling the safety in each other, troubling thoughts vanishing out of mind. </w:t>
+      </w:r>
+    </w:p>
+    <w:p>
+      <w:pPr>
+        <w:spacing w:after="0" w:line="300" w:lineRule="exact"/>
+        <w:jc w:val="both"/>
+      </w:pPr>
+    </w:p>
+    <w:p>
+      <w:pPr>
+        <w:spacing w:after="0" w:line="300" w:lineRule="exact"/>
+        <w:jc w:val="both"/>
+      </w:pPr>
+      <w:r>
+        <w:t xml:space="preserve">Until loud and shrill barking pulled them out of these perfect seconds and a white and fuzzy poodle jumped down the very stairs Aris took up. “Johnny!” Marina exclaimed with an equally shrill tone. “Did you guard the house well, my boy? I know we can rely on you.” Johnny the poodle answered with a series of excited barks, each one louder than the last. Wilhelm let go of Marina and catered to the boat, while she picked up the dog, petting him furiously. “I will finish up here,” said Wilhelm. “You go too and prepare, I let Maid Gundel prepare the garden table and lay you out some clothes.” Throwing a kiss over her shoulder Marina climbed up the cool stairs with Johnny in her arms. While walking she led Johnny jump down, some hairs of his white and well-maintained fur sticking to her woolen swimsuit. “Go on and stay with Aris, make sure he gets ready to study. You can do that right?” She asked the dog, who was giving off a small yap of approval before he stormed up the last of </w:t>
       </w:r>
       <w:r>
         <w:lastRenderedPageBreak/>
-        <w:t>Sometimes someone is the culprit just because he needs to be. Hell, he maybe is the culprit, but I won’t be the one to prove it</w:t>
-      </w:r>
-      <w:r>
-        <w:t xml:space="preserve"> true or false!</w:t>
-      </w:r>
-      <w:r>
-        <w:t>”</w:t>
-      </w:r>
-      <w:r>
-        <w:t xml:space="preserve"> He angrily folded his arms, his tired eyes looking up to the ceiling until they were blinded by the </w:t>
-      </w:r>
-      <w:r>
-        <w:t xml:space="preserve">first </w:t>
-      </w:r>
-      <w:r>
-        <w:t>light of the morning sun.</w:t>
-      </w:r>
-      <w:r>
-        <w:t xml:space="preserve"> He squinted, his gaze shifting towards the source of the light beam, the small barred window in the cell. If justice won or not did not matter now and he did not care. Now he just wanted to sleep till the next morning and forget about his ordeal. With that his head tilted to the side, his eyes slowly closing. He had maybe twenty minutes before his men came barging in with questions, and he would not waste those away.</w:t>
+        <w:t>the steps and vanished from site, only some single barks and the tapping of his tiny feet were heard through a small echo.</w:t>
+      </w:r>
+    </w:p>
+    <w:p>
+      <w:pPr>
+        <w:spacing w:after="0" w:line="300" w:lineRule="exact"/>
+        <w:jc w:val="both"/>
+      </w:pPr>
+    </w:p>
+    <w:p>
+      <w:pPr>
+        <w:spacing w:after="0" w:line="300" w:lineRule="exact"/>
+        <w:jc w:val="both"/>
+      </w:pPr>
+      <w:r>
+        <w:t xml:space="preserve">On the main floor she found her evening clothes neatly folded on a side table, a long and ruffled dress for mild temperatures, silky undergarments, high cut socks with matching suede boots and her favorite wide brimmed hat made from straw from Napflio. With no more servants </w:t>
+      </w:r>
+      <w:r>
+        <w:t>around,</w:t>
+      </w:r>
+      <w:r>
+        <w:t xml:space="preserve"> she could dress right here, not fearing any incredulous looks. In her head her mother’s words started listing all rules for a proper lady: be always correct, be patient, be on time, be charming, be faithful to God… She crossed her right hand before her chest and looked up to one of the many of the images of the Virgin Mary gifted to her by her late mother, orthodox symbols of purity and motherhood. “May God rest her soul, lay it down gently on the grass of his garden. Praise be him,” whispered Marina in a small prayer. Whenever she thought about her mother religious feelings came upon her, ones that were totally absent any other time. </w:t>
+      </w:r>
+    </w:p>
+    <w:p>
+      <w:pPr>
+        <w:spacing w:after="0" w:line="300" w:lineRule="exact"/>
+        <w:jc w:val="both"/>
+      </w:pPr>
+    </w:p>
+    <w:p>
+      <w:pPr>
+        <w:spacing w:after="0" w:line="300" w:lineRule="exact"/>
+        <w:jc w:val="both"/>
+      </w:pPr>
+      <w:r>
+        <w:t>Education and upbringing can never be erased and will sprout up again on command, be it conscious or subconscious. But that was not the only thing she was taught all those years ago, be it at the all-female Richard-Wagner-Gymnasium in Bayreuth or directly from her father after she finished school and learned the trade. A successful deal requires a firm stance, a firm handshake, and a firm goal. A handshake she could not give, being improper for a lady, but firmly and wordlessly insisting on her male counterpart to tread her with all the chivalrous forms most often did the trick. One thing she hat to find out for herself. Having put herself together nicely the clock counted to five o’clock and almost exactly at the same time three heavy knocks could be heard at her door. Marina crossed the wide entrance hall with Johnny in tow to open one of the white double doors with gold trim on the edges and door handle. Her hand resting there for a short while she took a deep breath to prepare her mind fully and flush out any unimportant things. Then she opened the door.</w:t>
+      </w:r>
+    </w:p>
+    <w:p>
+      <w:pPr>
+        <w:spacing w:after="0" w:line="300" w:lineRule="exact"/>
+        <w:jc w:val="both"/>
+      </w:pPr>
+    </w:p>
+    <w:p>
+      <w:pPr>
+        <w:spacing w:after="0" w:line="300" w:lineRule="exact"/>
+        <w:jc w:val="both"/>
+      </w:pPr>
+      <w:r>
+        <w:t>Outside she found a tall man with a youthful and friendly face, dapper dressed in a suit of gray with a silky green under jacket glowing in the sun he took of his hunting hat with a twirl, the big pheasants feather fluttering in the breeze, revealing brown locks of long hair falling to his wide shoulders. “It is a pleasure to finally meet you, Miss Marina Adamantidi. I hope I pronounced that correctly,” said the man with a playful smile</w:t>
+      </w:r>
+      <w:r>
+        <w:t>, his Bavarian accent almost hidden</w:t>
+      </w:r>
+      <w:r>
+        <w:t xml:space="preserve">. “Almost, dear Count </w:t>
+      </w:r>
+      <w:r>
+        <w:t>Alois</w:t>
+      </w:r>
+      <w:r>
+        <w:t xml:space="preserve"> Großberg von Tölz, you have to pronounce it /a​ð​ama​n​t​i​​ð​i​/, but I recognize the effort.” Marina held out her hand for him to slightly bow and mock kiss. The count instead kissed her hand for real while looking into her eyes with a challenging glare. A mix of anger and nervousness rose inside of Marina, but she didn’t show. Instead, she smiled brightly while pulling away her hand, using it to guide the way inside and on through the terrace door. “This way, if you would so please, we can discuss our deal in the garden while having a glass of sweet white from Crete.” She turned around and strode forward with small steps, her heels making clacking sounds on the neatly cleaned marble floor. The count behind her stepped inside and closed the door. His footsteps echoed in a way slower rhythm, while he admired the small paintings of a blue sky on the white ceiling. “Sapphire sky over snowy mountain tops, almost like our country flags, wouldn’t you say?” he remarked. “Yes,” answered Marina, turning towards him, “but for me the orientation is reversed. Azure waves beneath woolen clouds.” The count stopped and looked at her while nodding his head. “True in turn, but one thing is clear. Almost no one looks up.” He pointed </w:t>
+      </w:r>
+      <w:r>
+        <w:lastRenderedPageBreak/>
+        <w:t>his finger upwards, smiling shiny teeth, but his gaze remained on her. After a short pause she started walking again, leaving the house on to the terrace with a few more steps, catching the breeze as soon as she was outside the door, the count right behind.</w:t>
+      </w:r>
+    </w:p>
+    <w:p>
+      <w:pPr>
+        <w:spacing w:after="0" w:line="300" w:lineRule="exact"/>
+        <w:jc w:val="both"/>
+      </w:pPr>
+    </w:p>
+    <w:p>
+      <w:pPr>
+        <w:spacing w:after="0" w:line="300" w:lineRule="exact"/>
+        <w:jc w:val="both"/>
+      </w:pPr>
+      <w:r>
+        <w:t xml:space="preserve">Marina came to stand in front of a metal chair, waiting for the count to seat her, which he promptly followed up upon. He himself took the other chair, sitting on the other side of the matching table. Intricate metallic shapes rising up on its legs culminating in a tabletop of finest oak wood. On it standing was a carafe of cooled white wine, condensation building on the glass. The count took it and served Marina and himself a half full glass each. She raised her glass to a toast. “May your inventions be ever so fruitful!” “And your part in it successful in kind,” he answered, clinking the glasses together. They both sampled the smell of the still beverage, fruity waves of a salty beach, before giving it a taste. Siting there for a moment they both enjoyed the rustling leaves, their seats overlooking the expansive garden. </w:t>
+      </w:r>
+    </w:p>
+    <w:p>
+      <w:pPr>
+        <w:spacing w:after="0" w:line="300" w:lineRule="exact"/>
+        <w:jc w:val="both"/>
+      </w:pPr>
+    </w:p>
+    <w:p>
+      <w:pPr>
+        <w:spacing w:after="0" w:line="300" w:lineRule="exact"/>
+        <w:jc w:val="both"/>
+      </w:pPr>
+      <w:r>
+        <w:t xml:space="preserve">With a long sigh the baron broke the silence. “What a marvelous wine, maybe I should expand my dealings with it as well?” “I only deal in boats Count von Tölz, but I can give you my suppliers information,” Marina said, preparing herself for the next part. “And speaking of dealings, I’m not quite sure what I will get myself into what you are building already. So please tell me about it.” The Count perked up, leaning his upper body forward, one arm on the table. “Have you ever been skiing? Long ago it was the easiest way of getting down a snowy mountain. Nowadays, like everything the normal folk do, that looks just slightly exhilarating, is taken over by rich folk like us. But now as past time or fancy sports. But the hardest part as always climbing that damn, vermaledeiten mountain again. There are ski lifts of course, but not luxurious ones. Hard wood on creaking metal, your body on full display to the harsh elements. But now imagine yourself and your peers flying up the cables in a full cabin. Silent, smooth and singular in the world. All with the power of electricity from a nearby dam,” the Counts voice trailing off, his vision trailing to the mountains rising behind the lake. “That’s what you would help me to accomplish. The planning phase is over and the electric generators are already running in the river Isar. The Technical University of Munich has been extremely helpful with the development and a prototype is ready to be set up. But my patronage as thanks to their ingenuity as well as material costs and workforce have noticeably drained me and my coffers. Your investment would be greatly appreciated and paid back with interest.” </w:t>
+      </w:r>
+      <w:r>
+        <w:t>“If I will have interested in your proposal, dear Count.”</w:t>
+      </w:r>
+    </w:p>
+    <w:p>
+      <w:pPr>
+        <w:spacing w:after="0" w:line="300" w:lineRule="exact"/>
+        <w:jc w:val="both"/>
+      </w:pPr>
+    </w:p>
+    <w:p>
+      <w:pPr>
+        <w:spacing w:after="0" w:line="300" w:lineRule="exact"/>
+        <w:jc w:val="both"/>
+      </w:pPr>
+      <w:r>
+        <w:t>Marina played a thinking expression, twirling her blonde hair over a long index finger like her thoughts were drifting far away. Although she already made up her mind while on the ship, she let the Count play out his part and feigned thoughtfulness. After a while she said, “five hundred thousand Goldmark in exchange for twenty five percent of your profits.” The man’s eyes slightly bulged out of their sockets, not expecting such a hefty amount. “Well, the building costs are not even that mu-,” Marina cut him off, following up on her last sentence. “So that you can build your Ski Resort as well. And twenty five percent of those profits as well.</w:t>
+      </w:r>
+      <w:r>
+        <w:t xml:space="preserve"> And I will can get a ride whenever I want.</w:t>
+      </w:r>
+      <w:r>
+        <w:t xml:space="preserve">” The man let out a playful chortle, “you are well informed. I would have sought out other partners but you have them all beat. Touché.” He took a sip from the wine, setting down the glass on the table almost again where a circle of water had formed around the brim. “I will get the paperwork ready for you Miss Adamantidi and invite you for the first ride.” This time his pronunciation was flawless. “The Resort won’t be ready that quickly but we can stay at my Chalet. And do not worry, there will </w:t>
+      </w:r>
+      <w:r>
+        <w:lastRenderedPageBreak/>
+        <w:t>be other guests.” He raised the glass, waiting for her to toast with him. She followed suit while looking him into his eyes, searching for any hint of trickery or deception. But those sparkled green with happiness and excitement and Marina could relax again. She thought long and hard on all of this, her husband being right about the risk. But while out on the lake something nudged her towards the decision to agree, like a small bird tipping a balancing stone in the right direction. Now all she could do was wait and look forward to her decision being correct. And she usually was.</w:t>
       </w:r>
     </w:p>
     <w:p>
@@ -617,296 +905,180 @@
         <w:t xml:space="preserve">Chapter </w:t>
       </w:r>
       <w:r>
-        <w:t>2</w:t>
-      </w:r>
-      <w:r>
-        <w:t>: The Ship</w:t>
-      </w:r>
-    </w:p>
-    <w:p>
-      <w:pPr>
-        <w:spacing w:after="0" w:line="300" w:lineRule="exact"/>
-        <w:jc w:val="both"/>
+        <w:t>3</w:t>
+      </w:r>
+      <w:r>
+        <w:t>: The Lesson</w:t>
+      </w:r>
+    </w:p>
+    <w:p>
+      <w:pPr>
+        <w:spacing w:after="0" w:line="300" w:lineRule="exact"/>
+      </w:pPr>
+    </w:p>
+    <w:p>
+      <w:pPr>
+        <w:spacing w:after="0" w:line="300" w:lineRule="exact"/>
+      </w:pPr>
+      <w:r>
         <w:rPr>
           <w:i/>
           <w:iCs/>
         </w:rPr>
-      </w:pPr>
-    </w:p>
-    <w:p>
-      <w:pPr>
-        <w:spacing w:after="0" w:line="300" w:lineRule="exact"/>
-        <w:jc w:val="both"/>
-      </w:pPr>
+        <w:t>Royal Bavarian Technical University of Munich, 28.10.1882</w:t>
+      </w:r>
       <w:r>
         <w:rPr>
           <w:i/>
           <w:iCs/>
         </w:rPr>
-        <w:t>Würmsee at Starnberg, Bavaria, 10.09.1880</w:t>
+        <w:t>, forty-five days before the Transformation</w:t>
+      </w:r>
+    </w:p>
+    <w:p>
+      <w:pPr>
+        <w:spacing w:after="0" w:line="300" w:lineRule="exact"/>
+      </w:pPr>
+    </w:p>
+    <w:p>
+      <w:pPr>
+        <w:spacing w:after="0" w:line="300" w:lineRule="exact"/>
+      </w:pPr>
+      <w:r>
+        <w:t xml:space="preserve">The reading room of the personal library of Professor Doctor Julius von Bezold smelled like newly pressed books and ink, fresh from the typographer. In its neatly sorted rows on multiple bookshelves sat works like </w:t>
       </w:r>
       <w:r>
         <w:rPr>
           <w:i/>
           <w:iCs/>
         </w:rPr>
-        <w:t>, ninety-three days before Transformation</w:t>
-      </w:r>
-    </w:p>
-    <w:p>
-      <w:pPr>
-        <w:spacing w:after="0" w:line="300" w:lineRule="exact"/>
-        <w:jc w:val="both"/>
-      </w:pPr>
-    </w:p>
-    <w:p>
-      <w:pPr>
-        <w:spacing w:after="0" w:line="300" w:lineRule="exact"/>
-        <w:jc w:val="both"/>
-      </w:pPr>
-      <w:r>
-        <w:t xml:space="preserve">“Wake up my love, I don’t want you to get a sunburn. I know you say you can’t catch one, but better safe than sorry,” whispered a husky </w:t>
-      </w:r>
-      <w:r>
-        <w:t xml:space="preserve">German </w:t>
-      </w:r>
-      <w:r>
-        <w:t>voice with a light Texan drawl right next to her ear. Marina came to life, stretching her limps like a cat after a long rest. Smoldering in the rays of a truly marvelous autumn sun she was put to sleep by the crashing of the small waves on their boat after she took a long and relaxing swim.</w:t>
-      </w:r>
-    </w:p>
-    <w:p>
-      <w:pPr>
-        <w:spacing w:after="0" w:line="300" w:lineRule="exact"/>
-        <w:jc w:val="both"/>
-      </w:pPr>
-      <w:r>
-        <w:t xml:space="preserve"> </w:t>
-      </w:r>
-    </w:p>
-    <w:p>
-      <w:pPr>
-        <w:spacing w:after="0" w:line="300" w:lineRule="exact"/>
-        <w:jc w:val="both"/>
-      </w:pPr>
-      <w:r>
-        <w:t>“As if you can even get burned in those wool-garments you call a bathing suit,” she countered with an undertone of after sleep grogginess.</w:t>
-      </w:r>
-      <w:r>
-        <w:t xml:space="preserve"> Her German trained to perfection, almost a faint hint of Greek accent hiding behind some vowels she had a hard time pronouncing.</w:t>
-      </w:r>
-      <w:r>
-        <w:t xml:space="preserve"> </w:t>
-      </w:r>
-      <w:r>
-        <w:t>Marina</w:t>
-      </w:r>
-      <w:r>
-        <w:t xml:space="preserve"> opened only one eye to shield herself against the sun and saw her husband standing over her, a slight smile on his blond bearded lips. His own bathing suit showed his extensive military training where, at least at the places where it didn’t hide his body behind stripes of blue and white. Also, the scars he received during several engagements with the French. “Allmächt,” she let of in her best practiced Bavarian. “How long have I been asleep? And move please, you are blocking my sun.” He stepped over just a little and the full force of warm light bathed her again. While he walked over to their ships steering wheel he said, “Judging from the position of the sun it should be around four o’clock. So, enough time to get back to your appointment.” With a slightly annoyed voice Marina remarked, “Thank you for your guess Willhelm, now be so kind to tell me the actual time. Not that I do not trust your skills in astronomy to determine the suns altitude but I need to know precisely. Can I lounge some more or do we have to hurry?” The first reply was a chuckle, the second an actual answer. “It is 1546, so lay down again. But don’t fall asleep, I will take the boat back.” </w:t>
-      </w:r>
-    </w:p>
-    <w:p>
-      <w:pPr>
-        <w:spacing w:after="0" w:line="300" w:lineRule="exact"/>
-        <w:jc w:val="both"/>
-      </w:pPr>
-    </w:p>
-    <w:p>
-      <w:pPr>
-        <w:spacing w:after="0" w:line="300" w:lineRule="exact"/>
-        <w:jc w:val="both"/>
-      </w:pPr>
-      <w:r>
-        <w:t xml:space="preserve">After a slight pause he added, “Will you take this deal the count offered you? It is a lot of money and risky to boot. Not your usual investment.” Marina thought for a moment, looking out on the lake, trying to find a logical reason for her decision. She was not embarrassed to say it was a gut feeling, but she almost never resorted to it. With a mocking tone in her voice, she answered “Probably because the old fart Sir Charles just recently dropped the deal. And if the project is successful, he will feel envious and that in turn will make my day. The old Loderer!” She ended her sentence with a curse for wrinkled old men. Wilhelm had a surprised look on his face, seeing his wife so emotionally invested in business. “You always know best in these dealings, just be cautious please. Acting on your passion in the heat of the moment is never wise, be it in battle or at the negotiating table,” he said. Marina </w:t>
+        <w:t>The Electrical Race</w:t>
+      </w:r>
+      <w:r>
+        <w:t xml:space="preserve"> or </w:t>
+      </w:r>
+      <w:r>
+        <w:rPr>
+          <w:i/>
+          <w:iCs/>
+        </w:rPr>
+        <w:t>Overcoming the Distance</w:t>
+      </w:r>
+      <w:r>
+        <w:t xml:space="preserve"> by highly esteemed scholars of this time. All alive still, for electricity was not a new phenomenon but was brewing to be the driving force of humanity. Not many could feel its effects yet, but those who could were swept up with the wave looking to make the profit of their lifetime, or to </w:t>
+      </w:r>
+      <w:r>
+        <w:t>soar</w:t>
+      </w:r>
+      <w:r>
+        <w:t xml:space="preserve"> to new heights with their fellow man in tow. One of the latter was sitting at a reading table, shifting in his rough brown trousers held up by suspenders over a blue buttoned up shirt. Pages of paper were neatly placed in angular formations in relation to the edges of the table, but scribbled on with notes barely readable by the author himself. Alexander looked through the plans of the electrical generators powered by water currents, which in turn produced electricity for the Count of Tölz light sources and cable car up the mountain. Alexander had checked the plans already twice, going in for a third time unfolding a technical sketch and scratching his dark hair that was already out of order. He did spend five years here studying under Professor von Bezold and the last two as his personal assistant scientist, for the Professor was very fond of his talents. Alexanders great grades probably tipped the professor off, but the young man’s search for novelty and his drive for the pursuit of science itself made him choose Alexander as some sort of protégée.  Then the Count came in one day and wanted to have a part in their latest developments of electrical marvel, hearing it through his patronage of the university no doubt. The professor usually did not accept any outside influence for his projects, but this time decided, almost like on a whim, for it. The money involved did not keep Alexander working so furiously, but the chance to really create something new. So far his scholarly studies where there to give him the theory and small bits of actual practical use. But here he could finally work with his fine-tuned hands to bring forth invention through practical application. And the scale of it! So far no one in Munich came close to the size of their electrical generators.</w:t>
+      </w:r>
+    </w:p>
+    <w:p>
+      <w:pPr>
+        <w:spacing w:after="0" w:line="300" w:lineRule="exact"/>
+      </w:pPr>
+    </w:p>
+    <w:p>
+      <w:pPr>
+        <w:spacing w:after="0" w:line="300" w:lineRule="exact"/>
+      </w:pPr>
+      <w:r>
+        <w:t xml:space="preserve">The door to the study opened with a short creak and Caroline, the reliable secretary of the Professor, stepped in with a steaming cup between the palms of her hands, trying to preserve the warmth of it. Alexander, deep in his work, did not notice her until she was standing next to him, slightly leaning forward to set down the cup while trying to move some notes, making room. But Alexander dragged those papers away quickly and set them down on top of each other in an orderly fashion. Caroline was surprised for a second before she </w:t>
       </w:r>
       <w:r>
         <w:lastRenderedPageBreak/>
-        <w:t>continued to stare out into the blue of the water, seemingly ignoring him. But he knew she was deep in thought, figuring out the best way to accept this deal or gracefully let down her vis-à-vis. Not disturbing her Wilhelm steered the boat towards their home at the lake, trying his best to remain silent.</w:t>
-      </w:r>
-    </w:p>
-    <w:p>
-      <w:pPr>
-        <w:spacing w:after="0" w:line="300" w:lineRule="exact"/>
-        <w:jc w:val="both"/>
-      </w:pPr>
-    </w:p>
-    <w:p>
-      <w:pPr>
-        <w:spacing w:after="0" w:line="300" w:lineRule="exact"/>
-        <w:jc w:val="both"/>
-      </w:pPr>
-      <w:r>
-        <w:t xml:space="preserve">Shortly before reaching their boat garage, that was directly implemented into their luxurious home Marina stood up and began to take in the sail of their vessel. She knew how to work any part of this ship, having designed it a few years ago herself, to be sold to the nobility living around the lake. After they all heard that her father’s shipyard company in Nafplio built a yacht for the Bavarian king Ludwig II. they kept flocking to him with in Greece with commissions. So, he did send his daughter out to learn in Bavaria and after a few years she had her own branch of shipyards here at the lake Würmsee. From below deck a quite rustle and then fast shuffle could be heard. Out of the dark of the companionway their son Aris stepped up the few stairs, asking his mother with sleepy eyes, “Chreiázesai voítheia mitéra?” “Óchi Áris, and do not speak Greek when your father is right next to you, it is improper. “Fine,” he said with a drawn-out I. “but maybe he should learn as well, you’ve been to the Aegean together often enough,” Aris added with a hint of playful defiance. Wilhelm let go of the steering wheel and came after their son, trying to catch the youth. “Watch out my boy, or you will find yourself with the fishes!” He chased Aris for a round around the ship before he caught him under one arm and carried him to the steer. “Now show me what you mother taught you about sailing,” said Wilhelm to Aris, the boy catching the polished wood in his hands and aiming towards one of the three boat entrances, the only one that was empty. </w:t>
-      </w:r>
-    </w:p>
-    <w:p>
-      <w:pPr>
-        <w:spacing w:after="0" w:line="300" w:lineRule="exact"/>
-        <w:jc w:val="both"/>
-      </w:pPr>
-    </w:p>
-    <w:p>
-      <w:pPr>
-        <w:spacing w:after="0" w:line="300" w:lineRule="exact"/>
-        <w:jc w:val="both"/>
-      </w:pPr>
-      <w:r>
-        <w:t xml:space="preserve">With half of the boat inside the shade Wilhelm jumped out on the jetty and fastened the ropes around a cleat, the boat coming to a stop with an almost unnoticeable bump. “Nicely done Aris, I almost didn’t feel us arriving this time. Now get dressed and wait for your history lesson with Mister Lempel.” Marina’s voice was full of praise but also a hint of scolding. The boy rarely was one time if fun could be had. 9 years old and every centimeter the image of his father. Aris sprinted up the stone stairs vanishing from sight. With the boat safely tied to the dock, Marina took a long step on the slippery wood in front of her. Her feet equally slippery couldn’t find any grip and she stumbled backwards, her field of vision rapidly going through floor-brick wall- wooden ceiling. Until she abruptly stopped, her hand caught by her husband as she almost hit the ships deck behind her. He pulled her in slowly, ending with a tight embrace, his right hand on the back of her head. They stood like this wordlessly for some time, both feeling the safety in each other, troubling thoughts vanishing out of mind. </w:t>
-      </w:r>
-    </w:p>
-    <w:p>
-      <w:pPr>
-        <w:spacing w:after="0" w:line="300" w:lineRule="exact"/>
-        <w:jc w:val="both"/>
-      </w:pPr>
-    </w:p>
-    <w:p>
-      <w:pPr>
-        <w:spacing w:after="0" w:line="300" w:lineRule="exact"/>
-        <w:jc w:val="both"/>
-      </w:pPr>
-      <w:r>
-        <w:t xml:space="preserve">Until loud and shrill barking pulled them out of these perfect seconds and a white and fuzzy poodle jumped down the very stairs Aris took up. “Johnny!” Marina exclaimed with an equally shrill tone. “Did you guard the house well, my boy? I know we can rely on you.” Johnny the poodle answered with a series of excited barks, each one louder than the last. Wilhelm let go of Marina and catered to the boat, while she picked up the dog, petting him furiously. “I will finish up here,” said Wilhelm. “You go too and prepare, I let Maid Gundel prepare the garden table and lay you out some clothes.” Throwing a kiss over her shoulder Marina climbed up the cool stairs with Johnny in her arms. While walking she led Johnny jump down, some hairs of his white and well-maintained fur sticking to her woolen swimsuit. “Go on and stay with Aris, make sure he gets ready to study. You can do that right?” She asked the dog, who was giving off a small yap of approval before he stormed up the last of </w:t>
+        <w:t xml:space="preserve">smiled slightly. He was always too neat for his own good, prioritizing order before anything else. As he still did not speak up or even acknowledge her, she talked first in a snippy tone. “Where I come from, we usually say ‘thank you’ after someone is so nice to make us tea.” Alexander turned to her with focused but sleepy eyes, looking at the teacup and back to her, his eyes growing bigger and his face slightly red. “Oh I am so sorry for noticing you only now, you know me when I’m in this state. And thank you very much for the tea and for not bringing me this dreadful malt coffee. I will never understand why someone would drink that,” he said in a raspy voice, </w:t>
+      </w:r>
+      <w:r>
+        <w:t xml:space="preserve">no hint of an accent in his voice. </w:t>
+      </w:r>
+      <w:r>
+        <w:t xml:space="preserve">making it clear that he hasn’t said a word in quite a while. “For someone understanding so much about things you surely seldom understand fellow humans,” her smile growing bigger as she could see his blush increasing in his redness. Even though she was a little older than his 25 years, and a little taller, was she quite drawn to him. He wasn’t the strongest, or most handsome, but his determination to seek out knowledge in anything with the power of a steaming train... Now that was something you didn’t find in most men, not even in these academic circles. </w:t>
+      </w:r>
+    </w:p>
+    <w:p>
+      <w:pPr>
+        <w:spacing w:after="0" w:line="300" w:lineRule="exact"/>
+      </w:pPr>
+    </w:p>
+    <w:p>
+      <w:pPr>
+        <w:spacing w:after="0" w:line="300" w:lineRule="exact"/>
+      </w:pPr>
+      <w:r>
+        <w:t>While she regarded him working through more papers, she saw the exhaustion in him written on his face. “You know the Professor isn’t even here anymore. He left two hours ago for dinner with his wife. It’s getting pretty late, so maybe you should stop too?” she asked him. “I have no wife to have dinner with,” he responded, “and these plans here must be double-checked again. Electricity is a deadly force if used wrongly and I cannot let this happen to anyone working for us. I haven’t found a mistake yet, but surely there wi-” Caroline let out a small sigh, adjusting her glasses to fit more comfortably on her nose while sitting down on a chair next to Alexander’s, shifting her long green skirt to fit under her legs comfortably. In a sterner voice she continued her plea. “You know he is kind of using you, the Professor I mean. He does let you do all the ‘dirty’ work while he meets with the Count in his Chalet, not even mentioning all you did so far, but selling it as his own. I know you would not be in this position without Professor von Bezold, but won’t you assert yourself from time to time? Without you this project would have come to a standstill a bunch of times. I am certain he will not even let you out of here when they go skiing for the first time, using the cable cars that you built in your mind.” Alexander looked up from his work, stopping his methodical, but also strangely frantic seeming search. He felt like he was back in one of the first lessons he had at this university, but this time not about science but life itself. Caroline wasn’t finished yet. “For him you are just a tool, ready to be discarded when your worn out. I worked here before you and you are not the first to leave for this reason. But I have seen how the Professor reacts to slight headwind when he is not expecting it. And he surely does not expect it from you Alexander. I am sure we can convince him to let you go out on the first test run with the Count himself. Then you can tell him all there is to these machines and currents and voltages. Make a name for yourself and not in the name of someone other.”</w:t>
+      </w:r>
+    </w:p>
+    <w:p>
+      <w:pPr>
+        <w:spacing w:after="0" w:line="300" w:lineRule="exact"/>
+      </w:pPr>
+    </w:p>
+    <w:p>
+      <w:pPr>
+        <w:spacing w:after="0" w:line="300" w:lineRule="exact"/>
+      </w:pPr>
+      <w:r>
+        <w:t xml:space="preserve">Alexander gave few small nods. “I know that you are right, but me understanding something and in turn acting on it are two entirely different things. I get the idea, the concept of an action, I act it out in my head, describing different scenarios and responses. But usually, it will never get passed this idea. That is how I function and why I am so good with this.” He held up the plan of a section of cables in one hand, slightly crumbling it with his grip while dragging it over the table. “Drawing the concept with a pen, writing down what will be, proving it with mathematics and physics. That is so different from talking with someone, both making up the words they will speak just mere moments before actually saying them. </w:t>
       </w:r>
       <w:r>
         <w:lastRenderedPageBreak/>
-        <w:t>the steps and vanished from site, only some single barks and the tapping of his tiny feet were heard through a small echo.</w:t>
-      </w:r>
-    </w:p>
-    <w:p>
-      <w:pPr>
-        <w:spacing w:after="0" w:line="300" w:lineRule="exact"/>
-        <w:jc w:val="both"/>
-      </w:pPr>
-    </w:p>
-    <w:p>
-      <w:pPr>
-        <w:spacing w:after="0" w:line="300" w:lineRule="exact"/>
-        <w:jc w:val="both"/>
-      </w:pPr>
-      <w:r>
-        <w:t xml:space="preserve">On the main floor she found her evening clothes neatly folded on a side table, a long and ruffled dress for mild temperatures, silky undergarments, high cut socks with matching suede boots and her favorite wide brimmed hat made from straw from Napflio. With no more servants </w:t>
-      </w:r>
-      <w:r>
-        <w:t>around,</w:t>
-      </w:r>
-      <w:r>
-        <w:t xml:space="preserve"> she could dress right here, not fearing any incredulous looks. In her head her mother’s words started listing all rules for a proper lady: be always correct, be patient, be on time, be charming, be faithful to God… She crossed her right hand before her chest and looked up to one of the many of the images of the Virgin Mary gifted to her by her late mother, orthodox symbols of purity and motherhood. “May God rest her soul, lay it down gently on the grass of his garden. Praise be him,” whispered Marina in a small prayer. Whenever she thought about her mother religious feelings came upon her, ones that were totally absent any other time. </w:t>
-      </w:r>
-    </w:p>
-    <w:p>
-      <w:pPr>
-        <w:spacing w:after="0" w:line="300" w:lineRule="exact"/>
-        <w:jc w:val="both"/>
-      </w:pPr>
-    </w:p>
-    <w:p>
-      <w:pPr>
-        <w:spacing w:after="0" w:line="300" w:lineRule="exact"/>
-        <w:jc w:val="both"/>
-      </w:pPr>
-      <w:r>
-        <w:t>Education and upbringing can never be erased and will sprout up again on command, be it conscious or subconscious. But that was not the only thing she was taught all those years ago, be it at the all-female Richard-Wagner-Gymnasium in Bayreuth or directly from her father after she finished school and learned the trade. A successful deal requires a firm stance, a firm handshake, and a firm goal. A handshake she could not give, being improper for a lady, but firmly and wordlessly insisting on her male counterpart to tread her with all the chivalrous forms most often did the trick. One thing she hat to find out for herself. Having put herself together nicely the clock counted to five o’clock and almost exactly at the same time three heavy knocks could be heard at her door. Marina crossed the wide entrance hall with Johnny in tow to open one of the white double doors with gold trim on the edges and door handle. Her hand resting there for a short while she took a deep breath to prepare her mind fully and flush out any unimportant things. Then she opened the door.</w:t>
-      </w:r>
-    </w:p>
-    <w:p>
-      <w:pPr>
-        <w:spacing w:after="0" w:line="300" w:lineRule="exact"/>
-        <w:jc w:val="both"/>
-      </w:pPr>
-    </w:p>
-    <w:p>
-      <w:pPr>
-        <w:spacing w:after="0" w:line="300" w:lineRule="exact"/>
-        <w:jc w:val="both"/>
-      </w:pPr>
-      <w:r>
-        <w:t>Outside she found a tall man with a youthful and friendly face, dapper dressed in a suit of gray with a silky green under jacket glowing in the sun he took of his hunting hat with a twirl, the big pheasants feather fluttering in the breeze, revealing brown locks of long hair falling to his wide shoulders. “It is a pleasure to finally meet you, Miss Marina Adamantidi. I hope I pronounced that correctly,” said the man with a playful smile</w:t>
-      </w:r>
-      <w:r>
-        <w:t>, his Bavarian accent almost hidden</w:t>
-      </w:r>
-      <w:r>
-        <w:t xml:space="preserve">. “Almost, dear Count </w:t>
-      </w:r>
-      <w:r>
-        <w:t>Alois</w:t>
-      </w:r>
-      <w:r>
-        <w:t xml:space="preserve"> Großberg von Tölz, you have to pronounce it /a​ð​ama​n​t​i​​ð​i​/, but I recognize the effort.” Marina held out her hand for him to slightly bow and mock kiss. The count instead kissed her hand for real while looking into her eyes with a challenging glare. A mix of anger and nervousness rose inside of Marina, but she didn’t show. Instead, she smiled brightly while pulling away her hand, using it to guide the way inside and on through the terrace door. “This way, if you would so please, we can discuss our deal in the garden while having a glass of sweet white from Crete.” She turned around and strode forward with small steps, her heels making clacking sounds on the neatly cleaned marble floor. The count behind her stepped inside and closed the door. His footsteps echoed in a way slower rhythm, while he admired the small paintings of a blue sky on the white ceiling. “Sapphire sky over snowy mountain tops, almost like our country flags, wouldn’t you say?” he remarked. “Yes,” answered Marina, turning towards him, “but for me the orientation is reversed. Azure waves beneath woolen clouds.” The count stopped and looked at her while nodding his head. “True in turn, but one thing is clear. Almost no one looks up.” He pointed </w:t>
+        <w:t xml:space="preserve">Imagine me thinking about what to say, taking a note and reading of it. That’s how I present my lectures as well, pages upon pages of text to guide the students through the mathematical problems I give them,” said Alexander, laying out the plan again, smoothing it with his hand. </w:t>
+      </w:r>
+    </w:p>
+    <w:p>
+      <w:pPr>
+        <w:spacing w:after="0" w:line="300" w:lineRule="exact"/>
+      </w:pPr>
+    </w:p>
+    <w:p>
+      <w:pPr>
+        <w:spacing w:after="0" w:line="300" w:lineRule="exact"/>
+      </w:pPr>
+      <w:r>
+        <w:t>Listening to him being so passionate again made Caroline quite happy, he had no reason to hide from anybody being able to talk like that. “Please don’t tell me you planned this out in your head too?” asked Caroline. “Actually, I did not,” he shook his arms and shoulders a little, trying to relax them. “I see your point already, you don’t even have to tell me. I can talk to the Professor directly, early in the morning when he doesn’t expect it.” “That’s great to hear, Alexander, and maybe you can talk him into giving me a raise too! I first brought you to his attention after all,” she said while standing up and walking out of the now stuffy room. Before she left, she opened up one of the many tiny windows perched high over the bookshelves with a long handle. Alexander was working again, but with a less speedy pace than before. His mind had been short of bursting probably, but problems had a way of spurting out first.</w:t>
+      </w:r>
+    </w:p>
+    <w:p>
+      <w:pPr>
+        <w:spacing w:after="0" w:line="300" w:lineRule="exact"/>
+      </w:pPr>
+    </w:p>
+    <w:p>
+      <w:pPr>
+        <w:spacing w:after="0" w:line="300" w:lineRule="exact"/>
+      </w:pPr>
+      <w:r>
+        <w:t>A morning later, the sun creeping up later day after day until Christmas, Alexander was standing in front of the doors to the Professors room. He spen</w:t>
+      </w:r>
+      <w:r>
+        <w:t>t</w:t>
+      </w:r>
+      <w:r>
+        <w:t xml:space="preserve"> the night thinking on what he was going to respond to any answer, but then decided just before morning, that he would only need to come forth and speak up. If he could not do that now he would never learn. Caroline wasn’t here yet it seemed, her table next to the office devoid of her belongings. He could have used a pep-talk before committing to this fully, but no matter now. He would do what he set his mind to, like he could do so often in other fields of his studies. He knocked on the door twice and firm, not waiting for a reply while stepping in. Inside Professor Von Bezold was sitting in his armchair, looking over student papers, grading them with a reddish pen. His glasses on his nose stayed in a position, as if they would still look downward while his eyes perked up at Alexander, face stony like a mask. “Good morning, Alexander,” he greeted him with a stern voice, “what can I do for you.” “Good morning, Mister Professor, I came to talk with you about a matter that was hunting me for quite a while,” responded Alexander. Von Bezolds eyes were still locked on his assistant scientist, but the rest of his body followed suit in facing towards Alexander, whom continued with a steady voice but a trembling heart. “I propose that I myself will go to the opening ceremonies of the Counts ski resort, for I have done exceptional work in the last years to warrant my wish. I too want to be recognized for my part of this endeavor, for my part was as important than any other working on it.”</w:t>
+      </w:r>
+    </w:p>
+    <w:p>
+      <w:pPr>
+        <w:spacing w:after="0" w:line="300" w:lineRule="exact"/>
+      </w:pPr>
+    </w:p>
+    <w:p>
+      <w:pPr>
+        <w:spacing w:after="0" w:line="300" w:lineRule="exact"/>
+      </w:pPr>
+      <w:r>
+        <w:t xml:space="preserve">Finished he dared to quickly take a look at the Professor, whom still held the same expression, before looking up over him. The professor opened his mouth to talk and this split second felt like ages in his mind. “Of course you will go, young Alexander, I had planned that all along. My body isn’t the youngest anymore, so why would I go skiing.” Alexander visibly relaxed, his posture going from tensed to deflated in a second. “I just wanted to hear you actually talk of your wishes for once. Trust me when I say I know what you felt the last moths and what you are feeling now. For I was in your position once too as a young scholar over thirty years ago. You can be sure that I was terrified, like you, before every presentation I had to give. This is something you can learn too, something you can study and grow better at with every word you utter.” Alexander was stunned, not expecting another lesson in life so soon after Caroline’s. The Professor continued, “we both will go to the ceremony but I will </w:t>
       </w:r>
       <w:r>
         <w:lastRenderedPageBreak/>
-        <w:t>his finger upwards, smiling shiny teeth, but his gaze remained on her. After a short pause she started walking again, leaving the house on to the terrace with a few more steps, catching the breeze as soon as she was outside the door, the count right behind.</w:t>
-      </w:r>
-    </w:p>
-    <w:p>
-      <w:pPr>
-        <w:spacing w:after="0" w:line="300" w:lineRule="exact"/>
-        <w:jc w:val="both"/>
-      </w:pPr>
-    </w:p>
-    <w:p>
-      <w:pPr>
-        <w:spacing w:after="0" w:line="300" w:lineRule="exact"/>
-        <w:jc w:val="both"/>
-      </w:pPr>
-      <w:r>
-        <w:t xml:space="preserve">Marina came to stand in front of a metal chair, waiting for the count to seat her, which he promptly followed up upon. He himself took the other chair, sitting on the other side of the matching table. Intricate metallic shapes rising up on its legs culminating in a tabletop of finest oak wood. On it standing was a carafe of cooled white wine, condensation building on the glass. The count took it and served Marina and himself a half full glass each. She raised her glass to a toast. “May your inventions be ever so fruitful!” “And your part in it successful in kind,” he answered, clinking the glasses together. They both sampled the smell of the still beverage, fruity waves of a salty beach, before giving it a taste. Siting there for a moment they both enjoyed the rustling leaves, their seats overlooking the expansive garden. </w:t>
-      </w:r>
-    </w:p>
-    <w:p>
-      <w:pPr>
-        <w:spacing w:after="0" w:line="300" w:lineRule="exact"/>
-        <w:jc w:val="both"/>
-      </w:pPr>
-    </w:p>
-    <w:p>
-      <w:pPr>
-        <w:spacing w:after="0" w:line="300" w:lineRule="exact"/>
-        <w:jc w:val="both"/>
-      </w:pPr>
-      <w:r>
-        <w:t xml:space="preserve">With a long sigh the baron broke the silence. “What a marvelous wine, maybe I should expand my dealings with it as well?” “I only deal in boats Count von Tölz, but I can give you my suppliers information,” Marina said, preparing herself for the next part. “And speaking of dealings, I’m not quite sure what I will get myself into what you are building already. So please tell me about it.” The Count perked up, leaning his upper body forward, one arm on the table. “Have you ever been skiing? Long ago it was the easiest way of getting down a snowy mountain. Nowadays, like everything the normal folk do, that looks just slightly exhilarating, is taken over by rich folk like us. But now as past time or fancy sports. But the hardest part as always climbing that damn, vermaledeiten mountain again. There are ski lifts of course, but not luxurious ones. Hard wood on creaking metal, your body on full display to the harsh elements. But now imagine yourself and your peers flying up the cables in a full cabin. Silent, smooth and singular in the world. All with the power of electricity from a nearby dam,” the Counts voice trailing off, his vision trailing to the mountains rising behind the lake. “That’s what you would help me to accomplish. The planning phase is over and the electric generators are already running in the river Isar. The Technical University of Munich has been extremely helpful with the development and a prototype is ready to be set up. But my patronage as thanks to their ingenuity as well as material costs and workforce have noticeably drained me and my coffers. Your investment would be greatly appreciated and paid back with interest.” </w:t>
-      </w:r>
-      <w:r>
-        <w:t>“If I will have interested in your proposal, dear Count.”</w:t>
-      </w:r>
-    </w:p>
-    <w:p>
-      <w:pPr>
-        <w:spacing w:after="0" w:line="300" w:lineRule="exact"/>
-        <w:jc w:val="both"/>
-      </w:pPr>
-    </w:p>
-    <w:p>
-      <w:pPr>
-        <w:spacing w:after="0" w:line="300" w:lineRule="exact"/>
-        <w:jc w:val="both"/>
-      </w:pPr>
-      <w:r>
-        <w:t>Marina played a thinking expression, twirling her blonde hair over a long index finger like her thoughts were drifting far away. Although she already made up her mind while on the ship, she let the Count play out his part and feigned thoughtfulness. After a while she said, “five hundred thousand Goldmark in exchange for twenty five percent of your profits.” The man’s eyes slightly bulged out of their sockets, not expecting such a hefty amount. “Well, the building costs are not even that mu-,” Marina cut him off, following up on her last sentence. “So that you can build your Ski Resort as well. And twenty five percent of those profits as well.</w:t>
-      </w:r>
-      <w:r>
-        <w:t xml:space="preserve"> And I will can get a ride whenever I want.</w:t>
-      </w:r>
-      <w:r>
-        <w:t xml:space="preserve">” The man let out a playful chortle, “you are well informed. I would have sought out other partners but you have them all beat. Touché.” He took a sip from the wine, setting down the glass on the table almost again where a circle of water had formed around the brim. “I will get the paperwork ready for you Miss Adamantidi and invite you for the first ride.” This time his pronunciation was flawless. “The Resort won’t be ready that quickly but we can stay at my Chalet. And do not worry, there will </w:t>
-      </w:r>
-      <w:r>
-        <w:lastRenderedPageBreak/>
-        <w:t>be other guests.” He raised the glass, waiting for her to toast with him. She followed suit while looking him into his eyes, searching for any hint of trickery or deception. But those sparkled green with happiness and excitement and Marina could relax again. She thought long and hard on all of this, her husband being right about the risk. But while out on the lake something nudged her towards the decision to agree, like a small bird tipping a balancing stone in the right direction. Now all she could do was wait and look forward to her decision being correct. And she usually was.</w:t>
-      </w:r>
-    </w:p>
-    <w:p>
-      <w:pPr>
-        <w:spacing w:after="0" w:line="300" w:lineRule="exact"/>
-        <w:jc w:val="both"/>
-      </w:pPr>
-    </w:p>
-    <w:p>
-      <w:pPr>
-        <w:spacing w:after="0" w:line="300" w:lineRule="exact"/>
-        <w:jc w:val="both"/>
+        <w:t>leave immediately after. So, you will be left to guide the Count von Tölz through every step of the way. And he will have questions, the man is quite learned for a pretty noble. This is what you earned for speaking up, so never go silent again when you feel you should say something. I know you long enough now to trust you with your intellect. And you should learn to trust it as well. Understood?” “Thank you, Mister Professor,” said Alexander in a hopeful tone, happy to have overcome his fear, “I will not disappoint.” Professor von Bezold was waving his hand for Alexander to go, small sprinkles of red ink spraying over the student’s papers. “I know you won’t. Now go and take those plans to the manufacturer, we need to finish the last parts for shipment to Lenggries.” Alexander left, not hesitating on the command, stepping out of the door in a joyous stride. Caroline was sitting at her desk now, waving him while he past, he greeting her with a smile. She did her part, having talked with the Professor about this days ago. They both came to the same conclusion, that the boy needed a push from time to time. Her work done for now she turned her attention to the papers filling her workspace, letters and invoices that had to be signed. Alexander was truly on his own now, but she felt that no challenge would ever bring him down ever again.</w:t>
+      </w:r>
+    </w:p>
+    <w:p>
+      <w:pPr>
+        <w:spacing w:after="0" w:line="300" w:lineRule="exact"/>
       </w:pPr>
     </w:p>
     <w:p>
@@ -918,188 +1090,711 @@
         <w:t xml:space="preserve">Chapter </w:t>
       </w:r>
       <w:r>
-        <w:t>3</w:t>
-      </w:r>
-      <w:r>
-        <w:t>: The Lesson</w:t>
-      </w:r>
-    </w:p>
-    <w:p>
-      <w:pPr>
-        <w:spacing w:after="0" w:line="300" w:lineRule="exact"/>
-      </w:pPr>
-    </w:p>
-    <w:p>
-      <w:pPr>
-        <w:spacing w:after="0" w:line="300" w:lineRule="exact"/>
-      </w:pPr>
-      <w:r>
+        <w:t>4</w:t>
+      </w:r>
+      <w:r>
+        <w:t xml:space="preserve">: The </w:t>
+      </w:r>
+      <w:r>
+        <w:t>Trigger</w:t>
+      </w:r>
+    </w:p>
+    <w:p>
+      <w:pPr>
+        <w:spacing w:after="0" w:line="300" w:lineRule="exact"/>
+      </w:pPr>
+    </w:p>
+    <w:p>
+      <w:pPr>
+        <w:spacing w:after="0" w:line="300" w:lineRule="exact"/>
         <w:rPr>
           <w:i/>
           <w:iCs/>
         </w:rPr>
-        <w:t>Royal Bavarian Technical University of Munich, 28.10.1882</w:t>
-      </w:r>
+      </w:pPr>
       <w:r>
         <w:rPr>
           <w:i/>
           <w:iCs/>
         </w:rPr>
-        <w:t xml:space="preserve">, forty-five days before the </w:t>
+        <w:t>Tölz</w:t>
       </w:r>
       <w:r>
         <w:rPr>
           <w:i/>
           <w:iCs/>
         </w:rPr>
-        <w:t>Transformation</w:t>
-      </w:r>
-    </w:p>
-    <w:p>
-      <w:pPr>
-        <w:spacing w:after="0" w:line="300" w:lineRule="exact"/>
-      </w:pPr>
-    </w:p>
-    <w:p>
-      <w:pPr>
-        <w:spacing w:after="0" w:line="300" w:lineRule="exact"/>
-      </w:pPr>
-      <w:r>
-        <w:t xml:space="preserve">The reading room of the personal library of Professor Doctor Julius von Bezold smelled like newly pressed books and ink, fresh from the typographer. In its neatly sorted rows on multiple bookshelves sat works like </w:t>
+        <w:t>, 10.12.1882</w:t>
       </w:r>
       <w:r>
         <w:rPr>
           <w:i/>
           <w:iCs/>
         </w:rPr>
-        <w:t>The Electrical Race</w:t>
-      </w:r>
-      <w:r>
-        <w:t xml:space="preserve"> or </w:t>
+        <w:t>, two days before</w:t>
       </w:r>
       <w:r>
         <w:rPr>
           <w:i/>
           <w:iCs/>
         </w:rPr>
-        <w:t>Overcoming the Distance</w:t>
-      </w:r>
-      <w:r>
-        <w:t xml:space="preserve"> by highly esteemed scholars of this time. All alive still, for electricity was not a new phenomenon but was brewing to be the driving force of humanity. Not many could feel its effects yet, but those who could were swept up with the wave looking to make the profit of their lifetime, or to </w:t>
-      </w:r>
-      <w:r>
-        <w:t>soar</w:t>
-      </w:r>
-      <w:r>
-        <w:t xml:space="preserve"> to new heights with their fellow man in tow. One of the latter was sitting at a reading table, shifting in his rough brown trousers held up by suspenders over a blue buttoned up shirt. Pages of paper were neatly placed in angular formations in relation to the edges of the table, but scribbled on with notes barely readable by the author himself. Alexander looked through the plans of the electrical generators powered by water currents, which in turn produced electricity for the Count of Tölz light sources and cable car up the mountain. Alexander had checked the plans already twice, going in for a third time unfolding a technical sketch and scratching his dark hair that was already out of order. He did spend five years here studying under Professor von Bezold and the last two as his personal assistant scientist, for the Professor was very fond of his talents. Alexanders great grades probably tipped the professor off, but the young man’s search for novelty and his drive for the pursuit of science itself made him choose Alexander as some sort of protégée.  Then the Count came in one day and wanted to have a part in their latest developments of electrical marvel, hearing it through his patronage of the university no doubt. The professor usually did not accept any outside influence for his projects, but this time decided, almost like on a whim, for it. The money involved did not keep Alexander working so furiously, but the chance to really create something new. So far his scholarly studies where there to give him the theory and small bits of actual practical use. But here he could finally work with his fine-tuned hands to bring forth invention through practical application. And the scale of it! So far no one in Munich came close to the size of their electrical generators.</w:t>
-      </w:r>
-    </w:p>
-    <w:p>
-      <w:pPr>
-        <w:spacing w:after="0" w:line="300" w:lineRule="exact"/>
-      </w:pPr>
-    </w:p>
-    <w:p>
-      <w:pPr>
-        <w:spacing w:after="0" w:line="300" w:lineRule="exact"/>
-      </w:pPr>
-      <w:r>
-        <w:t xml:space="preserve">The door to the study opened with a short creak and Caroline, the reliable secretary of the Professor, stepped in with a steaming cup between the palms of her hands, trying to preserve the warmth of it. Alexander, deep in his work, did not notice her until she was standing next to him, slightly leaning forward to set down the cup while trying to move some notes, making room. But Alexander dragged those papers away quickly and set them down on top of each other in an orderly fashion. Caroline was surprised for a second before she </w:t>
+        <w:t xml:space="preserve"> the Transformation</w:t>
+      </w:r>
+    </w:p>
+    <w:p>
+      <w:pPr>
+        <w:spacing w:after="0" w:line="300" w:lineRule="exact"/>
+      </w:pPr>
+    </w:p>
+    <w:p>
+      <w:pPr>
+        <w:spacing w:after="0" w:line="300" w:lineRule="exact"/>
+      </w:pPr>
+      <w:r>
+        <w:t xml:space="preserve">In the reflection of the shining metal Friedrich could see his sad expression staring back at him, only interrupted by the polishing cloth moving over the smooth surface of his service weapon, a Reichsrevolver from 1879. Specifically crafted for the Prussian army it was soon adapted by the Gendarmes of Bavaria in an improved version. Before any important work event Friedrich took immaculate care, feeling that this weapon was more for show than any actual shooting. Almost thinking back to when the last bullet actually left the </w:t>
+      </w:r>
+      <w:r>
+        <w:t>muzzle,</w:t>
+      </w:r>
+      <w:r>
+        <w:t xml:space="preserve"> he stopped himself, took a deep breath to clear his mind and continued on, putting all the pieces back together again. Working in dim lamp light, depriving his senses of almost any intrusion, made it feel like some sort of mediation. Spring into hand grip, hand grip attached to frame, hammer attached, barrel appended and extractor rod added. He led his gaze wander over the guns surface, checking for any spots interrupting the shine. His eyes stopped at the trigger and its round form and when he instinctively let the barrel pop into the frame with a click his world stopped. His breathing grew faster and deeper, his hands not willing to listen to his mental commands. Around his head the only light coming from the oil lamp next to him started flying around his head in a wild run while his vision seemed to be stretched to the point of breaking, focusing sole on the silvery trigger, the only thing that was still appearing in a sharp form. Sweat dropped from his pores, his chest heaving his slight bear belly up and down while hyperventilation settled in with a crushing headache finally putting his sight to a black pane, that didn’t emit any form of sensation. Then he saw her.</w:t>
+      </w:r>
+    </w:p>
+    <w:p>
+      <w:pPr>
+        <w:spacing w:after="0" w:line="300" w:lineRule="exact"/>
+      </w:pPr>
+    </w:p>
+    <w:p>
+      <w:pPr>
+        <w:spacing w:after="0" w:line="300" w:lineRule="exact"/>
+      </w:pPr>
+      <w:r>
+        <w:t xml:space="preserve">Friedrich didn’t know how long he sat there at his desk in his cellar, his crafting tools hanging on the cold stone wall in front of him, his weapons rack opened next to him to prepare for the next day, shotgun and saber still in place. He then noticed a cold trickle of sweat dripping from the right tip of his handlebar mustache to his thigh, his whole upper boy drenched in a wet woolen shirt, clinging to his breast and back. “In </w:t>
+      </w:r>
+      <w:r>
+        <w:t>God’s name</w:t>
+      </w:r>
+      <w:r>
+        <w:t xml:space="preserve">, what did I do to myself? Maria will be furious with me, having to wash another one of my expensive shirts. But I guess I should continue cleaning my gun for tomorrows opening ceremony,” he thought to himself </w:t>
       </w:r>
       <w:r>
         <w:lastRenderedPageBreak/>
-        <w:t xml:space="preserve">smiled slightly. He was always too neat for his own good, prioritizing order before anything else. As he still did not speak up or even acknowledge her, she talked first in a snippy tone. “Where I come from, we usually say ‘thank you’ after someone is so nice to make us tea.” Alexander turned to her with focused but sleepy eyes, looking at the teacup and back to her, his eyes growing bigger and his face slightly red. “Oh I am so sorry for noticing you only now, you know me when I’m in this state. And thank you very much for the tea and for not bringing me this dreadful malt coffee. I will never understand why someone would drink that,” he said in a raspy voice, </w:t>
-      </w:r>
-      <w:r>
-        <w:t xml:space="preserve">no hint of an accent in his voice. </w:t>
-      </w:r>
-      <w:r>
-        <w:t xml:space="preserve">making it clear that he hasn’t said a word in quite a while. “For someone understanding so much about things you surely seldom understand fellow humans,” her smile growing bigger as she could see his blush increasing in his redness. Even though she was a little older than his 25 years, and a little taller, was she quite drawn to him. He wasn’t the strongest, or most handsome, but his determination to seek out knowledge in anything with the power of a steaming train... Now that was something you didn’t find in most men, not even in these academic circles. </w:t>
-      </w:r>
-    </w:p>
-    <w:p>
-      <w:pPr>
-        <w:spacing w:after="0" w:line="300" w:lineRule="exact"/>
-      </w:pPr>
-    </w:p>
-    <w:p>
-      <w:pPr>
-        <w:spacing w:after="0" w:line="300" w:lineRule="exact"/>
-      </w:pPr>
-      <w:r>
-        <w:t>While she regarded him working through more papers, she saw the exhaustion in him written on his face. “You know the Professor isn’t even here anymore. He left two hours ago for dinner with his wife. It’s getting pretty late, so maybe you should stop too?” she asked him. “I have no wife to have dinner with,” he responded, “and these plans here must be double-checked again. Electricity is a deadly force if used wrongly and I cannot let this happen to anyone working for us. I haven’t found a mistake yet, but surely there wi-” Caroline let out a small sigh, adjusting her glasses to fit more comfortably on her nose while sitting down on a chair next to Alexander’s, shifting her long green skirt to fit under her legs comfortably. In a sterner voice she continued her plea. “You know he is kind of using you, the Professor I mean. He does let you do all the ‘dirty’ work while he meets with the Count in his Chalet, not even mentioning all you did so far, but selling it as his own. I know you would not be in this position without Professor von Bezold, but won’t you assert yourself from time to time? Without you this project would have come to a standstill a bunch of times. I am certain he will not even let you out of here when they go skiing for the first time, using the cable cars that you built in your mind.” Alexander looked up from his work, stopping his methodical, but also strangely frantic seeming search. He felt like he was back in one of the first lessons he had at this university, but this time not about science but life itself. Caroline wasn’t finished yet. “For him you are just a tool, ready to be discarded when your worn out. I worked here before you and you are not the first to leave for this reason. But I have seen how the Professor reacts to slight headwind when he is not expecting it. And he surely does not expect it from you Alexander. I am sure we can convince him to let you go out on the first test run with the Count himself. Then you can tell him all there is to these machines and currents and voltages. Make a name for yourself and not in the name of someone other.”</w:t>
-      </w:r>
-    </w:p>
-    <w:p>
-      <w:pPr>
-        <w:spacing w:after="0" w:line="300" w:lineRule="exact"/>
-      </w:pPr>
-    </w:p>
-    <w:p>
-      <w:pPr>
-        <w:spacing w:after="0" w:line="300" w:lineRule="exact"/>
-      </w:pPr>
-      <w:r>
-        <w:t xml:space="preserve">Alexander gave few small nods. “I know that you are right, but me understanding something and in turn acting on it are two entirely different things. I get the idea, the concept of an action, I act it out in my head, describing different scenarios and responses. But usually, it will never get passed this idea. That is how I function and why I am so good with this.” He held up the plan of a section of cables in one hand, slightly crumbling it with his grip while dragging it over the table. “Drawing the concept with a pen, writing down what will be, proving it with mathematics and physics. That is so different from talking with someone, both making up the words they will speak just mere moments before actually saying them. </w:t>
+        <w:t>in a calm manner. Then the sound returned to his ears, hearing an insistent “Click… click… click…” He turned to his right to see, coming to stare directly down the muzzle of his gun, his hand not stopping to pull the trigger every few seconds while his eyes widened in shock and horror. He had done it again, losing control over himself, over his gun. Feeling his grip coming back to him he relaxed his finger on the trigger, slowly setting down the gun on the heavy wooden table, staring at it without blinking. “It had been so long after the last time, this damn piece of hundsverreggerde Dre</w:t>
+      </w:r>
+      <w:r>
+        <w:t>eck</w:t>
+      </w:r>
+      <w:r>
+        <w:t xml:space="preserve"> of a weapon. Maria, I’m so sorry for what it did to you, what I could not stop. For my fault in all of this,” he accused himself over and over again</w:t>
+      </w:r>
+      <w:r>
+        <w:t xml:space="preserve"> in his head</w:t>
+      </w:r>
+      <w:r>
+        <w:t xml:space="preserve">. Friedrich rested his heavy head on his palms, noticing that not only sweat was moistening his face, but also tears that streamed from his eyes, letting his mouth feel salty and dry. His wife was gone for years now, his relapses because of her loss growing way less frequent to a point to were the thought they would not return. But here he said, her image in his eyes, her voice in his head. “She would tell me it was not my fault, console me that everything happened for a reason in God’s name and grace. But then why did he present me such grieve then, Maria? That is the only feeling I have when I let the smallest thought wander to you.” Nobody could help him with this, no one at work or at the inn would see him in a straight light again. That was the world for men, the ones that had to be strong, at least appear to be so. Else they all would call him crazy and weak, listing all the misfortune that had happened to them. But what about the distress only he could feel, what about his own perspective they could not even dare to see? He had killed </w:t>
+      </w:r>
+      <w:r>
+        <w:t>his</w:t>
+      </w:r>
+      <w:r>
+        <w:t xml:space="preserve"> wife, an accident taking her from him almost exactly seventeen years ago, being blocked out by himself to retain his sanity, to retain his life before he would take it himself. Good thing it was almost past midnight, his new family fast asleep and he alone, starting to freeze from the cold floor up, his bare feet resting on the slightly dusty wooden panels that lay over the ground, his green police uniform pants soaked at the top, sucking in tears and sweat from his shirt, the golden buttons wet with condensation. He had to change before he joined his wife in their big bed, living out this lie to himself longer and longer, hoping that one day the gun in his hand would not be loaded.</w:t>
+      </w:r>
+    </w:p>
+    <w:p>
+      <w:pPr>
+        <w:spacing w:after="0" w:line="300" w:lineRule="exact"/>
+      </w:pPr>
+    </w:p>
+    <w:p>
+      <w:pPr>
+        <w:spacing w:after="0" w:line="300" w:lineRule="exact"/>
+      </w:pPr>
+      <w:r>
+        <w:rPr>
+          <w:i/>
+          <w:iCs/>
+        </w:rPr>
+        <w:t>Tölz</w:t>
+      </w:r>
+      <w:r>
+        <w:rPr>
+          <w:i/>
+          <w:iCs/>
+        </w:rPr>
+        <w:t>, 11.12.1882</w:t>
+      </w:r>
+      <w:r>
+        <w:rPr>
+          <w:i/>
+          <w:iCs/>
+        </w:rPr>
+        <w:t>, one day before the Transformation</w:t>
+      </w:r>
+    </w:p>
+    <w:p>
+      <w:pPr>
+        <w:spacing w:after="0" w:line="300" w:lineRule="exact"/>
+        <w:rPr>
+          <w:i/>
+          <w:iCs/>
+        </w:rPr>
+      </w:pPr>
+    </w:p>
+    <w:p>
+      <w:pPr>
+        <w:spacing w:after="0" w:line="300" w:lineRule="exact"/>
+      </w:pPr>
+      <w:r>
+        <w:t xml:space="preserve">Friedrich awoke dry and content between the sheets that were filled with ample duck feathers, the once hot bedpan below the mattress still giving off traces of heat, hugging him in a warm embrace. The drapes usually covering the windows were drawn back, letting rays of a sunny </w:t>
+      </w:r>
+      <w:r>
+        <w:t>winter’s</w:t>
+      </w:r>
+      <w:r>
+        <w:t xml:space="preserve"> day flow into the bedchamber. But all of this still could not make him fully forget </w:t>
+      </w:r>
+      <w:r>
+        <w:t>yesterday’s</w:t>
+      </w:r>
+      <w:r>
+        <w:t xml:space="preserve"> events, dread still lingering behind his temples. Staring up blankly at the ceiling made from long planks of pedunculate oak he started to see faces in the patterns of the wood, the texture giving off eyes and mouths. A sweet voice drew him out of his, almost, hypnotic state. “Are you up, </w:t>
+      </w:r>
+      <w:r>
+        <w:t xml:space="preserve">my sweet, </w:t>
+      </w:r>
+      <w:r>
+        <w:t>mein Schätzelein? You should get ready soon, for your carriage will be here soon enough and take you to Lenggries. Breakfast is ready and your uniform is freshly ironed.” His wife, second wife to be correct, Traudl, was almost shouting out of the kitchen, a sizzling pan and a smell of boiling fat pronouncing a hearty meal.</w:t>
+      </w:r>
+    </w:p>
+    <w:p>
+      <w:pPr>
+        <w:spacing w:after="0" w:line="300" w:lineRule="exact"/>
+      </w:pPr>
+    </w:p>
+    <w:p>
+      <w:pPr>
+        <w:spacing w:after="0" w:line="300" w:lineRule="exact"/>
+      </w:pPr>
+      <w:r>
+        <w:t xml:space="preserve">Hesitantly Friedrich got up from his comfortable cove, his blue nightgown flowing over his knees, fastened by a belt around his thick waist, sitting on the edge of the bed frame. Putting on one of his reddish and worn felt slippers on each foot he dragged them over the floor, slowly crawling towards the kitchen. His unkempt beard scratched his cheeks with its </w:t>
       </w:r>
       <w:r>
         <w:lastRenderedPageBreak/>
-        <w:t xml:space="preserve">Imagine me thinking about what to say, taking a note and reading of it. That’s how I present my lectures as well, pages upon pages of text to guide the students through the mathematical problems I give them,” said Alexander, laying out the plan again, smoothing it with his hand. </w:t>
-      </w:r>
-    </w:p>
-    <w:p>
-      <w:pPr>
-        <w:spacing w:after="0" w:line="300" w:lineRule="exact"/>
-      </w:pPr>
-    </w:p>
-    <w:p>
-      <w:pPr>
-        <w:spacing w:after="0" w:line="300" w:lineRule="exact"/>
-      </w:pPr>
-      <w:r>
-        <w:t>Listening to him being so passionate again made Caroline quite happy, he had no reason to hide from anybody being able to talk like that. “Please don’t tell me you planned this out in your head too?” asked Caroline. “Actually, I did not,” he shook his arms and shoulders a little, trying to relax them. “I see your point already, you don’t even have to tell me. I can talk to the Professor directly, early in the morning when he doesn’t expect it.” “That’s great to hear, Alexander, and maybe you can talk him into giving me a raise too! I first brought you to his attention after all,” she said while standing up and walking out of the now stuffy room. Before she left, she opened up one of the many tiny windows perched high over the bookshelves with a long handle. Alexander was working again, but with a less speedy pace than before. His mind had been short of bursting probably, but problems had a way of spurting out first.</w:t>
-      </w:r>
-    </w:p>
-    <w:p>
-      <w:pPr>
-        <w:spacing w:after="0" w:line="300" w:lineRule="exact"/>
-      </w:pPr>
-    </w:p>
-    <w:p>
-      <w:pPr>
-        <w:spacing w:after="0" w:line="300" w:lineRule="exact"/>
-      </w:pPr>
-      <w:r>
-        <w:t>A morning later, the sun creeping up later day after day until Christmas, Alexander was standing in front of the doors to the Professors room. He spen</w:t>
-      </w:r>
-      <w:r>
-        <w:t>t</w:t>
-      </w:r>
-      <w:r>
-        <w:t xml:space="preserve"> the night thinking on what he was going to respond to any answer, but then decided just before morning, that he would only need to come forth and speak up. If he could not do that now he would never learn. Caroline wasn’t here yet it seemed, her table next to the office devoid of her belongings. He could have used a pep-talk before committing to this fully, but no matter now. He would do what he set his mind to, like he could do so often in other fields of his studies. He knocked on the door twice and firm, not waiting for a reply while stepping in. Inside Professor Von Bezold was sitting in his armchair, looking over student papers, grading them with a reddish pen. His glasses on his nose stayed in a position, as if they would still look downward while his eyes perked up at Alexander, face stony like a mask. “Good morning, Alexander,” he greeted him with a stern voice, “what can I do for you.” “Good morning, Mister Professor, I came to talk with you about a matter that was hunting me for quite a while,” responded Alexander. Von Bezolds eyes were still locked on his assistant scientist, but the rest of his body followed suit in facing towards Alexander, whom continued with a steady voice but a trembling heart. “I propose that I myself will go to the opening ceremonies of the Counts ski resort, for I have done exceptional work in the last years to warrant my wish. I too want to be recognized for my part of this endeavor, for my part was as important than any other working on it.”</w:t>
-      </w:r>
-    </w:p>
-    <w:p>
-      <w:pPr>
-        <w:spacing w:after="0" w:line="300" w:lineRule="exact"/>
-      </w:pPr>
-    </w:p>
-    <w:p>
-      <w:pPr>
-        <w:spacing w:after="0" w:line="300" w:lineRule="exact"/>
-      </w:pPr>
-      <w:r>
-        <w:t xml:space="preserve">Finished he dared to quickly take a look at the Professor, whom still held the same expression, before looking up over him. The professor opened his mouth to talk and this split second felt like ages in his mind. “Of course you will go, young Alexander, I had planned that all along. My body isn’t the youngest anymore, so why would I go skiing.” Alexander visibly relaxed, his posture going from tensed to deflated in a second. “I just wanted to hear you actually talk of your wishes for once. Trust me when I say I know what you felt the last moths and what you are feeling now. For I was in your position once too as a young scholar over thirty years ago. You can be sure that I was terrified, like you, before every presentation I had to give. This is something you can learn too, something you can study and grow better at with every word you utter.” Alexander was stunned, not expecting another lesson in life so soon after Caroline’s. The Professor continued, “we both will go to the ceremony but I will </w:t>
+        <w:t xml:space="preserve">handlebars, but not enough to bother him to correct it. Inside the kitchen his family awaited him. Trautl, wearing an apron over her work dress, was placing before his seat a set of Leberkas and Weißwurst, on the sides of the plate resting a small heap of sweet and spicy mustard with a Brezl leaning on the plates edge. She removed the salt from it, just like he preferred.  His first daughter Elke was preparing herself a bread roll, cut in half, with a slight layer of butter under a not so slight layer of sweetly smelling strawberry jam. She wore her school uniform, ready for the last day of the week, just like her sister. His second daughter, Maria, was sitting absent minded, reading through one of her school books while slowly munching on a bread roll with a slice of Leberkäs inside. It was his wife’s wish, Trautl in this case, to name her this way. “After the holy mother in heaven, that is watching over us at all times,” she liked to say, while she was pregnant with Maria. </w:t>
+      </w:r>
+      <w:r>
+        <w:t>Of course</w:t>
+      </w:r>
+      <w:r>
+        <w:t xml:space="preserve"> he had never told her about the accident that had befallen his first wife so long ago, for it would have not healed his grieve. That was at least what he had thought for so long. Hearing her name constantly was straining his relationship with his second daughter, unbeknownst to her, that she also was a spitting image in face and hair. Long and black did it flow down her back, her nose slightly crooked from an accident she had while climbing a tree and eyes so green like the grass being shown on by the brightest sun imaginable. Over the years he got used to it all, but still, there was a rift between them, that she didn’t create and shouldn’t have to bear. During </w:t>
+      </w:r>
+      <w:r>
+        <w:t>yesterday’s</w:t>
+      </w:r>
+      <w:r>
+        <w:t xml:space="preserve"> night he thought about that, sitting there in his drenched clothes, knowing that closing that rift would be what would finally help him. But he also felt the distance towards that goal, that not one day alone would be sufficient to build the bridge.</w:t>
+      </w:r>
+    </w:p>
+    <w:p>
+      <w:pPr>
+        <w:spacing w:after="0" w:line="300" w:lineRule="exact"/>
+      </w:pPr>
+    </w:p>
+    <w:p>
+      <w:pPr>
+        <w:spacing w:after="0" w:line="300" w:lineRule="exact"/>
+      </w:pPr>
+      <w:r>
+        <w:t>“Good morning father,” said Elke, giving him one of her sweet smiles. Marie also greeted him, but in a less joyful manner, only giving out a “Good Morning,” still focused on her book.</w:t>
+      </w:r>
+      <w:r>
+        <w:br/>
+        <w:t xml:space="preserve">Friedrich placed his chair from under the table, his reserved seat in the house, and sat down heavily, his sleep grogginess still not fully overcome. His wife Trautl turned around, her apron sprinkled with small brown specks of fat, announcing with joy, “Your Father has an important job today! After his promotion to Chief Gendarme to </w:t>
+      </w:r>
+      <w:r>
+        <w:t>Tölz</w:t>
+      </w:r>
+      <w:r>
+        <w:t xml:space="preserve"> last week he will travel to Lenggries to inaugurate the new Cable Car together with Count Großberg. A way better task than patrolling around the Train Station at night.” “That is amazing father,” exclaimed Elke, her eyes sparkling with excitement, “can I come with you? I always wanted to go skiing.” Eating the first bite of his sausage, savoring the fresh flavor over its smooth texture, he chewed a few times before answering</w:t>
+      </w:r>
+      <w:r>
+        <w:t xml:space="preserve"> in a deep Bavarian tone</w:t>
+      </w:r>
+      <w:r>
+        <w:t xml:space="preserve">, “You know I don’t like standing on ski, so I don’t want you to see me embarrassing myself. I just hope it will only be one descent down the mountain. He did invite us for a nightly stay in his chalet too, after all. But I will help you pay for ski, if you come home with promising grades at the end of the year.” Her excitement diminishing, Elke still exuded happiness in its purest form. “Thank </w:t>
+      </w:r>
+      <w:r>
+        <w:t>you, father</w:t>
+      </w:r>
+      <w:r>
+        <w:t xml:space="preserve">, I will do my best. For my sake,” laughing out those last words before going back eating her meal. </w:t>
+      </w:r>
+    </w:p>
+    <w:p>
+      <w:pPr>
+        <w:spacing w:after="0" w:line="300" w:lineRule="exact"/>
+      </w:pPr>
+    </w:p>
+    <w:p>
+      <w:pPr>
+        <w:spacing w:after="0" w:line="300" w:lineRule="exact"/>
+      </w:pPr>
+      <w:r>
+        <w:t xml:space="preserve">“What about you, Maria?” asked Friedrich carefully. “Would you like to go skiing as well?” Marie looked up from her book again, shaking her head. She never was into sports and only focused on reading any book she came across. Maybe he could connect with her this way. “What are you reading there?” Marie held up the book, her fingers on the page she was reading, so Friedrich could look at both front and back of the cover. “Faust, by Johann Wolfgang von Goethe,” she explained, “we have to read it in the eighth class so I thought I could start already.” “What is it about,” asked Friedrich “I only thought Goethe wrote </w:t>
       </w:r>
       <w:r>
         <w:lastRenderedPageBreak/>
-        <w:t>leave immediately after. So, you will be left to guide the Count von Tölz through every step of the way. And he will have questions, the man is quite learned for a pretty noble. This is what you earned for speaking up, so never go silent again when you feel you should say something. I know you long enough now to trust you with your intellect. And you should learn to trust it as well. Understood?” “Thank you, Mister Professor,” said Alexander in a hopeful tone, happy to have overcome his fear, “I will not disappoint.” Professor von Bezold was waving his hand for Alexander to go, small sprinkles of red ink spraying over the student’s papers. “I know you won’t. Now go and take those plans to the manufacturer, we need to finish the last parts for shipment to Lenggries.” Alexander left, not hesitating on the command, stepping out of the door in a joyous stride. Caroline was sitting at her desk now, waving him while he past, he greeting her with a smile. She did her part, having talked with the Professor about this days ago. They both came to the same conclusion, that the boy needed a push from time to time. Her work done for now she turned her attention to the papers filling her workspace, letters and invoices that had to be signed. Alexander was truly on his own now, but she felt that no challenge would ever bring him down ever again.</w:t>
-      </w:r>
-    </w:p>
-    <w:p>
-      <w:pPr>
-        <w:spacing w:after="0" w:line="300" w:lineRule="exact"/>
-      </w:pPr>
+        <w:t xml:space="preserve">poems.” “It is a play around a man, Faust, that entered into a pact with the devil to give him a happy life. He found a pretty wive named Gretchen, felt young again and squandered it all again. In her desperation his wive kills their child so she was put to death, raising towards heaven while Faust is left behind on earth together with the devil.” Marie ends her synopsis, making Friedrich cringe visibly, feeling as if he played a part in this piece, and a quite major one at that. After a small cough he prodded more. “Does Faust still redeem himself at the end?” “That is up to interpretation, the book ends shortly after this scene.” “And what is your interpretation? I guess you have read it completely before.” asked Friedrich again. “Faust definitely knows he did wrong, not only for this but the other tragedies he unknowingly caused. I am going through it in detail, trying to figure this out exactly. I bet Goethe wanted Faust to be going to heaven too, seeing his Gretchen again, feeling no more shame for himself.” Seeing his daughter talking about so lively about a topic made him almost tear up. More so because she was speaking to his heart, not knowing that this meant the world to him. He could redeem himself too, damn the </w:t>
+      </w:r>
+      <w:r>
+        <w:t xml:space="preserve">devil, </w:t>
+      </w:r>
+      <w:r>
+        <w:t xml:space="preserve">Drecksdeifel back to hell. “Thank you for this, Maria, that really lifted my spirits.” She was looking a little dumbfounded, not expecting praise for a mundane book interpretation, even more so that her father talked about his emotions. “I-it was my pleasure father,” she slightly stammered, “maybe you could read it also to find out for yourself.” She slipped the book towards his plate, the </w:t>
+      </w:r>
+      <w:r>
+        <w:t>half-eaten</w:t>
+      </w:r>
+      <w:r>
+        <w:t xml:space="preserve"> food on it waiting f</w:t>
+      </w:r>
+      <w:r>
+        <w:t>or</w:t>
+      </w:r>
+      <w:r>
+        <w:t xml:space="preserve"> him to devour it fully. “Oh, I will my sweet. Right away.”</w:t>
+      </w:r>
+    </w:p>
+    <w:p>
+      <w:pPr>
+        <w:spacing w:after="0" w:line="300" w:lineRule="exact"/>
+      </w:pPr>
+    </w:p>
+    <w:p>
+      <w:pPr>
+        <w:spacing w:after="0" w:line="300" w:lineRule="exact"/>
+      </w:pPr>
+      <w:r>
+        <w:t xml:space="preserve">A few minutes </w:t>
+      </w:r>
+      <w:r>
+        <w:t>after</w:t>
+      </w:r>
+      <w:r>
+        <w:t xml:space="preserve"> he waved after his children, seeing them leaving to school on foot. Their house was on the outskirts of the town of </w:t>
+      </w:r>
+      <w:r>
+        <w:t>Tölz</w:t>
+      </w:r>
+      <w:r>
+        <w:t xml:space="preserve"> so they wouldn’t have to walk far. His wife held him up his green uniform jacket, the insignia of Gendarmes Chief being displayed proudly on the breast. “You did something good today already,” Trautl spoke behind his back, smoothing out any creases and whipping away small </w:t>
+      </w:r>
+      <w:r>
+        <w:t>pieces</w:t>
+      </w:r>
+      <w:r>
+        <w:t xml:space="preserve"> of lint. “I am happy you were able to connect to Maria some more. Maybe you can convince her to go skiing, now that you will finally learn with </w:t>
+      </w:r>
+      <w:r>
+        <w:t>forty-two</w:t>
+      </w:r>
+      <w:r>
+        <w:t xml:space="preserve"> years.” He fastened his revolver belt around his right shoulder, pulling the strap tight and placing his shiny gun inside the holster. “</w:t>
+      </w:r>
+      <w:r>
+        <w:t>Oh,</w:t>
+      </w:r>
+      <w:r>
+        <w:t xml:space="preserve"> I will try my best,” he promised himself more than her. “She does deserve it after all.” Seeing his carriage coming up the cobbled road, passing his daughters by the wayside, he turned to his wife to kiss her goodbye. Without another word they parted, he opening the garden door while she closed the one of the house slowly, grinning to herself seeing him so giddy. He held in his right hand the book of Faust, his trigger finger resting on it fully relaxed, in his mind no thought about the gun under his jacket. He looked up to the ski, seeing the small clouds drift by slowly over the sun, barely covering its light. Then he started walking towards his ride, thinking about tomorrow instead of days gone past.</w:t>
+      </w:r>
+    </w:p>
+    <w:p>
+      <w:pPr>
+        <w:spacing w:after="0" w:line="300" w:lineRule="exact"/>
+      </w:pPr>
+    </w:p>
+    <w:p>
+      <w:pPr>
+        <w:spacing w:after="0" w:line="300" w:lineRule="exact"/>
+      </w:pPr>
+    </w:p>
+    <w:p>
+      <w:pPr>
+        <w:pStyle w:val="berschrift2"/>
+      </w:pPr>
+      <w:r>
+        <w:t>Interlude:</w:t>
+      </w:r>
+      <w:r>
+        <w:t xml:space="preserve"> </w:t>
+      </w:r>
+      <w:r>
+        <w:t>Crystal</w:t>
+      </w:r>
+    </w:p>
+    <w:p>
+      <w:pPr>
+        <w:spacing w:after="0" w:line="300" w:lineRule="exact"/>
+      </w:pPr>
+      <w:r>
+        <w:t>The second is called Beelzebub that lords over envious.</w:t>
+      </w:r>
+    </w:p>
+    <w:p>
+      <w:pPr>
+        <w:spacing w:after="0" w:line="300" w:lineRule="exact"/>
+        <w:jc w:val="right"/>
+      </w:pPr>
+      <w:r>
+        <w:rPr>
+          <w:i/>
+          <w:iCs/>
+        </w:rPr>
+        <w:t>Lanterne of Light, 1409</w:t>
+      </w:r>
+    </w:p>
+    <w:p>
+      <w:pPr>
+        <w:spacing w:after="0" w:line="300" w:lineRule="exact"/>
+        <w:jc w:val="right"/>
+      </w:pPr>
+    </w:p>
+    <w:p>
+      <w:pPr>
+        <w:spacing w:after="0" w:line="300" w:lineRule="exact"/>
+      </w:pPr>
+      <w:r>
+        <w:t>Still trapped in his gem Davo was sulking away, no</w:t>
+      </w:r>
+      <w:r>
+        <w:t>w</w:t>
+      </w:r>
+      <w:r>
+        <w:t xml:space="preserve"> being able to keep his eye open constantly. He felt no itch to blink, the strange material flowing around him while feeling sol</w:t>
+      </w:r>
+      <w:r>
+        <w:t>id</w:t>
+      </w:r>
+      <w:r>
+        <w:t xml:space="preserve"> </w:t>
+      </w:r>
+      <w:r>
+        <w:t>as well. A</w:t>
+      </w:r>
+      <w:r>
+        <w:t>s long as he didn’t move</w:t>
+      </w:r>
+      <w:r>
+        <w:t xml:space="preserve"> that was</w:t>
+      </w:r>
+      <w:r>
+        <w:t>.</w:t>
+      </w:r>
+      <w:r>
+        <w:t xml:space="preserve"> Around him were four other red gemstones, emitting weak rays of light in no pattern whatsoever. He could not make out if </w:t>
+      </w:r>
+      <w:r>
+        <w:lastRenderedPageBreak/>
+        <w:t>there were people trapped like him, the light in this cave like hole was not strong enough to create any silhouettes inside the rubies.</w:t>
+      </w:r>
+      <w:r>
+        <w:t xml:space="preserve"> What was strange though was the shaking and shifting of said cave, as if it was not made of hard rock but flowing material, similar to a bag or pocket made of cloth. This made it easy for him to spot the differences between all the stones, baring his own. Looking through the facets of the cut gem made it impossible for him to guess were the ruby actually ended and the outside began.</w:t>
+      </w:r>
+      <w:r>
+        <w:t xml:space="preserve"> One had curves upon curves, the shape like waves on a sea captured in a breeze,</w:t>
+      </w:r>
+      <w:r>
+        <w:t xml:space="preserve"> more filled down that cut,</w:t>
+      </w:r>
+      <w:r>
+        <w:t xml:space="preserve"> making him long again. For what he did not know, again, but Davo </w:t>
+      </w:r>
+      <w:r>
+        <w:t>felt that something was missing. The second stone was practically not cut at all but in its original form, as if someone didn’t even bother. The next was</w:t>
+      </w:r>
+      <w:r>
+        <w:t xml:space="preserve"> shining more than the others, you could see the splendor</w:t>
+      </w:r>
+      <w:r>
+        <w:t xml:space="preserve"> reflecting</w:t>
+      </w:r>
+      <w:r>
+        <w:t xml:space="preserve"> </w:t>
+      </w:r>
+      <w:r>
+        <w:t>i</w:t>
+      </w:r>
+      <w:r>
+        <w:t>n it, the value it held</w:t>
+      </w:r>
+      <w:r>
+        <w:t xml:space="preserve"> and riches it brought, if you were so fortunate to hold it</w:t>
+      </w:r>
+      <w:r>
+        <w:t>.</w:t>
+      </w:r>
+      <w:r>
+        <w:t xml:space="preserve"> The last had lumps of </w:t>
+      </w:r>
+      <w:r>
+        <w:t>red</w:t>
+      </w:r>
+      <w:r>
+        <w:t xml:space="preserve"> protruding from its edges, like hands trying to grasp what wasn’t its. It actually clung to his or other stones from time to time, and then it felt like it grew a slap of stone over the others in a cold embrace before it broke </w:t>
+      </w:r>
+      <w:r>
+        <w:t>off</w:t>
+      </w:r>
+      <w:r>
+        <w:t xml:space="preserve"> again with the next shake of the ground.</w:t>
+      </w:r>
+    </w:p>
+    <w:p>
+      <w:pPr>
+        <w:spacing w:after="0" w:line="300" w:lineRule="exact"/>
+      </w:pPr>
+    </w:p>
+    <w:p>
+      <w:pPr>
+        <w:spacing w:after="0" w:line="300" w:lineRule="exact"/>
+      </w:pPr>
+      <w:r>
+        <w:t xml:space="preserve">Not being able to gaze into their cores </w:t>
+      </w:r>
+      <w:r>
+        <w:t xml:space="preserve">Davo spend his time trying to think back to what brought him here in the first place, remembering a grand fight for power and a struggle to change the world. If it was his power to be taken or him taking said power was not made clear to him. </w:t>
+      </w:r>
+      <w:r>
+        <w:t>A scene played out to him in his mind, real as the day he experienced it. “I</w:t>
+      </w:r>
+      <w:r>
+        <w:t xml:space="preserve"> had mighty weapons in </w:t>
+      </w:r>
+      <w:r>
+        <w:t>my</w:t>
+      </w:r>
+      <w:r>
+        <w:t xml:space="preserve"> possession, a cloak seeming to be made of shadow itself, helping </w:t>
+      </w:r>
+      <w:r>
+        <w:t>me</w:t>
+      </w:r>
+      <w:r>
+        <w:t xml:space="preserve"> to dodge blows and projectiles. </w:t>
+      </w:r>
+      <w:r>
+        <w:t>Also,</w:t>
+      </w:r>
+      <w:r>
+        <w:t xml:space="preserve"> an enormous great sword, that </w:t>
+      </w:r>
+      <w:r>
+        <w:t>I</w:t>
+      </w:r>
+      <w:r>
+        <w:t xml:space="preserve"> wielded with ease and expertise, </w:t>
+      </w:r>
+      <w:r>
+        <w:t>my</w:t>
+      </w:r>
+      <w:r>
+        <w:t xml:space="preserve"> left hand single handily swinging the hulking piece of metal down on </w:t>
+      </w:r>
+      <w:r>
+        <w:t>my</w:t>
+      </w:r>
+      <w:r>
+        <w:t xml:space="preserve"> foes in a great arch.</w:t>
+      </w:r>
+      <w:r>
+        <w:t xml:space="preserve"> But who were my foes anyway?</w:t>
+      </w:r>
+      <w:r>
+        <w:t xml:space="preserve">” As his old self slashed his way through an army of people, he encountered a group of </w:t>
+      </w:r>
+      <w:r>
+        <w:t>six</w:t>
+      </w:r>
+      <w:r>
+        <w:t xml:space="preserve"> between city ruins, a circle forming around them, as if the other fighters knew they were special. “Ha, these will not stand against my other me, no one could in my time. I dispatched heroes new and legend only for me to…” </w:t>
+      </w:r>
+      <w:r>
+        <w:t>Again,</w:t>
+      </w:r>
+      <w:r>
+        <w:t xml:space="preserve"> no more memory, the scene fading to black in a tuft of smoke, similar to what the cloak did to his body when it protected him</w:t>
+      </w:r>
+      <w:r>
+        <w:t xml:space="preserve"> from harm</w:t>
+      </w:r>
+      <w:r>
+        <w:t>.</w:t>
+      </w:r>
+      <w:r>
+        <w:t xml:space="preserve"> “Maybe it was harm and the cloak was still attached to myself? I so far could only look down along my body, seeing the nakedness</w:t>
+      </w:r>
+      <w:r>
+        <w:t xml:space="preserve"> but no piece of fabric in sight. Maybe on my back? My shoulders?” He tried to shift his neck, turning it to spin his head to his left, the feeling of solid walls blocking him turning to a highly viscous fluid, as he strained his body to move. He now could look over his shoulder, no armor, or cape or sword in side, but the feeling of those came back to him. The scene from before not only filling his sense of vision but also</w:t>
+      </w:r>
+      <w:r>
+        <w:t xml:space="preserve"> touch. “A weight on my frame, cold armor over my gambeson, a sword in my hand, a stone in my other. The sword … ‘Pride’ was its name for that’s what I felt, using it for bitter purpose.” Sensing that he could control his old movements now he ran and jumped, slashing at more enemies, liberated in the feel of exertion. He came to a rest, his right hand still clutching </w:t>
+      </w:r>
+      <w:r>
+        <w:t>the</w:t>
+      </w:r>
+      <w:r>
+        <w:t xml:space="preserve"> </w:t>
+      </w:r>
+      <w:r>
+        <w:t>hard form</w:t>
+      </w:r>
+      <w:r>
+        <w:t xml:space="preserve"> in his fist,</w:t>
+      </w:r>
+      <w:r>
+        <w:t xml:space="preserve"> unsure of what it actually was. Davo released his grip, sprawling out his fingers one by one, the red shine of a </w:t>
+      </w:r>
+      <w:r>
+        <w:t>coin sized</w:t>
+      </w:r>
+      <w:r>
+        <w:t xml:space="preserve"> ruby bathing his surroundings in crimson. “By Va</w:t>
+      </w:r>
+      <w:r>
+        <w:t>-L</w:t>
+      </w:r>
+      <w:r>
+        <w:t>o</w:t>
+      </w:r>
+      <w:r>
+        <w:t>-T</w:t>
+      </w:r>
+      <w:r>
+        <w:t>h</w:t>
+      </w:r>
+      <w:r>
+        <w:t>-Ay</w:t>
+      </w:r>
+      <w:r>
+        <w:t>, this power, its drawing my fingers back in around its shape. Does my strength come from this? Maybe if I-</w:t>
+      </w:r>
+      <w:r>
+        <w:t>”</w:t>
+      </w:r>
+      <w:r>
+        <w:t xml:space="preserve"> Trying to drop it was impossible, even his though vanished into nothingness. “Is this my prison, holding it shortly before my final subjugation? But I know that without it I may be nothing, that I could not use my sword nor cloak without its powers.” Fear arose in him, not of him knowing what the stone will do to him, but of </w:t>
+      </w:r>
+      <w:r>
+        <w:t>losing</w:t>
+      </w:r>
+      <w:r>
+        <w:t xml:space="preserve"> its shine and marvel, sucking him into the facets like the light that was shortly trapped in its reflections. </w:t>
+      </w:r>
+    </w:p>
+    <w:p>
+      <w:pPr>
+        <w:spacing w:after="0" w:line="300" w:lineRule="exact"/>
+      </w:pPr>
+    </w:p>
+    <w:p>
+      <w:pPr>
+        <w:spacing w:after="0" w:line="300" w:lineRule="exact"/>
+      </w:pPr>
+      <w:r>
+        <w:lastRenderedPageBreak/>
+        <w:t xml:space="preserve">Before him the </w:t>
+      </w:r>
+      <w:r>
+        <w:t>six</w:t>
+      </w:r>
+      <w:r>
+        <w:t xml:space="preserve"> warriors fell into their individual combat stances, their oldest member staying in the back giving out commands and tactics</w:t>
+      </w:r>
+      <w:r>
+        <w:t>, a mage and a knife dancer beside him. Three sword slingers were starting to circle him from all directions, their weapons different sizes and styles making it hard to focus on the correct fighting stance</w:t>
+      </w:r>
+      <w:r>
+        <w:t>.</w:t>
+      </w:r>
+      <w:r>
+        <w:t xml:space="preserve"> Their names sprung into his head, known enemies that had made his fight bitter and hard, their ends promised by him drawn out ever more.</w:t>
+      </w:r>
+      <w:r>
+        <w:t xml:space="preserve"> </w:t>
+      </w:r>
+      <w:r>
+        <w:t>Georg</w:t>
+      </w:r>
+      <w:r>
+        <w:t xml:space="preserve">, Jevan, Azor. Silas, Domir and Brod. </w:t>
+      </w:r>
+      <w:r>
+        <w:t>“</w:t>
+      </w:r>
+      <w:r>
+        <w:t>But now I will end them myself! The old man in the back</w:t>
+      </w:r>
+      <w:r>
+        <w:t xml:space="preserve"> is the easiest target on his own, but they would definitely make it extremely hard for him to get there. As if that was their plan, but I won’t fall for that!” Davo noticed that he could see their magic flowing through their veins, sensing what spells they would cast before he saw it. “And my perspective is</w:t>
+      </w:r>
+      <w:r>
+        <w:t xml:space="preserve"> not right either, as if an eye was missing.</w:t>
+      </w:r>
+      <w:r>
+        <w:t>”</w:t>
+      </w:r>
+      <w:r>
+        <w:t xml:space="preserve"> He felt up the right side of his face, a huge scar being where his eye should be. “So that’s why I can only open one of them. I only have the left eye.”</w:t>
+      </w:r>
+      <w:r>
+        <w:t xml:space="preserve"> At this last thought he felt his right hand humming, the stone drawing itself, and his fist with it, upwards towards his right eye socket. Knowing what to do he slammed his hand against his head, the stone merging with his skin and flesh, nerves connecting and a full sight restored. Like in his prison, the world was bathed in red, making him see doors and rifts in space. He stepped through one, appearing behind the bulky knight Domir, tripping him on his own broadsword, then another rift and he slashed right through it to throw back a parrying Brod with the force of a bull. Another door to bring down his sword ‘Pride’ on the </w:t>
+      </w:r>
+      <w:r>
+        <w:t>mage’s</w:t>
+      </w:r>
+      <w:r>
+        <w:t xml:space="preserve"> barrier, exposing the frailer members with a shattering roar of hundred mirrors falling simultaneously to the ground, the </w:t>
+      </w:r>
+      <w:r>
+        <w:t xml:space="preserve">protective spell </w:t>
+      </w:r>
+      <w:r>
+        <w:t xml:space="preserve">broken. One last gate would bring him to Georg, their </w:t>
+      </w:r>
+      <w:r>
+        <w:t xml:space="preserve">blind </w:t>
+      </w:r>
+      <w:r>
+        <w:t>leader. “Shattering him will shatter their resolve, winning me this day. And the world.” He plunged into the vibrant color of blood, sure to have his victory in his grasp. But he did not end up</w:t>
+      </w:r>
+      <w:r>
+        <w:t xml:space="preserve"> where he should be, panicking throws of his head searching for a point of orientation. Then Davo noticed he was back in his cage, the red vision still there, although his right eye remained closed, no more fake eye giving him strength. The exhaustion of his </w:t>
+      </w:r>
+      <w:r>
+        <w:t>lived-out</w:t>
+      </w:r>
+      <w:r>
+        <w:t xml:space="preserve"> memories had him drained, his heavy eye-lid closing slowly. “I now know what this cage is,” he thought to himself, the last spark of mind before another slumber. “And with that I know how to escape.”</w:t>
+      </w:r>
+    </w:p>
+    <w:p>
+      <w:pPr>
+        <w:spacing w:after="0" w:line="300" w:lineRule="exact"/>
+      </w:pPr>
+    </w:p>
+    <w:p>
+      <w:pPr>
+        <w:spacing w:after="0" w:line="300" w:lineRule="exact"/>
+      </w:pPr>
+    </w:p>
+    <w:p>
+      <w:pPr>
+        <w:spacing w:after="0" w:line="300" w:lineRule="exact"/>
+      </w:pPr>
+      <w:r>
+        <w:t xml:space="preserve"> </w:t>
+      </w:r>
     </w:p>
     <w:p>
       <w:pPr>
@@ -1110,1678 +1805,941 @@
         <w:t xml:space="preserve">Chapter </w:t>
       </w:r>
       <w:r>
-        <w:t>4</w:t>
-      </w:r>
-      <w:r>
-        <w:t xml:space="preserve">: The </w:t>
-      </w:r>
-      <w:r>
-        <w:t>Trigger</w:t>
-      </w:r>
-    </w:p>
-    <w:p>
-      <w:pPr>
-        <w:spacing w:after="0" w:line="300" w:lineRule="exact"/>
-      </w:pPr>
-    </w:p>
-    <w:p>
-      <w:pPr>
-        <w:spacing w:after="0" w:line="300" w:lineRule="exact"/>
+        <w:t>5</w:t>
+      </w:r>
+      <w:r>
+        <w:t>: Guardian Angel</w:t>
+      </w:r>
+    </w:p>
+    <w:p>
+      <w:pPr>
+        <w:spacing w:after="0" w:line="300" w:lineRule="exact"/>
+        <w:jc w:val="both"/>
+      </w:pPr>
+    </w:p>
+    <w:p>
+      <w:pPr>
+        <w:spacing w:after="0" w:line="300" w:lineRule="exact"/>
+      </w:pPr>
+      <w:r>
         <w:rPr>
           <w:i/>
           <w:iCs/>
         </w:rPr>
-      </w:pPr>
+        <w:t>Lenggries, 11.12.1882</w:t>
+      </w:r>
       <w:r>
         <w:rPr>
           <w:i/>
           <w:iCs/>
         </w:rPr>
-        <w:t>Tölz</w:t>
+        <w:t>, one day before</w:t>
       </w:r>
       <w:r>
         <w:rPr>
           <w:i/>
           <w:iCs/>
         </w:rPr>
-        <w:t>, 10.12.1882</w:t>
-      </w:r>
+        <w:t xml:space="preserve"> the Transformation</w:t>
+      </w:r>
+    </w:p>
+    <w:p>
+      <w:pPr>
+        <w:spacing w:after="0" w:line="300" w:lineRule="exact"/>
+        <w:jc w:val="both"/>
+      </w:pPr>
+    </w:p>
+    <w:p>
+      <w:pPr>
+        <w:spacing w:after="0" w:line="300" w:lineRule="exact"/>
+      </w:pPr>
+      <w:r>
+        <w:t>Friedrich was sitting inside his closed personal carriage, a plain design in green and brown, Gendarmes written on its sides to indicate its purpose. It was a normal transport for the Bavarian police, repurposed for the police chiefs of bigger cities or districts, the signs of removed cabinets or holding spaces still evident in outlines on the floor and walls. The seats wear cushioned but not spring-suspended, so any and each bump in the cobbled road drilled into his backside. The comfort was minimal, but the time spend walking in the cold weather would have been worse, the ten-kilometer ride too far to walk. He looked out on the still flowing Isar river, its big blue streak winding back and forth from the roadway as his personal assistant Peter</w:t>
+      </w:r>
+      <w:r>
+        <w:t xml:space="preserve"> Rainer</w:t>
+      </w:r>
+      <w:r>
+        <w:t xml:space="preserve"> steered the lone horse in front towards their destination Lenggries. The young man was proficient with the imposing animals, as was Friedrich himself, and he showed potential in the field of leadership, so he was put at Friedrichs side to learn and </w:t>
+      </w:r>
+      <w:r>
+        <w:lastRenderedPageBreak/>
+        <w:t xml:space="preserve">improve. He did not show that much promise yet, being embarrassed at any </w:t>
+      </w:r>
+      <w:r>
+        <w:t xml:space="preserve">small </w:t>
+      </w:r>
+      <w:r>
+        <w:t xml:space="preserve">mistake he </w:t>
+      </w:r>
+      <w:r>
+        <w:t xml:space="preserve">made during the last week, which were few, and was too eager, almost to the point of being annoying. “Five more minutes Sir, I can see the ski-track already,” he shouted way too loud, probably thinking his chief Gendarme would not hear. But Friedrich did hear plenty, the driver’s seat being a mere two meters in front of him. “Thank </w:t>
+      </w:r>
+      <w:r>
+        <w:t>you, Officer Rainer</w:t>
+      </w:r>
+      <w:r>
+        <w:t>, I don’t need more updates until we arrive,</w:t>
+      </w:r>
+      <w:r>
+        <w:t>”</w:t>
+      </w:r>
+      <w:r>
+        <w:t xml:space="preserve"> responded Friedrich, his good mood from before slightly souring, not only from his overeager subordinate, but also from the thought of the impeding ski-tour.</w:t>
+      </w:r>
+      <w:r>
+        <w:t xml:space="preserve"> Letting his gaze drift from the river to the mountain ridge to his right he </w:t>
+      </w:r>
+      <w:r>
+        <w:t>spied the top of the Alp offshoot Brauneck, at a height of thousand five hundred meters not impressive but one of the only places in the vicinity to practice winter sport. Many trees would have to be felled and slopes prepared for skiing, transforming Len</w:t>
+      </w:r>
+      <w:r>
+        <w:t>g</w:t>
+      </w:r>
+      <w:r>
+        <w:t>gries and its close by villages into touristic hotspots. Not only in the winter, but also warmer months where hiking was prevalent. Snow had fallen in abundance over the last days, so Friedrichs last chance at saving himself from this ordeal was melting away like a snowball in the shallow Isar river.</w:t>
+      </w:r>
+    </w:p>
+    <w:p>
+      <w:pPr>
+        <w:spacing w:after="0" w:line="300" w:lineRule="exact"/>
+      </w:pPr>
+      <w:r>
+        <w:t xml:space="preserve">Lost in thought Friedrich woke up from his day dreams as the wagon came to a halt, their goal reached on a parking space for carriages of all sort. There were single horses toed to a fence with a water through, plain carriages like his, probably transporting whole families, and an immensely decorated ride, on its side ornaments with gold plating drawn by two smaller looking black horses of a breed he did not recognize, like he did the others. Exotic guests here at this event? He did not prepare for any extravagances in his mind, so his mood darkened again. “I hope they speak German in any way, my French is rusty at best, </w:t>
+      </w:r>
+      <w:r>
+        <w:t>at least</w:t>
+      </w:r>
+      <w:r>
+        <w:t xml:space="preserve"> what I learned</w:t>
+      </w:r>
+      <w:r>
+        <w:t xml:space="preserve"> from those war prisoners in 1871 in Mainz.</w:t>
+      </w:r>
+      <w:r>
+        <w:t xml:space="preserve"> Thank God I did not have to fight in this dumb, depperten war, all this nobility fighting for their right to be called King or Kaiser or whatever else. It was short and swift, so more troops were not needed, but imagine years of fighting… even we as police force would have to go.</w:t>
+      </w:r>
+      <w:r>
+        <w:t>”</w:t>
+      </w:r>
+      <w:r>
+        <w:t xml:space="preserve"> Friedrich shook himself slightly to forget his last thoughts before the door at his side swung open to a grinning Peter, </w:t>
+      </w:r>
+      <w:r>
+        <w:t xml:space="preserve">holding Friedrichs travel bag in one hand, </w:t>
+      </w:r>
+      <w:r>
+        <w:t xml:space="preserve">his </w:t>
+      </w:r>
+      <w:r>
+        <w:t xml:space="preserve">other one </w:t>
+      </w:r>
+      <w:r>
+        <w:t>waving out into the cold ai</w:t>
+      </w:r>
+      <w:r>
+        <w:t>r,</w:t>
+      </w:r>
+      <w:r>
+        <w:t xml:space="preserve"> that found its way directly into Friedrichs face. He shook some more.</w:t>
+      </w:r>
+      <w:r>
+        <w:t xml:space="preserve"> </w:t>
+      </w:r>
+    </w:p>
+    <w:p>
+      <w:pPr>
+        <w:spacing w:after="0" w:line="300" w:lineRule="exact"/>
+      </w:pPr>
+    </w:p>
+    <w:p>
+      <w:pPr>
+        <w:spacing w:after="0" w:line="300" w:lineRule="exact"/>
+      </w:pPr>
+      <w:r>
+        <w:t xml:space="preserve">On a chair in one of the back rows of the attendance was Alexander, clad in a thick coat made from cotton and fur, his hands stuck beneath his arm pits, </w:t>
+      </w:r>
+      <w:r>
+        <w:t>even</w:t>
+      </w:r>
+      <w:r>
+        <w:t xml:space="preserve"> though he was wearing leather gloves against the stinging cold. Most of the other seats were taken or only a single one was free between spectators and guests, but he was not comfortable enough yet to sit between strangers. </w:t>
+      </w:r>
+      <w:r>
+        <w:t>So,</w:t>
+      </w:r>
+      <w:r>
+        <w:t xml:space="preserve"> he called this secluded folding chair his own and watched the rest of the people stream in as the mayor of Lenggries took the stage to inspect the pedestal and lectern, that reached about half a meter above the snow filled ground.</w:t>
+      </w:r>
+      <w:r>
+        <w:t xml:space="preserve"> </w:t>
+      </w:r>
+      <w:r>
+        <w:t xml:space="preserve">Behind the stage was a cable car carefully hidden beneath a giant white cloth, barely visible from further away against the snow. Up the mountain you could spy the cables strung along grey metal poles of different sizes until ridges or trees hid them from view. </w:t>
+      </w:r>
+      <w:r>
+        <w:t xml:space="preserve">Were people trotted the whiteness faded and was replaced with hard bits of grey mush, but everywhere else a thick layer of powdery snow remained, perfect for skiing. At least that’s what Alexander read about in a guide he found in the library and the first-hand accounts of one of his students. He was fully prepared in clothes and spirit, but him lacking the knowledge of something always irked him. But now he regarded the novelty of it as an experiment on himself, although he usually underwent those in his mind and not directly with his body. He lifted his shoulder bag from under his seat, searching for his watch between his half-filled notebook and small tool bag. He always had the tools with him, be it out of preparedness for any circumstance or just </w:t>
+      </w:r>
+      <w:r>
+        <w:lastRenderedPageBreak/>
+        <w:t xml:space="preserve">habituation from having it with him. “Ah circular reasoning, we meet again. What was first, the egg or the hen. Huh, that even rimed a bit, marvelous. I should </w:t>
+      </w:r>
+      <w:r>
+        <w:t>mark</w:t>
+      </w:r>
+      <w:r>
+        <w:t xml:space="preserve"> it down, it would be a good addition to any book I will </w:t>
+      </w:r>
+      <w:r>
+        <w:t>inevitable write.” He struggled to get out his pen from the bottom of his bag, finding the watch on the way. “14:28, it should start in two minutes. I haven’t seen the Count yet but he usually shows up just on time</w:t>
+      </w:r>
+      <w:r>
+        <w:t>. And who is that over there taking one of the three seats on the stage</w:t>
+      </w:r>
+      <w:r>
+        <w:t>. She looks right out of a ballroom, not prepared for this weather in the slightest,</w:t>
+      </w:r>
+      <w:r>
+        <w:t xml:space="preserve"> with a poodle </w:t>
+      </w:r>
+      <w:r>
+        <w:t xml:space="preserve">on her lap </w:t>
+      </w:r>
+      <w:r>
+        <w:t>to boot.</w:t>
+      </w:r>
+      <w:r>
+        <w:t xml:space="preserve"> </w:t>
+      </w:r>
+      <w:r>
+        <w:t>Isn’t that poor thing freezing? All the struggling would indicate that.</w:t>
+      </w:r>
+      <w:r>
+        <w:t>”</w:t>
+      </w:r>
+    </w:p>
+    <w:p>
+      <w:pPr>
+        <w:spacing w:after="0" w:line="300" w:lineRule="exact"/>
+      </w:pPr>
+    </w:p>
+    <w:p>
+      <w:pPr>
+        <w:spacing w:after="0" w:line="300" w:lineRule="exact"/>
+      </w:pPr>
+      <w:r>
+        <w:t>“Calm dow</w:t>
+      </w:r>
+      <w:r>
+        <w:t xml:space="preserve">n Johnny, you make me look bad. And my dress is all </w:t>
+      </w:r>
+      <w:r>
+        <w:t>ruffled up now, thanks to you, uh,</w:t>
+      </w:r>
+      <w:r>
+        <w:t>”</w:t>
+      </w:r>
+      <w:r>
+        <w:t xml:space="preserve"> pleaded Marina to her small dog, the poodle not wanting to be restrained, sitting on his mistress, but roam free and play in the snow. Three shrill barks indicated his rebellion, but Marina knew just how to quelch it. Out of her waist band she drew out a small dried sausage, giving it to an ecstatic Johnny, who tip-toed on her legs, eager for the treat. “You get it if you remain calm from now on, else no more treats for you today.” The dog immediately sat still, apparently remembering his meager training, and gave of a silent bark, his mouth moving without a sound. “Here you go,” said Marina, lowering the sausage to his mouth which promptly disappeared into the abyss called Johnny, “I trust you know what’s at stake?” Happily chewing the poodle sat still, indicating his obedience. For </w:t>
+      </w:r>
+      <w:r>
+        <w:t>now,</w:t>
+      </w:r>
+      <w:r>
+        <w:t xml:space="preserve"> at least.</w:t>
+      </w:r>
+      <w:r>
+        <w:t xml:space="preserve"> Turning her words inside Marina thought to herself. </w:t>
+      </w:r>
+      <w:r>
+        <w:t>“</w:t>
+      </w:r>
+      <w:r>
+        <w:t xml:space="preserve">Well, where is that pretty Count now, I put up this dress to impress and I’m quite freezing over here. </w:t>
+      </w:r>
+      <w:r>
+        <w:t>Sigh, w</w:t>
+      </w:r>
+      <w:r>
+        <w:t xml:space="preserve">ill I ever adjust to this cold German weather?” </w:t>
+      </w:r>
+      <w:r>
+        <w:t>From her left Friedrich was climbing the short stairs, taking his seat next to</w:t>
+      </w:r>
+      <w:r>
+        <w:t xml:space="preserve"> Marina, directly addressing her. “Good day Miss, I am Friedrich Pfeiffer, Chief Gendarme of </w:t>
+      </w:r>
+      <w:r>
+        <w:t>Tölz</w:t>
+      </w:r>
+      <w:r>
+        <w:t>. With whom do I have the honor?” Marina mustered the stocky but still neat man, dressed in a green service uniform, then answered, “Marina Adamantidi, owner of the Adamantidi shipyard at the Würmsee, nice to meet you.</w:t>
+      </w:r>
+      <w:r>
+        <w:t xml:space="preserve"> You can call me Lady Adamantidi, if you dare.</w:t>
+      </w:r>
+      <w:r>
+        <w:t xml:space="preserve">” </w:t>
+      </w:r>
+    </w:p>
+    <w:p>
+      <w:pPr>
+        <w:spacing w:after="0" w:line="300" w:lineRule="exact"/>
+      </w:pPr>
+    </w:p>
+    <w:p>
+      <w:pPr>
+        <w:spacing w:after="0" w:line="300" w:lineRule="exact"/>
+      </w:pPr>
+      <w:r>
+        <w:t xml:space="preserve">Just as the two exchanged pleasantries the Count </w:t>
+      </w:r>
+      <w:r>
+        <w:t>Alois</w:t>
+      </w:r>
+      <w:r>
+        <w:t xml:space="preserve"> Grossberg von Tölz appeared practically out of nowhere,</w:t>
+      </w:r>
+      <w:r>
+        <w:t xml:space="preserve"> dressed in a furry mantle, his blonde locks looking like the mane of a lion,</w:t>
+      </w:r>
+      <w:r>
+        <w:t xml:space="preserve"> prompting the mayor to announce him to the crowd of roughly fifty invited guests. Waiting to take in a short applause, the Count slightly bowed to the onlookers before he began his impromptu speech. “Dear esteemed guests of my humble lands, I welcome you to Lenggries and to a new big step towards our future. </w:t>
+      </w:r>
+      <w:r>
+        <w:t>Together with great people we managed to build something truly new in this world and we want to share it with you all.” He paced from side to side, gleefully ignoring the lectern, looking down to face after face, taking in the gathering.</w:t>
+      </w:r>
+      <w:r>
+        <w:t xml:space="preserve"> He clearly knew how to give a speech.</w:t>
+      </w:r>
+      <w:r>
+        <w:t xml:space="preserve"> “</w:t>
+      </w:r>
+      <w:r>
+        <w:t xml:space="preserve">Always a proprietor of ideas and ideals it was my goal to bring to you all </w:t>
+      </w:r>
+      <w:r>
+        <w:t xml:space="preserve">excitement, so I had this slope build some years ago. But why stop there and not add comfort to the list! Why walk all the way up the mountain again, taking maybe triple, no quadruple the time to ride down. That’s why I wanted to fly up in style, just as I would go down. </w:t>
+      </w:r>
+      <w:r>
+        <w:t>So,</w:t>
+      </w:r>
+      <w:r>
+        <w:t xml:space="preserve"> with some clever help we came up with this idea.</w:t>
+      </w:r>
+      <w:r>
+        <w:t xml:space="preserve">” </w:t>
+      </w:r>
+      <w:r>
+        <w:t xml:space="preserve">He pulled at the tarp covering the cable car and with a mighty pull managed to uncover </w:t>
+      </w:r>
+      <w:r>
+        <w:t>it wholly</w:t>
+      </w:r>
+      <w:r>
+        <w:t xml:space="preserve">. A car with room for four and ski to spare, greyish metal with windows on all sites and a big door revealing cushioned seating. As a finishing touch the noble coat of arms of </w:t>
+      </w:r>
+      <w:r>
+        <w:t>Tölz</w:t>
+      </w:r>
+      <w:r>
+        <w:t>, a golden Lion on a black shield, was painted on the front and back. The left leaning lion stuck out its tongue, its tail just as curved as the white outline of the fancy shield. The crowed</w:t>
+      </w:r>
+      <w:r>
+        <w:t xml:space="preserve"> reacted with sounds of awe and wonder, the lightly swinging cable car new to their eyes. </w:t>
+      </w:r>
+      <w:r>
+        <w:lastRenderedPageBreak/>
+        <w:t xml:space="preserve">After letting the people marvel for a short while the Count continued. “With this steel carriage we will ride to the start of the slope as a group and descend and ride and descend… Now you would say: ‘But we already have that with a </w:t>
+      </w:r>
+      <w:r>
+        <w:t>ski lift</w:t>
+      </w:r>
+      <w:r>
+        <w:t>, horse cranked and working!’ But then you would forget the scale of it</w:t>
+      </w:r>
+      <w:r>
+        <w:t>, sitting down without any wind freezing your nose off</w:t>
+      </w:r>
+      <w:r>
+        <w:t>! And the best part, no horses. All powered by electricity coming from the very river you crossed to get here.</w:t>
+      </w:r>
+      <w:r>
+        <w:t xml:space="preserve"> Don’t fret, the whole contraption has been inspected by no one other than our new Chief of Gendarmes, Friedrich Pfeiffer. And if you ask who made this all possible, with her deep purse and goodwill? Lady Marina Adamantidi</w:t>
+      </w:r>
+      <w:r>
+        <w:t xml:space="preserve"> from Starnberg</w:t>
+      </w:r>
+      <w:r>
+        <w:t xml:space="preserve"> paid the expenses, so you could all enjoy.” An extensive applause was heard, the Count turning to Friedrich and Marina, clapping his own hands as they had no choice but to stand up and wave</w:t>
+      </w:r>
+      <w:r>
+        <w:t>, before taking their seat again</w:t>
+      </w:r>
+      <w:r>
+        <w:t xml:space="preserve">. “But </w:t>
+      </w:r>
+      <w:r>
+        <w:t xml:space="preserve">who came up with the idea? No other than a young scientist working at the Technical University in Munich: Alexaner Doppler! Come up here my boy, show your face to the world!” He waved up to a shocked Alexander, the eyes suddenly on him making him freeze like a frightened bunny. “No shame my boy,” continued the Count, “they don’t bite. Maybe only I will.” </w:t>
+      </w:r>
+      <w:r>
+        <w:t>His laugh made at his own joke made Alexander</w:t>
+      </w:r>
+      <w:r>
+        <w:t>’s stiff joints</w:t>
+      </w:r>
+      <w:r>
+        <w:t xml:space="preserve"> thaw and with his bag clutched in front of him and a wry smile of embarrassment on his face he walked past the seated crowd on to the stage, giving a humble wave before the Count von Tölz slapped his back with a gloved hand.</w:t>
+      </w:r>
+      <w:r>
+        <w:t xml:space="preserve"> “This young man he</w:t>
+      </w:r>
+      <w:r>
+        <w:t>re</w:t>
+      </w:r>
+      <w:r>
+        <w:t xml:space="preserve"> merged the inventions of Faraday, Siemens, Gaulard and Gibbs to create an AC network that creates energy far away, transports it via electric currents to Lenggries and </w:t>
+      </w:r>
+      <w:r>
+        <w:t>feeds into these beautiful cabins that will carry you up without trouble or even wind in your face. Powered by nature itself, and coal if it comes to it.</w:t>
+      </w:r>
+      <w:r>
+        <w:t>”</w:t>
+      </w:r>
+      <w:r>
+        <w:t xml:space="preserve"> With a small twirl he performed a grant gesture to reveal a case with a button on it, seemingly connected by a cord to the machinery. He held it up to Alexander, who was still a little confused by all the attention. “Press it my friend, don’t be shy,” encouraged the Count. Suppressing his need to explain that his mere button would not turn on anything, a worker in the back had to turn a massive lever inside the machinery house, Alexander used his right index finger to gently push it down, startled at the sounds </w:t>
+      </w:r>
+      <w:r>
+        <w:t xml:space="preserve">and light given off by </w:t>
+      </w:r>
+      <w:r>
+        <w:t xml:space="preserve">a </w:t>
+      </w:r>
+      <w:r>
+        <w:t>small explosion in front of him</w:t>
+      </w:r>
+      <w:r>
+        <w:t xml:space="preserve">. A </w:t>
+      </w:r>
+      <w:r>
+        <w:t>photograph had gone o</w:t>
+      </w:r>
+      <w:r>
+        <w:t>f</w:t>
+      </w:r>
+      <w:r>
+        <w:t>f at the sidelines, capturing the scene</w:t>
+      </w:r>
+      <w:r>
+        <w:t>, and apparently him on it with a surprised expression.</w:t>
+      </w:r>
+      <w:r>
+        <w:t xml:space="preserve"> </w:t>
+      </w:r>
+      <w:r>
+        <w:t>W</w:t>
+      </w:r>
+      <w:r>
+        <w:t>ith a crank and squeak the cable started to move, pulling the carts with it up and down the mountain again.</w:t>
+      </w:r>
+      <w:r>
+        <w:t xml:space="preserve"> The Count continued with vigor,</w:t>
+      </w:r>
+      <w:r>
+        <w:t xml:space="preserve"> </w:t>
+      </w:r>
+      <w:r>
+        <w:t>“</w:t>
+      </w:r>
+      <w:r>
+        <w:t>t</w:t>
+      </w:r>
+      <w:r>
+        <w:t>he mayor will now give out his own thanks to all of you who played their part in this</w:t>
+      </w:r>
+      <w:r>
+        <w:t>.</w:t>
+      </w:r>
+      <w:r>
+        <w:t>”</w:t>
+      </w:r>
+      <w:r>
+        <w:t xml:space="preserve"> The man stoo</w:t>
+      </w:r>
+      <w:r>
+        <w:t>d</w:t>
+      </w:r>
+      <w:r>
+        <w:t xml:space="preserve"> up from the third chair, pulling out a lengthy list while putting on his spectacles, stepping to the lectern. Von Tölz turned to Marina, Friedrich and Alexander, “and we will flee this scene at once, else we will have to wait thirty minutes at least.” He guided the three of them down the steps towards an oncoming cable car, a woman waiting next to the entrance platform with a small bag and two big suitcases. “Your luggage is there, dear Lady, as well as yours Chief. The car will slow down, its doors will open and we can get inside. But do not dilly dally, if you excuse my language, else you will be left behind.” As promised the cabin was moving way more slowly and the Count waved them inside one after the other, then entered himself, drawing the luggage with him barely before the doors closed again. With a big toothy smile he fell into the last open seat, his excitement almost too much to bear. “Now sit down and relax, it will take us roughly ten minutes.”</w:t>
+      </w:r>
+      <w:r>
+        <w:t xml:space="preserve"> </w:t>
+      </w:r>
+    </w:p>
+    <w:p>
+      <w:pPr>
+        <w:spacing w:after="0" w:line="300" w:lineRule="exact"/>
+      </w:pPr>
+    </w:p>
+    <w:p>
+      <w:pPr>
+        <w:spacing w:after="0" w:line="300" w:lineRule="exact"/>
+      </w:pPr>
+      <w:r>
+        <w:t>With an obedient Johnny on her lap,</w:t>
+      </w:r>
+      <w:r>
+        <w:t xml:space="preserve"> sitting opposite of Friedrich,</w:t>
+      </w:r>
+      <w:r>
+        <w:t xml:space="preserve"> Marina looked out the windows towards the still sitting crowd, their boring ordeal making this ride all the sweeter</w:t>
+      </w:r>
+      <w:r>
+        <w:t>.</w:t>
+      </w:r>
+      <w:r>
+        <w:t xml:space="preserve"> </w:t>
+      </w:r>
+      <w:r>
+        <w:t xml:space="preserve">From her seat she could see down the slope without trouble, but had to turn to see the </w:t>
+      </w:r>
+      <w:r>
+        <w:lastRenderedPageBreak/>
+        <w:t>peak.</w:t>
+      </w:r>
+      <w:r>
+        <w:t xml:space="preserve"> Opposite of her was</w:t>
+      </w:r>
+      <w:r>
+        <w:t xml:space="preserve"> </w:t>
+      </w:r>
+      <w:r>
+        <w:t>v</w:t>
+      </w:r>
+      <w:r>
+        <w:t>on Tölz</w:t>
+      </w:r>
+      <w:r>
+        <w:t>, and he was</w:t>
+      </w:r>
+      <w:r>
+        <w:t xml:space="preserve"> truly gifted with the word, his charisma exuding constantly, as if he trained it like a muscle. But one thing didn’t sit well with her, “say my dear Count, I hope you joked when you told them that I paid for everything, it makes it sound like I am generous with no profit in mind. That doesn’t mean I can’t be generous, but these are your people to govern to some extent, as I am just a humble businesswoman. That said, I can be assured that my money is in save hands and will find its way back to me?” “Of course, my dear,” answered the Count, “I just phrased it this way so they will write about you in a good light. That will be great publicity in the coming weeks.”</w:t>
+      </w:r>
+      <w:r>
+        <w:t xml:space="preserve"> Giving him a smile Marina didn’t use words to respond, thinking to herself, “well, this will cost me, I fear. He also is a business man through and through. How old is he again? Maybe I can let him slip it during the dinner later.” For a few seconds the silence was only interrupted by the steady pull of the cable and the ratt</w:t>
+      </w:r>
+      <w:r>
+        <w:t>ling</w:t>
+      </w:r>
+      <w:r>
+        <w:t xml:space="preserve"> of </w:t>
+      </w:r>
+      <w:r>
+        <w:t>rollers as the lift passes its first tower. Friedrich clears his throat, “and you also said I inspected this contraption personally, but it is the first time I’ve been here. Do you want the people to think you’re a liar?” “Certainly not,” said the Count “it was inspected by your men a week ago, but to instill more confidence into the crowd I used your well-known name. You cannot fault me for that, can you?” “I suppose not,” answered Friedrich, not entirely convinced, “I just hope everything is in order. And you my boy, did you not bring any more clothes?” “Ehm, clothes for what? I thought we would just go skiing? And</w:t>
+      </w:r>
+      <w:r>
+        <w:t xml:space="preserve"> Sir von Tölz,</w:t>
+      </w:r>
+      <w:r>
+        <w:t xml:space="preserve"> did you even invite Professor von</w:t>
+      </w:r>
+      <w:r>
+        <w:t xml:space="preserve"> Bezold?</w:t>
+      </w:r>
+      <w:r>
+        <w:t>”</w:t>
+      </w:r>
+      <w:r>
+        <w:t xml:space="preserve"> Asked Alexander </w:t>
+      </w:r>
+      <w:r>
+        <w:t xml:space="preserve">towards </w:t>
+      </w:r>
+      <w:r>
+        <w:t>the Count</w:t>
+      </w:r>
+      <w:r>
+        <w:t>,</w:t>
+      </w:r>
+      <w:r>
+        <w:t xml:space="preserve"> slightly confused. “He canceled weeks ago, assuring me you would come. I would rather have you here than him anyway, he can be … challenging company. But I seem to have forgotten to tell you we will be staying her one night, so we can enjoy the ski slopes tomorrow in full. Now there will be lots of people that came from near and far to try it out. But right in the morning we will be the first, starting from the top. My chalet is only a few minutes away from the slope. And my butler</w:t>
+      </w:r>
+      <w:r>
+        <w:t xml:space="preserve"> Erik</w:t>
+      </w:r>
+      <w:r>
+        <w:t xml:space="preserve"> is quite your size, he can borrow you some clothes if you need them.” Marina knew this place, visiting it once two years ago when she </w:t>
+      </w:r>
+      <w:r>
+        <w:t>met</w:t>
+      </w:r>
+      <w:r>
+        <w:t xml:space="preserve"> with von Tölz the first time as he wanted to buy a boat from her. And so did Alexander it seemed, looking happy at the prospect to stay there. “I can’t wait to read more of your books there again,” said Alexander with </w:t>
+      </w:r>
+      <w:r>
+        <w:t xml:space="preserve">a pleased look, “I did not think you would be interested in all of those topics too, wildlife, hunting, history, even fairytales.” Then the face of the young man changed to attentiveness, as if he did notice something concerning. “What is it, Mister Do-?” started Marina, as he interrupted her with a raised finger that wandered towards his ear, signaling her to listen. </w:t>
+      </w:r>
+      <w:r>
+        <w:t xml:space="preserve">She could only hear the car gliding upwards, nothing strange happening. Her confused look towards Friedrich reassuring her that nothing was a miss. Von Tölz was not convinced though. “What do you hear Alexander? What is going on?” “I believe the clamp came loose and we are balancing on the cable with just the holding rod of the car. Do you hear the scraping sound? </w:t>
+      </w:r>
+      <w:r>
+        <w:t>That is</w:t>
+      </w:r>
+      <w:r>
+        <w:t xml:space="preserve"> us making the car tip over slightly and the holding rod touching.” Concern was creeping up inside of Martina, trusting machinery was never her strong suit. But this man</w:t>
+      </w:r>
+      <w:r>
+        <w:t xml:space="preserve"> showed total confidence, which he did not display before, and that kept her from panicking. Friedrich however was apparently not convinced, shooting up from his seat, “are we going to fall?” </w:t>
+      </w:r>
+      <w:r>
+        <w:t>Right as he did so the car started to rock dangerously towards his direction, making the Count and Marina grab the railing</w:t>
+      </w:r>
+      <w:r>
+        <w:t xml:space="preserve"> and Johnny bark in fear,</w:t>
+      </w:r>
+      <w:r>
+        <w:t xml:space="preserve"> while </w:t>
+      </w:r>
+      <w:r>
+        <w:t xml:space="preserve">Alexander, who sat diagonally from </w:t>
+      </w:r>
+      <w:r>
+        <w:t>Friedrich, climbed up his seat and the car came to a stop, tilted marginally.</w:t>
+      </w:r>
+    </w:p>
+    <w:p>
+      <w:pPr>
+        <w:spacing w:after="0" w:line="300" w:lineRule="exact"/>
+      </w:pPr>
+    </w:p>
+    <w:p>
+      <w:pPr>
+        <w:spacing w:after="0" w:line="300" w:lineRule="exact"/>
+      </w:pPr>
+      <w:r>
+        <w:t xml:space="preserve">Alexander then </w:t>
+      </w:r>
+      <w:r>
+        <w:t>rambled</w:t>
+      </w:r>
+      <w:r>
+        <w:t xml:space="preserve"> in a calculating manner to himself, “the center of gravity is directly in the middle of the car, so any tilt to the left towards the cable will have a great chance to </w:t>
+      </w:r>
+      <w:r>
+        <w:lastRenderedPageBreak/>
+        <w:t xml:space="preserve">make us fall. Any movement from Miss Adamantidi or Sir Pfeiffer will be trouble. The best course of action would be for us to gather at the middle, huddled close together, and lift me up towards the maintenance </w:t>
+      </w:r>
+      <w:r>
+        <w:t>ha</w:t>
+      </w:r>
+      <w:r>
+        <w:t xml:space="preserve">tch between the cable and the holding arm.” There were some more words Marina couldn’t understand, but Friedrich already took charge following Alexanders plan. “You heard him, Miss Adamantidi when I count down to </w:t>
+      </w:r>
+      <w:r>
+        <w:t>one,</w:t>
+      </w:r>
+      <w:r>
+        <w:t xml:space="preserve"> we both stand up slowly and walk towards the middle, am I clear?” “Clear as the see at Alonnisos,” she answered.</w:t>
+      </w:r>
+      <w:r>
+        <w:t xml:space="preserve"> “Three, two… one!” They both sat up slowly, Johnny clutched under Marinas arms, and walked, step by step, to the right, coming to a stop in the middle, the car tilting again, this time to the right. Von Tölz watched on in quiet excitement while Alexander nodded his head, his first step of the plan done, and said, “now Sir Count, on one we do the same. Three, two, one.” The moved gingerly as well, the cabin still trailing upwards as they came to another tower, its rolls shaking the unaligned car, making them fall together, clutching each other. And now the cabin was aligned to a light right, putting it in the perfect spot for what came next.</w:t>
+      </w:r>
+      <w:r>
+        <w:t xml:space="preserve"> “Sir Count, you are the tallest so I will stand on your shoulders, if you don’t mind,” said Alexander, trying not to be too forward, “and from there will have a look outside through the hatch and see what is wrong.” He was clutching a small bag under his arm, small tools peeking out of it. “Of course, Alexander,” answered the Count, laying his hands over another to give him the first rung, his shoulders being the second, “just be careful, I might need your head for more brilliancy again.” Alexander didn’t seem to take this lightly, the sense of danger at last returning to him shown in his face, gritting his teeth. He needs some reassurance, so Marina gave it to him. “We trust you Alexander, and so should you. We will hold you by your legs, so nothing bad will happen!” She thought to see his mouth close and jaw relax as he climbed</w:t>
+      </w:r>
+      <w:r>
+        <w:t xml:space="preserve"> on top of von Tölz, opening the hatch outwards as cold air and a steady sound of grinding metal rushed in. With his head and arms pocking out of the cabin his voice could only be heard as a faint shout. “As I thought, the rope clamp came loose and now the holding arm is scraping on the cable.” It seemed he took out some tools out of the bag, furiously working on something hidden behind the roof. “The control lever is open and so the clamp won’t attach fully. It looks like a spring came loose which caused the lever to rise, truly a wonder that we are still attached and not flying towards the ground.” With sweat building on his now pale forehead, Friedrich lost his patience for explanations. “</w:t>
+      </w:r>
+      <w:r>
+        <w:t>Bah, t</w:t>
+      </w:r>
+      <w:r>
+        <w:t xml:space="preserve">hen fix it already and don’t tell us what’s wrong! Every word of yours makes me more anxious!” </w:t>
+      </w:r>
+      <w:r>
+        <w:t xml:space="preserve">Above them a mighty ‘clamp’ could be heard, the car shifting and coming to an abrupt halt, giving them a good shake, while it was still being pulled up the mountain. </w:t>
+      </w:r>
+      <w:r>
+        <w:t>With a ‘thud’ the hatch closed and the tri</w:t>
+      </w:r>
+      <w:r>
+        <w:t>o</w:t>
+      </w:r>
+      <w:r>
+        <w:t xml:space="preserve"> below relaxed their grip on Alexander’s legs, him jumping to the floor without any fear as the car did not rock in the slightest. “All done, Mister Pfeiffer, talking to myself makes the work feel easier,” said Alexander with a grin, his fearless mood betrayed by an equally pale skin and drips of sweat. Marina traced a cross over her breast, putting Johnny on the ground</w:t>
+      </w:r>
+      <w:r>
+        <w:t>. All the</w:t>
+      </w:r>
+      <w:r>
+        <w:t xml:space="preserve"> while the Count laughed, falling into his seat with tears in his eyes. “Now that was a thrill! I knew we would have a great time up here, but this made even my heart pump again.” Marina looked on perplexed, not expecting to see this man that happy, thinking to herself, “he is still rolling in his seat, and here I thought he was dangerous</w:t>
+      </w:r>
+      <w:r>
+        <w:t xml:space="preserve"> with his tongue</w:t>
+      </w:r>
+      <w:r>
+        <w:t>. He is just a kid in a man’s body that knows how to get what he wants. At least Johnny feels the same.” Her dog could not sit still anymore and ran in circles around the legs of von Tölz, his tail wagging in a rigorous pace. Friedrich was sitting in his seat, a handkerchief to his brow</w:t>
+      </w:r>
+      <w:r>
+        <w:t>,</w:t>
+      </w:r>
+      <w:r>
+        <w:t xml:space="preserve"> drying off his skin, his belly heaving from the effort of staying calm. </w:t>
+      </w:r>
+    </w:p>
+    <w:p>
+      <w:pPr>
+        <w:spacing w:after="0" w:line="300" w:lineRule="exact"/>
+      </w:pPr>
+    </w:p>
+    <w:p>
+      <w:pPr>
+        <w:spacing w:after="0" w:line="300" w:lineRule="exact"/>
+      </w:pPr>
+      <w:r>
+        <w:lastRenderedPageBreak/>
+        <w:t>Marina looked out of the window, up to the blue sky, “I guess we had a guardian angel</w:t>
+      </w:r>
+      <w:r>
+        <w:t xml:space="preserve"> looking out for us, without this luck we would be a heap of metal twenty meters below.</w:t>
+      </w:r>
+      <w:r>
+        <w:t>”</w:t>
+      </w:r>
+      <w:r>
+        <w:t xml:space="preserve"> “And a good one at that,” said Alexander, “if I wasn’t here this thing would not have gone up much further. Sir we have to put in more safety measures. A second clamp on the cable, an emergency stop switch, and-“ “Alright, Alexander,” interrupted the Count</w:t>
+      </w:r>
+      <w:r>
+        <w:t xml:space="preserve"> in a serious tone</w:t>
+      </w:r>
+      <w:r>
+        <w:t xml:space="preserve">, “I see where you are going with this. I will tell the mountain station to have an eye out, so this mistake </w:t>
+      </w:r>
+      <w:r>
+        <w:t>will not</w:t>
+      </w:r>
+      <w:r>
+        <w:t xml:space="preserve"> happen again. Be it a mistake of material or personnel.</w:t>
+      </w:r>
+      <w:r>
+        <w:t xml:space="preserve"> Now were almost at the top and I bet no one at the bottom saw what was happening. So, no harm done, and we can go skiing. Finally!</w:t>
+      </w:r>
+      <w:r>
+        <w:t>”</w:t>
+      </w:r>
+      <w:r>
+        <w:t xml:space="preserve"> With these last words the relaxation that was slowly coming back to Friedrich vanished again, his anxiety </w:t>
+      </w:r>
+      <w:r>
+        <w:t>before</w:t>
+      </w:r>
+      <w:r>
+        <w:t xml:space="preserve"> driving down a steep and slick snow slope was written </w:t>
+      </w:r>
+      <w:r>
+        <w:t>o</w:t>
+      </w:r>
+      <w:r>
+        <w:t>n his face.</w:t>
+      </w:r>
+      <w:r>
+        <w:t xml:space="preserve"> The count turned towards the window in their direction of drive, giving off a short wave to a middle-aged man in a Bavarian style suit standing next to dour pairs of skis. “Ah, that is my dutiful Erik, he already prepared everything for our departure downwards. Leave your luggage with him, he will take it to my chalet. I hope you are all quite ready?” He let his gaze wander over his three guests, as Martina spoke up. “I regretfully have to decline this ski trip for today, as my clothing choice was for the ceremony only, and not for skiing right away. You have to know a lady has to dress accordingly for the occasion.” This was a lie of course, she already prepared herself in the morning to be winter and snow ready. But the opportunity to pry some information out of the butler Erik would not be unexploited. “Of course, my dear Lady,” said the Count back with his disarming smile, “you can go directly with Eric to the Chalet while we</w:t>
+      </w:r>
+      <w:r>
+        <w:t xml:space="preserve"> men can do sports!</w:t>
+      </w:r>
+      <w:r>
+        <w:t>”</w:t>
+      </w:r>
+      <w:r>
+        <w:t xml:space="preserve"> He emphasized his words with his fist doing a half-punch into the air. Alexander was actually looking quite giddy, and Friedrich toughened up, his demeanor now stoic.</w:t>
+      </w:r>
+      <w:r>
+        <w:t xml:space="preserve"> </w:t>
+      </w:r>
+      <w:r>
+        <w:t>With the car starting its U-turn the four stood up with their luggage and stepped out as the doors opened, their eyes blinded shortly by the last rays of a sinking sun that barely crept over the mountain ridge. “Good Erik, please take Miss Adamantidi to the chalet with our things. The rest of us will go for one last round before we meet you there.” “Certainly Sir,” answered Eric in a husky voice of obedience, pulling up a sled to carry their luggage. Marina made small curtsy to bid farewell to the men, saying as she came up again, “I wish you the best on your descent, we will see you later in good health.” Then she turned around measuring up Erik, a man she had almost forgotten over the last two years she saw him. His bold scalp with ridges of grey hair around his head, as well as his puffy nose and cheeks made him look, well, just simple. But of course, a man like von Tölz would not have someone like that in his service, especially not as personal servant. Behind her she could hear the Count firing up Alexander and Friedrich, as they put on their ski and ski poles, a woolen hat enough protection for their head.</w:t>
+      </w:r>
+    </w:p>
+    <w:p>
+      <w:pPr>
+        <w:spacing w:after="0" w:line="300" w:lineRule="exact"/>
+      </w:pPr>
+    </w:p>
+    <w:p>
+      <w:pPr>
+        <w:spacing w:after="0" w:line="300" w:lineRule="exact"/>
+      </w:pPr>
+      <w:r>
+        <w:t xml:space="preserve">The butler trotted slightly in front and to her right, pulling his laden sled on the snow, his heavy boots lifting up the white </w:t>
+      </w:r>
+      <w:r>
+        <w:t>powder</w:t>
+      </w:r>
+      <w:r>
+        <w:t xml:space="preserve"> behind him. His heavy coat making him look like a </w:t>
+      </w:r>
+      <w:r>
+        <w:t>penguin</w:t>
+      </w:r>
+      <w:r>
+        <w:t xml:space="preserve">. Without turning back he said, “watch out Lady Adamantidi, the snow is not well flattened around here, and your shoes are slippery.” “Thank you, Erik, but I am confident in my shoes to not fail me. And we may not look like it, but we Greeks do know about snow. I even went skiing on Mount Olympus once.” The snow was quite slippery, but she could not let herself been seen weak after such a boast. “Very well my Lady. Count Grossberg von Tölz was quite impressed by your boat he bought last year, he went sailing in the summer at Tegernsee almost every second day.” “Oh, I’m quite happy to hear it, I even </w:t>
+      </w:r>
+      <w:r>
+        <w:t>worked on some planks myself. I usually leave a small sign on them, you can search for it and tell me what it some time,</w:t>
+      </w:r>
+      <w:r>
+        <w:t>”</w:t>
+      </w:r>
+      <w:r>
+        <w:t xml:space="preserve"> Marina chuckled lightly, remembering leaving a small Evil Eye on any other plank </w:t>
+      </w:r>
+      <w:r>
+        <w:lastRenderedPageBreak/>
+        <w:t xml:space="preserve">to ward of any envious glares at the beautiful boat. Usually, you would wear the Evil Eye on you as jewelry, but it should even work on objects. Now back to prying a little bit. “Say, for how long have you worked for the Count. Are you happy with your service? It must have been quite the many years.” “I have you know, my Lady, that I just turned forty-two and feel spring as a mountain goat. </w:t>
+      </w:r>
+      <w:r>
+        <w:t>So,</w:t>
+      </w:r>
+      <w:r>
+        <w:t xml:space="preserve"> it hasn’t been that long, around seventeen years, a few months after my daughter was born.</w:t>
+      </w:r>
+      <w:r>
+        <w:t xml:space="preserve"> Whom he took in as well, letting her live in his household. My wife died young right at my daughter’s birth, the poor thing. If she could only see what our child had become.</w:t>
+      </w:r>
+      <w:r>
+        <w:t xml:space="preserve">” </w:t>
+      </w:r>
+      <w:r>
+        <w:t xml:space="preserve">With a sigh he stretched his back and pulled on the sled more tightly. Marina felt a little pain as well, the loss of her mother, whilst distant, never subsided completely. “I try to believe, that they all can watch us, be it from above or even don below. I catch myself thinking of what purpose one has in his life. Especially if you have so much like me. And I don’t want pity for that thought, I don’t want anyone to feel lesser for having less. But from my perspective there is not much more to do, so why live on? Then it gets to me, that there should be a reason for our every step and that makes only sense for me if you can observe what comes after your passing. Not being able to experience the changes I left behind my whole life would be greatly frustrating.” Erik came to a stop and looked at Marina in slight concern. “I hope he didn’t think of me as a weird woman,” she thought, giving him a warm smile, “that was all sincere.” “That is a fresh perspective, to say the least. Not that I would agree right away. I just dream of a better life for my daughter and hope she can do the same for hers, when it comes to it someday. A lesser thought some would say, but it is enough to commit myself to.” “Not at all lesser, being humble like this is one of the highest forms of living, giving from yourself to advance others. Without people like you the great </w:t>
+      </w:r>
+      <w:r>
+        <w:t>minds</w:t>
+      </w:r>
+      <w:r>
+        <w:t xml:space="preserve"> would</w:t>
+      </w:r>
+      <w:r>
+        <w:t xml:space="preserve"> have no chance to rise. Who would do their dishes?</w:t>
+      </w:r>
+      <w:r>
+        <w:t>”</w:t>
+      </w:r>
+      <w:r>
+        <w:t xml:space="preserve"> For the first time Marina could hear Erik laugh a little as he resumed his steps. “To come back to your other question, I am very happy with the Counts treatment of me and his other servants. He is polite, straight forward, and never rude. He wants to advance us to higher stations as well, instilling locality into whoever works for him.” “Would he not have been quite young when you started at his estate? He looks my age,” asked Marina. “Oh, no he pretty much looked the same. </w:t>
+      </w:r>
+      <w:r>
+        <w:t>It’s</w:t>
+      </w:r>
+      <w:r>
+        <w:t xml:space="preserve"> probably all those noble genes he has, just like the Habsburgs with their chin.” “Uh, poor Karl II. and his Kraxn, ugly, chin,” Marina’s face contorted a little. “Well, he is not from the direct family of Grossberg, but from an offshoot. When the estate burned down over thirty years ago, he was the only living member of the family. Good thing they found him too, as he was making his rounds in the Balkans at the time.” “I hope you </w:t>
+      </w:r>
+      <w:r>
+        <w:t>do not</w:t>
+      </w:r>
+      <w:r>
+        <w:t xml:space="preserve"> count Greece as Balkan, Butler Erik. </w:t>
+      </w:r>
+      <w:r>
+        <w:t>Do not</w:t>
+      </w:r>
+      <w:r>
+        <w:t xml:space="preserve"> insult my whole country.” “And here I thought you were German now, Lady Adamantidi?” He wrongly pronounced her name, making it sound </w:t>
+      </w:r>
+      <w:r>
+        <w:t>extremely</w:t>
+      </w:r>
+      <w:r>
+        <w:t xml:space="preserve"> </w:t>
+      </w:r>
+      <w:r>
+        <w:t>German</w:t>
+      </w:r>
+      <w:r>
+        <w:t>.</w:t>
+      </w:r>
+      <w:r>
+        <w:t xml:space="preserve"> “No, I got never used to the stick up your, Oarsch, asses. I prefer to live care free.” “My Lady, I am appalled. I hope you do not talk as such in the presence of the sticks!” Again, another laugh from Erik. And she heard quite a lot already. But now followed the boring part, research in books, to </w:t>
+      </w:r>
+      <w:r>
+        <w:t>find</w:t>
+      </w:r>
+      <w:r>
+        <w:t xml:space="preserve"> out what happened thirty years ago. Maybe she could dig out something to make sure her investment will be fruitful. “And here we are,” said Erik, as the Chalet came into view around the bend of a snowy mount, a double story house </w:t>
+      </w:r>
+      <w:r>
+        <w:t>made of</w:t>
+      </w:r>
+      <w:r>
+        <w:t xml:space="preserve"> finished wood with a long and not so steep roof, as was the style in the alps. The snow on it was not in big amounts, testament to someone clearing it from there from time to time. A trickle of smoke rose from the chimney, stacks of firewood piled right under the overhangs around the house. A cozy estate far from any other humans right next to the dark woods. A great place to be alone and be</w:t>
+      </w:r>
+      <w:r>
+        <w:t xml:space="preserve"> </w:t>
+      </w:r>
+      <w:r>
+        <w:t>grateful</w:t>
+      </w:r>
+      <w:r>
+        <w:t xml:space="preserve"> about it.</w:t>
+      </w:r>
+    </w:p>
+    <w:p>
+      <w:pPr>
+        <w:spacing w:after="0" w:line="300" w:lineRule="exact"/>
+      </w:pPr>
+    </w:p>
+    <w:p>
+      <w:pPr>
+        <w:pStyle w:val="berschrift2"/>
+      </w:pPr>
+      <w:r>
+        <w:lastRenderedPageBreak/>
+        <w:t xml:space="preserve">Chapter </w:t>
+      </w:r>
+      <w:r>
+        <w:t>6</w:t>
+      </w:r>
+      <w:r>
+        <w:t>:</w:t>
+      </w:r>
+      <w:r>
+        <w:t xml:space="preserve"> </w:t>
+      </w:r>
+      <w:r>
+        <w:t>The man and the belt</w:t>
+      </w:r>
+    </w:p>
+    <w:p>
+      <w:pPr>
+        <w:spacing w:after="0" w:line="300" w:lineRule="exact"/>
+      </w:pPr>
       <w:r>
         <w:rPr>
           <w:i/>
           <w:iCs/>
         </w:rPr>
-        <w:t>, two days before</w:t>
+        <w:t>Florainsalm</w:t>
       </w:r>
       <w:r>
         <w:rPr>
           <w:i/>
           <w:iCs/>
         </w:rPr>
-        <w:t xml:space="preserve"> the </w:t>
+        <w:t>, 11.12.1882</w:t>
       </w:r>
       <w:r>
         <w:rPr>
           <w:i/>
           <w:iCs/>
         </w:rPr>
-        <w:t>Transformation</w:t>
-      </w:r>
-    </w:p>
-    <w:p>
-      <w:pPr>
-        <w:spacing w:after="0" w:line="300" w:lineRule="exact"/>
-      </w:pPr>
-    </w:p>
-    <w:p>
-      <w:pPr>
-        <w:spacing w:after="0" w:line="300" w:lineRule="exact"/>
-      </w:pPr>
-      <w:r>
-        <w:t xml:space="preserve">In the reflection of the shining metal Friedrich could see his sad expression staring back at him, only interrupted by the polishing cloth moving over the smooth surface of his service weapon, a Reichsrevolver from 1879. Specifically crafted for the Prussian army it was soon adapted by the Gendarmes of Bavaria in an improved version. Before any important work event Friedrich took immaculate care, feeling that this weapon was more for show than any actual shooting. Almost thinking back to when the last bullet actually left the </w:t>
-      </w:r>
-      <w:r>
-        <w:t>muzzle,</w:t>
-      </w:r>
-      <w:r>
-        <w:t xml:space="preserve"> he stopped himself, took a deep breath to clear his mind and continued on, putting all the pieces back together again. Working in dim lamp light, depriving his senses of almost any intrusion, made it feel like some sort of mediation. Spring into hand grip, hand grip attached to frame, hammer attached, barrel appended and extractor rod added. He led his gaze wander over the guns surface, checking for any spots interrupting the shine. His eyes stopped at the trigger and its round form and when he instinctively let the barrel pop into the frame with a click his world stopped. His breathing grew faster and deeper, his hands not willing to listen to his mental commands. Around his head the only light coming from the oil lamp next to him started flying around his head in a wild run while his vision seemed to be stretched to the point of breaking, focusing sole on the silvery trigger, the only thing that was still appearing in a sharp form. Sweat dropped from his pores, his chest heaving his slight bear belly up and down while hyperventilation settled in with a crushing headache finally putting his sight to a black pane, that didn’t emit any form of sensation. Then he saw her.</w:t>
-      </w:r>
-    </w:p>
-    <w:p>
-      <w:pPr>
-        <w:spacing w:after="0" w:line="300" w:lineRule="exact"/>
-      </w:pPr>
-    </w:p>
-    <w:p>
-      <w:pPr>
-        <w:spacing w:after="0" w:line="300" w:lineRule="exact"/>
-      </w:pPr>
-      <w:r>
-        <w:t xml:space="preserve">Friedrich didn’t know how long he sat there at his desk in his cellar, his crafting tools hanging on the cold stone wall in front of him, his weapons rack opened next to him to prepare for the next day, shotgun and saber still in place. He then noticed a cold trickle of sweat dripping from the right tip of his handlebar mustache to his thigh, his whole upper boy drenched in a wet woolen shirt, clinging to his breast and back. “In </w:t>
-      </w:r>
-      <w:r>
-        <w:t>God’s name</w:t>
-      </w:r>
-      <w:r>
-        <w:t xml:space="preserve">, what did I do to myself? Maria will be furious with me, having to wash another one of my expensive shirts. But I guess I should continue cleaning my gun for tomorrows opening ceremony,” he thought to himself </w:t>
-      </w:r>
-      <w:r>
-        <w:lastRenderedPageBreak/>
-        <w:t>in a calm manner. Then the sound returned to his ears, hearing an insistent “Click… click… click…” He turned to his right to see, coming to stare directly down the muzzle of his gun, his hand not stopping to pull the trigger every few seconds while his eyes widened in shock and horror. He had done it again, losing control over himself, over his gun. Feeling his grip coming back to him he relaxed his finger on the trigger, slowly setting down the gun on the heavy wooden table, staring at it without blinking. “It had been so long after the last time, this damn piece of hundsverreggerde Dre</w:t>
-      </w:r>
-      <w:r>
-        <w:t>eck</w:t>
-      </w:r>
-      <w:r>
-        <w:t xml:space="preserve"> of a weapon. Maria, I’m so sorry for what it did to you, what I could not stop. For my fault in all of this,” he accused himself over and over again</w:t>
-      </w:r>
-      <w:r>
-        <w:t xml:space="preserve"> in his head</w:t>
-      </w:r>
-      <w:r>
-        <w:t xml:space="preserve">. Friedrich rested his heavy head on his palms, noticing that not only sweat was moistening his face, but also tears that streamed from his eyes, letting his mouth feel salty and dry. His wife was gone for years now, his relapses because of her loss growing way less frequent to a point to were the thought they would not return. But here he said, her image in his eyes, her voice in his head. “She would tell me it was not my fault, console me that everything happened for a reason in God’s name and grace. But then why did he present me such grieve then, Maria? That is the only feeling I have when I let the smallest thought wander to you.” Nobody could help him with this, no one at work or at the inn would see him in a straight light again. That was the world for men, the ones that had to be strong, at least appear to be so. Else they all would call him crazy and weak, listing all the misfortune that had happened to them. But what about the distress only he could feel, what about his own perspective they could not even dare to see? He had killed </w:t>
-      </w:r>
-      <w:r>
-        <w:t>his</w:t>
-      </w:r>
-      <w:r>
-        <w:t xml:space="preserve"> wife, an accident taking her from him almost exactly seventeen years ago, being blocked out by himself to retain his sanity, to retain his life before he would take it himself. Good thing it was almost past midnight, his new family fast asleep and he alone, starting to freeze from the cold floor up, his bare feet resting on the slightly dusty wooden panels that lay over the ground, his green police uniform pants soaked at the top, sucking in tears and sweat from his shirt, the golden buttons wet with condensation. He had to change before he joined his wife in their big bed, living out this lie to himself longer and longer, hoping that one day the gun in his hand would not be loaded.</w:t>
-      </w:r>
-    </w:p>
-    <w:p>
-      <w:pPr>
-        <w:spacing w:after="0" w:line="300" w:lineRule="exact"/>
-      </w:pPr>
-    </w:p>
-    <w:p>
-      <w:pPr>
-        <w:spacing w:after="0" w:line="300" w:lineRule="exact"/>
-      </w:pPr>
+        <w:t>, one day before</w:t>
+      </w:r>
       <w:r>
         <w:rPr>
           <w:i/>
           <w:iCs/>
         </w:rPr>
-        <w:t>Tölz</w:t>
-      </w:r>
-      <w:r>
-        <w:rPr>
-          <w:i/>
-          <w:iCs/>
-        </w:rPr>
-        <w:t>, 11.12.1882</w:t>
-      </w:r>
-      <w:r>
-        <w:rPr>
-          <w:i/>
-          <w:iCs/>
-        </w:rPr>
-        <w:t xml:space="preserve">, one day </w:t>
-      </w:r>
-      <w:r>
-        <w:rPr>
-          <w:i/>
-          <w:iCs/>
-        </w:rPr>
-        <w:t>before the Transformation</w:t>
-      </w:r>
-    </w:p>
-    <w:p>
-      <w:pPr>
-        <w:spacing w:after="0" w:line="300" w:lineRule="exact"/>
-        <w:rPr>
-          <w:i/>
-          <w:iCs/>
-        </w:rPr>
-      </w:pPr>
-    </w:p>
-    <w:p>
-      <w:pPr>
-        <w:spacing w:after="0" w:line="300" w:lineRule="exact"/>
-      </w:pPr>
-      <w:r>
-        <w:t xml:space="preserve">Friedrich awoke dry and content between the sheets that were filled with ample duck feathers, the once hot bedpan below the mattress still giving off traces of heat, hugging him in a warm embrace. The drapes usually covering the windows were drawn back, letting rays of a sunny </w:t>
-      </w:r>
-      <w:r>
-        <w:t>winter’s</w:t>
-      </w:r>
-      <w:r>
-        <w:t xml:space="preserve"> day flow into the bedchamber. But all of this still could not make him fully forget </w:t>
-      </w:r>
-      <w:r>
-        <w:t>yesterday’s</w:t>
-      </w:r>
-      <w:r>
-        <w:t xml:space="preserve"> events, dread still lingering behind his temples. Staring up blankly at the ceiling made from long planks of pedunculate oak he started to see faces in the patterns of the wood, the texture giving off eyes and mouths. A sweet voice drew him out of his, almost, hypnotic state. “Are you up, </w:t>
-      </w:r>
-      <w:r>
-        <w:t xml:space="preserve">my sweet, </w:t>
-      </w:r>
-      <w:r>
-        <w:t>mein Schätzelein? You should get ready soon, for your carriage will be here soon enough and take you to Lenggries. Breakfast is ready and your uniform is freshly ironed.” His wife, second wife to be correct, Traudl, was almost shouting out of the kitchen, a sizzling pan and a smell of boiling fat pronouncing a hearty meal.</w:t>
-      </w:r>
-    </w:p>
-    <w:p>
-      <w:pPr>
-        <w:spacing w:after="0" w:line="300" w:lineRule="exact"/>
-      </w:pPr>
-    </w:p>
-    <w:p>
-      <w:pPr>
-        <w:spacing w:after="0" w:line="300" w:lineRule="exact"/>
-      </w:pPr>
-      <w:r>
-        <w:t xml:space="preserve">Hesitantly Friedrich got up from his comfortable cove, his blue nightgown flowing over his knees, fastened by a belt around his thick waist, sitting on the edge of the bed frame. Putting on one of his reddish and worn felt slippers on each foot he dragged them over the floor, slowly crawling towards the kitchen. His unkempt beard scratched his cheeks with its </w:t>
-      </w:r>
-      <w:r>
-        <w:lastRenderedPageBreak/>
-        <w:t xml:space="preserve">handlebars, but not enough to bother him to correct it. Inside the kitchen his family awaited him. Trautl, wearing an apron over her work dress, was placing before his seat a set of Leberkas and Weißwurst, on the sides of the plate resting a small heap of sweet and spicy mustard with a Brezl leaning on the plates edge. She removed the salt from it, just like he preferred.  His first daughter Elke was preparing herself a bread roll, cut in half, with a slight layer of butter under a not so slight layer of sweetly smelling strawberry jam. She wore her school uniform, ready for the last day of the week, just like her sister. His second daughter, Maria, was sitting absent minded, reading through one of her school books while slowly munching on a bread roll with a slice of Leberkäs inside. It was his wife’s wish, Trautl in this case, to name her this way. “After the holy mother in heaven, that is watching over us at all times,” she liked to say, while she was pregnant with Maria. </w:t>
-      </w:r>
-      <w:r>
-        <w:t>Of course</w:t>
-      </w:r>
-      <w:r>
-        <w:t xml:space="preserve"> he had never told her about the accident that had befallen his first wife so long ago, for it would have not healed his grieve. That was at least what he had thought for so long. Hearing her name constantly was straining his relationship with his second daughter, unbeknownst to her, that she also was a spitting image in face and hair. Long and black did it flow down her back, her nose slightly crooked from an accident she had while climbing a tree and eyes so green like the grass being shown on by the brightest sun imaginable. Over the years he got used to it all, but still, there was a rift between them, that she didn’t create and shouldn’t have to bear. During </w:t>
-      </w:r>
-      <w:r>
-        <w:t>yesterday’s</w:t>
-      </w:r>
-      <w:r>
-        <w:t xml:space="preserve"> night he thought about that, sitting there in his drenched clothes, knowing that closing that rift would be what would finally help him. But he also felt the distance towards that goal, that not one day alone would be sufficient to build the bridge.</w:t>
-      </w:r>
-    </w:p>
-    <w:p>
-      <w:pPr>
-        <w:spacing w:after="0" w:line="300" w:lineRule="exact"/>
-      </w:pPr>
-    </w:p>
-    <w:p>
-      <w:pPr>
-        <w:spacing w:after="0" w:line="300" w:lineRule="exact"/>
-      </w:pPr>
-      <w:r>
-        <w:t>“Good morning father,” said Elke, giving him one of her sweet smiles. Marie also greeted him, but in a less joyful manner, only giving out a “Good Morning,” still focused on her book.</w:t>
-      </w:r>
-      <w:r>
-        <w:br/>
-        <w:t xml:space="preserve">Friedrich placed his chair from under the table, his reserved seat in the house, and sat down heavily, his sleep grogginess still not fully overcome. His wife Trautl turned around, her apron sprinkled with small brown specks of fat, announcing with joy, “Your Father has an important job today! After his promotion to Chief Gendarme to </w:t>
-      </w:r>
-      <w:r>
-        <w:t>Tölz</w:t>
-      </w:r>
-      <w:r>
-        <w:t xml:space="preserve"> last week he will travel to Lenggries to inaugurate the new Cable Car together with Count Großberg. A way better task than patrolling around the Train Station at night.” “That is amazing father,” exclaimed Elke, her eyes sparkling with excitement, “can I come with you? I always wanted to go skiing.” Eating the first bite of his sausage, savoring the fresh flavor over its smooth texture, he chewed a few times before answering</w:t>
-      </w:r>
-      <w:r>
-        <w:t xml:space="preserve"> in a deep Bavarian tone</w:t>
-      </w:r>
-      <w:r>
-        <w:t xml:space="preserve">, “You know I don’t like standing on ski, so I don’t want you to see me embarrassing myself. I just hope it will only be one descent down the mountain. He did invite us for a nightly stay in his chalet too, after all. But I will help you pay for ski, if you come home with promising grades at the end of the year.” Her excitement diminishing, Elke still exuded happiness in its purest form. “Thank </w:t>
-      </w:r>
-      <w:r>
-        <w:t>you, father</w:t>
-      </w:r>
-      <w:r>
-        <w:t xml:space="preserve">, I will do my best. For my sake,” laughing out those last words before going back eating her meal. </w:t>
-      </w:r>
-    </w:p>
-    <w:p>
-      <w:pPr>
-        <w:spacing w:after="0" w:line="300" w:lineRule="exact"/>
-      </w:pPr>
-    </w:p>
-    <w:p>
-      <w:pPr>
-        <w:spacing w:after="0" w:line="300" w:lineRule="exact"/>
-      </w:pPr>
-      <w:r>
-        <w:t xml:space="preserve">“What about you, Maria?” asked Friedrich carefully. “Would you like to go skiing as well?” Marie looked up from her book again, shaking her head. She never was into sports and only focused on reading any book she came across. Maybe he could connect with her this way. “What are you reading there?” Marie held up the book, her fingers on the page she was reading, so Friedrich could look at both front and back of the cover. “Faust, by Johann Wolfgang von Goethe,” she explained, “we have to read it in the eighth class so I thought I could start already.” “What is it about,” asked Friedrich “I only thought Goethe wrote </w:t>
-      </w:r>
-      <w:r>
-        <w:lastRenderedPageBreak/>
-        <w:t xml:space="preserve">poems.” “It is a play around a man, Faust, that entered into a pact with the devil to give him a happy life. He found a pretty wive named Gretchen, felt young again and squandered it all again. In her desperation his wive kills their child so she was put to death, raising towards heaven while Faust is left behind on earth together with the devil.” Marie ends her synopsis, making Friedrich cringe visibly, feeling as if he played a part in this piece, and a quite major one at that. After a small cough he prodded more. “Does Faust still redeem himself at the end?” “That is up to interpretation, the book ends shortly after this scene.” “And what is your interpretation? I guess you have read it completely before.” asked Friedrich again. “Faust definitely knows he did wrong, not only for this but the other tragedies he unknowingly caused. I am going through it in detail, trying to figure this out exactly. I bet Goethe wanted Faust to be going to heaven too, seeing his Gretchen again, feeling no more shame for himself.” Seeing his daughter talking about so lively about a topic made him almost tear up. More so because she was speaking to his heart, not knowing that this meant the world to him. He could redeem himself too, damn the </w:t>
-      </w:r>
-      <w:r>
-        <w:t xml:space="preserve">devil, </w:t>
-      </w:r>
-      <w:r>
-        <w:t xml:space="preserve">Drecksdeifel back to hell. “Thank you for this, Maria, that really lifted my spirits.” She was looking a little dumbfounded, not expecting praise for a mundane book interpretation, even more so that her father talked about his emotions. “I-it was my pleasure father,” she slightly stammered, “maybe you could read it also to find out for yourself.” She slipped the book towards his plate, the </w:t>
-      </w:r>
-      <w:r>
-        <w:t>half-eaten</w:t>
-      </w:r>
-      <w:r>
-        <w:t xml:space="preserve"> food on it waiting f</w:t>
-      </w:r>
-      <w:r>
-        <w:t>or</w:t>
-      </w:r>
-      <w:r>
-        <w:t xml:space="preserve"> him to devour it fully. “Oh, I will my sweet. Right away.”</w:t>
-      </w:r>
-    </w:p>
-    <w:p>
-      <w:pPr>
-        <w:spacing w:after="0" w:line="300" w:lineRule="exact"/>
-      </w:pPr>
-    </w:p>
-    <w:p>
-      <w:pPr>
-        <w:spacing w:after="0" w:line="300" w:lineRule="exact"/>
-      </w:pPr>
-      <w:r>
-        <w:t xml:space="preserve">A few minutes </w:t>
-      </w:r>
-      <w:r>
-        <w:t>after</w:t>
-      </w:r>
-      <w:r>
-        <w:t xml:space="preserve"> he waved after his children, seeing them leaving to school on foot. Their house was on the outskirts of the town of </w:t>
-      </w:r>
-      <w:r>
-        <w:t>Tölz</w:t>
-      </w:r>
-      <w:r>
-        <w:t xml:space="preserve"> so they wouldn’t have to walk far. His wife held him up his green uniform jacket, the insignia of Gendarmes Chief being displayed proudly on the breast. “You did something good today already,” Trautl spoke behind his back, smoothing out any creases and whipping away small </w:t>
-      </w:r>
-      <w:r>
-        <w:t>pieces</w:t>
-      </w:r>
-      <w:r>
-        <w:t xml:space="preserve"> of lint. “I am happy you were able to connect to Maria some more. Maybe you can convince her to go skiing, now that you will finally learn with </w:t>
-      </w:r>
-      <w:r>
-        <w:t>forty-two</w:t>
-      </w:r>
-      <w:r>
-        <w:t xml:space="preserve"> years.” He fastened his revolver belt around his right shoulder, pulling the strap tight and placing his shiny gun inside the holster. “</w:t>
-      </w:r>
-      <w:r>
-        <w:t>Oh,</w:t>
-      </w:r>
-      <w:r>
-        <w:t xml:space="preserve"> I will try my best,” he promised himself more than her. “She does deserve it after all.” Seeing his carriage coming up the cobbled road, passing his daughters by the wayside, he turned to his wife to kiss her goodbye. Without another word they parted, he opening the garden door while she closed the one of the house slowly, grinning to herself seeing him so giddy. He held in his right hand the book of Faust, his trigger finger resting on it fully relaxed, in his mind no thought about the gun under his jacket. He looked up to the ski, seeing the small clouds drift by slowly over the sun, barely covering its light. Then he started walking towards his ride, thinking about tomorrow instead of days gone past.</w:t>
-      </w:r>
-    </w:p>
-    <w:p>
-      <w:pPr>
-        <w:spacing w:after="0" w:line="300" w:lineRule="exact"/>
-      </w:pPr>
-    </w:p>
-    <w:p>
-      <w:pPr>
-        <w:spacing w:after="0" w:line="300" w:lineRule="exact"/>
-      </w:pPr>
-    </w:p>
-    <w:p>
-      <w:pPr>
-        <w:pStyle w:val="berschrift2"/>
-      </w:pPr>
-      <w:r>
-        <w:t>Interlude:</w:t>
-      </w:r>
-      <w:r>
-        <w:t xml:space="preserve"> </w:t>
-      </w:r>
-      <w:r>
-        <w:t>Crystal</w:t>
-      </w:r>
-    </w:p>
-    <w:p>
-      <w:pPr>
-        <w:spacing w:after="0" w:line="300" w:lineRule="exact"/>
-      </w:pPr>
-      <w:r>
-        <w:t>The second is called Beelzebub that lords over envious.</w:t>
-      </w:r>
-    </w:p>
-    <w:p>
-      <w:pPr>
-        <w:spacing w:after="0" w:line="300" w:lineRule="exact"/>
-        <w:jc w:val="right"/>
-      </w:pPr>
-      <w:r>
-        <w:rPr>
-          <w:i/>
-          <w:iCs/>
-        </w:rPr>
-        <w:t>Lanterne of Light, 1409</w:t>
-      </w:r>
-    </w:p>
-    <w:p>
-      <w:pPr>
-        <w:spacing w:after="0" w:line="300" w:lineRule="exact"/>
-        <w:jc w:val="right"/>
-      </w:pPr>
-    </w:p>
-    <w:p>
-      <w:pPr>
-        <w:spacing w:after="0" w:line="300" w:lineRule="exact"/>
-      </w:pPr>
-      <w:r>
-        <w:t>Still trapped in his gem Davo was sulking away, no</w:t>
-      </w:r>
-      <w:r>
-        <w:t>w</w:t>
-      </w:r>
-      <w:r>
-        <w:t xml:space="preserve"> being able to keep his eye open constantly. He felt no itch to blink, the strange material flowing around him while feeling sol</w:t>
-      </w:r>
-      <w:r>
-        <w:t>id</w:t>
-      </w:r>
-      <w:r>
-        <w:t xml:space="preserve"> </w:t>
-      </w:r>
-      <w:r>
-        <w:t>as well. A</w:t>
-      </w:r>
-      <w:r>
-        <w:t>s long as he didn’t move</w:t>
-      </w:r>
-      <w:r>
-        <w:t xml:space="preserve"> that was</w:t>
-      </w:r>
-      <w:r>
-        <w:t>.</w:t>
-      </w:r>
-      <w:r>
-        <w:t xml:space="preserve"> Around him were four other red gemstones, emitting weak rays of light in no pattern whatsoever. He could not make out if </w:t>
-      </w:r>
-      <w:r>
-        <w:lastRenderedPageBreak/>
-        <w:t>there were people trapped like him, the light in this cave like hole was not strong enough to create any silhouettes inside the rubies.</w:t>
-      </w:r>
-      <w:r>
-        <w:t xml:space="preserve"> What was strange though was the shaking and shifting of said cave, as if it was not made of hard rock but flowing material, similar to a bag or pocket made of cloth. This made it easy for him to spot the differences between all the stones, baring his own. Looking through the facets of the cut gem made it impossible for him to guess were the ruby actually ended and the outside began.</w:t>
-      </w:r>
-      <w:r>
-        <w:t xml:space="preserve"> One had curves upon curves, the shape like waves on a sea captured in a breeze,</w:t>
-      </w:r>
-      <w:r>
-        <w:t xml:space="preserve"> more filled down that cut,</w:t>
-      </w:r>
-      <w:r>
-        <w:t xml:space="preserve"> making him long again. For what he did not know, again, but Davo </w:t>
-      </w:r>
-      <w:r>
-        <w:t>felt that something was missing. The second stone was practically not cut at all but in its original form, as if someone didn’t even bother. The next was</w:t>
-      </w:r>
-      <w:r>
-        <w:t xml:space="preserve"> shining more than the others, you could see the splendor</w:t>
-      </w:r>
-      <w:r>
-        <w:t xml:space="preserve"> reflecting</w:t>
-      </w:r>
-      <w:r>
-        <w:t xml:space="preserve"> </w:t>
-      </w:r>
-      <w:r>
-        <w:t>i</w:t>
-      </w:r>
-      <w:r>
-        <w:t>n it, the value it held</w:t>
-      </w:r>
-      <w:r>
-        <w:t xml:space="preserve"> and riches it brought, if you were so fortunate to hold it</w:t>
-      </w:r>
-      <w:r>
-        <w:t>.</w:t>
-      </w:r>
-      <w:r>
-        <w:t xml:space="preserve"> The last had lumps of </w:t>
-      </w:r>
-      <w:r>
-        <w:t>red</w:t>
-      </w:r>
-      <w:r>
-        <w:t xml:space="preserve"> protruding from its edges, like hands trying to grasp what wasn’t its. It actually clung to his or other stones from time to time, and then it felt like it grew a slap of stone over the others in a cold embrace before it broke </w:t>
-      </w:r>
-      <w:r>
-        <w:t>off</w:t>
-      </w:r>
-      <w:r>
-        <w:t xml:space="preserve"> again with the next shake of the ground.</w:t>
-      </w:r>
-    </w:p>
-    <w:p>
-      <w:pPr>
-        <w:spacing w:after="0" w:line="300" w:lineRule="exact"/>
-      </w:pPr>
-    </w:p>
-    <w:p>
-      <w:pPr>
-        <w:spacing w:after="0" w:line="300" w:lineRule="exact"/>
-      </w:pPr>
-      <w:r>
-        <w:t xml:space="preserve">Not being able to gaze into their cores </w:t>
-      </w:r>
-      <w:r>
-        <w:t xml:space="preserve">Davo spend his time trying to think back to what brought him here in the first place, remembering a grand fight for power and a struggle to change the world. If it was his power to be taken or him taking said power was not made clear to him. </w:t>
-      </w:r>
-      <w:r>
-        <w:t>A scene played out to him in his mind, real as the day he experienced it. “I</w:t>
-      </w:r>
-      <w:r>
-        <w:t xml:space="preserve"> had mighty weapons in </w:t>
-      </w:r>
-      <w:r>
-        <w:t>my</w:t>
-      </w:r>
-      <w:r>
-        <w:t xml:space="preserve"> possession, a cloak seeming to be made of shadow itself, helping </w:t>
-      </w:r>
-      <w:r>
-        <w:t>me</w:t>
-      </w:r>
-      <w:r>
-        <w:t xml:space="preserve"> to dodge blows and projectiles. </w:t>
-      </w:r>
-      <w:r>
-        <w:t>Also,</w:t>
-      </w:r>
-      <w:r>
-        <w:t xml:space="preserve"> an enormous great sword, that </w:t>
-      </w:r>
-      <w:r>
-        <w:t>I</w:t>
-      </w:r>
-      <w:r>
-        <w:t xml:space="preserve"> wielded with ease and expertise, </w:t>
-      </w:r>
-      <w:r>
-        <w:t>my</w:t>
-      </w:r>
-      <w:r>
-        <w:t xml:space="preserve"> left hand single handily swinging the hulking piece of metal down on </w:t>
-      </w:r>
-      <w:r>
-        <w:t>my</w:t>
-      </w:r>
-      <w:r>
-        <w:t xml:space="preserve"> foes in a great arch.</w:t>
-      </w:r>
-      <w:r>
-        <w:t xml:space="preserve"> But who were my foes anyway?</w:t>
-      </w:r>
-      <w:r>
-        <w:t xml:space="preserve">” As his old self slashed his way through an army of people, he encountered a group of </w:t>
-      </w:r>
-      <w:r>
-        <w:t>six</w:t>
-      </w:r>
-      <w:r>
-        <w:t xml:space="preserve"> between city ruins, a circle forming around them, as if the other fighters knew they were special. “Ha, these will not stand against my other me, no one could in my time. I dispatched heroes new and legend only for me to…” </w:t>
-      </w:r>
-      <w:r>
-        <w:t>Again,</w:t>
-      </w:r>
-      <w:r>
-        <w:t xml:space="preserve"> no more memory, the scene fading to black in a tuft of smoke, similar to what the cloak did to his body when it protected him</w:t>
-      </w:r>
-      <w:r>
-        <w:t xml:space="preserve"> from harm</w:t>
-      </w:r>
-      <w:r>
-        <w:t>.</w:t>
-      </w:r>
-      <w:r>
-        <w:t xml:space="preserve"> “Maybe it was harm and the cloak was still attached to myself? I so far could only look down along my body, seeing the nakedness</w:t>
-      </w:r>
-      <w:r>
-        <w:t xml:space="preserve"> but no piece of fabric in sight. Maybe on my back? My shoulders?” He tried to shift his neck, turning it to spin his head to his left, the feeling of solid walls blocking him turning to a highly viscous fluid, as he strained his body to move. He now could look over his shoulder, no armor, or cape or sword in side, but the feeling of those came back to him. The scene from before not only filling his sense of vision but also</w:t>
-      </w:r>
-      <w:r>
-        <w:t xml:space="preserve"> touch. “A weight on my frame, cold armor over my gambeson, a sword in my hand, a stone in my other. The sword … ‘Pride’ was its name for that’s what I felt, using it for bitter purpose.” Sensing that he could control his old movements now he ran and jumped, slashing at more enemies, liberated in the feel of exertion. He came to a rest, his right hand still clutching </w:t>
-      </w:r>
-      <w:r>
-        <w:t>the</w:t>
-      </w:r>
-      <w:r>
-        <w:t xml:space="preserve"> </w:t>
-      </w:r>
-      <w:r>
-        <w:t>hard form</w:t>
-      </w:r>
-      <w:r>
-        <w:t xml:space="preserve"> in his fist,</w:t>
-      </w:r>
-      <w:r>
-        <w:t xml:space="preserve"> unsure of what it actually was. Davo released his grip, sprawling out his fingers one by one, the red shine of a </w:t>
-      </w:r>
-      <w:r>
-        <w:t>coin sized</w:t>
-      </w:r>
-      <w:r>
-        <w:t xml:space="preserve"> ruby bathing his surroundings in crimson. “By Va</w:t>
-      </w:r>
-      <w:r>
-        <w:t>-L</w:t>
-      </w:r>
-      <w:r>
-        <w:t>o</w:t>
-      </w:r>
-      <w:r>
-        <w:t>-T</w:t>
-      </w:r>
-      <w:r>
-        <w:t>h</w:t>
-      </w:r>
-      <w:r>
-        <w:t>-Ay</w:t>
-      </w:r>
-      <w:r>
-        <w:t>, this power, its drawing my fingers back in around its shape. Does my strength come from this? Maybe if I-</w:t>
-      </w:r>
-      <w:r>
-        <w:t>”</w:t>
-      </w:r>
-      <w:r>
-        <w:t xml:space="preserve"> Trying to drop it was impossible, even his though vanished into nothingness. “Is this my prison, holding it shortly before my final subjugation? But I know that without it I may be nothing, that I could not use my sword nor cloak without its powers.” Fear arose in him, not of him knowing what the stone will do to him, but of </w:t>
-      </w:r>
-      <w:r>
-        <w:t>losing</w:t>
-      </w:r>
-      <w:r>
-        <w:t xml:space="preserve"> its shine and marvel, sucking him into the facets like the light that was shortly trapped in its reflections. </w:t>
-      </w:r>
-    </w:p>
-    <w:p>
-      <w:pPr>
-        <w:spacing w:after="0" w:line="300" w:lineRule="exact"/>
-      </w:pPr>
-    </w:p>
-    <w:p>
-      <w:pPr>
-        <w:spacing w:after="0" w:line="300" w:lineRule="exact"/>
-      </w:pPr>
-      <w:r>
-        <w:lastRenderedPageBreak/>
-        <w:t xml:space="preserve">Before him the </w:t>
-      </w:r>
-      <w:r>
-        <w:t>six</w:t>
-      </w:r>
-      <w:r>
-        <w:t xml:space="preserve"> warriors fell into their individual combat stances, their oldest member staying in the back giving out commands and tactics</w:t>
-      </w:r>
-      <w:r>
-        <w:t>, a mage and a knife dancer beside him. Three sword slingers were starting to circle him from all directions, their weapons different sizes and styles making it hard to focus on the correct fighting stance</w:t>
-      </w:r>
-      <w:r>
-        <w:t>.</w:t>
-      </w:r>
-      <w:r>
-        <w:t xml:space="preserve"> Their names sprung into his head, known enemies that had made his fight bitter and hard, their ends promised by him drawn out ever more.</w:t>
-      </w:r>
-      <w:r>
-        <w:t xml:space="preserve"> </w:t>
-      </w:r>
-      <w:r>
-        <w:t>Georg</w:t>
-      </w:r>
-      <w:r>
-        <w:t xml:space="preserve">, Jevan, Azor. Silas, Domir and Brod. </w:t>
-      </w:r>
-      <w:r>
-        <w:t>“</w:t>
-      </w:r>
-      <w:r>
-        <w:t>But now I will end them myself! The old man in the back</w:t>
-      </w:r>
-      <w:r>
-        <w:t xml:space="preserve"> is the easiest target on his own, but they would definitely make it extremely hard for him to get there. As if that was their plan, but I won’t fall for that!” Davo noticed that he could see their magic flowing through their veins, sensing what spells they would cast before he saw it. “And my perspective is</w:t>
-      </w:r>
-      <w:r>
-        <w:t xml:space="preserve"> not right either, as if an eye was missing.</w:t>
-      </w:r>
-      <w:r>
-        <w:t>”</w:t>
-      </w:r>
-      <w:r>
-        <w:t xml:space="preserve"> He felt up the right side of his face, a huge scar being where his eye should be. “So that’s why I can only open one of them. I only have the left eye.”</w:t>
-      </w:r>
-      <w:r>
-        <w:t xml:space="preserve"> At this last thought he felt his right hand humming, the stone drawing itself, and his fist with it, upwards towards his right eye socket. Knowing what to do he slammed his hand against his head, the stone merging with his skin and flesh, nerves connecting and a full sight restored. Like in his prison, the world was bathed in red, making him see doors and rifts in space. He stepped through one, appearing behind the bulky knight Domir, tripping him on his own broadsword, then another rift and he slashed right through it to throw back a parrying Brod with the force of a bull. Another door to bring down his sword ‘Pride’ on the </w:t>
-      </w:r>
-      <w:r>
-        <w:t>mage’s</w:t>
-      </w:r>
-      <w:r>
-        <w:t xml:space="preserve"> barrier, exposing the frailer members with a shattering roar of hundred mirrors falling simultaneously to the ground, the </w:t>
-      </w:r>
-      <w:r>
-        <w:t xml:space="preserve">protective spell </w:t>
-      </w:r>
-      <w:r>
-        <w:t xml:space="preserve">broken. One last gate would bring him to Georg, their </w:t>
-      </w:r>
-      <w:r>
-        <w:t xml:space="preserve">blind </w:t>
-      </w:r>
-      <w:r>
-        <w:t>leader. “Shattering him will shatter their resolve, winning me this day. And the world.” He plunged into the vibrant color of blood, sure to have his victory in his grasp. But he did not end up</w:t>
-      </w:r>
-      <w:r>
-        <w:t xml:space="preserve"> where he should be, panicking throws of his head searching for a point of orientation. Then Davo noticed he was back in his cage, the red vision still there, although his right eye remained closed, no more fake eye giving him strength. The exhaustion of his </w:t>
-      </w:r>
-      <w:r>
-        <w:t>lived-out</w:t>
-      </w:r>
-      <w:r>
-        <w:t xml:space="preserve"> memories had him drained, his heavy eye-lid closing slowly. “I now know what this cage is,” he thought to himself, the last spark of mind before another slumber. “And with that I know how to escape.”</w:t>
-      </w:r>
-    </w:p>
-    <w:p>
-      <w:pPr>
-        <w:spacing w:after="0" w:line="300" w:lineRule="exact"/>
-      </w:pPr>
-    </w:p>
-    <w:p>
-      <w:pPr>
-        <w:spacing w:after="0" w:line="300" w:lineRule="exact"/>
-      </w:pPr>
-    </w:p>
-    <w:p>
-      <w:pPr>
-        <w:spacing w:after="0" w:line="300" w:lineRule="exact"/>
-      </w:pPr>
-      <w:r>
-        <w:t xml:space="preserve"> </w:t>
-      </w:r>
-    </w:p>
-    <w:p>
-      <w:pPr>
-        <w:pStyle w:val="berschrift2"/>
-        <w:spacing w:before="0" w:after="0" w:line="300" w:lineRule="exact"/>
-      </w:pPr>
-      <w:r>
-        <w:t xml:space="preserve">Chapter </w:t>
-      </w:r>
-      <w:r>
-        <w:t>5</w:t>
-      </w:r>
-      <w:r>
-        <w:t>: Guardian Angel</w:t>
-      </w:r>
-    </w:p>
-    <w:p>
-      <w:pPr>
-        <w:spacing w:after="0" w:line="300" w:lineRule="exact"/>
-        <w:jc w:val="both"/>
-      </w:pPr>
-    </w:p>
-    <w:p>
-      <w:pPr>
-        <w:spacing w:after="0" w:line="300" w:lineRule="exact"/>
-      </w:pPr>
-      <w:r>
-        <w:rPr>
-          <w:i/>
-          <w:iCs/>
-        </w:rPr>
-        <w:t>Lenggries, 11.12.1882</w:t>
-      </w:r>
-      <w:r>
-        <w:rPr>
-          <w:i/>
-          <w:iCs/>
-        </w:rPr>
-        <w:t>, one day before</w:t>
-      </w:r>
-      <w:r>
-        <w:rPr>
-          <w:i/>
-          <w:iCs/>
-        </w:rPr>
-        <w:t xml:space="preserve"> the </w:t>
-      </w:r>
-      <w:r>
-        <w:rPr>
-          <w:i/>
-          <w:iCs/>
-        </w:rPr>
-        <w:t>Transformation</w:t>
-      </w:r>
-    </w:p>
-    <w:p>
-      <w:pPr>
-        <w:spacing w:after="0" w:line="300" w:lineRule="exact"/>
-        <w:jc w:val="both"/>
-      </w:pPr>
-    </w:p>
-    <w:p>
-      <w:pPr>
-        <w:spacing w:after="0" w:line="300" w:lineRule="exact"/>
-      </w:pPr>
-      <w:r>
-        <w:t>Friedrich was sitting inside his closed personal carriage, a plain design in green and brown, Gendarmes written on its sides to indicate its purpose. It was a normal transport for the Bavarian police, repurposed for the police chiefs of bigger cities or districts, the signs of removed cabinets or holding spaces still evident in outlines on the floor and walls. The seats wear cushioned but not spring-suspended, so any and each bump in the cobbled road drilled into his backside. The comfort was minimal, but the time spend walking in the cold weather would have been worse, the ten-kilometer ride too far to walk. He looked out on the still flowing Isar river, its big blue streak winding back and forth from the roadway as his personal assistant Peter</w:t>
-      </w:r>
-      <w:r>
-        <w:t xml:space="preserve"> Rainer</w:t>
-      </w:r>
-      <w:r>
-        <w:t xml:space="preserve"> steered the lone horse in front towards their destination Lenggries. The young man was proficient with the imposing animals, as was Friedrich himself, and he showed potential in the field of leadership, so he was put at Friedrichs side to learn and </w:t>
-      </w:r>
-      <w:r>
-        <w:lastRenderedPageBreak/>
-        <w:t xml:space="preserve">improve. He did not show that much promise yet, being embarrassed at any </w:t>
-      </w:r>
-      <w:r>
-        <w:t xml:space="preserve">small </w:t>
-      </w:r>
-      <w:r>
-        <w:t xml:space="preserve">mistake he </w:t>
-      </w:r>
-      <w:r>
-        <w:t xml:space="preserve">made during the last week, which were few, and was too eager, almost to the point of being annoying. “Five more minutes Sir, I can see the ski-track already,” he shouted way too loud, probably thinking his chief Gendarme would not hear. But Friedrich did hear plenty, the driver’s seat being a mere two meters in front of him. “Thank </w:t>
-      </w:r>
-      <w:r>
-        <w:t>you, Officer Rainer</w:t>
-      </w:r>
-      <w:r>
-        <w:t>, I don’t need more updates until we arrive,</w:t>
-      </w:r>
-      <w:r>
-        <w:t>”</w:t>
-      </w:r>
-      <w:r>
-        <w:t xml:space="preserve"> responded Friedrich, his good mood from before slightly souring, not only from his overeager subordinate, but also from the thought of the impeding ski-tour.</w:t>
-      </w:r>
-      <w:r>
-        <w:t xml:space="preserve"> Letting his gaze drift from the river to the mountain ridge to his right he </w:t>
-      </w:r>
-      <w:r>
-        <w:t>spied the top of the Alp offshoot Brauneck, at a height of thousand five hundred meters not impressive but one of the only places in the vicinity to practice winter sport. Many trees would have to be felled and slopes prepared for skiing, transforming Len</w:t>
-      </w:r>
-      <w:r>
-        <w:t>g</w:t>
-      </w:r>
-      <w:r>
-        <w:t>gries and its close by villages into touristic hotspots. Not only in the winter, but also warmer months where hiking was prevalent. Snow had fallen in abundance over the last days, so Friedrichs last chance at saving himself from this ordeal was melting away like a snowball in the shallow Isar river.</w:t>
-      </w:r>
-    </w:p>
-    <w:p>
-      <w:pPr>
-        <w:spacing w:after="0" w:line="300" w:lineRule="exact"/>
-      </w:pPr>
-      <w:r>
-        <w:t xml:space="preserve">Lost in thought Friedrich woke up from his day dreams as the wagon came to a halt, their goal reached on a parking space for carriages of all sort. There were single horses toed to a fence with a water through, plain carriages like his, probably transporting whole families, and an immensely decorated ride, on its side ornaments with gold plating drawn by two smaller looking black horses of a breed he did not recognize, like he did the others. Exotic guests here at this event? He did not prepare for any extravagances in his mind, so his mood darkened again. “I hope they speak German in any way, my French is rusty at best, </w:t>
-      </w:r>
-      <w:r>
-        <w:t>at least</w:t>
-      </w:r>
-      <w:r>
-        <w:t xml:space="preserve"> what I learned</w:t>
-      </w:r>
-      <w:r>
-        <w:t xml:space="preserve"> from those war prisoners in 1871 in Mainz.</w:t>
-      </w:r>
-      <w:r>
-        <w:t xml:space="preserve"> Thank God I did not have to fight in this dumb, depperten war, all this nobility fighting for their right to be called King or Kaiser or whatever else. It was short and swift, so more troops were not needed, but imagine years of fighting… even we as police force would have to go.</w:t>
-      </w:r>
-      <w:r>
-        <w:t>”</w:t>
-      </w:r>
-      <w:r>
-        <w:t xml:space="preserve"> Friedrich shook himself slightly to forget his last thoughts before the door at his side swung open to a grinning Peter, </w:t>
-      </w:r>
-      <w:r>
-        <w:t xml:space="preserve">holding Friedrichs travel bag in one hand, </w:t>
-      </w:r>
-      <w:r>
-        <w:t xml:space="preserve">his </w:t>
-      </w:r>
-      <w:r>
-        <w:t xml:space="preserve">other one </w:t>
-      </w:r>
-      <w:r>
-        <w:t>waving out into the cold ai</w:t>
-      </w:r>
-      <w:r>
-        <w:t>r,</w:t>
-      </w:r>
-      <w:r>
-        <w:t xml:space="preserve"> that found its way directly into Friedrichs face. He shook some more.</w:t>
-      </w:r>
-      <w:r>
-        <w:t xml:space="preserve"> </w:t>
-      </w:r>
-    </w:p>
-    <w:p>
-      <w:pPr>
-        <w:spacing w:after="0" w:line="300" w:lineRule="exact"/>
-      </w:pPr>
-    </w:p>
-    <w:p>
-      <w:pPr>
-        <w:spacing w:after="0" w:line="300" w:lineRule="exact"/>
-      </w:pPr>
-      <w:r>
-        <w:t xml:space="preserve">On a chair in one of the back rows of the attendance was Alexander, clad in a thick coat made from cotton and fur, his hands stuck beneath his arm pits, </w:t>
-      </w:r>
-      <w:r>
-        <w:t>even</w:t>
-      </w:r>
-      <w:r>
-        <w:t xml:space="preserve"> though he was wearing leather gloves against the stinging cold. Most of the other seats were taken or only a single one was free between spectators and guests, but he was not comfortable enough yet to sit between strangers. </w:t>
-      </w:r>
-      <w:r>
-        <w:t>So,</w:t>
-      </w:r>
-      <w:r>
-        <w:t xml:space="preserve"> he called this secluded folding chair his own and watched the rest of the people stream in as the mayor of Lenggries took the stage to inspect the pedestal and lectern, that reached about half a meter above the snow filled ground.</w:t>
-      </w:r>
-      <w:r>
-        <w:t xml:space="preserve"> </w:t>
-      </w:r>
-      <w:r>
-        <w:t xml:space="preserve">Behind the stage was a cable car carefully hidden beneath a giant white cloth, barely visible from further away against the snow. Up the mountain you could spy the cables strung along grey metal poles of different sizes until ridges or trees hid them from view. </w:t>
-      </w:r>
-      <w:r>
-        <w:t xml:space="preserve">Were people trotted the whiteness faded and was replaced with hard bits of grey mush, but everywhere else a thick layer of powdery snow remained, perfect for skiing. At least that’s what Alexander read about in a guide he found in the library and the first-hand accounts of one of his students. He was fully prepared in clothes and spirit, but him lacking the knowledge of something always irked him. But now he regarded the novelty of it as an experiment on himself, although he usually underwent those in his mind and not directly with his body. He lifted his shoulder bag from under his seat, searching for his watch between his half-filled notebook and small tool bag. He always had the tools with him, be it out of preparedness for any circumstance or just </w:t>
-      </w:r>
-      <w:r>
-        <w:lastRenderedPageBreak/>
-        <w:t xml:space="preserve">habituation from having it with him. “Ah circular reasoning, we meet again. What was first, the egg or the hen. Huh, that even rimed a bit, marvelous. I should </w:t>
-      </w:r>
-      <w:r>
-        <w:t>mark</w:t>
-      </w:r>
-      <w:r>
-        <w:t xml:space="preserve"> it down, it would be a good addition to any book I will </w:t>
-      </w:r>
-      <w:r>
-        <w:t>inevitable write.” He struggled to get out his pen from the bottom of his bag, finding the watch on the way. “14:28, it should start in two minutes. I haven’t seen the Count yet but he usually shows up just on time</w:t>
-      </w:r>
-      <w:r>
-        <w:t>. And who is that over there taking one of the three seats on the stage</w:t>
-      </w:r>
-      <w:r>
-        <w:t>. She looks right out of a ballroom, not prepared for this weather in the slightest,</w:t>
-      </w:r>
-      <w:r>
-        <w:t xml:space="preserve"> with a poodle </w:t>
-      </w:r>
-      <w:r>
-        <w:t xml:space="preserve">on her lap </w:t>
-      </w:r>
-      <w:r>
-        <w:t>to boot.</w:t>
-      </w:r>
-      <w:r>
-        <w:t xml:space="preserve"> </w:t>
-      </w:r>
-      <w:r>
-        <w:t>Isn’t that poor thing freezing? All the struggling would indicate that.</w:t>
-      </w:r>
-      <w:r>
-        <w:t>”</w:t>
-      </w:r>
-    </w:p>
-    <w:p>
-      <w:pPr>
-        <w:spacing w:after="0" w:line="300" w:lineRule="exact"/>
-      </w:pPr>
-    </w:p>
-    <w:p>
-      <w:pPr>
-        <w:spacing w:after="0" w:line="300" w:lineRule="exact"/>
-      </w:pPr>
-      <w:r>
-        <w:t>“Calm dow</w:t>
-      </w:r>
-      <w:r>
-        <w:t xml:space="preserve">n Johnny, you make me look bad. And my dress is all </w:t>
-      </w:r>
-      <w:r>
-        <w:t>ruffled up now, thanks to you, uh,</w:t>
-      </w:r>
-      <w:r>
-        <w:t>”</w:t>
-      </w:r>
-      <w:r>
-        <w:t xml:space="preserve"> pleaded Marina to her small dog, the poodle not wanting to be restrained, sitting on his mistress, but roam free and play in the snow. Three shrill barks indicated his rebellion, but Marina knew just how to quelch it. Out of her waist band she drew out a small dried sausage, giving it to an ecstatic Johnny, who tip-toed on her legs, eager for the treat. “You get it if you remain calm from now on, else no more treats for you today.” The dog immediately sat still, apparently remembering his meager training, and gave of a silent bark, his mouth moving without a sound. “Here you go,” said Marina, lowering the sausage to his mouth which promptly disappeared into the abyss called Johnny, “I trust you know what’s at stake?” Happily chewing the poodle sat still, indicating his obedience. For </w:t>
-      </w:r>
-      <w:r>
-        <w:t>now,</w:t>
-      </w:r>
-      <w:r>
-        <w:t xml:space="preserve"> at least.</w:t>
-      </w:r>
-      <w:r>
-        <w:t xml:space="preserve"> Turning her words inside Marina thought to herself. </w:t>
-      </w:r>
-      <w:r>
-        <w:t>“</w:t>
-      </w:r>
-      <w:r>
-        <w:t xml:space="preserve">Well, where is that pretty Count now, I put up this dress to impress and I’m quite freezing over here. </w:t>
-      </w:r>
-      <w:r>
-        <w:t>Sigh, w</w:t>
-      </w:r>
-      <w:r>
-        <w:t xml:space="preserve">ill I ever adjust to this cold German weather?” </w:t>
-      </w:r>
-      <w:r>
-        <w:t>From her left Friedrich was climbing the short stairs, taking his seat next to</w:t>
-      </w:r>
-      <w:r>
-        <w:t xml:space="preserve"> Marina, directly addressing her. “Good day Miss, I am Friedrich Pfeiffer, Chief Gendarme of </w:t>
-      </w:r>
-      <w:r>
-        <w:t>Tölz</w:t>
-      </w:r>
-      <w:r>
-        <w:t>. With whom do I have the honor?” Marina mustered the stocky but still neat man, dressed in a green service uniform, then answered, “Marina Adamantidi, owner of the Adamantidi shipyard at the Würmsee, nice to meet you.</w:t>
-      </w:r>
-      <w:r>
-        <w:t xml:space="preserve"> You can call me Lady Adamantidi, if you dare.</w:t>
-      </w:r>
-      <w:r>
-        <w:t xml:space="preserve">” </w:t>
-      </w:r>
-    </w:p>
-    <w:p>
-      <w:pPr>
-        <w:spacing w:after="0" w:line="300" w:lineRule="exact"/>
-      </w:pPr>
-    </w:p>
-    <w:p>
-      <w:pPr>
-        <w:spacing w:after="0" w:line="300" w:lineRule="exact"/>
-      </w:pPr>
-      <w:r>
-        <w:t xml:space="preserve">Just as the two exchanged pleasantries the Count </w:t>
-      </w:r>
-      <w:r>
-        <w:t>Alois</w:t>
-      </w:r>
-      <w:r>
-        <w:t xml:space="preserve"> Grossberg von Tölz appeared practically out of nowhere,</w:t>
-      </w:r>
-      <w:r>
-        <w:t xml:space="preserve"> dressed in a furry mantle, his blonde locks looking like the mane of a lion,</w:t>
-      </w:r>
-      <w:r>
-        <w:t xml:space="preserve"> prompting the mayor to announce him to the crowd of roughly fifty invited guests. Waiting to take in a short applause, the Count slightly bowed to the onlookers before he began his impromptu speech. “Dear esteemed guests of my humble lands, I welcome you to Lenggries and to a new big step towards our future. </w:t>
-      </w:r>
-      <w:r>
-        <w:t>Together with great people we managed to build something truly new in this world and we want to share it with you all.” He paced from side to side, gleefully ignoring the lectern, looking down to face after face, taking in the gathering.</w:t>
-      </w:r>
-      <w:r>
-        <w:t xml:space="preserve"> He clearly knew how to give a speech.</w:t>
-      </w:r>
-      <w:r>
-        <w:t xml:space="preserve"> “</w:t>
-      </w:r>
-      <w:r>
-        <w:t xml:space="preserve">Always a proprietor of ideas and ideals it was my goal to bring to you all </w:t>
-      </w:r>
-      <w:r>
-        <w:t xml:space="preserve">excitement, so I had this slope build some years ago. But why stop there and not add comfort to the list! Why walk all the way up the mountain again, taking maybe triple, no quadruple the time to ride down. That’s why I wanted to fly up in style, just as I would go down. </w:t>
-      </w:r>
-      <w:r>
-        <w:t>So,</w:t>
-      </w:r>
-      <w:r>
-        <w:t xml:space="preserve"> with some clever help we came up with this idea.</w:t>
-      </w:r>
-      <w:r>
-        <w:t xml:space="preserve">” </w:t>
-      </w:r>
-      <w:r>
-        <w:t xml:space="preserve">He pulled at the tarp covering the cable car and with a mighty pull managed to uncover </w:t>
-      </w:r>
-      <w:r>
-        <w:t>it wholly</w:t>
-      </w:r>
-      <w:r>
-        <w:t xml:space="preserve">. A car with room for four and ski to spare, greyish metal with windows on all sites and a big door revealing cushioned seating. As a finishing touch the noble coat of arms of </w:t>
-      </w:r>
-      <w:r>
-        <w:t>Tölz</w:t>
-      </w:r>
-      <w:r>
-        <w:t>, a golden Lion on a black shield, was painted on the front and back. The left leaning lion stuck out its tongue, its tail just as curved as the white outline of the fancy shield. The crowed</w:t>
-      </w:r>
-      <w:r>
-        <w:t xml:space="preserve"> reacted with sounds of awe and wonder, the lightly swinging cable car new to their eyes. </w:t>
-      </w:r>
-      <w:r>
-        <w:lastRenderedPageBreak/>
-        <w:t xml:space="preserve">After letting the people marvel for a short while the Count continued. “With this steel carriage we will ride to the start of the slope as a group and descend and ride and descend… Now you would say: ‘But we already have that with a </w:t>
-      </w:r>
-      <w:r>
-        <w:t>ski lift</w:t>
-      </w:r>
-      <w:r>
-        <w:t>, horse cranked and working!’ But then you would forget the scale of it</w:t>
-      </w:r>
-      <w:r>
-        <w:t>, sitting down without any wind freezing your nose off</w:t>
-      </w:r>
-      <w:r>
-        <w:t>! And the best part, no horses. All powered by electricity coming from the very river you crossed to get here.</w:t>
-      </w:r>
-      <w:r>
-        <w:t xml:space="preserve"> Don’t fret, the whole contraption has been inspected by no one other than our new Chief of Gendarmes, Friedrich Pfeiffer. And if you ask who made this all possible, with her deep purse and goodwill? Lady Marina Adamantidi</w:t>
-      </w:r>
-      <w:r>
-        <w:t xml:space="preserve"> from Starnberg</w:t>
-      </w:r>
-      <w:r>
-        <w:t xml:space="preserve"> paid the expenses, so you could all enjoy.” An extensive applause was heard, the Count turning to Friedrich and Marina, clapping his own hands as they had no choice but to stand up and wave</w:t>
-      </w:r>
-      <w:r>
-        <w:t>, before taking their seat again</w:t>
-      </w:r>
-      <w:r>
-        <w:t xml:space="preserve">. “But </w:t>
-      </w:r>
-      <w:r>
-        <w:t xml:space="preserve">who came up with the idea? No other than a young scientist working at the Technical University in Munich: Alexaner Doppler! Come up here my boy, show your face to the world!” He waved up to a shocked Alexander, the eyes suddenly on him making him freeze like a frightened bunny. “No shame my boy,” continued the Count, “they don’t bite. Maybe only I will.” </w:t>
-      </w:r>
-      <w:r>
-        <w:t>His laugh made at his own joke made Alexander</w:t>
-      </w:r>
-      <w:r>
-        <w:t>’s stiff joints</w:t>
-      </w:r>
-      <w:r>
-        <w:t xml:space="preserve"> thaw and with his bag clutched in front of him and a wry smile of embarrassment on his face he walked past the seated crowd on to the stage, giving a humble wave before the Count von Tölz slapped his back with a gloved hand.</w:t>
-      </w:r>
-      <w:r>
-        <w:t xml:space="preserve"> “This young man he</w:t>
-      </w:r>
-      <w:r>
-        <w:t>re</w:t>
-      </w:r>
-      <w:r>
-        <w:t xml:space="preserve"> merged the inventions of Faraday, Siemens, Gaulard and Gibbs to create an AC network that creates energy far away, transports it via electric currents to Lenggries and </w:t>
-      </w:r>
-      <w:r>
-        <w:t>feeds into these beautiful cabins that will carry you up without trouble or even wind in your face. Powered by nature itself, and coal if it comes to it.</w:t>
-      </w:r>
-      <w:r>
-        <w:t>”</w:t>
-      </w:r>
-      <w:r>
-        <w:t xml:space="preserve"> With a small twirl he performed a grant gesture to reveal a case with a button on it, seemingly connected by a cord to the machinery. He held it up to Alexander, who was still a little confused by all the attention. “Press it my friend, don’t be shy,” encouraged the Count. Suppressing his need to explain that his mere button would not turn on anything, a worker in the back had to turn a massive lever inside the machinery house, Alexander used his right index finger to gently push it down, startled at the sounds </w:t>
-      </w:r>
-      <w:r>
-        <w:t xml:space="preserve">and light given off by </w:t>
-      </w:r>
-      <w:r>
-        <w:t xml:space="preserve">a </w:t>
-      </w:r>
-      <w:r>
-        <w:t>small explosion in front of him</w:t>
-      </w:r>
-      <w:r>
-        <w:t xml:space="preserve">. A </w:t>
-      </w:r>
-      <w:r>
-        <w:t>photograph had gone o</w:t>
-      </w:r>
-      <w:r>
-        <w:t>f</w:t>
-      </w:r>
-      <w:r>
-        <w:t>f at the sidelines, capturing the scene</w:t>
-      </w:r>
-      <w:r>
-        <w:t>, and apparently him on it with a surprised expression.</w:t>
-      </w:r>
-      <w:r>
-        <w:t xml:space="preserve"> </w:t>
-      </w:r>
-      <w:r>
-        <w:t>W</w:t>
-      </w:r>
-      <w:r>
-        <w:t>ith a crank and squeak the cable started to move, pulling the carts with it up and down the mountain again.</w:t>
-      </w:r>
-      <w:r>
-        <w:t xml:space="preserve"> The Count continued with vigor,</w:t>
-      </w:r>
-      <w:r>
-        <w:t xml:space="preserve"> </w:t>
-      </w:r>
-      <w:r>
-        <w:t>“</w:t>
-      </w:r>
-      <w:r>
-        <w:t>t</w:t>
-      </w:r>
-      <w:r>
-        <w:t>he mayor will now give out his own thanks to all of you who played their part in this</w:t>
-      </w:r>
-      <w:r>
-        <w:t>.</w:t>
-      </w:r>
-      <w:r>
-        <w:t>”</w:t>
-      </w:r>
-      <w:r>
-        <w:t xml:space="preserve"> The man stoo</w:t>
-      </w:r>
-      <w:r>
-        <w:t>d</w:t>
-      </w:r>
-      <w:r>
-        <w:t xml:space="preserve"> up from the third chair, pulling out a lengthy list while putting on his spectacles, stepping to the lectern. Von Tölz turned to Marina, Friedrich and Alexander, “and we will flee this scene at once, else we will have to wait thirty minutes at least.” He guided the three of them down the steps towards an oncoming cable car, a woman waiting next to the entrance platform with a small bag and two big suitcases. “Your luggage is there, dear Lady, as well as yours Chief. The car will slow down, its doors will open and we can get inside. But do not dilly dally, if you excuse my language, else you will be left behind.” As promised the cabin was moving way more slowly and the Count waved them inside one after the other, then entered himself, drawing the luggage with him barely before the doors closed again. With a big toothy smile he fell into the last open seat, his excitement almost too much to bear. “Now sit down and relax, it will take us roughly ten minutes.”</w:t>
-      </w:r>
-      <w:r>
-        <w:t xml:space="preserve"> </w:t>
-      </w:r>
-    </w:p>
-    <w:p>
-      <w:pPr>
-        <w:spacing w:after="0" w:line="300" w:lineRule="exact"/>
-      </w:pPr>
-    </w:p>
-    <w:p>
-      <w:pPr>
-        <w:spacing w:after="0" w:line="300" w:lineRule="exact"/>
-      </w:pPr>
-      <w:r>
-        <w:t>With an obedient Johnny on her lap,</w:t>
-      </w:r>
-      <w:r>
-        <w:t xml:space="preserve"> sitting opposite of Friedrich,</w:t>
-      </w:r>
-      <w:r>
-        <w:t xml:space="preserve"> Marina looked out the windows towards the still sitting crowd, their boring ordeal making this ride all the sweeter</w:t>
-      </w:r>
-      <w:r>
-        <w:t>.</w:t>
-      </w:r>
-      <w:r>
-        <w:t xml:space="preserve"> </w:t>
-      </w:r>
-      <w:r>
-        <w:t xml:space="preserve">From her seat she could see down the slope without trouble, but had to turn to see the </w:t>
-      </w:r>
-      <w:r>
-        <w:lastRenderedPageBreak/>
-        <w:t>peak.</w:t>
-      </w:r>
-      <w:r>
-        <w:t xml:space="preserve"> Opposite of her was</w:t>
-      </w:r>
-      <w:r>
-        <w:t xml:space="preserve"> </w:t>
-      </w:r>
-      <w:r>
-        <w:t>v</w:t>
-      </w:r>
-      <w:r>
-        <w:t>on Tölz</w:t>
-      </w:r>
-      <w:r>
-        <w:t>, and he was</w:t>
-      </w:r>
-      <w:r>
-        <w:t xml:space="preserve"> truly gifted with the word, his charisma exuding constantly, as if he trained it like a muscle. But one thing didn’t sit well with her, “say my dear Count, I hope you joked when you told them that I paid for everything, it makes it sound like I am generous with no profit in mind. That doesn’t mean I can’t be generous, but these are your people to govern to some extent, as I am just a humble businesswoman. That said, I can be assured that my money is in save hands and will find its way back to me?” “Of course, my dear,” answered the Count, “I just phrased it this way so they will write about you in a good light. That will be great publicity in the coming weeks.”</w:t>
-      </w:r>
-      <w:r>
-        <w:t xml:space="preserve"> Giving him a smile Marina didn’t use words to respond, thinking to herself, “well, this will cost me, I fear. He also is a business man through and through. How old is he again? Maybe I can let him slip it during the dinner later.” For a few seconds the silence was only interrupted by the steady pull of the cable and the ratt</w:t>
-      </w:r>
-      <w:r>
-        <w:t>ling</w:t>
-      </w:r>
-      <w:r>
-        <w:t xml:space="preserve"> of </w:t>
-      </w:r>
-      <w:r>
-        <w:t>rollers as the lift passes its first tower. Friedrich clears his throat, “and you also said I inspected this contraption personally, but it is the first time I’ve been here. Do you want the people to think you’re a liar?” “Certainly not,” said the Count “it was inspected by your men a week ago, but to instill more confidence into the crowd I used your well-known name. You cannot fault me for that, can you?” “I suppose not,” answered Friedrich, not entirely convinced, “I just hope everything is in order. And you my boy, did you not bring any more clothes?” “Ehm, clothes for what? I thought we would just go skiing? And</w:t>
-      </w:r>
-      <w:r>
-        <w:t xml:space="preserve"> Sir von Tölz,</w:t>
-      </w:r>
-      <w:r>
-        <w:t xml:space="preserve"> did you even invite Professor von</w:t>
-      </w:r>
-      <w:r>
-        <w:t xml:space="preserve"> Bezold?</w:t>
-      </w:r>
-      <w:r>
-        <w:t>”</w:t>
-      </w:r>
-      <w:r>
-        <w:t xml:space="preserve"> Asked Alexander </w:t>
-      </w:r>
-      <w:r>
-        <w:t xml:space="preserve">towards </w:t>
-      </w:r>
-      <w:r>
-        <w:t>the Count</w:t>
-      </w:r>
-      <w:r>
-        <w:t>,</w:t>
-      </w:r>
-      <w:r>
-        <w:t xml:space="preserve"> slightly confused. “He canceled weeks ago, assuring me you would come. I would rather have you here than him anyway, he can be … challenging company. But I seem to have forgotten to tell you we will be staying her one night, so we can enjoy the ski slopes tomorrow in full. Now there will be lots of people that came from near and far to try it out. But right in the morning we will be the first, starting from the top. My chalet is only a few minutes away from the slope. And my butler</w:t>
-      </w:r>
-      <w:r>
-        <w:t xml:space="preserve"> Erik</w:t>
-      </w:r>
-      <w:r>
-        <w:t xml:space="preserve"> is quite your size, he can borrow you some clothes if you need them.” Marina knew this place, visiting it once two years ago when she </w:t>
-      </w:r>
-      <w:r>
-        <w:t>met</w:t>
-      </w:r>
-      <w:r>
-        <w:t xml:space="preserve"> with von Tölz the first time as he wanted to buy a boat from her. And so did Alexander it seemed, looking happy at the prospect to stay there. “I can’t wait to read more of your books there again,” said Alexander with </w:t>
-      </w:r>
-      <w:r>
-        <w:t xml:space="preserve">a pleased look, “I did not think you would be interested in all of those topics too, wildlife, hunting, history, even fairytales.” Then the face of the young man changed to attentiveness, as if he did notice something concerning. “What is it, Mister Do-?” started Marina, as he interrupted her with a raised finger that wandered towards his ear, signaling her to listen. </w:t>
-      </w:r>
-      <w:r>
-        <w:t xml:space="preserve">She could only hear the car gliding upwards, nothing strange happening. Her confused look towards Friedrich reassuring her that nothing was a miss. Von Tölz was not convinced though. “What do you hear Alexander? What is going on?” “I believe the clamp came loose and we are balancing on the cable with just the holding rod of the car. Do you hear the scraping sound? </w:t>
-      </w:r>
-      <w:r>
-        <w:t>That is</w:t>
-      </w:r>
-      <w:r>
-        <w:t xml:space="preserve"> us making the car tip over slightly and the holding rod touching.” Concern was creeping up inside of Martina, trusting machinery was never her strong suit. But this man</w:t>
-      </w:r>
-      <w:r>
-        <w:t xml:space="preserve"> showed total confidence, which he did not display before, and that kept her from panicking. Friedrich however was apparently not convinced, shooting up from his seat, “are we going to fall?” </w:t>
-      </w:r>
-      <w:r>
-        <w:t>Right as he did so the car started to rock dangerously towards his direction, making the Count and Marina grab the railing</w:t>
-      </w:r>
-      <w:r>
-        <w:t xml:space="preserve"> and Johnny bark in fear,</w:t>
-      </w:r>
-      <w:r>
-        <w:t xml:space="preserve"> while </w:t>
-      </w:r>
-      <w:r>
-        <w:t xml:space="preserve">Alexander, who sat diagonally from </w:t>
-      </w:r>
-      <w:r>
-        <w:t>Friedrich, climbed up his seat and the car came to a stop, tilted marginally.</w:t>
-      </w:r>
-    </w:p>
-    <w:p>
-      <w:pPr>
-        <w:spacing w:after="0" w:line="300" w:lineRule="exact"/>
-      </w:pPr>
-    </w:p>
-    <w:p>
-      <w:pPr>
-        <w:spacing w:after="0" w:line="300" w:lineRule="exact"/>
-      </w:pPr>
-      <w:r>
-        <w:t xml:space="preserve">Alexander then </w:t>
-      </w:r>
-      <w:r>
-        <w:t>rambled</w:t>
-      </w:r>
-      <w:r>
-        <w:t xml:space="preserve"> in a calculating manner to himself, “the center of gravity is directly in the middle of the car, so any tilt to the left towards the cable will have a great chance to </w:t>
-      </w:r>
-      <w:r>
-        <w:lastRenderedPageBreak/>
-        <w:t xml:space="preserve">make us fall. Any movement from Miss Adamantidi or Sir Pfeiffer will be trouble. The best course of action would be for us to gather at the middle, huddled close together, and lift me up towards the maintenance </w:t>
-      </w:r>
-      <w:r>
-        <w:t>ha</w:t>
-      </w:r>
-      <w:r>
-        <w:t xml:space="preserve">tch between the cable and the holding arm.” There were some more words Marina couldn’t understand, but Friedrich already took charge following Alexanders plan. “You heard him, Miss Adamantidi when I count down to </w:t>
-      </w:r>
-      <w:r>
-        <w:t>one,</w:t>
-      </w:r>
-      <w:r>
-        <w:t xml:space="preserve"> we both stand up slowly and walk towards the middle, am I clear?” “Clear as the see at Alonnisos,” she answered.</w:t>
-      </w:r>
-      <w:r>
-        <w:t xml:space="preserve"> “Three, two… one!” They both sat up slowly, Johnny clutched under Marinas arms, and walked, step by step, to the right, coming to a stop in the middle, the car tilting again, this time to the right. Von Tölz watched on in quiet excitement while Alexander nodded his head, his first step of the plan done, and said, “now Sir Count, on one we do the same. Three, two, one.” The moved gingerly as well, the cabin still trailing upwards as they came to another tower, its rolls shaking the unaligned car, making them fall together, clutching each other. And now the cabin was aligned to a light right, putting it in the perfect spot for what came next.</w:t>
-      </w:r>
-      <w:r>
-        <w:t xml:space="preserve"> “Sir Count, you are the tallest so I will stand on your shoulders, if you don’t mind,” said Alexander, trying not to be too forward, “and from there will have a look outside through the hatch and see what is wrong.” He was clutching a small bag under his arm, small tools peeking out of it. “Of course, Alexander,” answered the Count, laying his hands over another to give him the first rung, his shoulders being the second, “just be careful, I might need your head for more brilliancy again.” Alexander didn’t seem to take this lightly, the sense of danger at last returning to him shown in his face, gritting his teeth. He needs some reassurance, so Marina gave it to him. “We trust you Alexander, and so should you. We will hold you by your legs, so nothing bad will happen!” She thought to see his mouth close and jaw relax as he climbed</w:t>
-      </w:r>
-      <w:r>
-        <w:t xml:space="preserve"> on top of von Tölz, opening the hatch outwards as cold air and a steady sound of grinding metal rushed in. With his head and arms pocking out of the cabin his voice could only be heard as a faint shout. “As I thought, the rope clamp came loose and now the holding arm is scraping on the cable.” It seemed he took out some tools out of the bag, furiously working on something hidden behind the roof. “The control lever is open and so the clamp won’t attach fully. It looks like a spring came loose which caused the lever to rise, truly a wonder that we are still attached and not flying towards the ground.” With sweat building on his now pale forehead, Friedrich lost his patience for explanations. “Then fix it already and don’t tell us what’s wrong! Every word of yours makes me more anxious!” </w:t>
-      </w:r>
-      <w:r>
-        <w:t xml:space="preserve">Above them a mighty ‘clamp’ could be heard, the car shifting and coming to an abrupt halt, giving them a good shake, while it was still being pulled up the mountain. </w:t>
-      </w:r>
-      <w:r>
-        <w:t>With a ‘thud’ the hatch closed and the tri</w:t>
-      </w:r>
-      <w:r>
-        <w:t>o</w:t>
-      </w:r>
-      <w:r>
-        <w:t xml:space="preserve"> below relaxed their grip on Alexander’s legs, him jumping to the floor without any fear as the car did not rock in the slightest. “All done, Mister Pfeiffer, talking to myself makes the work feel easier,” said Alexander with a grin, his fearless mood betrayed by an equally pale skin and drips of sweat. Marina traced a cross over her breast, putting Johnny on the ground</w:t>
-      </w:r>
-      <w:r>
-        <w:t>. All the</w:t>
-      </w:r>
-      <w:r>
-        <w:t xml:space="preserve"> while the Count laughed, falling into his seat with tears in his eyes. “Now that was a thrill! I knew we would have a great time up here, but this made even my heart pump again.” Marina looked on perplexed, not expecting to see this man that happy, thinking to herself, “he is still rolling in his seat, and here I thought he was dangerous</w:t>
-      </w:r>
-      <w:r>
-        <w:t xml:space="preserve"> with his tongue</w:t>
-      </w:r>
-      <w:r>
-        <w:t>. He is just a kid in a man’s body that knows how to get what he wants. At least Johnny feels the same.” Her dog could not sit still anymore and ran in circles around the legs of von Tölz, his tail wagging in a rigorous pace. Friedrich was sitting in his seat, a handkerchief to his brow</w:t>
-      </w:r>
-      <w:r>
-        <w:t>,</w:t>
-      </w:r>
-      <w:r>
-        <w:t xml:space="preserve"> drying off his skin, his belly heaving from the effort of staying calm. </w:t>
-      </w:r>
-    </w:p>
-    <w:p>
-      <w:pPr>
-        <w:spacing w:after="0" w:line="300" w:lineRule="exact"/>
-      </w:pPr>
-    </w:p>
-    <w:p>
-      <w:pPr>
-        <w:spacing w:after="0" w:line="300" w:lineRule="exact"/>
-      </w:pPr>
-      <w:r>
-        <w:lastRenderedPageBreak/>
-        <w:t>Marina looked out of the window, up to the blue sky, “I guess we had a guardian angel</w:t>
-      </w:r>
-      <w:r>
-        <w:t xml:space="preserve"> looking out for us, without this luck we would be a heap of metal twenty meters below.</w:t>
-      </w:r>
-      <w:r>
-        <w:t>”</w:t>
-      </w:r>
-      <w:r>
-        <w:t xml:space="preserve"> “And a good one at that,” said Alexander, “if I wasn’t here this thing would not have gone up much further. Sir we have to put in more safety measures. A second clamp on the cable, an emergency stop switch, and-“ “Alright, Alexander,” interrupted the Count</w:t>
-      </w:r>
-      <w:r>
-        <w:t xml:space="preserve"> in a serious tone</w:t>
-      </w:r>
-      <w:r>
-        <w:t xml:space="preserve">, “I see where you are going with this. I will tell the mountain station to have an eye out, so this mistake </w:t>
-      </w:r>
-      <w:r>
-        <w:t>will not</w:t>
-      </w:r>
-      <w:r>
-        <w:t xml:space="preserve"> happen again. Be it a mistake of material or personnel.</w:t>
-      </w:r>
-      <w:r>
-        <w:t xml:space="preserve"> Now were almost at the top and I bet no one at the bottom saw what was happening. So, no harm done, and we can go skiing. Finally!</w:t>
-      </w:r>
-      <w:r>
-        <w:t>”</w:t>
-      </w:r>
-      <w:r>
-        <w:t xml:space="preserve"> With these last words the relaxation that was slowly coming back to Friedrich vanished again, his anxiety </w:t>
-      </w:r>
-      <w:r>
-        <w:t>before</w:t>
-      </w:r>
-      <w:r>
-        <w:t xml:space="preserve"> driving down a steep and slick snow slope was written </w:t>
-      </w:r>
-      <w:r>
-        <w:t>o</w:t>
-      </w:r>
-      <w:r>
-        <w:t>n his face.</w:t>
-      </w:r>
-      <w:r>
-        <w:t xml:space="preserve"> The count turned towards the window in their direction of drive, giving off a short wave to a middle-aged man in a Bavarian style suit standing next to dour pairs of skis. “Ah, that is my dutiful Erik, he already prepared everything for our departure downwards. Leave your luggage with him, he will take it to my chalet. I hope you are all quite ready?” He let his gaze wander over his three guests, as Martina spoke up. “I regretfully have to decline this ski trip for today, as my clothing choice was for the ceremony only, and not for skiing right away. You have to know a lady has to dress accordingly for the occasion.” This was a lie of course, she already prepared herself in the morning to be winter and snow ready. But the opportunity to pry some information out of the butler Erik would not be unexploited. “Of course, my dear Lady,” said the Count back with his disarming smile, “you can go directly with Eric to the Chalet while we</w:t>
-      </w:r>
-      <w:r>
-        <w:t xml:space="preserve"> men can do sports!</w:t>
-      </w:r>
-      <w:r>
-        <w:t>”</w:t>
-      </w:r>
-      <w:r>
-        <w:t xml:space="preserve"> He emphasized his words with his fist doing a half-punch into the air. Alexander was actually looking quite giddy, and Friedrich toughened up, his demeanor now stoic.</w:t>
-      </w:r>
-      <w:r>
-        <w:t xml:space="preserve"> </w:t>
-      </w:r>
-      <w:r>
-        <w:t>With the car starting its U-turn the four stood up with their luggage and stepped out as the doors opened, their eyes blinded shortly by the last rays of a sinking sun that barely crept over the mountain ridge. “Good Erik, please take Miss Adamantidi to the chalet with our things. The rest of us will go for one last round before we meet you there.” “Certainly Sir,” answered Eric in a husky voice of obedience, pulling up a sled to carry their luggage. Marina made small curtsy to bid farewell to the men, saying as she came up again, “I wish you the best on your descent, we will see you later in good health.” Then she turned around measuring up Erik, a man she had almost forgotten over the last two years she saw him. His bold scalp with ridges of grey hair around his head, as well as his puffy nose and cheeks made him look, well, just simple. But of course, a man like von Tölz would not have someone like that in his service, especially not as personal servant. Behind her she could hear the Count firing up Alexander and Friedrich, as they put on their ski and ski poles, a woolen hat enough protection for their head.</w:t>
-      </w:r>
-    </w:p>
-    <w:p>
-      <w:pPr>
-        <w:spacing w:after="0" w:line="300" w:lineRule="exact"/>
-      </w:pPr>
-    </w:p>
-    <w:p>
-      <w:pPr>
-        <w:spacing w:after="0" w:line="300" w:lineRule="exact"/>
-      </w:pPr>
-      <w:r>
-        <w:t xml:space="preserve">The butler trotted slightly in front and to her right, pulling his laden sled on the snow, his heavy boots lifting up the white </w:t>
-      </w:r>
-      <w:r>
-        <w:t>powder</w:t>
-      </w:r>
-      <w:r>
-        <w:t xml:space="preserve"> behind him. His heavy coat making him look like a </w:t>
-      </w:r>
-      <w:r>
-        <w:t>penguin</w:t>
-      </w:r>
-      <w:r>
-        <w:t xml:space="preserve">. Without turning back he said, “watch out Lady Adamantidi, the snow is not well flattened around here, and your shoes are slippery.” “Thank you, Erik, but I am confident in my shoes to not fail me. And we may not look like it, but we Greeks do know about snow. I even went skiing on Mount Olympus once.” The snow was quite slippery, but she could not let herself been seen weak after such a boast. “Very well my Lady. Count Grossberg von Tölz was quite impressed by your boat he bought last year, he went sailing in the summer at Tegernsee almost every second day.” “Oh, I’m quite happy to hear it, I even </w:t>
-      </w:r>
-      <w:r>
-        <w:t>worked on some planks myself. I usually leave a small sign on them, you can search for it and tell me what it some time,</w:t>
-      </w:r>
-      <w:r>
-        <w:t>”</w:t>
-      </w:r>
-      <w:r>
-        <w:t xml:space="preserve"> Marina chuckled lightly, remembering leaving a small Evil Eye on any other plank </w:t>
-      </w:r>
-      <w:r>
-        <w:lastRenderedPageBreak/>
-        <w:t xml:space="preserve">to ward of any envious glares at the beautiful boat. Usually, you would wear the Evil Eye on you as jewelry, but it should even work on objects. Now back to prying a little bit. “Say, for how long have you worked for the Count. Are you happy with your service? It must have been quite the many years.” “I have you know, my Lady, that I just turned forty-two and feel spring as a mountain goat. </w:t>
-      </w:r>
-      <w:r>
-        <w:t>So,</w:t>
-      </w:r>
-      <w:r>
-        <w:t xml:space="preserve"> it hasn’t been that long, around seventeen years, a few months after my daughter was born.</w:t>
-      </w:r>
-      <w:r>
-        <w:t xml:space="preserve"> Whom he took in as well, letting her live in his household. My wife died young right at my daughter’s birth, the poor thing. If she could only see what our child had become.</w:t>
-      </w:r>
-      <w:r>
-        <w:t xml:space="preserve">” </w:t>
-      </w:r>
-      <w:r>
-        <w:t xml:space="preserve">With a sigh he stretched his back and pulled on the sled more tightly. Marina felt a little pain as well, the loss of her mother, whilst distant, never subsided completely. “I try to believe, that they all can watch us, be it from above or even don below. I catch myself thinking of what purpose one has in his life. Especially if you have so much like me. And I don’t want pity for that thought, I don’t want anyone to feel lesser for having less. But from my perspective there is not much more to do, so why live on? Then it gets to me, that there should be a reason for our every step and that makes only sense for me if you can observe what comes after your passing. Not being able to experience the changes I left behind my whole life would be greatly frustrating.” Erik came to a stop and looked at Marina in slight concern. “I hope he didn’t think of me as a weird woman,” she thought, giving him a warm smile, “that was all sincere.” “That is a fresh perspective, to say the least. Not that I would agree right away. I just dream of a better life for my daughter and hope she can do the same for hers, when it comes to it someday. A lesser thought some would say, but it is enough to commit myself to.” “Not at all lesser, being humble like this is one of the highest forms of living, giving from yourself to advance others. Without people like you the great </w:t>
-      </w:r>
-      <w:r>
-        <w:t>minds</w:t>
-      </w:r>
-      <w:r>
-        <w:t xml:space="preserve"> would</w:t>
-      </w:r>
-      <w:r>
-        <w:t xml:space="preserve"> have no chance to rise. Who would do their dishes?</w:t>
-      </w:r>
-      <w:r>
-        <w:t>”</w:t>
-      </w:r>
-      <w:r>
-        <w:t xml:space="preserve"> For the first time Marina could hear Erik laugh a little as he resumed his steps. “To come back to your other question, I am very happy with the Counts treatment of me and his other servants. He is polite, straight forward, and never rude. He wants to advance us to higher stations as well, instilling locality into whoever works for him.” “Would he not have been quite young when you started at his estate? He looks my age,” asked Marina. “Oh, no he pretty much looked the same. </w:t>
-      </w:r>
-      <w:r>
-        <w:t>It’s</w:t>
-      </w:r>
-      <w:r>
-        <w:t xml:space="preserve"> probably all those noble genes he has, just like the Habsburgs with their chin.” “Uh, poor Karl II. and his Kraxn, ugly, chin,” Marina’s face contorted a little. “Well, he is not from the direct family of Grossberg, but from an offshoot. When the estate burned down over thirty years ago, he was the only living member of the family. Good thing they found him too, as he was making his rounds in the Balkans at the time.” “I hope you </w:t>
-      </w:r>
-      <w:r>
-        <w:t>do not</w:t>
-      </w:r>
-      <w:r>
-        <w:t xml:space="preserve"> count Greece as Balkan, Butler Erik. </w:t>
-      </w:r>
-      <w:r>
-        <w:t>Do not</w:t>
-      </w:r>
-      <w:r>
-        <w:t xml:space="preserve"> insult my whole country.” “And here I thought you were German now, Lady Adamantidi?” He wrongly pronounced her name, making it sound </w:t>
-      </w:r>
-      <w:r>
-        <w:t>extremely</w:t>
-      </w:r>
-      <w:r>
-        <w:t xml:space="preserve"> </w:t>
-      </w:r>
-      <w:r>
-        <w:t>German</w:t>
-      </w:r>
-      <w:r>
-        <w:t>.</w:t>
-      </w:r>
-      <w:r>
-        <w:t xml:space="preserve"> “No, I got never used to the stick up your, Oarsch, asses. I prefer to live care free.” “My Lady, I am appalled. I hope you do not talk as such in the presence of the sticks!” Again, another laugh from Erik. And she heard quite a lot already. But now followed the boring part, research in books, to </w:t>
-      </w:r>
-      <w:r>
-        <w:t>find</w:t>
-      </w:r>
-      <w:r>
-        <w:t xml:space="preserve"> out what happened thirty years ago. Maybe she could dig out something to make sure her investment will be fruitful. “And here we are,” said Erik, as the Chalet came into view around the bend of a snowy mount, a double story house </w:t>
-      </w:r>
-      <w:r>
-        <w:t>made of</w:t>
-      </w:r>
-      <w:r>
-        <w:t xml:space="preserve"> finished wood with a long and not so steep roof, as was the style in the alps. The snow on it was not in big amounts, testament to someone clearing it from there from time to time. A trickle of smoke rose from the chimney, stacks of firewood piled right under the overhangs around the house. A cozy estate far from any other humans right next to the dark woods. A great place to be alone and be</w:t>
-      </w:r>
-      <w:r>
-        <w:t xml:space="preserve"> </w:t>
-      </w:r>
-      <w:r>
-        <w:t>grateful</w:t>
-      </w:r>
-      <w:r>
-        <w:t xml:space="preserve"> about it.</w:t>
-      </w:r>
-    </w:p>
-    <w:p>
-      <w:pPr>
-        <w:spacing w:after="0" w:line="300" w:lineRule="exact"/>
-      </w:pPr>
-    </w:p>
-    <w:p>
-      <w:pPr>
-        <w:pStyle w:val="berschrift2"/>
-      </w:pPr>
-      <w:r>
-        <w:lastRenderedPageBreak/>
-        <w:t xml:space="preserve">Chapter </w:t>
-      </w:r>
-      <w:r>
-        <w:t>6</w:t>
-      </w:r>
-      <w:r>
-        <w:t>:</w:t>
-      </w:r>
-      <w:r>
-        <w:t xml:space="preserve"> </w:t>
-      </w:r>
-      <w:r>
-        <w:t>The man and the belt</w:t>
-      </w:r>
-    </w:p>
-    <w:p>
-      <w:pPr>
-        <w:spacing w:after="0" w:line="300" w:lineRule="exact"/>
-      </w:pPr>
-      <w:r>
-        <w:rPr>
-          <w:i/>
-          <w:iCs/>
-        </w:rPr>
-        <w:t>Florainsalm</w:t>
-      </w:r>
-      <w:r>
-        <w:rPr>
-          <w:i/>
-          <w:iCs/>
-        </w:rPr>
-        <w:t>, 11.12.1882</w:t>
-      </w:r>
-      <w:r>
-        <w:rPr>
-          <w:i/>
-          <w:iCs/>
-        </w:rPr>
-        <w:t>, one day before</w:t>
-      </w:r>
-      <w:r>
-        <w:rPr>
-          <w:i/>
-          <w:iCs/>
-        </w:rPr>
-        <w:t xml:space="preserve"> the </w:t>
-      </w:r>
-      <w:r>
-        <w:rPr>
-          <w:i/>
-          <w:iCs/>
-        </w:rPr>
-        <w:t>Transformation</w:t>
+        <w:t xml:space="preserve"> the Transformation</w:t>
       </w:r>
     </w:p>
     <w:p>
@@ -4297,7 +4255,20 @@
         <w:t xml:space="preserve"> while, then stood up and walked through the open kitchen door. Friedrich stood up and wandered towards the fireplace, carefully stepping over the dogs, that huddled together in nourished silence.</w:t>
       </w:r>
       <w:r>
-        <w:t xml:space="preserve"> Marina kept herself seated, scratching her poodle’s ear to her left. “Well, I guess I can retire back to my reading for now,” thought Alexander, making his way to the bookshelves, looking through what he hadn’t read before. Meanwhile </w:t>
+        <w:t xml:space="preserve"> Marina kept herself seated, scratching her poodle’s ear to her left. “Well, I guess I can retire back to my reading for now,” thought Alexander, making his way to the bookshelves, looking through what he hadn’t read before. </w:t>
+      </w:r>
+    </w:p>
+    <w:p>
+      <w:pPr>
+        <w:spacing w:after="0" w:line="300" w:lineRule="exact"/>
+      </w:pPr>
+    </w:p>
+    <w:p>
+      <w:pPr>
+        <w:spacing w:after="0" w:line="300" w:lineRule="exact"/>
+      </w:pPr>
+      <w:r>
+        <w:t xml:space="preserve">Meanwhile </w:t>
       </w:r>
       <w:r>
         <w:t>Alois</w:t>
@@ -4311,6 +4282,92 @@
       <w:r>
         <w:t>,” started Friedrich pointing towards the ancient gun hanging above the fireplace, “back to this gun. Where did you find it? And can you still use it?”</w:t>
       </w:r>
+      <w:r>
+        <w:t xml:space="preserve"> “You seem oddly fascinated by firearms Friedrich. But, I will indulge you. It is from Hungary and over a hundred years old. A </w:t>
+      </w:r>
+      <w:r>
+        <w:t>Jäger Target flintlock</w:t>
+      </w:r>
+      <w:r>
+        <w:t xml:space="preserve"> rifle. Truth be told I had it reassembled to be </w:t>
+      </w:r>
+      <w:r>
+        <w:t>able to use cartridges, which was in no case inexpensive, let me tell you. But I can vouch that it was able to shoot in any configuration. Not accurate like today’s rifles but I wanted to bring back something from my erstwhile home.</w:t>
+      </w:r>
+      <w:r>
+        <w:t>”</w:t>
+      </w:r>
+      <w:r>
+        <w:t xml:space="preserve"> “Looking at the specks of dust you haven’t shot it in a while,” mused Friedrich, inspecting the weapon closer on its mount, “you should tell Erik to better dust it off.” “Not at all, he won’t touch it as I have forbidden anyone to do the very same.”</w:t>
+      </w:r>
+      <w:r>
+        <w:t xml:space="preserve"> Friedrich pulled back his hand that was slowly creeping up to the gun, using it to adjust his moustache before taking a sip of the beer. He had to stifle a burp. “A fine piece still in great condition,” he said without taking his eyes of it, “and I am just cautious around guns. It is a dangerous tool, </w:t>
+      </w:r>
+      <w:r>
+        <w:t>and I wish we would get rid of it</w:t>
+      </w:r>
+      <w:r>
+        <w:t xml:space="preserve">.” Alexander thought of how often those guns might have saved the life of an officer, but Alois was up to the same question. “Are those guns not used </w:t>
+      </w:r>
+      <w:r>
+        <w:t>in your line of work for protection. Protection of yourself and those in need?</w:t>
+      </w:r>
+      <w:r>
+        <w:t>”</w:t>
+      </w:r>
+      <w:r>
+        <w:t xml:space="preserve"> Noticing he let our more than he wanted, Friedrich searched for an explanation for a brief second</w:t>
+      </w:r>
+      <w:r>
+        <w:t xml:space="preserve">, looking very convinced of himself. “You would not believe how many </w:t>
+      </w:r>
+      <w:r>
+        <w:t xml:space="preserve">Bavarian </w:t>
+      </w:r>
+      <w:r>
+        <w:t>gendarmes died this year of gun wounds inflicted by a criminal. None! As well as last year and before that. But one was killed, actually killed himself, while handling the ‘tool’ incorrectl</w:t>
+      </w:r>
+      <w:r>
+        <w:t>y</w:t>
+      </w:r>
+      <w:r>
+        <w:t>.</w:t>
+      </w:r>
+      <w:r>
+        <w:t xml:space="preserve"> That thing bears more risk than it’s worth.</w:t>
+      </w:r>
+      <w:r>
+        <w:t>”</w:t>
+      </w:r>
+      <w:r>
+        <w:t xml:space="preserve"> He took a long sip from his Weizen. But the Count was apparently not satisfied with that answer</w:t>
+      </w:r>
+      <w:r>
+        <w:t xml:space="preserve"> and pressed on. “But did it not prevent more violence as deterrent? Evildoers crumble in fear </w:t>
+      </w:r>
+      <w:r>
+        <w:lastRenderedPageBreak/>
+        <w:t xml:space="preserve">in front of a weapon like this, surely.” This got out a small laugh from the Chief Gendarme. “Bah, </w:t>
+      </w:r>
+      <w:r>
+        <w:t>the good ol’ stick was always enough to intimidate. Only the crazy ones would go so low to pull the trigger of a gun. Deep inside no one wants to kill over nothing. For those we could have guns, but not everyone in the force needs one.</w:t>
+      </w:r>
+      <w:r>
+        <w:t>”</w:t>
+      </w:r>
+      <w:r>
+        <w:t xml:space="preserve"> He took another sip and Friedrich’s tone got only angrier. “I never had to use one and I can’t remember the last time one of mine had to in Tölz. So spare me the ”</w:t>
+      </w:r>
+    </w:p>
+    <w:p>
+      <w:pPr>
+        <w:spacing w:after="0" w:line="300" w:lineRule="exact"/>
+      </w:pPr>
+    </w:p>
+    <w:p>
+      <w:pPr>
+        <w:spacing w:after="0" w:line="300" w:lineRule="exact"/>
+      </w:pPr>
     </w:p>
     <w:p>
       <w:pPr>
@@ -4323,21 +4380,34 @@
     <w:p>
       <w:pPr>
         <w:pStyle w:val="berschrift2"/>
-      </w:pPr>
-      <w:r>
+        <w:rPr>
+          <w:lang w:val="de-DE"/>
+        </w:rPr>
+      </w:pPr>
+      <w:r>
+        <w:rPr>
+          <w:lang w:val="de-DE"/>
+        </w:rPr>
         <w:t xml:space="preserve">Chapter </w:t>
       </w:r>
       <w:r>
+        <w:rPr>
+          <w:lang w:val="de-DE"/>
+        </w:rPr>
         <w:t>7</w:t>
       </w:r>
       <w:r>
+        <w:rPr>
+          <w:lang w:val="de-DE"/>
+        </w:rPr>
         <w:t>:</w:t>
       </w:r>
-    </w:p>
-    <w:p>
-      <w:pPr>
-        <w:spacing w:after="0" w:line="300" w:lineRule="exact"/>
-      </w:pPr>
+      <w:r>
+        <w:rPr>
+          <w:lang w:val="de-DE"/>
+        </w:rPr>
+        <w:t xml:space="preserve"> Like an Avalanche</w:t>
+      </w:r>
     </w:p>
     <w:p>
       <w:pPr>

--- a/docs/Buch Bayrische Nächte/Bavarian Nights.docx
+++ b/docs/Buch Bayrische Nächte/Bavarian Nights.docx
@@ -44,7 +44,6 @@
           <w:rFonts w:eastAsia="Calibri" w:cs="Calibri"/>
           <w:color w:val="000000"/>
           <w:sz w:val="24"/>
-          <w:lang w:val="en-US"/>
         </w:rPr>
       </w:pPr>
       <w:r>
@@ -60,7 +59,6 @@
           <w:rFonts w:eastAsia="Calibri" w:cs="Calibri"/>
           <w:color w:val="000000"/>
           <w:sz w:val="24"/>
-          <w:lang w:val="en-US"/>
         </w:rPr>
         <w:t>Schrift muss noch erfunden werden von mir.)</w:t>
       </w:r>
@@ -18781,7 +18779,55 @@
           <w:sz w:val="24"/>
           <w:lang w:val="en-US"/>
         </w:rPr>
-        <w:t xml:space="preserve">Marina reached over to him, her hands on his knee and his first reaction was to pull away, away from pain that could be caused, as was natural to him. But she held on firm, squeezing him just faintly, her warmth and assuredness transferring to him, slowly but noticeable for him. Abd it felt good, human interaction that consistent of positive feelings and reactions. His tears spend he looked at her, her eyes locked on his the entire time. “We will get through this and all will be fine. You will be all right,” she shook his leg a little as she spoke, a reassuring smile on her lips. His heartbeat slowed down significantly and the sweating had stopped. This woman truly felt like an angel to him at this moment, making him feel protected. </w:t>
+        <w:t xml:space="preserve">Marina reached over to him, her hands on his knee and his first reaction was to pull away, away from pain that could be caused, as was natural to him. But she held on firm, squeezing him just faintly, her warmth and assuredness transferring to him, slowly but noticeable for him. Abd it felt good, human interaction that consistent of positive feelings and reactions. His tears spend he looked at her, her eyes </w:t>
+      </w:r>
+      <w:r>
+        <w:rPr>
+          <w:rFonts w:eastAsia="Calibri" w:cs="Calibri"/>
+          <w:sz w:val="24"/>
+          <w:lang w:val="en-US"/>
+        </w:rPr>
+        <w:t xml:space="preserve">were </w:t>
+      </w:r>
+      <w:r>
+        <w:rPr>
+          <w:rFonts w:eastAsia="Calibri" w:cs="Calibri"/>
+          <w:sz w:val="24"/>
+          <w:lang w:val="en-US"/>
+        </w:rPr>
+        <w:t>locked on his the entire time. “We will get through this and all will be fine. You will be all right,” she shook his leg a little as she spoke, a reassuring smile on her lips</w:t>
+      </w:r>
+      <w:r>
+        <w:rPr>
+          <w:rFonts w:eastAsia="Calibri" w:cs="Calibri"/>
+          <w:sz w:val="24"/>
+          <w:lang w:val="en-US"/>
+        </w:rPr>
+        <w:t>, “and you are allowed to defend yourself you know. The threat to hurt is enough to act, so it won’t become more than a thread.”</w:t>
+      </w:r>
+      <w:r>
+        <w:rPr>
+          <w:rFonts w:eastAsia="Calibri" w:cs="Calibri"/>
+          <w:sz w:val="24"/>
+          <w:lang w:val="en-US"/>
+        </w:rPr>
+        <w:t xml:space="preserve"> His heartbeat slowed down significantly and the sweating had stopped. This woman truly felt like an angel to him at this moment, making him feel protected.</w:t>
+      </w:r>
+      <w:r>
+        <w:rPr>
+          <w:rFonts w:eastAsia="Calibri" w:cs="Calibri"/>
+          <w:sz w:val="24"/>
+          <w:lang w:val="en-US"/>
+        </w:rPr>
+        <w:t xml:space="preserve"> “How did you know? I mean, know how I felt?” “I have a boy in school that got bullied for being half Greek. At a rich people school of all places, as if not all of them are half French or British. I let my husband teach him how to strike back and now he is left in piece. He beat up two bullies already!” She seemed prouder than she should be, grinning with confidence. But Alexander didn’t question her methods of staying afloat of angst and horror. She just dragged him out of it, a second time even.</w:t>
+      </w:r>
+      <w:r>
+        <w:rPr>
+          <w:rFonts w:eastAsia="Calibri" w:cs="Calibri"/>
+          <w:sz w:val="24"/>
+          <w:lang w:val="en-US"/>
+        </w:rPr>
+        <w:t xml:space="preserve"> </w:t>
       </w:r>
       <w:r>
         <w:rPr>
@@ -18890,7 +18936,55 @@
           <w:sz w:val="24"/>
           <w:lang w:val="en-US"/>
         </w:rPr>
-        <w:t>Friedrich came to, opening his eyes and looking straight up. Over him hang the flintlock rifle on two golden hooks, a</w:t>
+        <w:t>Friedrich came to, opening his eyes and looking straight up</w:t>
+      </w:r>
+      <w:r>
+        <w:rPr>
+          <w:rFonts w:eastAsia="Calibri" w:cs="Calibri"/>
+          <w:sz w:val="24"/>
+          <w:lang w:val="en-US"/>
+        </w:rPr>
+        <w:t xml:space="preserve"> </w:t>
+      </w:r>
+      <w:r>
+        <w:rPr>
+          <w:rFonts w:eastAsia="Calibri" w:cs="Calibri"/>
+          <w:sz w:val="24"/>
+          <w:lang w:val="en-US"/>
+        </w:rPr>
+        <w:t>apparently</w:t>
+      </w:r>
+      <w:r>
+        <w:rPr>
+          <w:rFonts w:eastAsia="Calibri" w:cs="Calibri"/>
+          <w:sz w:val="24"/>
+          <w:lang w:val="en-US"/>
+        </w:rPr>
+        <w:t>.</w:t>
+      </w:r>
+      <w:r>
+        <w:rPr>
+          <w:rFonts w:eastAsia="Calibri" w:cs="Calibri"/>
+          <w:sz w:val="24"/>
+          <w:lang w:val="en-US"/>
+        </w:rPr>
+        <w:t xml:space="preserve"> The </w:t>
+      </w:r>
+      <w:r>
+        <w:rPr>
+          <w:rFonts w:eastAsia="Calibri" w:cs="Calibri"/>
+          <w:sz w:val="24"/>
+          <w:lang w:val="en-US"/>
+        </w:rPr>
+        <w:t xml:space="preserve">ceiling did look mighty nice in this house too, even up there were wood carvings in the shape of the Tölz crest. </w:t>
+      </w:r>
+      <w:r>
+        <w:rPr>
+          <w:rFonts w:eastAsia="Calibri" w:cs="Calibri"/>
+          <w:sz w:val="24"/>
+          <w:lang w:val="en-US"/>
+        </w:rPr>
+        <w:t>Over him hang the flintlock rifle on two golden hooks, a</w:t>
       </w:r>
       <w:r>
         <w:rPr>
@@ -18906,7 +19000,39 @@
           <w:sz w:val="24"/>
           <w:lang w:val="en-US"/>
         </w:rPr>
-        <w:t xml:space="preserve">from Hungary, imposing and frightening. He could not tear himself away from it, as it grew and grew, covering his full view as it was threatening to fall of its supports, crashing down on him shouting maniacal laughter from its barrel. He blinked once and the sight was back to normal, the sound of a crackling fire next to him, the gun unmoving and silent. </w:t>
+        <w:t>from Hungary, imposing and frightening. He could not tear himself away from it, as it grew and grew</w:t>
+      </w:r>
+      <w:r>
+        <w:rPr>
+          <w:rFonts w:eastAsia="Calibri" w:cs="Calibri"/>
+          <w:sz w:val="24"/>
+          <w:lang w:val="en-US"/>
+        </w:rPr>
+        <w:t xml:space="preserve"> towards him</w:t>
+      </w:r>
+      <w:r>
+        <w:rPr>
+          <w:rFonts w:eastAsia="Calibri" w:cs="Calibri"/>
+          <w:sz w:val="24"/>
+          <w:lang w:val="en-US"/>
+        </w:rPr>
+        <w:t>, covering his full view as it was threatening to fall o</w:t>
+      </w:r>
+      <w:r>
+        <w:rPr>
+          <w:rFonts w:eastAsia="Calibri" w:cs="Calibri"/>
+          <w:sz w:val="24"/>
+          <w:lang w:val="en-US"/>
+        </w:rPr>
+        <w:t>f</w:t>
+      </w:r>
+      <w:r>
+        <w:rPr>
+          <w:rFonts w:eastAsia="Calibri" w:cs="Calibri"/>
+          <w:sz w:val="24"/>
+          <w:lang w:val="en-US"/>
+        </w:rPr>
+        <w:t xml:space="preserve">f its supports, crashing down on him shouting maniacal laughter from its barrel. He blinked once and the sight was back to normal, the sound of a crackling fire next to him, the gun unmoving and silent. </w:t>
       </w:r>
       <w:r>
         <w:rPr>
@@ -18930,7 +19056,16 @@
           <w:sz w:val="24"/>
           <w:lang w:val="en-US"/>
         </w:rPr>
-        <w:t xml:space="preserve"> He could see white makeshift bandages around his stomach, peeking out from the holes in his shirt. Johnny was resting on the couch’s edge, snuggled against him</w:t>
+        <w:t xml:space="preserve"> He could see white makeshift bandages around his stomach, </w:t>
+      </w:r>
+      <w:r>
+        <w:rPr>
+          <w:rFonts w:eastAsia="Calibri" w:cs="Calibri"/>
+          <w:sz w:val="24"/>
+          <w:lang w:val="en-US"/>
+        </w:rPr>
+        <w:lastRenderedPageBreak/>
+        <w:t>peeking out from the holes in his shirt. Johnny was resting on the couch’s edge, snuggled against him</w:t>
       </w:r>
       <w:r>
         <w:rPr>
@@ -19018,7 +19153,175 @@
           <w:sz w:val="24"/>
           <w:lang w:val="en-US"/>
         </w:rPr>
-        <w:t xml:space="preserve">He could make </w:t>
+        <w:t>He could make out a pair of voices, one male, the other female, holding a conversation about preparations and the such. So, he listened in, hopeful it was one of his new found friends</w:t>
+      </w:r>
+      <w:r>
+        <w:rPr>
+          <w:rFonts w:eastAsia="Calibri" w:cs="Calibri"/>
+          <w:sz w:val="24"/>
+          <w:lang w:val="en-US"/>
+        </w:rPr>
+        <w:t>, still eyeing Erik full of questions</w:t>
+      </w:r>
+      <w:r>
+        <w:rPr>
+          <w:rFonts w:eastAsia="Calibri" w:cs="Calibri"/>
+          <w:sz w:val="24"/>
+          <w:lang w:val="en-US"/>
+        </w:rPr>
+        <w:t>. “</w:t>
+      </w:r>
+      <w:r>
+        <w:rPr>
+          <w:rFonts w:eastAsia="Calibri" w:cs="Calibri"/>
+          <w:sz w:val="24"/>
+          <w:lang w:val="en-US"/>
+        </w:rPr>
+        <w:t>I am not sure how we could attack him just with knives? Have you seen how he ripped into Friedrich? I changed his bandages and just a glancing blow put him out of commission. It would just be easier to give up, kneel in front of this, well thing, that he became and beg for a quick end!</w:t>
+      </w:r>
+      <w:r>
+        <w:rPr>
+          <w:rFonts w:eastAsia="Calibri" w:cs="Calibri"/>
+          <w:sz w:val="24"/>
+          <w:lang w:val="en-US"/>
+        </w:rPr>
+        <w:t>”</w:t>
+      </w:r>
+      <w:r>
+        <w:rPr>
+          <w:rFonts w:eastAsia="Calibri" w:cs="Calibri"/>
+          <w:sz w:val="24"/>
+          <w:lang w:val="en-US"/>
+        </w:rPr>
+        <w:t xml:space="preserve"> said the female voice, surely Marina. “I am working on that, but I am not able to utilize the guns. I have no experience with gunpowder and ammunition of any kind. We could stall more, pilling up barricades, convincing him that getting to us would require too much time and work. Maybe the effects wear off in the meantime?</w:t>
+      </w:r>
+      <w:r>
+        <w:rPr>
+          <w:rFonts w:eastAsia="Calibri" w:cs="Calibri"/>
+          <w:sz w:val="24"/>
+          <w:lang w:val="en-US"/>
+        </w:rPr>
+        <w:t xml:space="preserve"> I believe the full moon was yesterday and the poem talked about it too,</w:t>
+      </w:r>
+      <w:r>
+        <w:rPr>
+          <w:rFonts w:eastAsia="Calibri" w:cs="Calibri"/>
+          <w:sz w:val="24"/>
+          <w:lang w:val="en-US"/>
+        </w:rPr>
+        <w:t xml:space="preserve">” and the male one was Alexander all right. Still no sign of Alois, but why the rope around Erik then? He would have to make himself noticed and ask, else his brain would drown in all the </w:t>
+      </w:r>
+      <w:r>
+        <w:rPr>
+          <w:rFonts w:eastAsia="Calibri" w:cs="Calibri"/>
+          <w:sz w:val="24"/>
+          <w:lang w:val="en-US"/>
+        </w:rPr>
+        <w:t>unknowns, plaguing him</w:t>
+      </w:r>
+      <w:r>
+        <w:rPr>
+          <w:rFonts w:eastAsia="Calibri" w:cs="Calibri"/>
+          <w:sz w:val="24"/>
+          <w:lang w:val="en-US"/>
+        </w:rPr>
+        <w:t>. Easy now, slowly</w:t>
+      </w:r>
+      <w:r>
+        <w:rPr>
+          <w:rFonts w:eastAsia="Calibri" w:cs="Calibri"/>
+          <w:sz w:val="24"/>
+          <w:lang w:val="en-US"/>
+        </w:rPr>
+        <w:t xml:space="preserve"> up, step by step.</w:t>
+      </w:r>
+      <w:r>
+        <w:rPr>
+          <w:rFonts w:eastAsia="Calibri" w:cs="Calibri"/>
+          <w:sz w:val="24"/>
+          <w:lang w:val="en-US"/>
+        </w:rPr>
+        <w:t xml:space="preserve"> “</w:t>
+      </w:r>
+      <w:r>
+        <w:rPr>
+          <w:rFonts w:eastAsia="Calibri" w:cs="Calibri"/>
+          <w:sz w:val="24"/>
+          <w:lang w:val="en-US"/>
+        </w:rPr>
+        <w:t xml:space="preserve">It’s getting dark </w:t>
+      </w:r>
+      <w:r>
+        <w:rPr>
+          <w:rFonts w:eastAsia="Calibri" w:cs="Calibri"/>
+          <w:sz w:val="24"/>
+          <w:lang w:val="en-US"/>
+        </w:rPr>
+        <w:t>already, you could be right.</w:t>
+      </w:r>
+      <w:r>
+        <w:rPr>
+          <w:rFonts w:eastAsia="Calibri" w:cs="Calibri"/>
+          <w:sz w:val="24"/>
+          <w:lang w:val="en-US"/>
+        </w:rPr>
+        <w:t xml:space="preserve"> </w:t>
+      </w:r>
+      <w:r>
+        <w:rPr>
+          <w:rFonts w:eastAsia="Calibri" w:cs="Calibri"/>
+          <w:sz w:val="24"/>
+          <w:lang w:val="en-US"/>
+        </w:rPr>
+        <w:t>Now back to my previous questions, should we call down to the valley already? I have no clue about Friedrich’s condition and maybe they could send someone up here with the police. The storm seems to be almost over!</w:t>
+      </w:r>
+      <w:r>
+        <w:rPr>
+          <w:rFonts w:eastAsia="Calibri" w:cs="Calibri"/>
+          <w:sz w:val="24"/>
+          <w:lang w:val="en-US"/>
+        </w:rPr>
+        <w:t xml:space="preserve"> Well at least enough to wade through it.</w:t>
+      </w:r>
+      <w:r>
+        <w:rPr>
+          <w:rFonts w:eastAsia="Calibri" w:cs="Calibri"/>
+          <w:sz w:val="24"/>
+          <w:lang w:val="en-US"/>
+        </w:rPr>
+        <w:t>” “Would you send them to be slaughtered? Elsewise you would have to try to explain a supernatural occurrence in a believable way and I see no possibility of it-” “We won’t call no one up here, the lad is right!” said Friedrich with a dry throat, his raspy throat forcing him to cough twice. ”I have seen how this beast could be hurt, and if you can hurt something than you surely can kill it! But good luck in telling anyone that.</w:t>
+      </w:r>
+      <w:r>
+        <w:rPr>
+          <w:rFonts w:eastAsia="Calibri" w:cs="Calibri"/>
+          <w:sz w:val="24"/>
+          <w:lang w:val="en-US"/>
+        </w:rPr>
+        <w:t xml:space="preserve"> Just to have wolves roam around here wolves was unheard of for a century.</w:t>
+      </w:r>
+      <w:r>
+        <w:rPr>
+          <w:rFonts w:eastAsia="Calibri" w:cs="Calibri"/>
+          <w:sz w:val="24"/>
+          <w:lang w:val="en-US"/>
+        </w:rPr>
+        <w:t>”</w:t>
+      </w:r>
+      <w:r>
+        <w:rPr>
+          <w:rFonts w:eastAsia="Calibri" w:cs="Calibri"/>
+          <w:sz w:val="24"/>
+          <w:lang w:val="en-US"/>
+        </w:rPr>
+        <w:t xml:space="preserve"> Both Marina and Alexander turned to him from their perches, each positioned at a window to peek into the white of the storm. No way could they find their way down the mountain like this. Maybe even more wolves lingered in a safe distance. Maybe they would just crash and fall down a steep cliff, covered in snow like a trap. Against the strain on his leg, the burn of the wounds on his belly, Friedrich hived himself up against the back rest, sitting up while turned to them. Sweat was already building on his forehead but he had to show them he was with them</w:t>
+      </w:r>
+      <w:r>
+        <w:rPr>
+          <w:rFonts w:eastAsia="Calibri" w:cs="Calibri"/>
+          <w:sz w:val="24"/>
+          <w:lang w:val="en-US"/>
+        </w:rPr>
+        <w:t xml:space="preserve">. They had the resemblance of a plan, but you needed a leading </w:t>
       </w:r>
       <w:r>
         <w:rPr>
@@ -19027,31 +19330,31 @@
           <w:lang w:val="en-US"/>
         </w:rPr>
         <w:lastRenderedPageBreak/>
-        <w:t>out a pair of voices, one male, the other female, holding a conversation about preparations and the such. So, he listened in, hopeful it was one of his new found friends</w:t>
-      </w:r>
-      <w:r>
-        <w:rPr>
-          <w:rFonts w:eastAsia="Calibri" w:cs="Calibri"/>
-          <w:sz w:val="24"/>
-          <w:lang w:val="en-US"/>
-        </w:rPr>
-        <w:t>, still eyeing Erik full of questions</w:t>
-      </w:r>
-      <w:r>
-        <w:rPr>
-          <w:rFonts w:eastAsia="Calibri" w:cs="Calibri"/>
-          <w:sz w:val="24"/>
-          <w:lang w:val="en-US"/>
-        </w:rPr>
-        <w:t>. “</w:t>
-      </w:r>
-      <w:r>
-        <w:rPr>
-          <w:rFonts w:eastAsia="Calibri" w:cs="Calibri"/>
-          <w:sz w:val="24"/>
-          <w:lang w:val="en-US"/>
-        </w:rPr>
-        <w:t>I am not sure how we could attack him just with knives? Have you seen how he ripped into Friedrich? I changed his bandages and just a glancing blow put him out of commission. It would just be easier to give up, kneel in front of this, well thing, that he became and beg for a quick end!</w:t>
+        <w:t>figure to execute it to its end.</w:t>
+      </w:r>
+      <w:r>
+        <w:rPr>
+          <w:rFonts w:eastAsia="Calibri" w:cs="Calibri"/>
+          <w:sz w:val="24"/>
+          <w:lang w:val="en-US"/>
+        </w:rPr>
+        <w:t xml:space="preserve"> “I see you both did a good job in keeping us alive still, but from your words it doesn’t seem to be over in the slightest. Bring me up to speed.”</w:t>
+      </w:r>
+      <w:r>
+        <w:rPr>
+          <w:rFonts w:eastAsia="Calibri" w:cs="Calibri"/>
+          <w:sz w:val="24"/>
+          <w:lang w:val="en-US"/>
+        </w:rPr>
+        <w:t xml:space="preserve"> Marina and Alexander looked at each other, concern and relieve showing in their faces in the same amounts. It took a few seconds before Marina answered, while Alexander was fidgeting around. “</w:t>
+      </w:r>
+      <w:r>
+        <w:rPr>
+          <w:rFonts w:eastAsia="Calibri" w:cs="Calibri"/>
+          <w:sz w:val="24"/>
+          <w:lang w:val="en-US"/>
+        </w:rPr>
+        <w:t>We have reason to believe that the beast that mauled you is actually Count Alois and that he is out to kill us. Erik here almost accomplished that on his own, acting on his Masters behalf. Which we again assume is Alois. Now we are here preparing our meager defenses with barricades and weapons.</w:t>
       </w:r>
       <w:r>
         <w:rPr>
@@ -19067,71 +19370,56 @@
           <w:sz w:val="24"/>
           <w:lang w:val="en-US"/>
         </w:rPr>
-        <w:t xml:space="preserve"> said the female voice, surely Marina. “I am working on that, but I am not able to utilize the guns. I have no experience with gunpowder and ammunition of any kind. We could stall more, pilling up barricades, convincing him that getting to us would require too much time and work. Maybe the effects wear off in the meantime?</w:t>
-      </w:r>
-      <w:r>
-        <w:rPr>
-          <w:rFonts w:eastAsia="Calibri" w:cs="Calibri"/>
-          <w:sz w:val="24"/>
-          <w:lang w:val="en-US"/>
-        </w:rPr>
-        <w:t xml:space="preserve"> I believe the full moon was yesterday and the poem talked about it too,</w:t>
-      </w:r>
-      <w:r>
-        <w:rPr>
-          <w:rFonts w:eastAsia="Calibri" w:cs="Calibri"/>
-          <w:sz w:val="24"/>
-          <w:lang w:val="en-US"/>
-        </w:rPr>
-        <w:t xml:space="preserve">” and the male one was Alexander all right. Still no sign of Alois, but why the rope around Erik then? He would have to make himself noticed and ask, else his brain would drown in all the </w:t>
-      </w:r>
-      <w:r>
-        <w:rPr>
-          <w:rFonts w:eastAsia="Calibri" w:cs="Calibri"/>
-          <w:sz w:val="24"/>
-          <w:lang w:val="en-US"/>
-        </w:rPr>
-        <w:t>unknowns, plaguing him</w:t>
-      </w:r>
-      <w:r>
-        <w:rPr>
-          <w:rFonts w:eastAsia="Calibri" w:cs="Calibri"/>
-          <w:sz w:val="24"/>
-          <w:lang w:val="en-US"/>
-        </w:rPr>
-        <w:t>. Easy now, slowly</w:t>
-      </w:r>
-      <w:r>
-        <w:rPr>
-          <w:rFonts w:eastAsia="Calibri" w:cs="Calibri"/>
-          <w:sz w:val="24"/>
-          <w:lang w:val="en-US"/>
-        </w:rPr>
-        <w:t xml:space="preserve"> up, step by step.</w:t>
-      </w:r>
-      <w:r>
-        <w:rPr>
-          <w:rFonts w:eastAsia="Calibri" w:cs="Calibri"/>
-          <w:sz w:val="24"/>
-          <w:lang w:val="en-US"/>
-        </w:rPr>
-        <w:t xml:space="preserve"> “</w:t>
-      </w:r>
-      <w:r>
-        <w:rPr>
-          <w:rFonts w:eastAsia="Calibri" w:cs="Calibri"/>
-          <w:sz w:val="24"/>
-          <w:lang w:val="en-US"/>
-        </w:rPr>
-        <w:t xml:space="preserve">It’s getting dark </w:t>
-      </w:r>
-      <w:r>
-        <w:rPr>
-          <w:rFonts w:eastAsia="Calibri" w:cs="Calibri"/>
-          <w:sz w:val="24"/>
-          <w:lang w:val="en-US"/>
-        </w:rPr>
-        <w:t>already, you could be right.</w:t>
+        <w:t xml:space="preserve"> She held up a pair of knives, silver table wear from the looks of it. “I personally hope that the storm will die down and the beast won’t attack us again so we can all go home. Or that I am still dreaming, but judging from you all being here that is not the case.” Alexaner looked a little hurt at the last comment, but Friedrich himself was just </w:t>
+      </w:r>
+      <w:r>
+        <w:rPr>
+          <w:rFonts w:eastAsia="Calibri" w:cs="Calibri"/>
+          <w:sz w:val="24"/>
+          <w:lang w:val="en-US"/>
+        </w:rPr>
+        <w:t>bewildered by all she had said before. “H-how and why do you think it is Alois? Did he just turn hairy and angry?” Another shot of pain made him wince and made him stop questioning more, his mind still rumbling. Alexander explaine</w:t>
+      </w:r>
+      <w:r>
+        <w:rPr>
+          <w:rFonts w:eastAsia="Calibri" w:cs="Calibri"/>
+          <w:sz w:val="24"/>
+          <w:lang w:val="en-US"/>
+        </w:rPr>
+        <w:t>d more, “a poem, that Alois probably penned himself in the 17</w:t>
+      </w:r>
+      <w:r>
+        <w:rPr>
+          <w:rFonts w:eastAsia="Calibri" w:cs="Calibri"/>
+          <w:sz w:val="24"/>
+          <w:vertAlign w:val="superscript"/>
+          <w:lang w:val="en-US"/>
+        </w:rPr>
+        <w:t>th</w:t>
+      </w:r>
+      <w:r>
+        <w:rPr>
+          <w:rFonts w:eastAsia="Calibri" w:cs="Calibri"/>
+          <w:sz w:val="24"/>
+          <w:lang w:val="en-US"/>
+        </w:rPr>
+        <w:t xml:space="preserve"> century, describes the mentioned transformation and the connection to wolves. An unreleased piece by the same author explains it to be a werewolf and the frailness towards silver.</w:t>
+      </w:r>
+      <w:r>
+        <w:rPr>
+          <w:rFonts w:eastAsia="Calibri" w:cs="Calibri"/>
+          <w:sz w:val="24"/>
+          <w:lang w:val="en-US"/>
+        </w:rPr>
+        <w:t xml:space="preserve"> I am not certain of the plausibility, but the evidence points towards it. Anyhow, we did collect silver but are unsure on how to use it to its fullest effect while ensuring our safety.</w:t>
+      </w:r>
+      <w:r>
+        <w:rPr>
+          <w:rFonts w:eastAsia="Calibri" w:cs="Calibri"/>
+          <w:sz w:val="24"/>
+          <w:lang w:val="en-US"/>
+        </w:rPr>
+        <w:t>”</w:t>
       </w:r>
       <w:r>
         <w:rPr>
@@ -19147,31 +19435,15 @@
           <w:sz w:val="24"/>
           <w:lang w:val="en-US"/>
         </w:rPr>
-        <w:t>Now back to my previous questions, should we call down to the valley already? I have no clue about Friedrich’s condition and maybe they could send someone up here with the police. The storm seems to be almost over!</w:t>
-      </w:r>
-      <w:r>
-        <w:rPr>
-          <w:rFonts w:eastAsia="Calibri" w:cs="Calibri"/>
-          <w:sz w:val="24"/>
-          <w:lang w:val="en-US"/>
-        </w:rPr>
-        <w:t xml:space="preserve"> Well at least enough to wade through it.</w:t>
-      </w:r>
-      <w:r>
-        <w:rPr>
-          <w:rFonts w:eastAsia="Calibri" w:cs="Calibri"/>
-          <w:sz w:val="24"/>
-          <w:lang w:val="en-US"/>
-        </w:rPr>
-        <w:t>” “Would you send them to be slaughtered? Elsewise you would have to try to explain a supernatural occurrence in a believable way and I see no possibility of it-” “We won’t call no one up here, the lad is right!” said Friedrich with a dry throat, his raspy throat forcing him to cough twice. ”I have seen how this beast could be hurt, and if you can hurt something than you surely can kill it! But good luck in telling anyone that.</w:t>
-      </w:r>
-      <w:r>
-        <w:rPr>
-          <w:rFonts w:eastAsia="Calibri" w:cs="Calibri"/>
-          <w:sz w:val="24"/>
-          <w:lang w:val="en-US"/>
-        </w:rPr>
-        <w:t xml:space="preserve"> Just to have wolves roam around here wolves was unheard of for a century.</w:t>
+        <w:t>“Oh, and we checked Erik already, for being a werewolf too, as you can see. Silver does nothing to him except make him look a tad richer</w:t>
+      </w:r>
+      <w:r>
+        <w:rPr>
+          <w:rFonts w:eastAsia="Calibri" w:cs="Calibri"/>
+          <w:sz w:val="24"/>
+          <w:lang w:val="en-US"/>
+        </w:rPr>
+        <w:t>,</w:t>
       </w:r>
       <w:r>
         <w:rPr>
@@ -19187,39 +19459,103 @@
           <w:sz w:val="24"/>
           <w:lang w:val="en-US"/>
         </w:rPr>
-        <w:t xml:space="preserve"> Both Marina and Alexander turned to him from their perches, each positioned at a window to peek into the white of the storm. No way could they find their way down the mountain like this. Maybe even more wolves lingered in a safe distance. Maybe they would just crash and fall down a steep cliff, covered in snow like a trap. Against the strain on his leg, the burn of the wounds on his belly, Friedrich hived himself up against the back rest, sitting up while turned to them. Sweat was already building on his forehead but he had to show them he was with them</w:t>
-      </w:r>
-      <w:r>
-        <w:rPr>
-          <w:rFonts w:eastAsia="Calibri" w:cs="Calibri"/>
-          <w:sz w:val="24"/>
-          <w:lang w:val="en-US"/>
-        </w:rPr>
-        <w:t>. They had the resemblance of a plan, but you needed a leading figure to execute it to its end.</w:t>
-      </w:r>
-      <w:r>
-        <w:rPr>
-          <w:rFonts w:eastAsia="Calibri" w:cs="Calibri"/>
-          <w:sz w:val="24"/>
-          <w:lang w:val="en-US"/>
-        </w:rPr>
-        <w:t xml:space="preserve"> “I see you both did a good job in keeping us alive still, but from your words it doesn’t seem to be over in the slightest. Bring me up to speed.”</w:t>
-      </w:r>
-      <w:r>
-        <w:rPr>
-          <w:rFonts w:eastAsia="Calibri" w:cs="Calibri"/>
-          <w:sz w:val="24"/>
-          <w:lang w:val="en-US"/>
-        </w:rPr>
-        <w:t xml:space="preserve"> Marina and Alexander looked at each other, concern and relieve showing in their faces in the same amounts. It took a few seconds before Marina answered, while Alexander was fidgeting around. “</w:t>
-      </w:r>
-      <w:r>
-        <w:rPr>
-          <w:rFonts w:eastAsia="Calibri" w:cs="Calibri"/>
-          <w:sz w:val="24"/>
-          <w:lang w:val="en-US"/>
-        </w:rPr>
-        <w:t>We have reason to believe that the beast that mauled you is actually Count Alois and that he is out to kill us. Erik here almost accomplished that on his own, acting on his Masters behalf. Which we again assume is Alois. Now we are here preparing our meager defenses with barricades and weapons.</w:t>
+        <w:t xml:space="preserve"> added Marina with a quick quip.</w:t>
+      </w:r>
+      <w:r>
+        <w:rPr>
+          <w:rFonts w:eastAsia="Calibri" w:cs="Calibri"/>
+          <w:sz w:val="24"/>
+          <w:lang w:val="en-US"/>
+        </w:rPr>
+        <w:t xml:space="preserve"> </w:t>
+      </w:r>
+      <w:r>
+        <w:rPr>
+          <w:rFonts w:eastAsia="Calibri" w:cs="Calibri"/>
+          <w:sz w:val="24"/>
+          <w:lang w:val="en-US"/>
+        </w:rPr>
+        <w:t>Friedrich could not do more than let himself fall against the back rest, the truth in Alexander’s words feeling so strange and wrong, as if he was wishing for it to be different</w:t>
+      </w:r>
+      <w:r>
+        <w:rPr>
+          <w:rFonts w:eastAsia="Calibri" w:cs="Calibri"/>
+          <w:sz w:val="24"/>
+          <w:lang w:val="en-US"/>
+        </w:rPr>
+        <w:t>, not even recognizing what Marina had said</w:t>
+      </w:r>
+      <w:r>
+        <w:rPr>
+          <w:rFonts w:eastAsia="Calibri" w:cs="Calibri"/>
+          <w:sz w:val="24"/>
+          <w:lang w:val="en-US"/>
+        </w:rPr>
+        <w:t xml:space="preserve">. But facing the beast put </w:t>
+      </w:r>
+      <w:r>
+        <w:rPr>
+          <w:rFonts w:eastAsia="Calibri" w:cs="Calibri"/>
+          <w:sz w:val="24"/>
+          <w:lang w:val="en-US"/>
+        </w:rPr>
+        <w:t>all of it</w:t>
+      </w:r>
+      <w:r>
+        <w:rPr>
+          <w:rFonts w:eastAsia="Calibri" w:cs="Calibri"/>
+          <w:sz w:val="24"/>
+          <w:lang w:val="en-US"/>
+        </w:rPr>
+        <w:t xml:space="preserve"> in a new light. What even was right anymore. Were all those children’s tales of ghost and demons true as well?</w:t>
+      </w:r>
+      <w:r>
+        <w:rPr>
+          <w:rFonts w:eastAsia="Calibri" w:cs="Calibri"/>
+          <w:sz w:val="24"/>
+          <w:lang w:val="en-US"/>
+        </w:rPr>
+        <w:t xml:space="preserve"> But that did not matter in the now.</w:t>
+      </w:r>
+      <w:r>
+        <w:rPr>
+          <w:rFonts w:eastAsia="Calibri" w:cs="Calibri"/>
+          <w:sz w:val="24"/>
+          <w:lang w:val="en-US"/>
+        </w:rPr>
+        <w:t xml:space="preserve"> His stomach churned and turned</w:t>
+      </w:r>
+      <w:r>
+        <w:rPr>
+          <w:rFonts w:eastAsia="Calibri" w:cs="Calibri"/>
+          <w:sz w:val="24"/>
+          <w:lang w:val="en-US"/>
+        </w:rPr>
+        <w:t xml:space="preserve"> </w:t>
+      </w:r>
+      <w:r>
+        <w:rPr>
+          <w:rFonts w:eastAsia="Calibri" w:cs="Calibri"/>
+          <w:sz w:val="24"/>
+          <w:lang w:val="en-US"/>
+        </w:rPr>
+        <w:t xml:space="preserve">at the thought of it, but again choices were far and wide. </w:t>
+      </w:r>
+      <w:r>
+        <w:rPr>
+          <w:rFonts w:eastAsia="Calibri" w:cs="Calibri"/>
+          <w:sz w:val="24"/>
+          <w:lang w:val="en-US"/>
+        </w:rPr>
+        <w:t>“</w:t>
+      </w:r>
+      <w:r>
+        <w:rPr>
+          <w:rFonts w:eastAsia="Calibri" w:cs="Calibri"/>
+          <w:sz w:val="24"/>
+          <w:lang w:val="en-US"/>
+        </w:rPr>
+        <w:t>Then what we need now is a good old shooting staff that we can repurpose for our needs,</w:t>
       </w:r>
       <w:r>
         <w:rPr>
@@ -19235,7 +19571,61 @@
           <w:sz w:val="24"/>
           <w:lang w:val="en-US"/>
         </w:rPr>
-        <w:t xml:space="preserve"> She held up a pair of knives, silver table wear from the looks of it. “I </w:t>
+        <w:t xml:space="preserve"> he said with a grim expression, looking up to the mounted rifle, “and we have one right here!”</w:t>
+      </w:r>
+    </w:p>
+    <w:p>
+      <w:pPr>
+        <w:spacing w:line="300" w:lineRule="auto"/>
+        <w:jc w:val="both"/>
+        <w:rPr>
+          <w:rFonts w:eastAsia="Calibri" w:cs="Calibri"/>
+          <w:sz w:val="24"/>
+          <w:lang w:val="en-US"/>
+        </w:rPr>
+      </w:pPr>
+    </w:p>
+    <w:p>
+      <w:pPr>
+        <w:spacing w:line="300" w:lineRule="auto"/>
+        <w:jc w:val="both"/>
+        <w:rPr>
+          <w:rFonts w:eastAsia="Calibri" w:cs="Calibri"/>
+          <w:sz w:val="24"/>
+          <w:lang w:val="en-US"/>
+        </w:rPr>
+      </w:pPr>
+      <w:r>
+        <w:rPr>
+          <w:rFonts w:eastAsia="Calibri" w:cs="Calibri"/>
+          <w:sz w:val="24"/>
+          <w:lang w:val="en-US"/>
+        </w:rPr>
+        <w:t>Alexander had gingerly removed the arquebus from its hinges and placed it on the table between the couches, the leather bag with its ammunition in his hands. With a blow form her mouth Marina freed it of most of the dust, drenching Alexander in a cloud of it. “So we replace the shot in the shells with silver,” he said while couching softly, “</w:t>
+      </w:r>
+      <w:r>
+        <w:rPr>
+          <w:rFonts w:eastAsia="Calibri" w:cs="Calibri"/>
+          <w:sz w:val="24"/>
+          <w:lang w:val="en-US"/>
+        </w:rPr>
+        <w:t>please guide me through the process.</w:t>
+      </w:r>
+      <w:r>
+        <w:rPr>
+          <w:rFonts w:eastAsia="Calibri" w:cs="Calibri"/>
+          <w:sz w:val="24"/>
+          <w:lang w:val="en-US"/>
+        </w:rPr>
+        <w:t>”</w:t>
+      </w:r>
+      <w:r>
+        <w:rPr>
+          <w:rFonts w:eastAsia="Calibri" w:cs="Calibri"/>
+          <w:sz w:val="24"/>
+          <w:lang w:val="en-US"/>
+        </w:rPr>
+        <w:t xml:space="preserve"> Shotguns were used in the Bavarian police force only rarely, but as Friedrich had the responsibility over those in his district he was acquainted with all types. And those you took off of overzealous hunters and wannabe soldiers. “First, we need shot small enough to fit. Do we </w:t>
       </w:r>
       <w:r>
         <w:rPr>
@@ -19244,48 +19634,31 @@
           <w:lang w:val="en-US"/>
         </w:rPr>
         <w:lastRenderedPageBreak/>
-        <w:t xml:space="preserve">personally hope that the storm will die down and the beast won’t attack us again so we can all go home. Or that I am still dreaming, but judging from you all being here that is not the case.” Alexaner looked a little hurt at the last comment, but Friedrich himself was just </w:t>
-      </w:r>
-      <w:r>
-        <w:rPr>
-          <w:rFonts w:eastAsia="Calibri" w:cs="Calibri"/>
-          <w:sz w:val="24"/>
-          <w:lang w:val="en-US"/>
-        </w:rPr>
-        <w:t>bewildered by all she had said before. “H-how and why do you think it is Alois? Did he just turn hairy and angry?” Another shot of pain made him wince and made him stop questioning more, his mind still rumbling. Alexander explaine</w:t>
-      </w:r>
-      <w:r>
-        <w:rPr>
-          <w:rFonts w:eastAsia="Calibri" w:cs="Calibri"/>
-          <w:sz w:val="24"/>
-          <w:lang w:val="en-US"/>
-        </w:rPr>
-        <w:t>d more, “a poem, that Alois probably penned himself in the 17</w:t>
-      </w:r>
-      <w:r>
-        <w:rPr>
-          <w:rFonts w:eastAsia="Calibri" w:cs="Calibri"/>
-          <w:sz w:val="24"/>
-          <w:vertAlign w:val="superscript"/>
-          <w:lang w:val="en-US"/>
-        </w:rPr>
-        <w:t>th</w:t>
-      </w:r>
-      <w:r>
-        <w:rPr>
-          <w:rFonts w:eastAsia="Calibri" w:cs="Calibri"/>
-          <w:sz w:val="24"/>
-          <w:lang w:val="en-US"/>
-        </w:rPr>
-        <w:t xml:space="preserve"> century, describes the mentioned transformation and the connection to wolves. An unreleased piece by the same author explains it to be a werewolf and the frailness towards silver.</w:t>
-      </w:r>
-      <w:r>
-        <w:rPr>
-          <w:rFonts w:eastAsia="Calibri" w:cs="Calibri"/>
-          <w:sz w:val="24"/>
-          <w:lang w:val="en-US"/>
-        </w:rPr>
-        <w:t xml:space="preserve"> I am not certain of the plausibility, but the evidence points towards it. Anyhow, we did collect silver but are unsure on how to use it to its fullest effect while ensuring our safety.</w:t>
+        <w:t>have a way of melting the silver? Usually you pour drops of metal into water, but that is just how the self-made man does it.”</w:t>
+      </w:r>
+      <w:r>
+        <w:rPr>
+          <w:rFonts w:eastAsia="Calibri" w:cs="Calibri"/>
+          <w:sz w:val="24"/>
+          <w:lang w:val="en-US"/>
+        </w:rPr>
+        <w:t xml:space="preserve"> Friedrich petted the still resting Johnny next to him with harder and harder strokes. Thank God he did not have to handle the gun this time.</w:t>
+      </w:r>
+      <w:r>
+        <w:rPr>
+          <w:rFonts w:eastAsia="Calibri" w:cs="Calibri"/>
+          <w:sz w:val="24"/>
+          <w:lang w:val="en-US"/>
+        </w:rPr>
+        <w:t xml:space="preserve"> “Silvers alloys like this Sterling Silver here has a melting point of around 890°C, the fireplace will not reach half of it. We could cut it instead, for silver is incredibly soft. I have the tools right here</w:t>
+      </w:r>
+      <w:r>
+        <w:rPr>
+          <w:rFonts w:eastAsia="Calibri" w:cs="Calibri"/>
+          <w:sz w:val="24"/>
+          <w:lang w:val="en-US"/>
+        </w:rPr>
+        <w:t>.</w:t>
       </w:r>
       <w:r>
         <w:rPr>
@@ -19301,43 +19674,402 @@
           <w:sz w:val="24"/>
           <w:lang w:val="en-US"/>
         </w:rPr>
+        <w:t xml:space="preserve"> He laid out his pouch, the one with the tools he had used on the railcar yesterday, and pulled out pincers from a tight leather strap. He cut at the tip of a silver fork and four small pieces of sharp metal spikes </w:t>
+      </w:r>
+      <w:r>
+        <w:rPr>
+          <w:rFonts w:eastAsia="Calibri" w:cs="Calibri"/>
+          <w:sz w:val="24"/>
+          <w:lang w:val="en-US"/>
+        </w:rPr>
+        <w:t>jingled as they fell on</w:t>
+      </w:r>
+      <w:r>
+        <w:rPr>
+          <w:rFonts w:eastAsia="Calibri" w:cs="Calibri"/>
+          <w:sz w:val="24"/>
+          <w:lang w:val="en-US"/>
+        </w:rPr>
+        <w:t xml:space="preserve"> the table.</w:t>
+      </w:r>
+      <w:r>
+        <w:rPr>
+          <w:rFonts w:eastAsia="Calibri" w:cs="Calibri"/>
+          <w:sz w:val="24"/>
+          <w:lang w:val="en-US"/>
+        </w:rPr>
+        <w:t xml:space="preserve"> “Excellent!” Replied Friedrich to the show, “now you can remove the crimp on one of the cartridges and the wad of felt underneath it.” Alexander did so and poured a magnitude of shiny metal balls, each almost a centimeter in diameter. “Those are meant for big game like deer, not birds.” “Or wolves,” Marina threw in, </w:t>
+      </w:r>
+      <w:r>
+        <w:rPr>
+          <w:rFonts w:eastAsia="Calibri" w:cs="Calibri"/>
+          <w:sz w:val="24"/>
+          <w:lang w:val="en-US"/>
+        </w:rPr>
+        <w:t>“</w:t>
+      </w:r>
+      <w:r>
+        <w:rPr>
+          <w:rFonts w:eastAsia="Calibri" w:cs="Calibri"/>
+          <w:sz w:val="24"/>
+          <w:lang w:val="en-US"/>
+        </w:rPr>
+        <w:t>maybe Alois had been responsible for the disappearance of the wolves even before we were born.</w:t>
+      </w:r>
+      <w:r>
+        <w:rPr>
+          <w:rFonts w:eastAsia="Calibri" w:cs="Calibri"/>
+          <w:sz w:val="24"/>
+          <w:lang w:val="en-US"/>
+        </w:rPr>
+        <w:t xml:space="preserve"> Now Friedrich did not know if such a long life was a curse upon itself, but the possibilities you had, the time on one’s hands. It felt endless. “Let me cut Alexander, so you can fill these shells up again.” He handed her the pliers and she went to work, soon all forks and tongs blunt and all ten shells, more hadn’t been in the bag, ready to be shot again. Just as Friedrich felt some relaxation returning to him, they had been successful with one task at last, a voice behind him tensed him up again. “Mhh mh mhmhmhh?” muffled the butler, confused and maybe even a little bit frightened. </w:t>
+      </w:r>
+    </w:p>
+    <w:p>
+      <w:pPr>
+        <w:jc w:val="both"/>
+        <w:rPr>
+          <w:lang w:val="en-US"/>
+        </w:rPr>
+      </w:pPr>
+      <w:r>
+        <w:rPr>
+          <w:lang w:val="en-US"/>
+        </w:rPr>
         <w:t xml:space="preserve"> </w:t>
       </w:r>
-      <w:r>
-        <w:rPr>
-          <w:rFonts w:eastAsia="Calibri" w:cs="Calibri"/>
-          <w:sz w:val="24"/>
-          <w:lang w:val="en-US"/>
-        </w:rPr>
-        <w:t>“Oh, and we checked Erik already, for being a werewolf too, as you can see. Silver does nothing to him except make him look a tad richer</w:t>
-      </w:r>
-      <w:r>
-        <w:rPr>
-          <w:rFonts w:eastAsia="Calibri" w:cs="Calibri"/>
-          <w:sz w:val="24"/>
-          <w:lang w:val="en-US"/>
-        </w:rPr>
-        <w:t>,</w:t>
-      </w:r>
-      <w:r>
-        <w:rPr>
-          <w:rFonts w:eastAsia="Calibri" w:cs="Calibri"/>
-          <w:sz w:val="24"/>
-          <w:lang w:val="en-US"/>
-        </w:rPr>
-        <w:t>”</w:t>
-      </w:r>
-      <w:r>
-        <w:rPr>
-          <w:rFonts w:eastAsia="Calibri" w:cs="Calibri"/>
-          <w:sz w:val="24"/>
-          <w:lang w:val="en-US"/>
-        </w:rPr>
-        <w:t xml:space="preserve"> added Marina with a quick quip.</w:t>
-      </w:r>
-      <w:r>
-        <w:rPr>
-          <w:rFonts w:eastAsia="Calibri" w:cs="Calibri"/>
+    </w:p>
+    <w:p>
+      <w:pPr>
+        <w:jc w:val="both"/>
+        <w:rPr>
+          <w:lang w:val="en-US"/>
+        </w:rPr>
+      </w:pPr>
+    </w:p>
+    <w:p>
+      <w:pPr>
+        <w:pStyle w:val="berschrift2"/>
+        <w:jc w:val="both"/>
+      </w:pPr>
+      <w:r>
+        <w:t>Chapter 11:</w:t>
+      </w:r>
+    </w:p>
+    <w:p>
+      <w:pPr>
+        <w:spacing w:line="300" w:lineRule="auto"/>
+        <w:jc w:val="both"/>
+        <w:rPr>
+          <w:rFonts w:eastAsia="Calibri" w:cs="Calibri"/>
+          <w:sz w:val="24"/>
+        </w:rPr>
+      </w:pPr>
+    </w:p>
+    <w:p>
+      <w:pPr>
+        <w:spacing w:line="300" w:lineRule="auto"/>
+        <w:jc w:val="both"/>
+      </w:pPr>
+      <w:r>
+        <w:rPr>
+          <w:rFonts w:eastAsia="Calibri" w:cs="Calibri"/>
+          <w:color w:val="000000"/>
+          <w:sz w:val="24"/>
+        </w:rPr>
+        <w:t>Chapter X:</w:t>
+      </w:r>
+    </w:p>
+    <w:p>
+      <w:pPr>
+        <w:spacing w:line="300" w:lineRule="auto"/>
+        <w:jc w:val="both"/>
+        <w:rPr>
+          <w:rFonts w:eastAsia="Calibri" w:cs="Calibri"/>
+          <w:sz w:val="24"/>
+        </w:rPr>
+      </w:pPr>
+    </w:p>
+    <w:p>
+      <w:pPr>
+        <w:spacing w:line="300" w:lineRule="auto"/>
+        <w:jc w:val="both"/>
+        <w:rPr>
+          <w:rFonts w:eastAsia="Calibri" w:cs="Calibri"/>
+          <w:color w:val="000000"/>
+          <w:sz w:val="24"/>
+        </w:rPr>
+      </w:pPr>
+      <w:r>
+        <w:rPr>
+          <w:rFonts w:eastAsia="Calibri" w:cs="Calibri"/>
+          <w:color w:val="000000"/>
+          <w:sz w:val="24"/>
+        </w:rPr>
+        <w:t>Nach dem Tod des Grafen verwandelt sich Anna in einen Werwolf und fühlt den Tod des Grafen in sich. Agenten der CP nehmen sie nach einer kurzen Jagt durch das Anwesen gefangen.</w:t>
+      </w:r>
+    </w:p>
+    <w:p>
+      <w:pPr>
+        <w:spacing w:line="300" w:lineRule="auto"/>
+        <w:jc w:val="both"/>
+        <w:rPr>
+          <w:rFonts w:eastAsia="Calibri" w:cs="Calibri"/>
+          <w:color w:val="000000"/>
+          <w:sz w:val="24"/>
+        </w:rPr>
+      </w:pPr>
+    </w:p>
+    <w:p>
+      <w:pPr>
+        <w:spacing w:line="300" w:lineRule="auto"/>
+        <w:jc w:val="both"/>
+        <w:rPr>
+          <w:rFonts w:eastAsia="Calibri" w:cs="Calibri"/>
+          <w:color w:val="000000"/>
+          <w:sz w:val="24"/>
+        </w:rPr>
+      </w:pPr>
+      <w:r>
+        <w:rPr>
+          <w:rFonts w:eastAsia="Calibri" w:cs="Calibri"/>
+          <w:color w:val="000000"/>
+          <w:sz w:val="24"/>
+        </w:rPr>
+        <w:t>Chapter X:</w:t>
+      </w:r>
+    </w:p>
+    <w:p>
+      <w:pPr>
+        <w:spacing w:line="300" w:lineRule="auto"/>
+        <w:jc w:val="both"/>
+        <w:rPr>
+          <w:rFonts w:eastAsia="Calibri" w:cs="Calibri"/>
+          <w:color w:val="000000"/>
+          <w:sz w:val="24"/>
+        </w:rPr>
+      </w:pPr>
+    </w:p>
+    <w:p>
+      <w:pPr>
+        <w:spacing w:line="300" w:lineRule="auto"/>
+        <w:jc w:val="both"/>
+        <w:rPr>
+          <w:rFonts w:eastAsia="Calibri" w:cs="Calibri"/>
+          <w:color w:val="000000"/>
+          <w:sz w:val="24"/>
+        </w:rPr>
+      </w:pPr>
+      <w:r>
+        <w:rPr>
+          <w:rFonts w:eastAsia="Calibri" w:cs="Calibri"/>
+          <w:color w:val="000000"/>
+          <w:sz w:val="24"/>
+        </w:rPr>
+        <w:t xml:space="preserve">Alexander forscht furios nach den Gründen für die </w:t>
+      </w:r>
+      <w:r>
+        <w:rPr>
+          <w:rFonts w:eastAsia="Calibri" w:cs="Calibri"/>
+          <w:color w:val="000000"/>
+          <w:sz w:val="24"/>
+        </w:rPr>
+        <w:t>Verwandlung</w:t>
+      </w:r>
+      <w:r>
+        <w:rPr>
+          <w:rFonts w:eastAsia="Calibri" w:cs="Calibri"/>
+          <w:color w:val="000000"/>
+          <w:sz w:val="24"/>
+        </w:rPr>
+        <w:t xml:space="preserve"> des </w:t>
+      </w:r>
+      <w:r>
+        <w:rPr>
+          <w:rFonts w:eastAsia="Calibri" w:cs="Calibri"/>
+          <w:color w:val="000000"/>
+          <w:sz w:val="24"/>
+        </w:rPr>
+        <w:t>Grafen</w:t>
+      </w:r>
+      <w:r>
+        <w:rPr>
+          <w:rFonts w:eastAsia="Calibri" w:cs="Calibri"/>
+          <w:color w:val="000000"/>
+          <w:sz w:val="24"/>
+        </w:rPr>
+        <w:t xml:space="preserve"> und gibt sich schuld an den Geschehnissen. Caroline versucht ihn aufzumuntern, aber scheitert. Ein Brief der Custodire überzeugt ihn zum Treffen zu kommen</w:t>
+      </w:r>
+      <w:r>
+        <w:rPr>
+          <w:rFonts w:eastAsia="Calibri" w:cs="Calibri"/>
+          <w:color w:val="000000"/>
+          <w:sz w:val="24"/>
+        </w:rPr>
+        <w:t>, sie schicken ihm ein Buch mit der Geschichte der Vereinigung</w:t>
+      </w:r>
+      <w:r>
+        <w:rPr>
+          <w:rFonts w:eastAsia="Calibri" w:cs="Calibri"/>
+          <w:color w:val="000000"/>
+          <w:sz w:val="24"/>
+        </w:rPr>
+        <w:t>.</w:t>
+      </w:r>
+    </w:p>
+    <w:p>
+      <w:pPr>
+        <w:spacing w:line="300" w:lineRule="auto"/>
+        <w:jc w:val="both"/>
+        <w:rPr>
+          <w:rFonts w:eastAsia="Calibri" w:cs="Calibri"/>
+          <w:color w:val="000000"/>
+          <w:sz w:val="24"/>
+        </w:rPr>
+      </w:pPr>
+    </w:p>
+    <w:p>
+      <w:pPr>
+        <w:spacing w:line="300" w:lineRule="auto"/>
+        <w:jc w:val="both"/>
+        <w:rPr>
+          <w:rFonts w:eastAsia="Calibri" w:cs="Calibri"/>
+          <w:color w:val="000000"/>
+          <w:sz w:val="24"/>
+          <w:lang w:val="en-US"/>
+        </w:rPr>
+      </w:pPr>
+      <w:r>
+        <w:rPr>
+          <w:rFonts w:eastAsia="Calibri" w:cs="Calibri"/>
+          <w:color w:val="000000"/>
+          <w:sz w:val="24"/>
+          <w:lang w:val="en-US"/>
+        </w:rPr>
+        <w:t>Science always had been t</w:t>
+      </w:r>
+      <w:r>
+        <w:rPr>
+          <w:rFonts w:eastAsia="Calibri" w:cs="Calibri"/>
+          <w:color w:val="000000"/>
+          <w:sz w:val="24"/>
+          <w:lang w:val="en-US"/>
+        </w:rPr>
+        <w:t xml:space="preserve">he focal point of Alexander’s live and the one constant he needed to </w:t>
+      </w:r>
+      <w:r>
+        <w:rPr>
+          <w:rFonts w:eastAsia="Calibri" w:cs="Calibri"/>
+          <w:color w:val="000000"/>
+          <w:sz w:val="24"/>
+          <w:lang w:val="en-US"/>
+        </w:rPr>
+        <w:lastRenderedPageBreak/>
+        <w:t>orientate himself in this strange world where society and its rules were imposed on him and everything</w:t>
+      </w:r>
+      <w:r>
+        <w:rPr>
+          <w:rFonts w:eastAsia="Calibri" w:cs="Calibri"/>
+          <w:color w:val="000000"/>
+          <w:sz w:val="24"/>
+          <w:lang w:val="en-US"/>
+        </w:rPr>
+        <w:t xml:space="preserve"> else</w:t>
+      </w:r>
+      <w:r>
+        <w:rPr>
+          <w:rFonts w:eastAsia="Calibri" w:cs="Calibri"/>
+          <w:color w:val="000000"/>
+          <w:sz w:val="24"/>
+          <w:lang w:val="en-US"/>
+        </w:rPr>
+        <w:t>.</w:t>
+      </w:r>
+      <w:r>
+        <w:rPr>
+          <w:rFonts w:eastAsia="Calibri" w:cs="Calibri"/>
+          <w:color w:val="000000"/>
+          <w:sz w:val="24"/>
+          <w:lang w:val="en-US"/>
+        </w:rPr>
+        <w:t xml:space="preserve"> Laws were made up by men and their morality and were keen on disregarding logic for the sake of being ‘right’. What this ‘right’ was no one could tell him whenever he did ask. Be it that it would be the opinion of the masses or the sole responsibility of the individual to find the truth in their every action. At least that was what the professors and students in the social courses, be it theology, law or philosophy.</w:t>
+      </w:r>
+      <w:r>
+        <w:rPr>
+          <w:rFonts w:eastAsia="Calibri" w:cs="Calibri"/>
+          <w:color w:val="000000"/>
+          <w:sz w:val="24"/>
+          <w:lang w:val="en-US"/>
+        </w:rPr>
+        <w:t xml:space="preserve"> Some would say social studies were science too, but he knew they would be far from an exact science</w:t>
+      </w:r>
+      <w:r>
+        <w:rPr>
+          <w:rFonts w:eastAsia="Calibri" w:cs="Calibri"/>
+          <w:color w:val="000000"/>
+          <w:sz w:val="24"/>
+          <w:lang w:val="en-US"/>
+        </w:rPr>
+        <w:t>, for every time he sat in one of those lectures, just to listen in</w:t>
+      </w:r>
+      <w:r>
+        <w:rPr>
+          <w:rFonts w:eastAsia="Calibri" w:cs="Calibri"/>
+          <w:color w:val="000000"/>
+          <w:sz w:val="24"/>
+          <w:lang w:val="en-US"/>
+        </w:rPr>
+        <w:t xml:space="preserve"> for fun</w:t>
+      </w:r>
+      <w:r>
+        <w:rPr>
+          <w:rFonts w:eastAsia="Calibri" w:cs="Calibri"/>
+          <w:color w:val="000000"/>
+          <w:sz w:val="24"/>
+          <w:lang w:val="en-US"/>
+        </w:rPr>
+        <w:t>, they would argue about this or that</w:t>
+      </w:r>
+      <w:r>
+        <w:rPr>
+          <w:rFonts w:eastAsia="Calibri" w:cs="Calibri"/>
+          <w:color w:val="000000"/>
+          <w:sz w:val="24"/>
+          <w:lang w:val="en-US"/>
+        </w:rPr>
+        <w:t xml:space="preserve"> and never be able to conclude</w:t>
+      </w:r>
+      <w:r>
+        <w:rPr>
+          <w:rFonts w:eastAsia="Calibri" w:cs="Calibri"/>
+          <w:color w:val="000000"/>
+          <w:sz w:val="24"/>
+          <w:lang w:val="en-US"/>
+        </w:rPr>
+        <w:t>. And what would science be if not exact and meticulous and backed up by</w:t>
+      </w:r>
+      <w:r>
+        <w:rPr>
+          <w:rFonts w:eastAsia="Calibri" w:cs="Calibri"/>
+          <w:color w:val="000000"/>
+          <w:sz w:val="24"/>
+          <w:lang w:val="en-US"/>
+        </w:rPr>
+        <w:t xml:space="preserve"> observable data</w:t>
+      </w:r>
+      <w:r>
+        <w:rPr>
+          <w:rFonts w:eastAsia="Calibri" w:cs="Calibri"/>
+          <w:color w:val="000000"/>
+          <w:sz w:val="24"/>
+          <w:lang w:val="en-US"/>
+        </w:rPr>
+        <w:t>.</w:t>
+      </w:r>
+      <w:r>
+        <w:rPr>
+          <w:rFonts w:eastAsia="Calibri" w:cs="Calibri"/>
+          <w:color w:val="000000"/>
           <w:sz w:val="24"/>
           <w:lang w:val="en-US"/>
         </w:rPr>
@@ -19346,62 +20078,139 @@
       <w:r>
         <w:rPr>
           <w:rFonts w:eastAsia="Calibri" w:cs="Calibri"/>
-          <w:sz w:val="24"/>
-          <w:lang w:val="en-US"/>
-        </w:rPr>
-        <w:t>Friedrich could not do more than let himself fall against the back rest, the truth in Alexander’s words feeling so strange and wrong, as if he was wishing for it to be different</w:t>
-      </w:r>
-      <w:r>
-        <w:rPr>
-          <w:rFonts w:eastAsia="Calibri" w:cs="Calibri"/>
-          <w:sz w:val="24"/>
-          <w:lang w:val="en-US"/>
-        </w:rPr>
-        <w:t>, not even recognizing what Marina had said</w:t>
-      </w:r>
-      <w:r>
-        <w:rPr>
-          <w:rFonts w:eastAsia="Calibri" w:cs="Calibri"/>
-          <w:sz w:val="24"/>
-          <w:lang w:val="en-US"/>
-        </w:rPr>
-        <w:t xml:space="preserve">. But facing the beast put </w:t>
-      </w:r>
-      <w:r>
-        <w:rPr>
-          <w:rFonts w:eastAsia="Calibri" w:cs="Calibri"/>
-          <w:sz w:val="24"/>
-          <w:lang w:val="en-US"/>
-        </w:rPr>
-        <w:t>all of it</w:t>
-      </w:r>
-      <w:r>
-        <w:rPr>
-          <w:rFonts w:eastAsia="Calibri" w:cs="Calibri"/>
-          <w:sz w:val="24"/>
-          <w:lang w:val="en-US"/>
-        </w:rPr>
-        <w:t xml:space="preserve"> in a new light. What even was right anymore. Were all those children’s tales of ghost and demons true as well?</w:t>
-      </w:r>
-      <w:r>
-        <w:rPr>
-          <w:rFonts w:eastAsia="Calibri" w:cs="Calibri"/>
-          <w:sz w:val="24"/>
-          <w:lang w:val="en-US"/>
-        </w:rPr>
-        <w:t xml:space="preserve"> But that did not matter in the now.</w:t>
-      </w:r>
-      <w:r>
-        <w:rPr>
-          <w:rFonts w:eastAsia="Calibri" w:cs="Calibri"/>
-          <w:sz w:val="24"/>
-          <w:lang w:val="en-US"/>
-        </w:rPr>
-        <w:t xml:space="preserve"> His stomach churned and turned</w:t>
-      </w:r>
-      <w:r>
-        <w:rPr>
-          <w:rFonts w:eastAsia="Calibri" w:cs="Calibri"/>
+          <w:color w:val="000000"/>
+          <w:sz w:val="24"/>
+          <w:lang w:val="en-US"/>
+        </w:rPr>
+        <w:t>Well, maybe law often came to the same conclusion, as to what was bad and should not be done. But the consequences of such actions would then be argued about again. He did not want to argue about someone deserving to die if he crossed that line or not, for he thought that no one did. Thankfully they did raise that bar constantly, maybe they would even abolish it in Bavaria someday. But he doubted he would see that. But all that he did live through these past weeks had deluged him with heaps of doubt. In the truth, in science, in himself even more than usual, and even in God.</w:t>
+      </w:r>
+      <w:r>
+        <w:rPr>
+          <w:rFonts w:eastAsia="Calibri" w:cs="Calibri"/>
+          <w:color w:val="000000"/>
+          <w:sz w:val="24"/>
+          <w:lang w:val="en-US"/>
+        </w:rPr>
+        <w:t xml:space="preserve"> He always shook his head at that last thought. God of all… people? </w:t>
+      </w:r>
+      <w:r>
+        <w:rPr>
+          <w:rFonts w:eastAsia="Calibri" w:cs="Calibri"/>
+          <w:color w:val="000000"/>
+          <w:sz w:val="24"/>
+          <w:lang w:val="en-US"/>
+        </w:rPr>
+        <w:t>He had never been pious, as his grandparents kept that chest of troubles far from him. He knew believe and prayer could help some people, but usually those did seem to be able to help themselves in any shape or form. “Good for them”, he supposed.</w:t>
+      </w:r>
+      <w:r>
+        <w:rPr>
+          <w:rFonts w:eastAsia="Calibri" w:cs="Calibri"/>
+          <w:color w:val="000000"/>
+          <w:sz w:val="24"/>
+          <w:lang w:val="en-US"/>
+        </w:rPr>
+        <w:t xml:space="preserve"> But all of this had shaken him to his very core. He knew that science was evolving constantly, for people made discoveries, be it on accident on purposefully, that threw principles out of the window and made everyone else working in that specific field reevaluate their own projects. Verdammich, some centuries ago those discoveries made everyone reassess their believes,</w:t>
+      </w:r>
+      <w:r>
+        <w:rPr>
+          <w:rFonts w:eastAsia="Calibri" w:cs="Calibri"/>
+          <w:color w:val="000000"/>
+          <w:sz w:val="24"/>
+          <w:lang w:val="en-US"/>
+        </w:rPr>
+        <w:t xml:space="preserve"> scientific or clerical</w:t>
+      </w:r>
+      <w:r>
+        <w:rPr>
+          <w:rFonts w:eastAsia="Calibri" w:cs="Calibri"/>
+          <w:color w:val="000000"/>
+          <w:sz w:val="24"/>
+          <w:lang w:val="en-US"/>
+        </w:rPr>
+        <w:t xml:space="preserve"> even. Some were hunted by the church or state, just because they made doubt in God or the king or some thought up deity plausible. Some like Galilei knelt before the Inquisition, for the center of the universe must have been the earth, right? What a fool he was, he could have been a martyr for science! Oh, the irony. </w:t>
+      </w:r>
+      <w:r>
+        <w:rPr>
+          <w:rFonts w:eastAsia="Calibri" w:cs="Calibri"/>
+          <w:color w:val="000000"/>
+          <w:sz w:val="24"/>
+          <w:lang w:val="en-US"/>
+        </w:rPr>
+        <w:t>Marcello Malpighi</w:t>
+      </w:r>
+      <w:r>
+        <w:rPr>
+          <w:rFonts w:eastAsia="Calibri" w:cs="Calibri"/>
+          <w:color w:val="000000"/>
+          <w:sz w:val="24"/>
+          <w:lang w:val="en-US"/>
+        </w:rPr>
+        <w:t xml:space="preserve"> at least still had gone through with his research on </w:t>
+      </w:r>
+      <w:r>
+        <w:rPr>
+          <w:rFonts w:eastAsia="Calibri" w:cs="Calibri"/>
+          <w:color w:val="000000"/>
+          <w:sz w:val="24"/>
+          <w:lang w:val="en-US"/>
+        </w:rPr>
+        <w:t>anatomic pathology</w:t>
+      </w:r>
+      <w:r>
+        <w:rPr>
+          <w:rFonts w:eastAsia="Calibri" w:cs="Calibri"/>
+          <w:color w:val="000000"/>
+          <w:sz w:val="24"/>
+          <w:lang w:val="en-US"/>
+        </w:rPr>
+        <w:t xml:space="preserve"> and what did it earn him? From verbal assault, to physical to burning down his own house. And not even by the church, but by his fellow scientists. Again, the irony.</w:t>
+      </w:r>
+    </w:p>
+    <w:p>
+      <w:pPr>
+        <w:spacing w:line="300" w:lineRule="auto"/>
+        <w:jc w:val="both"/>
+        <w:rPr>
+          <w:rFonts w:eastAsia="Calibri" w:cs="Calibri"/>
+          <w:color w:val="000000"/>
+          <w:sz w:val="24"/>
+          <w:lang w:val="en-US"/>
+        </w:rPr>
+      </w:pPr>
+    </w:p>
+    <w:p>
+      <w:pPr>
+        <w:spacing w:line="300" w:lineRule="auto"/>
+        <w:jc w:val="both"/>
+        <w:rPr>
+          <w:rFonts w:eastAsia="Calibri" w:cs="Calibri"/>
+          <w:color w:val="000000"/>
+          <w:sz w:val="24"/>
+          <w:lang w:val="en-US"/>
+        </w:rPr>
+      </w:pPr>
+      <w:r>
+        <w:rPr>
+          <w:rFonts w:eastAsia="Calibri" w:cs="Calibri"/>
+          <w:color w:val="000000"/>
+          <w:sz w:val="24"/>
+          <w:lang w:val="en-US"/>
+        </w:rPr>
+        <w:t xml:space="preserve">What was in front of Alexander though had been too far on the evolutionary ladder than anyone could have imagined. He poured over books and notes, scriptures and parchment even, searching for evidence on actual paranormal happenings. He had heard of the term some years ago, ‘para’ meaning ‘beside’ derived from Greek, and found it quite fitting now. Back then he thought it all to be humbug and nonsense of course. Yet it caught up to him, as he was </w:t>
+      </w:r>
+      <w:r>
+        <w:rPr>
+          <w:rFonts w:eastAsia="Calibri" w:cs="Calibri"/>
+          <w:color w:val="000000"/>
+          <w:sz w:val="24"/>
+          <w:lang w:val="en-US"/>
+        </w:rPr>
+        <w:t>tearing</w:t>
+      </w:r>
+      <w:r>
+        <w:rPr>
+          <w:rFonts w:eastAsia="Calibri" w:cs="Calibri"/>
+          <w:color w:val="000000"/>
           <w:sz w:val="24"/>
           <w:lang w:val="en-US"/>
         </w:rPr>
@@ -19410,254 +20219,274 @@
       <w:r>
         <w:rPr>
           <w:rFonts w:eastAsia="Calibri" w:cs="Calibri"/>
-          <w:sz w:val="24"/>
-          <w:lang w:val="en-US"/>
-        </w:rPr>
-        <w:t xml:space="preserve">at the thought of it, but again choices were far and wide. </w:t>
-      </w:r>
-      <w:r>
-        <w:rPr>
-          <w:rFonts w:eastAsia="Calibri" w:cs="Calibri"/>
-          <w:sz w:val="24"/>
-          <w:lang w:val="en-US"/>
-        </w:rPr>
-        <w:t>“</w:t>
-      </w:r>
-      <w:r>
-        <w:rPr>
-          <w:rFonts w:eastAsia="Calibri" w:cs="Calibri"/>
-          <w:sz w:val="24"/>
-          <w:lang w:val="en-US"/>
-        </w:rPr>
-        <w:t>Then what we need now is a good old shooting staff that we can repurpose for our needs,</w:t>
-      </w:r>
-      <w:r>
-        <w:rPr>
-          <w:rFonts w:eastAsia="Calibri" w:cs="Calibri"/>
-          <w:sz w:val="24"/>
-          <w:lang w:val="en-US"/>
-        </w:rPr>
-        <w:t>”</w:t>
-      </w:r>
-      <w:r>
-        <w:rPr>
-          <w:rFonts w:eastAsia="Calibri" w:cs="Calibri"/>
-          <w:sz w:val="24"/>
-          <w:lang w:val="en-US"/>
-        </w:rPr>
-        <w:t xml:space="preserve"> he said with a grim expression, looking up to the mounted rifle, “and we have one right here!”</w:t>
-      </w:r>
-    </w:p>
-    <w:p>
-      <w:pPr>
-        <w:spacing w:line="300" w:lineRule="auto"/>
-        <w:jc w:val="both"/>
-        <w:rPr>
-          <w:rFonts w:eastAsia="Calibri" w:cs="Calibri"/>
-          <w:sz w:val="24"/>
-          <w:lang w:val="en-US"/>
-        </w:rPr>
-      </w:pPr>
-    </w:p>
-    <w:p>
-      <w:pPr>
-        <w:spacing w:line="300" w:lineRule="auto"/>
-        <w:jc w:val="both"/>
-        <w:rPr>
-          <w:rFonts w:eastAsia="Calibri" w:cs="Calibri"/>
-          <w:sz w:val="24"/>
-          <w:lang w:val="en-US"/>
-        </w:rPr>
-      </w:pPr>
-      <w:r>
-        <w:rPr>
-          <w:rFonts w:eastAsia="Calibri" w:cs="Calibri"/>
-          <w:sz w:val="24"/>
-          <w:lang w:val="en-US"/>
-        </w:rPr>
-        <w:t>Alexander had gingerly removed the arquebus from its hinges and placed it on the table between the couches, the leather bag with its ammunition in his hands. With a blow form her mouth Marina freed it of most of the dust, drenching Alexander in a cloud of it. “So we replace the shot in the shells with silver,” he said while couching softly, “</w:t>
-      </w:r>
-      <w:r>
-        <w:rPr>
-          <w:rFonts w:eastAsia="Calibri" w:cs="Calibri"/>
-          <w:sz w:val="24"/>
-          <w:lang w:val="en-US"/>
-        </w:rPr>
-        <w:t>please guide me through the process.</w:t>
-      </w:r>
-      <w:r>
-        <w:rPr>
-          <w:rFonts w:eastAsia="Calibri" w:cs="Calibri"/>
-          <w:sz w:val="24"/>
-          <w:lang w:val="en-US"/>
-        </w:rPr>
-        <w:t>”</w:t>
-      </w:r>
-      <w:r>
-        <w:rPr>
-          <w:rFonts w:eastAsia="Calibri" w:cs="Calibri"/>
-          <w:sz w:val="24"/>
-          <w:lang w:val="en-US"/>
-        </w:rPr>
-        <w:t xml:space="preserve"> Shotguns were used in the Bavarian police force only rarely, but as Friedrich had the responsibility over those in his district he was acquainted with all types. And those you took off of overzealous hunters and wannabe soldiers. “First, we need shot small enough to fit. Do we have a way of melting the silver? Usually you pour drops of metal into water, but that is just how the self-made man does it.”</w:t>
-      </w:r>
-      <w:r>
-        <w:rPr>
-          <w:rFonts w:eastAsia="Calibri" w:cs="Calibri"/>
-          <w:sz w:val="24"/>
-          <w:lang w:val="en-US"/>
-        </w:rPr>
-        <w:t xml:space="preserve"> Friedrich petted the still resting Johnny next to him with harder and harder strokes. Thank God he did not have to handle the gun this time.</w:t>
-      </w:r>
-      <w:r>
-        <w:rPr>
-          <w:rFonts w:eastAsia="Calibri" w:cs="Calibri"/>
-          <w:sz w:val="24"/>
-          <w:lang w:val="en-US"/>
-        </w:rPr>
-        <w:t xml:space="preserve"> “Silvers alloys like this Sterling Silver here has a melting point of around 890°C, the fireplace will not reach half of it. We could cut it instead, for silver is incredibly soft. I have the tools right here</w:t>
-      </w:r>
-      <w:r>
-        <w:rPr>
-          <w:rFonts w:eastAsia="Calibri" w:cs="Calibri"/>
-          <w:sz w:val="24"/>
-          <w:lang w:val="en-US"/>
-        </w:rPr>
-        <w:t>.</w:t>
-      </w:r>
-      <w:r>
-        <w:rPr>
-          <w:rFonts w:eastAsia="Calibri" w:cs="Calibri"/>
-          <w:sz w:val="24"/>
-          <w:lang w:val="en-US"/>
-        </w:rPr>
-        <w:t>”</w:t>
-      </w:r>
-      <w:r>
-        <w:rPr>
-          <w:rFonts w:eastAsia="Calibri" w:cs="Calibri"/>
-          <w:sz w:val="24"/>
-          <w:lang w:val="en-US"/>
-        </w:rPr>
-        <w:t xml:space="preserve"> He laid out his pouch, the one with the tools he had used on the railcar yesterday, and pulled out pincers from a tight leather strap. He cut at the tip of a silver fork and four small pieces of sharp metal spikes </w:t>
-      </w:r>
-      <w:r>
-        <w:rPr>
-          <w:rFonts w:eastAsia="Calibri" w:cs="Calibri"/>
-          <w:sz w:val="24"/>
-          <w:lang w:val="en-US"/>
-        </w:rPr>
-        <w:t>jingled as they fell on</w:t>
-      </w:r>
-      <w:r>
-        <w:rPr>
-          <w:rFonts w:eastAsia="Calibri" w:cs="Calibri"/>
-          <w:sz w:val="24"/>
-          <w:lang w:val="en-US"/>
-        </w:rPr>
-        <w:t xml:space="preserve"> the table.</w:t>
-      </w:r>
-      <w:r>
-        <w:rPr>
-          <w:rFonts w:eastAsia="Calibri" w:cs="Calibri"/>
-          <w:sz w:val="24"/>
-          <w:lang w:val="en-US"/>
-        </w:rPr>
-        <w:t xml:space="preserve"> “Excellent!” Replied Friedrich to the show, </w:t>
-      </w:r>
-      <w:r>
-        <w:rPr>
-          <w:rFonts w:eastAsia="Calibri" w:cs="Calibri"/>
+          <w:color w:val="000000"/>
           <w:sz w:val="24"/>
           <w:lang w:val="en-US"/>
         </w:rPr>
         <w:lastRenderedPageBreak/>
-        <w:t xml:space="preserve">“now you can remove the crimp on one of the cartridges and the wad of felt underneath it.” Alexander did so and poured a magnitude of shiny metal balls, each almost a centimeter in diameter. “Those are meant for big game like deer, not birds.” “Or wolves,” Marina threw in, </w:t>
-      </w:r>
-      <w:r>
-        <w:rPr>
-          <w:rFonts w:eastAsia="Calibri" w:cs="Calibri"/>
-          <w:sz w:val="24"/>
-          <w:lang w:val="en-US"/>
-        </w:rPr>
-        <w:t>“</w:t>
-      </w:r>
-      <w:r>
-        <w:rPr>
-          <w:rFonts w:eastAsia="Calibri" w:cs="Calibri"/>
-          <w:sz w:val="24"/>
-          <w:lang w:val="en-US"/>
-        </w:rPr>
-        <w:t>maybe Alois had been responsible for the disappearance of the wolves even before we were born.</w:t>
-      </w:r>
-      <w:r>
-        <w:rPr>
-          <w:rFonts w:eastAsia="Calibri" w:cs="Calibri"/>
-          <w:sz w:val="24"/>
-          <w:lang w:val="en-US"/>
-        </w:rPr>
-        <w:t xml:space="preserve"> Now Friedrich did not know if such a long life was a curse upon itself, but the possibilities you had, the time on one’s hands. It felt endless. “Let me cut Alexander, so you can fill these shells up again.” He handed her the pliers and she went to work, soon all forks and tongs blunt and all ten shells, more hadn’t been in the bag, ready to be shot again. Just as Friedrich felt some relaxation returning to him, they had been successful with one task at last, a voice behind him tensed him up again. “Mhh mh mhmhmhh?” muffled the butler, confused and maybe even a little bit frightened. </w:t>
-      </w:r>
-    </w:p>
-    <w:p>
-      <w:pPr>
-        <w:jc w:val="both"/>
-        <w:rPr>
-          <w:lang w:val="en-US"/>
-        </w:rPr>
-      </w:pPr>
-      <w:r>
-        <w:rPr>
-          <w:lang w:val="en-US"/>
+        <w:t>his hair out over ghosts and devils, demons and abnormal powers, and werewolves especially.</w:t>
+      </w:r>
+      <w:r>
+        <w:rPr>
+          <w:rFonts w:eastAsia="Calibri" w:cs="Calibri"/>
+          <w:color w:val="000000"/>
+          <w:sz w:val="24"/>
+          <w:lang w:val="en-US"/>
+        </w:rPr>
+        <w:t xml:space="preserve"> Science always had been evolving, be it an apple falling from a tree which sparked the description of gravity. Every kid knew that story, but it always irked him how people described it as Newtown ‘invented’ gravity. That force had been with them since forever! But still, that force was palpable to the normal person, as they felt it constantly themselves. Medicine was another matter, for you could not easily see inside of a man and </w:t>
+      </w:r>
+      <w:r>
+        <w:rPr>
+          <w:rFonts w:eastAsia="Calibri" w:cs="Calibri"/>
+          <w:color w:val="000000"/>
+          <w:sz w:val="24"/>
+          <w:lang w:val="en-US"/>
+        </w:rPr>
+        <w:t>determine what was wrong with him. You had to cut him up or find other ways to search for defects. But people still grasped that when they felt better after days or weeks of ingesting medicine or receiving physical treatment. And now they had electricity, an invisible power, which was able to wound, burn or even kill. You did not smell it, not taste it. Maybe feel when your hairs pricked up being too close to a wire in which high voltages or high amperes or significant magnitude of both surged. Well, you could also feel it when you set everything to low levels and touched the conducting metal. It had been fun tricking people in different departments with toys build by him, a battery hidden and an electrical cord bound to his arm up to his palm. One respectful greeting turned into hilarity. And it was all but harmless fun, no one would get hurt. But he did see the aftermaths of people underestimating the effects. The worst had been a chard corpse of a mechanic that did not believe what power lay behind the generators, and so, he dared himself to touch the unprotected wire. They had implemented security standards after that event, but as always, someone had to pay the price for increased safety. Again, he was rambling in his mind, his thoughts had drifted away and away, like a float on the waves, being torn from the shore. This evolution of science broke rules, multiple ones, that were set in stone and he himself did not yet fully believe it had been possible. Mass conversation, thermodynamics,</w:t>
+      </w:r>
+    </w:p>
+    <w:p>
+      <w:pPr>
+        <w:spacing w:line="300" w:lineRule="auto"/>
+        <w:jc w:val="both"/>
+        <w:rPr>
+          <w:rFonts w:eastAsia="Calibri" w:cs="Calibri"/>
+          <w:color w:val="000000"/>
+          <w:sz w:val="24"/>
+          <w:lang w:val="en-US"/>
+        </w:rPr>
+      </w:pPr>
+    </w:p>
+    <w:p>
+      <w:pPr>
+        <w:spacing w:line="300" w:lineRule="auto"/>
+        <w:jc w:val="both"/>
+        <w:rPr>
+          <w:rFonts w:eastAsia="Calibri" w:cs="Calibri"/>
+          <w:color w:val="000000"/>
+          <w:sz w:val="24"/>
+        </w:rPr>
+      </w:pPr>
+      <w:r>
+        <w:rPr>
+          <w:rFonts w:eastAsia="Calibri" w:cs="Calibri"/>
+          <w:color w:val="000000"/>
+          <w:sz w:val="24"/>
+        </w:rPr>
+        <w:t>Chapter X:</w:t>
+      </w:r>
+    </w:p>
+    <w:p>
+      <w:pPr>
+        <w:spacing w:line="300" w:lineRule="auto"/>
+        <w:jc w:val="both"/>
+        <w:rPr>
+          <w:rFonts w:eastAsia="Calibri" w:cs="Calibri"/>
+          <w:color w:val="000000"/>
+          <w:sz w:val="24"/>
+        </w:rPr>
+      </w:pPr>
+    </w:p>
+    <w:p>
+      <w:pPr>
+        <w:spacing w:line="300" w:lineRule="auto"/>
+        <w:jc w:val="both"/>
+        <w:rPr>
+          <w:rFonts w:eastAsia="Calibri" w:cs="Calibri"/>
+          <w:color w:val="000000"/>
+          <w:sz w:val="24"/>
+        </w:rPr>
+      </w:pPr>
+      <w:r>
+        <w:rPr>
+          <w:rFonts w:eastAsia="Calibri" w:cs="Calibri"/>
+          <w:color w:val="000000"/>
+          <w:sz w:val="24"/>
+        </w:rPr>
+        <w:t>Marina und ihr Mann Wilhelm reden im Bett</w:t>
+      </w:r>
+      <w:r>
+        <w:rPr>
+          <w:rFonts w:eastAsia="Calibri" w:cs="Calibri"/>
+          <w:color w:val="000000"/>
+          <w:sz w:val="24"/>
+        </w:rPr>
+        <w:t xml:space="preserve"> nach dem sex</w:t>
+      </w:r>
+      <w:r>
+        <w:rPr>
+          <w:rFonts w:eastAsia="Calibri" w:cs="Calibri"/>
+          <w:color w:val="000000"/>
+          <w:sz w:val="24"/>
+        </w:rPr>
+        <w:t xml:space="preserve"> über die Geschehnisse, welche ihren Mann zutiefst </w:t>
+      </w:r>
+      <w:r>
+        <w:rPr>
+          <w:rFonts w:eastAsia="Calibri" w:cs="Calibri"/>
+          <w:color w:val="000000"/>
+          <w:sz w:val="24"/>
+        </w:rPr>
+        <w:t>überraschen</w:t>
+      </w:r>
+      <w:r>
+        <w:rPr>
+          <w:rFonts w:eastAsia="Calibri" w:cs="Calibri"/>
+          <w:color w:val="000000"/>
+          <w:sz w:val="24"/>
+        </w:rPr>
+        <w:t>. Er willigt ein, dass sie zu den Custodire gehen kann, wenn er auch mit auf das treffen kann.</w:t>
+      </w:r>
+      <w:r>
+        <w:rPr>
+          <w:rFonts w:eastAsia="Calibri" w:cs="Calibri"/>
+          <w:color w:val="000000"/>
+          <w:sz w:val="24"/>
         </w:rPr>
         <w:t xml:space="preserve"> </w:t>
       </w:r>
-    </w:p>
-    <w:p>
-      <w:pPr>
-        <w:jc w:val="both"/>
-        <w:rPr>
-          <w:lang w:val="en-US"/>
-        </w:rPr>
-      </w:pPr>
-    </w:p>
-    <w:p>
-      <w:pPr>
-        <w:pStyle w:val="berschrift2"/>
-        <w:jc w:val="both"/>
-        <w:rPr>
-          <w:lang w:val="en-US"/>
-        </w:rPr>
-      </w:pPr>
-      <w:r>
-        <w:rPr>
-          <w:lang w:val="en-US"/>
-        </w:rPr>
-        <w:t>Chapter 11:</w:t>
-      </w:r>
-    </w:p>
-    <w:p>
-      <w:pPr>
-        <w:spacing w:line="300" w:lineRule="auto"/>
-        <w:jc w:val="both"/>
-        <w:rPr>
-          <w:rFonts w:eastAsia="Calibri" w:cs="Calibri"/>
-          <w:sz w:val="24"/>
-          <w:lang w:val="en-US"/>
-        </w:rPr>
-      </w:pPr>
-    </w:p>
-    <w:p>
-      <w:pPr>
-        <w:spacing w:line="300" w:lineRule="auto"/>
-        <w:jc w:val="both"/>
-      </w:pPr>
-      <w:r>
-        <w:rPr>
-          <w:rFonts w:eastAsia="Calibri" w:cs="Calibri"/>
-          <w:color w:val="000000"/>
-          <w:sz w:val="24"/>
-        </w:rPr>
+      <w:r>
+        <w:rPr>
+          <w:rFonts w:eastAsia="Calibri" w:cs="Calibri"/>
+          <w:color w:val="000000"/>
+          <w:sz w:val="24"/>
+        </w:rPr>
+        <w:t>Am Ende des Kapitels dreht Marina die Bildnisse der Heiligen wieder rum und macht einen</w:t>
+      </w:r>
+      <w:r>
+        <w:rPr>
+          <w:rFonts w:eastAsia="Calibri" w:cs="Calibri"/>
+          <w:color w:val="000000"/>
+          <w:sz w:val="24"/>
+        </w:rPr>
+        <w:t xml:space="preserve"> </w:t>
+      </w:r>
+      <w:r>
+        <w:rPr>
+          <w:rFonts w:eastAsia="Calibri" w:cs="Calibri"/>
+          <w:color w:val="000000"/>
+          <w:sz w:val="24"/>
+        </w:rPr>
+        <w:t>lustigen</w:t>
+      </w:r>
+      <w:r>
+        <w:rPr>
+          <w:rFonts w:eastAsia="Calibri" w:cs="Calibri"/>
+          <w:color w:val="000000"/>
+          <w:sz w:val="24"/>
+        </w:rPr>
+        <w:t xml:space="preserve"> </w:t>
+      </w:r>
+      <w:r>
+        <w:rPr>
+          <w:rFonts w:eastAsia="Calibri" w:cs="Calibri"/>
+          <w:color w:val="000000"/>
+          <w:sz w:val="24"/>
+        </w:rPr>
+        <w:t>Kommentar darüber.</w:t>
+      </w:r>
+      <w:r>
+        <w:rPr>
+          <w:rFonts w:eastAsia="Calibri" w:cs="Calibri"/>
+          <w:color w:val="000000"/>
+          <w:sz w:val="24"/>
+        </w:rPr>
+        <w:t xml:space="preserve"> </w:t>
+      </w:r>
+    </w:p>
+    <w:p>
+      <w:pPr>
+        <w:spacing w:line="300" w:lineRule="auto"/>
+        <w:jc w:val="both"/>
+        <w:rPr>
+          <w:rFonts w:eastAsia="Calibri" w:cs="Calibri"/>
+          <w:color w:val="000000"/>
+          <w:sz w:val="24"/>
+        </w:rPr>
+      </w:pPr>
+    </w:p>
+    <w:p>
+      <w:pPr>
+        <w:spacing w:line="300" w:lineRule="auto"/>
+        <w:jc w:val="both"/>
+        <w:rPr>
+          <w:rFonts w:eastAsia="Calibri" w:cs="Calibri"/>
+          <w:color w:val="000000"/>
+          <w:sz w:val="24"/>
+        </w:rPr>
+      </w:pPr>
+      <w:r>
+        <w:rPr>
+          <w:rFonts w:eastAsia="Calibri" w:cs="Calibri"/>
+          <w:color w:val="000000"/>
+          <w:sz w:val="24"/>
+        </w:rPr>
+        <w:t>Chapter X-1:</w:t>
+      </w:r>
+    </w:p>
+    <w:p>
+      <w:pPr>
+        <w:spacing w:line="300" w:lineRule="auto"/>
+        <w:jc w:val="both"/>
+        <w:rPr>
+          <w:rFonts w:eastAsia="Calibri" w:cs="Calibri"/>
+          <w:color w:val="000000"/>
+          <w:sz w:val="24"/>
+        </w:rPr>
+      </w:pPr>
+    </w:p>
+    <w:p>
+      <w:pPr>
+        <w:spacing w:line="300" w:lineRule="auto"/>
+        <w:jc w:val="both"/>
+        <w:rPr>
+          <w:rFonts w:eastAsia="Calibri" w:cs="Calibri"/>
+          <w:color w:val="000000"/>
+          <w:sz w:val="24"/>
+        </w:rPr>
+      </w:pPr>
+      <w:r>
+        <w:rPr>
+          <w:rFonts w:eastAsia="Calibri" w:cs="Calibri"/>
+          <w:color w:val="000000"/>
+          <w:sz w:val="24"/>
+        </w:rPr>
+        <w:t>Flashback zu Friedrich</w:t>
+      </w:r>
+      <w:r>
+        <w:rPr>
+          <w:rFonts w:eastAsia="Calibri" w:cs="Calibri"/>
+          <w:color w:val="000000"/>
+          <w:sz w:val="24"/>
+        </w:rPr>
+        <w:t>, wie er einer Frau seine Waffe und Arbeit erklärt, und dass er seit etwas sehr vorsichtig damit umgeht. Erst am Ende erfährt man, das Maria die Frau im Kapitel ist.</w:t>
+      </w:r>
+    </w:p>
+    <w:p>
+      <w:pPr>
+        <w:spacing w:line="300" w:lineRule="auto"/>
+        <w:jc w:val="both"/>
+        <w:rPr>
+          <w:rFonts w:eastAsia="Calibri" w:cs="Calibri"/>
+          <w:color w:val="000000"/>
+          <w:sz w:val="24"/>
+        </w:rPr>
+      </w:pPr>
+      <w:r>
+        <w:rPr>
+          <w:rFonts w:eastAsia="Calibri" w:cs="Calibri"/>
+          <w:color w:val="000000"/>
+          <w:sz w:val="24"/>
+        </w:rPr>
+        <w:br/>
+      </w:r>
+      <w:r>
+        <w:rPr>
+          <w:rFonts w:eastAsia="Calibri" w:cs="Calibri"/>
+          <w:color w:val="000000"/>
+          <w:sz w:val="24"/>
+        </w:rPr>
+        <w:lastRenderedPageBreak/>
         <w:t>Chapter X:</w:t>
       </w:r>
     </w:p>
@@ -19667,27 +20496,28 @@
         <w:jc w:val="both"/>
         <w:rPr>
           <w:rFonts w:eastAsia="Calibri" w:cs="Calibri"/>
-          <w:sz w:val="24"/>
-        </w:rPr>
-      </w:pPr>
-    </w:p>
-    <w:p>
-      <w:pPr>
-        <w:spacing w:line="300" w:lineRule="auto"/>
-        <w:jc w:val="both"/>
-        <w:rPr>
-          <w:rFonts w:eastAsia="Calibri" w:cs="Calibri"/>
-          <w:color w:val="000000"/>
-          <w:sz w:val="24"/>
-        </w:rPr>
-      </w:pPr>
-      <w:r>
-        <w:rPr>
-          <w:rFonts w:eastAsia="Calibri" w:cs="Calibri"/>
-          <w:color w:val="000000"/>
-          <w:sz w:val="24"/>
-        </w:rPr>
-        <w:t>Nach dem Tod des Grafen verwandelt sich Anna in einen Werwolf und fühlt den Tod des Grafen in sich. Agenten der CP nehmen sie nach einer kurzen Jagt durch das Anwesen gefangen.</w:t>
+          <w:color w:val="000000"/>
+          <w:sz w:val="24"/>
+        </w:rPr>
+      </w:pPr>
+    </w:p>
+    <w:p>
+      <w:pPr>
+        <w:spacing w:line="300" w:lineRule="auto"/>
+        <w:jc w:val="both"/>
+        <w:rPr>
+          <w:rFonts w:eastAsia="Calibri" w:cs="Calibri"/>
+          <w:color w:val="000000"/>
+          <w:sz w:val="24"/>
+        </w:rPr>
+      </w:pPr>
+      <w:r>
+        <w:rPr>
+          <w:rFonts w:eastAsia="Calibri" w:cs="Calibri"/>
+          <w:color w:val="000000"/>
+          <w:sz w:val="24"/>
+        </w:rPr>
+        <w:t>Friedrich redet mit seiner dementen Mutter über die Geschehnisse und das er zum Treffen gehen wird, aber niemanden in der Familie etwas verrät.</w:t>
       </w:r>
     </w:p>
     <w:p>
@@ -19747,55 +20577,165 @@
           <w:color w:val="000000"/>
           <w:sz w:val="24"/>
         </w:rPr>
-        <w:t xml:space="preserve">Alexander forscht furios nach den Gründen für die </w:t>
-      </w:r>
-      <w:r>
-        <w:rPr>
-          <w:rFonts w:eastAsia="Calibri" w:cs="Calibri"/>
-          <w:color w:val="000000"/>
-          <w:sz w:val="24"/>
-        </w:rPr>
-        <w:t>Verwandlung</w:t>
-      </w:r>
-      <w:r>
-        <w:rPr>
-          <w:rFonts w:eastAsia="Calibri" w:cs="Calibri"/>
-          <w:color w:val="000000"/>
-          <w:sz w:val="24"/>
-        </w:rPr>
-        <w:t xml:space="preserve"> des </w:t>
-      </w:r>
-      <w:r>
-        <w:rPr>
-          <w:rFonts w:eastAsia="Calibri" w:cs="Calibri"/>
-          <w:color w:val="000000"/>
-          <w:sz w:val="24"/>
-        </w:rPr>
-        <w:t>Grafen</w:t>
-      </w:r>
-      <w:r>
-        <w:rPr>
-          <w:rFonts w:eastAsia="Calibri" w:cs="Calibri"/>
-          <w:color w:val="000000"/>
-          <w:sz w:val="24"/>
-        </w:rPr>
-        <w:t xml:space="preserve"> und gibt sich schuld an den Geschehnissen. Caroline versucht ihn aufzumuntern, aber scheitert. Ein Brief der Custodire überzeugt ihn zum Treffen zu kommen</w:t>
-      </w:r>
-      <w:r>
-        <w:rPr>
-          <w:rFonts w:eastAsia="Calibri" w:cs="Calibri"/>
-          <w:color w:val="000000"/>
-          <w:sz w:val="24"/>
-        </w:rPr>
-        <w:t>, sie schicken ihm ein Buch mit der Geschichte der Vereinigung</w:t>
-      </w:r>
-      <w:r>
-        <w:rPr>
-          <w:rFonts w:eastAsia="Calibri" w:cs="Calibri"/>
-          <w:color w:val="000000"/>
-          <w:sz w:val="24"/>
-        </w:rPr>
-        <w:t>.</w:t>
+        <w:t>Die Helden treffen sich einen Tag vor dem Treffen mit den Custodire um über den Beitritt zu diskutieren. Alexander erklärt ihnen deren Geschichte aus dem Buch. Viele Geschichten aus den heilgienm Büchern sind wahr, wie die Flut Noahs. Damals wurde das Land von den Göttern direkt kontrolliert, doch war dies sich uneinig und kämpften untereinander. Dabei ließen sie die Hölle aus den Augen und dessen Kreaturen waren zu zahlreich und mächtig. So entschied man sich für einen Neuanfang. Die Erde wurde gereinigt, die Höllenkreaturen verbannt und die Götter zogen sich zurück. (In Wahrheit wurde die Hölle erschaffen um den mächtigsten Seelenbändiger, den Teufel, zu verwahren, da man ihn nicht töten konnte. Die Seelen, die er gesammelt hatte, lösten sich von ihm und breiteten sich aus. So Teilte man seine ursprüngliche Seele und verteilte sie in der Zeit mit Hilfe der Uhr. Die anderen Seelenbändiger waren nicht besser als der Teufel und bekämpften sich weiter, wie die Menschen und Höllenkreaturen. In einer Einigung brachte man dann den Neuanfang heran und die Seelenbändiger verblieben im Himmel um langsam zu vergessen. Die Hölle spukte viel weniger Kreaturen aus, welche sich aber als Dämonen, Werwölfe, Vampire etc. ausbreiteten. Die Custodire Kämpft seitdem gegen diese Biester. Doch jetzt ist der Teufel nahe daran auszubrechen und eine Seelenbändigern hält Wache um das zu verhindern.)</w:t>
+      </w:r>
+    </w:p>
+    <w:p>
+      <w:pPr>
+        <w:spacing w:line="300" w:lineRule="auto"/>
+        <w:jc w:val="both"/>
+        <w:rPr>
+          <w:rFonts w:eastAsia="Calibri" w:cs="Calibri"/>
+          <w:color w:val="000000"/>
+          <w:sz w:val="24"/>
+        </w:rPr>
+      </w:pPr>
+    </w:p>
+    <w:p>
+      <w:pPr>
+        <w:spacing w:line="300" w:lineRule="auto"/>
+        <w:jc w:val="both"/>
+        <w:rPr>
+          <w:rFonts w:eastAsia="Calibri" w:cs="Calibri"/>
+          <w:color w:val="000000"/>
+          <w:sz w:val="24"/>
+        </w:rPr>
+      </w:pPr>
+      <w:r>
+        <w:rPr>
+          <w:rFonts w:eastAsia="Calibri" w:cs="Calibri"/>
+          <w:color w:val="000000"/>
+          <w:sz w:val="24"/>
+        </w:rPr>
+        <w:t>Geschrieben a</w:t>
+      </w:r>
+      <w:r>
+        <w:rPr>
+          <w:rFonts w:eastAsia="Calibri" w:cs="Calibri"/>
+          <w:color w:val="000000"/>
+          <w:sz w:val="24"/>
+        </w:rPr>
+        <w:t>n der Decke d</w:t>
+      </w:r>
+      <w:r>
+        <w:rPr>
+          <w:rFonts w:eastAsia="Calibri" w:cs="Calibri"/>
+          <w:color w:val="000000"/>
+          <w:sz w:val="24"/>
+        </w:rPr>
+        <w:t>er Kirche</w:t>
+      </w:r>
+    </w:p>
+    <w:p>
+      <w:pPr>
+        <w:spacing w:line="300" w:lineRule="auto"/>
+        <w:jc w:val="both"/>
+        <w:rPr>
+          <w:rFonts w:eastAsia="Calibri" w:cs="Calibri"/>
+          <w:color w:val="000000"/>
+          <w:sz w:val="24"/>
+          <w:lang w:val="en-US"/>
+        </w:rPr>
+      </w:pPr>
+      <w:r>
+        <w:rPr>
+          <w:rFonts w:eastAsia="Calibri" w:cs="Calibri"/>
+          <w:color w:val="000000"/>
+          <w:sz w:val="24"/>
+          <w:lang w:val="en-US"/>
+        </w:rPr>
+        <w:t>And the souls of t</w:t>
+      </w:r>
+      <w:r>
+        <w:rPr>
+          <w:rFonts w:eastAsia="Calibri" w:cs="Calibri"/>
+          <w:color w:val="000000"/>
+          <w:sz w:val="24"/>
+          <w:lang w:val="en-US"/>
+        </w:rPr>
+        <w:t>he damned will be his to command,</w:t>
+      </w:r>
+    </w:p>
+    <w:p>
+      <w:pPr>
+        <w:spacing w:line="300" w:lineRule="auto"/>
+        <w:jc w:val="both"/>
+        <w:rPr>
+          <w:rFonts w:eastAsia="Calibri" w:cs="Calibri"/>
+          <w:color w:val="000000"/>
+          <w:sz w:val="24"/>
+          <w:lang w:val="en-US"/>
+        </w:rPr>
+      </w:pPr>
+      <w:r>
+        <w:rPr>
+          <w:rFonts w:eastAsia="Calibri" w:cs="Calibri"/>
+          <w:color w:val="000000"/>
+          <w:sz w:val="24"/>
+          <w:lang w:val="en-US"/>
+        </w:rPr>
+        <w:t>And damn he will the rest, every part of their soul.</w:t>
+      </w:r>
+    </w:p>
+    <w:p>
+      <w:pPr>
+        <w:spacing w:line="300" w:lineRule="auto"/>
+        <w:jc w:val="both"/>
+        <w:rPr>
+          <w:rFonts w:eastAsia="Calibri" w:cs="Calibri"/>
+          <w:color w:val="000000"/>
+          <w:sz w:val="24"/>
+          <w:lang w:val="en-US"/>
+        </w:rPr>
+      </w:pPr>
+      <w:r>
+        <w:rPr>
+          <w:rFonts w:eastAsia="Calibri" w:cs="Calibri"/>
+          <w:color w:val="000000"/>
+          <w:sz w:val="24"/>
+          <w:lang w:val="en-US"/>
+        </w:rPr>
+        <w:t>His glory will be to us to laud</w:t>
+      </w:r>
+    </w:p>
+    <w:p>
+      <w:pPr>
+        <w:spacing w:line="300" w:lineRule="auto"/>
+        <w:jc w:val="both"/>
+        <w:rPr>
+          <w:rFonts w:eastAsia="Calibri" w:cs="Calibri"/>
+          <w:color w:val="000000"/>
+          <w:sz w:val="24"/>
+          <w:lang w:val="en-US"/>
+        </w:rPr>
+      </w:pPr>
+      <w:r>
+        <w:rPr>
+          <w:rFonts w:eastAsia="Calibri" w:cs="Calibri"/>
+          <w:color w:val="000000"/>
+          <w:sz w:val="24"/>
+          <w:lang w:val="en-US"/>
+        </w:rPr>
+        <w:t>His name so sacred that none shall know,</w:t>
+      </w:r>
+    </w:p>
+    <w:p>
+      <w:pPr>
+        <w:spacing w:line="300" w:lineRule="auto"/>
+        <w:jc w:val="both"/>
+        <w:rPr>
+          <w:rFonts w:eastAsia="Calibri" w:cs="Calibri"/>
+          <w:color w:val="000000"/>
+          <w:sz w:val="24"/>
+        </w:rPr>
+      </w:pPr>
+      <w:r>
+        <w:rPr>
+          <w:rFonts w:eastAsia="Calibri" w:cs="Calibri"/>
+          <w:color w:val="000000"/>
+          <w:sz w:val="24"/>
+        </w:rPr>
+        <w:t>But we will call him – (God, aber das ist versteckt)</w:t>
       </w:r>
     </w:p>
     <w:p>
@@ -19855,148 +20795,32 @@
           <w:color w:val="000000"/>
           <w:sz w:val="24"/>
         </w:rPr>
-        <w:t>Marina und ihr Mann Wilhelm reden im Bett</w:t>
-      </w:r>
-      <w:r>
-        <w:rPr>
-          <w:rFonts w:eastAsia="Calibri" w:cs="Calibri"/>
-          <w:color w:val="000000"/>
-          <w:sz w:val="24"/>
-        </w:rPr>
-        <w:t xml:space="preserve"> nach dem sex</w:t>
-      </w:r>
-      <w:r>
-        <w:rPr>
-          <w:rFonts w:eastAsia="Calibri" w:cs="Calibri"/>
-          <w:color w:val="000000"/>
-          <w:sz w:val="24"/>
-        </w:rPr>
-        <w:t xml:space="preserve"> über die Geschehnisse, welche ihren Mann zutiefst </w:t>
-      </w:r>
-      <w:r>
-        <w:rPr>
-          <w:rFonts w:eastAsia="Calibri" w:cs="Calibri"/>
-          <w:color w:val="000000"/>
-          <w:sz w:val="24"/>
-        </w:rPr>
-        <w:t>überraschen</w:t>
-      </w:r>
-      <w:r>
-        <w:rPr>
-          <w:rFonts w:eastAsia="Calibri" w:cs="Calibri"/>
-          <w:color w:val="000000"/>
-          <w:sz w:val="24"/>
-        </w:rPr>
-        <w:t>. Er willigt ein, dass sie zu den Custodire gehen kann, wenn er auch mit auf das treffen kann.</w:t>
-      </w:r>
-      <w:r>
-        <w:rPr>
-          <w:rFonts w:eastAsia="Calibri" w:cs="Calibri"/>
-          <w:color w:val="000000"/>
-          <w:sz w:val="24"/>
-        </w:rPr>
-        <w:t xml:space="preserve"> </w:t>
-      </w:r>
-      <w:r>
-        <w:rPr>
-          <w:rFonts w:eastAsia="Calibri" w:cs="Calibri"/>
-          <w:color w:val="000000"/>
-          <w:sz w:val="24"/>
-        </w:rPr>
-        <w:t>Am Ende des Kapitels dreht Marina die Bildnisse der Heiligen wieder rum und macht einen</w:t>
-      </w:r>
-      <w:r>
-        <w:rPr>
-          <w:rFonts w:eastAsia="Calibri" w:cs="Calibri"/>
-          <w:color w:val="000000"/>
-          <w:sz w:val="24"/>
-        </w:rPr>
-        <w:t xml:space="preserve"> </w:t>
-      </w:r>
-      <w:r>
-        <w:rPr>
-          <w:rFonts w:eastAsia="Calibri" w:cs="Calibri"/>
-          <w:color w:val="000000"/>
-          <w:sz w:val="24"/>
-        </w:rPr>
-        <w:t>lustigen</w:t>
-      </w:r>
-      <w:r>
-        <w:rPr>
-          <w:rFonts w:eastAsia="Calibri" w:cs="Calibri"/>
-          <w:color w:val="000000"/>
-          <w:sz w:val="24"/>
-        </w:rPr>
-        <w:t xml:space="preserve"> </w:t>
-      </w:r>
-      <w:r>
-        <w:rPr>
-          <w:rFonts w:eastAsia="Calibri" w:cs="Calibri"/>
-          <w:color w:val="000000"/>
-          <w:sz w:val="24"/>
-        </w:rPr>
-        <w:t>Kommentar darüber.</w:t>
-      </w:r>
-      <w:r>
-        <w:rPr>
-          <w:rFonts w:eastAsia="Calibri" w:cs="Calibri"/>
-          <w:color w:val="000000"/>
-          <w:sz w:val="24"/>
-        </w:rPr>
-        <w:t xml:space="preserve"> </w:t>
-      </w:r>
-    </w:p>
-    <w:p>
-      <w:pPr>
-        <w:spacing w:line="300" w:lineRule="auto"/>
-        <w:jc w:val="both"/>
-        <w:rPr>
-          <w:rFonts w:eastAsia="Calibri" w:cs="Calibri"/>
-          <w:color w:val="000000"/>
-          <w:sz w:val="24"/>
-        </w:rPr>
-      </w:pPr>
-    </w:p>
-    <w:p>
-      <w:pPr>
-        <w:spacing w:line="300" w:lineRule="auto"/>
-        <w:jc w:val="both"/>
-        <w:rPr>
-          <w:rFonts w:eastAsia="Calibri" w:cs="Calibri"/>
-          <w:color w:val="000000"/>
-          <w:sz w:val="24"/>
-        </w:rPr>
-      </w:pPr>
-      <w:r>
-        <w:rPr>
-          <w:rFonts w:eastAsia="Calibri" w:cs="Calibri"/>
-          <w:color w:val="000000"/>
-          <w:sz w:val="24"/>
-        </w:rPr>
-        <w:t>Chapter X-1:</w:t>
-      </w:r>
-    </w:p>
-    <w:p>
-      <w:pPr>
-        <w:spacing w:line="300" w:lineRule="auto"/>
-        <w:jc w:val="both"/>
-        <w:rPr>
-          <w:rFonts w:eastAsia="Calibri" w:cs="Calibri"/>
-          <w:color w:val="000000"/>
-          <w:sz w:val="24"/>
-        </w:rPr>
-      </w:pPr>
-    </w:p>
-    <w:p>
-      <w:pPr>
-        <w:spacing w:line="300" w:lineRule="auto"/>
-        <w:jc w:val="both"/>
-        <w:rPr>
-          <w:rFonts w:eastAsia="Calibri" w:cs="Calibri"/>
-          <w:color w:val="000000"/>
-          <w:sz w:val="24"/>
-        </w:rPr>
-      </w:pPr>
+        <w:t>Kommissar</w:t>
+      </w:r>
+      <w:r>
+        <w:rPr>
+          <w:rFonts w:eastAsia="Calibri" w:cs="Calibri"/>
+          <w:color w:val="000000"/>
+          <w:sz w:val="24"/>
+        </w:rPr>
+        <w:t xml:space="preserve"> Fuchsberger versucht mit der Hilfe seines Untergebenen </w:t>
+      </w:r>
+      <w:r>
+        <w:rPr>
+          <w:rFonts w:eastAsia="Calibri" w:cs="Calibri"/>
+          <w:color w:val="000000"/>
+          <w:sz w:val="24"/>
+        </w:rPr>
+        <w:t>August</w:t>
+      </w:r>
+      <w:r>
+        <w:rPr>
+          <w:rFonts w:eastAsia="Calibri" w:cs="Calibri"/>
+          <w:color w:val="000000"/>
+          <w:sz w:val="24"/>
+        </w:rPr>
+        <w:t xml:space="preserve"> den Fall auf eigene Faust aufzuklären. Über Marina und ihre Familie finden sie Dokumente und Berichte. Erst zum </w:t>
+      </w:r>
       <w:r>
         <w:rPr>
           <w:rFonts w:eastAsia="Calibri" w:cs="Calibri"/>
@@ -20004,35 +20828,46 @@
           <w:sz w:val="24"/>
         </w:rPr>
         <w:lastRenderedPageBreak/>
-        <w:t>Flashback zu Friedrich</w:t>
-      </w:r>
-      <w:r>
-        <w:rPr>
-          <w:rFonts w:eastAsia="Calibri" w:cs="Calibri"/>
-          <w:color w:val="000000"/>
-          <w:sz w:val="24"/>
-        </w:rPr>
-        <w:t>, wie er einer Frau seine Waffe und Arbeit erklärt, und dass er seit etwas sehr vorsichtig damit umgeht. Erst am Ende erfährt man, das Maria die Frau im Kapitel ist.</w:t>
-      </w:r>
-    </w:p>
-    <w:p>
-      <w:pPr>
-        <w:spacing w:line="300" w:lineRule="auto"/>
-        <w:jc w:val="both"/>
-        <w:rPr>
-          <w:rFonts w:eastAsia="Calibri" w:cs="Calibri"/>
-          <w:color w:val="000000"/>
-          <w:sz w:val="24"/>
-        </w:rPr>
-      </w:pPr>
-      <w:r>
-        <w:rPr>
-          <w:rFonts w:eastAsia="Calibri" w:cs="Calibri"/>
-          <w:color w:val="000000"/>
-          <w:sz w:val="24"/>
-        </w:rPr>
-        <w:br/>
-      </w:r>
+        <w:t xml:space="preserve">Ende hin werden sie von </w:t>
+      </w:r>
+      <w:r>
+        <w:rPr>
+          <w:rFonts w:eastAsia="Calibri" w:cs="Calibri"/>
+          <w:color w:val="000000"/>
+          <w:sz w:val="24"/>
+        </w:rPr>
+        <w:t>Graf Franz von Ingenheim</w:t>
+      </w:r>
+      <w:r>
+        <w:rPr>
+          <w:rFonts w:eastAsia="Calibri" w:cs="Calibri"/>
+          <w:color w:val="000000"/>
+          <w:sz w:val="24"/>
+        </w:rPr>
+        <w:t xml:space="preserve"> aufgesucht.</w:t>
+      </w:r>
+    </w:p>
+    <w:p>
+      <w:pPr>
+        <w:spacing w:line="300" w:lineRule="auto"/>
+        <w:jc w:val="both"/>
+        <w:rPr>
+          <w:rFonts w:eastAsia="Calibri" w:cs="Calibri"/>
+          <w:color w:val="000000"/>
+          <w:sz w:val="24"/>
+        </w:rPr>
+      </w:pPr>
+    </w:p>
+    <w:p>
+      <w:pPr>
+        <w:spacing w:line="300" w:lineRule="auto"/>
+        <w:jc w:val="both"/>
+        <w:rPr>
+          <w:rFonts w:eastAsia="Calibri" w:cs="Calibri"/>
+          <w:color w:val="000000"/>
+          <w:sz w:val="24"/>
+        </w:rPr>
+      </w:pPr>
       <w:r>
         <w:rPr>
           <w:rFonts w:eastAsia="Calibri" w:cs="Calibri"/>
@@ -20069,227 +20904,6 @@
           <w:color w:val="000000"/>
           <w:sz w:val="24"/>
         </w:rPr>
-        <w:t>Friedrich redet mit seiner dementen Mutter über die Geschehnisse und das er zum Treffen gehen wird, aber niemanden in der Familie etwas verrät.</w:t>
-      </w:r>
-    </w:p>
-    <w:p>
-      <w:pPr>
-        <w:spacing w:line="300" w:lineRule="auto"/>
-        <w:jc w:val="both"/>
-        <w:rPr>
-          <w:rFonts w:eastAsia="Calibri" w:cs="Calibri"/>
-          <w:color w:val="000000"/>
-          <w:sz w:val="24"/>
-        </w:rPr>
-      </w:pPr>
-    </w:p>
-    <w:p>
-      <w:pPr>
-        <w:spacing w:line="300" w:lineRule="auto"/>
-        <w:jc w:val="both"/>
-        <w:rPr>
-          <w:rFonts w:eastAsia="Calibri" w:cs="Calibri"/>
-          <w:color w:val="000000"/>
-          <w:sz w:val="24"/>
-        </w:rPr>
-      </w:pPr>
-      <w:r>
-        <w:rPr>
-          <w:rFonts w:eastAsia="Calibri" w:cs="Calibri"/>
-          <w:color w:val="000000"/>
-          <w:sz w:val="24"/>
-        </w:rPr>
-        <w:t>Chapter X:</w:t>
-      </w:r>
-    </w:p>
-    <w:p>
-      <w:pPr>
-        <w:spacing w:line="300" w:lineRule="auto"/>
-        <w:jc w:val="both"/>
-        <w:rPr>
-          <w:rFonts w:eastAsia="Calibri" w:cs="Calibri"/>
-          <w:color w:val="000000"/>
-          <w:sz w:val="24"/>
-        </w:rPr>
-      </w:pPr>
-    </w:p>
-    <w:p>
-      <w:pPr>
-        <w:spacing w:line="300" w:lineRule="auto"/>
-        <w:jc w:val="both"/>
-        <w:rPr>
-          <w:rFonts w:eastAsia="Calibri" w:cs="Calibri"/>
-          <w:color w:val="000000"/>
-          <w:sz w:val="24"/>
-        </w:rPr>
-      </w:pPr>
-      <w:r>
-        <w:rPr>
-          <w:rFonts w:eastAsia="Calibri" w:cs="Calibri"/>
-          <w:color w:val="000000"/>
-          <w:sz w:val="24"/>
-        </w:rPr>
-        <w:t>Die Helden treffen sich einen Tag vor dem Treffen mit den Custodire um über den Beitritt zu diskutieren. Alexander erklärt ihnen deren Geschichte aus dem Buch. Viele Geschichten aus den heilgienm Büchern sind wahr, wie die Flut Noahs. Damals wurde das Land von den Göttern direkt kontrolliert, doch war dies sich uneinig und kämpften untereinander. Dabei ließen sie die Hölle aus den Augen und dessen Kreaturen waren zu zahlreich und mächtig. So entschied man sich für einen Neuanfang. Die Erde wurde gereinigt, die Höllenkreaturen verbannt und die Götter zogen sich zurück. (In Wahrheit wurde die Hölle erschaffen um den mächtigsten Seelenbändiger, den Teufel, zu verwahren, da man ihn nicht töten konnte. Die Seelen, die er gesammelt hatte, lösten sich von ihm und breiteten sich aus. So Teilte man seine ursprüngliche Seele und verteilte sie in der Zeit mit Hilfe der Uhr. Die anderen Seelenbändiger waren nicht besser als der Teufel und bekämpften sich weiter, wie die Menschen und Höllenkreaturen. In einer Einigung brachte man dann den Neuanfang heran und die Seelenbändiger verblieben im Himmel um langsam zu vergessen. Die Hölle spukte viel weniger Kreaturen aus, welche sich aber als Dämonen, Werwölfe, Vampire etc. ausbreiteten. Die Custodire Kämpft seitdem gegen diese Biester. Doch jetzt ist der Teufel nahe daran auszubrechen und eine Seelenbändigern hält Wache um das zu verhindern.)</w:t>
-      </w:r>
-    </w:p>
-    <w:p>
-      <w:pPr>
-        <w:spacing w:line="300" w:lineRule="auto"/>
-        <w:jc w:val="both"/>
-        <w:rPr>
-          <w:rFonts w:eastAsia="Calibri" w:cs="Calibri"/>
-          <w:color w:val="000000"/>
-          <w:sz w:val="24"/>
-        </w:rPr>
-      </w:pPr>
-    </w:p>
-    <w:p>
-      <w:pPr>
-        <w:spacing w:line="300" w:lineRule="auto"/>
-        <w:jc w:val="both"/>
-        <w:rPr>
-          <w:rFonts w:eastAsia="Calibri" w:cs="Calibri"/>
-          <w:color w:val="000000"/>
-          <w:sz w:val="24"/>
-        </w:rPr>
-      </w:pPr>
-      <w:r>
-        <w:rPr>
-          <w:rFonts w:eastAsia="Calibri" w:cs="Calibri"/>
-          <w:color w:val="000000"/>
-          <w:sz w:val="24"/>
-        </w:rPr>
-        <w:t>Chapter X:</w:t>
-      </w:r>
-    </w:p>
-    <w:p>
-      <w:pPr>
-        <w:spacing w:line="300" w:lineRule="auto"/>
-        <w:jc w:val="both"/>
-        <w:rPr>
-          <w:rFonts w:eastAsia="Calibri" w:cs="Calibri"/>
-          <w:color w:val="000000"/>
-          <w:sz w:val="24"/>
-        </w:rPr>
-      </w:pPr>
-    </w:p>
-    <w:p>
-      <w:pPr>
-        <w:spacing w:line="300" w:lineRule="auto"/>
-        <w:jc w:val="both"/>
-        <w:rPr>
-          <w:rFonts w:eastAsia="Calibri" w:cs="Calibri"/>
-          <w:color w:val="000000"/>
-          <w:sz w:val="24"/>
-        </w:rPr>
-      </w:pPr>
-      <w:r>
-        <w:rPr>
-          <w:rFonts w:eastAsia="Calibri" w:cs="Calibri"/>
-          <w:color w:val="000000"/>
-          <w:sz w:val="24"/>
-        </w:rPr>
-        <w:t>Kommissar</w:t>
-      </w:r>
-      <w:r>
-        <w:rPr>
-          <w:rFonts w:eastAsia="Calibri" w:cs="Calibri"/>
-          <w:color w:val="000000"/>
-          <w:sz w:val="24"/>
-        </w:rPr>
-        <w:t xml:space="preserve"> Fuchsberger versucht mit der Hilfe seines Untergebenen </w:t>
-      </w:r>
-      <w:r>
-        <w:rPr>
-          <w:rFonts w:eastAsia="Calibri" w:cs="Calibri"/>
-          <w:color w:val="000000"/>
-          <w:sz w:val="24"/>
-        </w:rPr>
-        <w:t>August</w:t>
-      </w:r>
-      <w:r>
-        <w:rPr>
-          <w:rFonts w:eastAsia="Calibri" w:cs="Calibri"/>
-          <w:color w:val="000000"/>
-          <w:sz w:val="24"/>
-        </w:rPr>
-        <w:t xml:space="preserve"> den Fall auf eigene Faust aufzuklären. Über Marina und ihre Familie finden sie Dokumente und Berichte. Erst zum Ende hin werden sie von </w:t>
-      </w:r>
-      <w:r>
-        <w:rPr>
-          <w:rFonts w:eastAsia="Calibri" w:cs="Calibri"/>
-          <w:color w:val="000000"/>
-          <w:sz w:val="24"/>
-        </w:rPr>
-        <w:t>Graf Franz von Ingenheim</w:t>
-      </w:r>
-      <w:r>
-        <w:rPr>
-          <w:rFonts w:eastAsia="Calibri" w:cs="Calibri"/>
-          <w:color w:val="000000"/>
-          <w:sz w:val="24"/>
-        </w:rPr>
-        <w:t xml:space="preserve"> aufgesucht.</w:t>
-      </w:r>
-    </w:p>
-    <w:p>
-      <w:pPr>
-        <w:spacing w:line="300" w:lineRule="auto"/>
-        <w:jc w:val="both"/>
-        <w:rPr>
-          <w:rFonts w:eastAsia="Calibri" w:cs="Calibri"/>
-          <w:color w:val="000000"/>
-          <w:sz w:val="24"/>
-        </w:rPr>
-      </w:pPr>
-    </w:p>
-    <w:p>
-      <w:pPr>
-        <w:spacing w:line="300" w:lineRule="auto"/>
-        <w:jc w:val="both"/>
-        <w:rPr>
-          <w:rFonts w:eastAsia="Calibri" w:cs="Calibri"/>
-          <w:color w:val="000000"/>
-          <w:sz w:val="24"/>
-        </w:rPr>
-      </w:pPr>
-      <w:r>
-        <w:rPr>
-          <w:rFonts w:eastAsia="Calibri" w:cs="Calibri"/>
-          <w:color w:val="000000"/>
-          <w:sz w:val="24"/>
-        </w:rPr>
-        <w:t>Chapter X:</w:t>
-      </w:r>
-    </w:p>
-    <w:p>
-      <w:pPr>
-        <w:spacing w:line="300" w:lineRule="auto"/>
-        <w:jc w:val="both"/>
-        <w:rPr>
-          <w:rFonts w:eastAsia="Calibri" w:cs="Calibri"/>
-          <w:color w:val="000000"/>
-          <w:sz w:val="24"/>
-        </w:rPr>
-      </w:pPr>
-    </w:p>
-    <w:p>
-      <w:pPr>
-        <w:spacing w:line="300" w:lineRule="auto"/>
-        <w:jc w:val="both"/>
-        <w:rPr>
-          <w:rFonts w:eastAsia="Calibri" w:cs="Calibri"/>
-          <w:color w:val="000000"/>
-          <w:sz w:val="24"/>
-        </w:rPr>
-      </w:pPr>
-      <w:r>
-        <w:rPr>
-          <w:rFonts w:eastAsia="Calibri" w:cs="Calibri"/>
-          <w:color w:val="000000"/>
-          <w:sz w:val="24"/>
-        </w:rPr>
-        <w:lastRenderedPageBreak/>
         <w:t>Treffen der Custodire und die drei werden eingeweiht, zusammen mit Maximilian und Anna (Diana Liebold)</w:t>
       </w:r>
       <w:r>

--- a/docs/Buch Bayrische Nächte/Bavarian Nights.docx
+++ b/docs/Buch Bayrische Nächte/Bavarian Nights.docx
@@ -1412,7 +1412,25 @@
           <w:sz w:val="24"/>
           <w:lang w:val="en-US"/>
         </w:rPr>
-        <w:t>, easily looking over Augusts hair and cap</w:t>
+        <w:t xml:space="preserve">, easily looking over </w:t>
+      </w:r>
+      <w:r>
+        <w:rPr>
+          <w:rFonts w:eastAsia="Calibri" w:cs="Calibri"/>
+          <w:color w:val="000000"/>
+          <w:sz w:val="24"/>
+          <w:lang w:val="en-US"/>
+        </w:rPr>
+        <w:t>August’s</w:t>
+      </w:r>
+      <w:r>
+        <w:rPr>
+          <w:rFonts w:eastAsia="Calibri" w:cs="Calibri"/>
+          <w:color w:val="000000"/>
+          <w:sz w:val="24"/>
+          <w:lang w:val="en-US"/>
+        </w:rPr>
+        <w:t xml:space="preserve"> hair and cap</w:t>
       </w:r>
       <w:r>
         <w:rPr>
@@ -1790,7 +1808,17 @@
           <w:sz w:val="24"/>
           <w:lang w:val="en-US"/>
         </w:rPr>
-        <w:t>,” said Josef in an angry tone, his patience for today fully drained, “it is over, if you believe it or not. In a few hours the crime scene will be cleaned up, the suspect sen</w:t>
+        <w:t xml:space="preserve">,” said Josef in an angry tone, his patience for today fully drained, “it is over, if you believe it or not. In a few hours the crime scene will be cleaned up, </w:t>
+      </w:r>
+      <w:r>
+        <w:rPr>
+          <w:rFonts w:eastAsia="Calibri" w:cs="Calibri"/>
+          <w:color w:val="000000"/>
+          <w:sz w:val="24"/>
+          <w:lang w:val="en-US"/>
+        </w:rPr>
+        <w:lastRenderedPageBreak/>
+        <w:t>the suspect sen</w:t>
       </w:r>
       <w:r>
         <w:rPr>
@@ -1808,17 +1836,7 @@
           <w:sz w:val="24"/>
           <w:lang w:val="en-US"/>
         </w:rPr>
-        <w:t xml:space="preserve"> to Munich </w:t>
-      </w:r>
-      <w:r>
-        <w:rPr>
-          <w:rFonts w:eastAsia="Calibri" w:cs="Calibri"/>
-          <w:color w:val="000000"/>
-          <w:sz w:val="24"/>
-          <w:lang w:val="en-US"/>
-        </w:rPr>
-        <w:lastRenderedPageBreak/>
-        <w:t>and all records sorted and stashed away in the ‘solved’ part of the archive. And there is nothing you</w:t>
+        <w:t xml:space="preserve"> to Munich and all records sorted and stashed away in the ‘solved’ part of the archive. And there is nothing you</w:t>
       </w:r>
       <w:r>
         <w:rPr>
@@ -1916,7 +1934,23 @@
           <w:sz w:val="24"/>
           <w:lang w:val="en-US"/>
         </w:rPr>
-        <w:t xml:space="preserve"> and my organization helped you out of this mess you made. Now don’t deny it, we know how the scene looks and it is horrible. Even from the description I wanted top hurl.” The trio did not even try to protest, the man too weak to even speak and the lady </w:t>
+        <w:t xml:space="preserve"> and my organization helped you out of this mess you made. Now don’t deny it, we know how the scene looks and it is horrible. Even from the description I wanted </w:t>
+      </w:r>
+      <w:r>
+        <w:rPr>
+          <w:rFonts w:eastAsia="Calibri" w:cs="Calibri"/>
+          <w:sz w:val="24"/>
+          <w:lang w:val="en-US"/>
+        </w:rPr>
+        <w:t>to</w:t>
+      </w:r>
+      <w:r>
+        <w:rPr>
+          <w:rFonts w:eastAsia="Calibri" w:cs="Calibri"/>
+          <w:sz w:val="24"/>
+          <w:lang w:val="en-US"/>
+        </w:rPr>
+        <w:t xml:space="preserve"> hurl.” The trio did not even try to protest, the man too weak to even speak and the lady </w:t>
       </w:r>
       <w:r>
         <w:rPr>
@@ -2136,7 +2170,27 @@
           <w:sz w:val="24"/>
           <w:lang w:val="en-US"/>
         </w:rPr>
-        <w:t>1880, ninety-three days before Transformation</w:t>
+        <w:t>188</w:t>
+      </w:r>
+      <w:r>
+        <w:rPr>
+          <w:rFonts w:eastAsia="Calibri" w:cs="Calibri"/>
+          <w:i/>
+          <w:color w:val="000000"/>
+          <w:sz w:val="24"/>
+          <w:lang w:val="en-US"/>
+        </w:rPr>
+        <w:t>2</w:t>
+      </w:r>
+      <w:r>
+        <w:rPr>
+          <w:rFonts w:eastAsia="Calibri" w:cs="Calibri"/>
+          <w:i/>
+          <w:color w:val="000000"/>
+          <w:sz w:val="24"/>
+          <w:lang w:val="en-US"/>
+        </w:rPr>
+        <w:t>, ninety-three days before Transformation</w:t>
       </w:r>
     </w:p>
     <w:p>
@@ -13150,19 +13204,53 @@
           <w:i/>
           <w:color w:val="000000"/>
           <w:sz w:val="24"/>
-          <w:lang w:val="en-US"/>
-        </w:rPr>
-      </w:pPr>
-    </w:p>
-    <w:p>
-      <w:pPr>
-        <w:jc w:val="both"/>
+        </w:rPr>
+      </w:pPr>
+      <w:r>
         <w:rPr>
           <w:rFonts w:eastAsia="Calibri" w:cs="Calibri"/>
           <w:i/>
           <w:color w:val="000000"/>
           <w:sz w:val="24"/>
-          <w:lang w:val="en-US"/>
+        </w:rPr>
+        <w:t xml:space="preserve">Hier Gedicht einfügen, </w:t>
+      </w:r>
+      <w:r>
+        <w:rPr>
+          <w:rFonts w:eastAsia="Calibri" w:cs="Calibri"/>
+          <w:i/>
+          <w:color w:val="000000"/>
+          <w:sz w:val="24"/>
+        </w:rPr>
+        <w:t>Erweiterung</w:t>
+      </w:r>
+      <w:r>
+        <w:rPr>
+          <w:rFonts w:eastAsia="Calibri" w:cs="Calibri"/>
+          <w:i/>
+          <w:color w:val="000000"/>
+          <w:sz w:val="24"/>
+        </w:rPr>
+        <w:t xml:space="preserve"> v</w:t>
+      </w:r>
+      <w:r>
+        <w:rPr>
+          <w:rFonts w:eastAsia="Calibri" w:cs="Calibri"/>
+          <w:i/>
+          <w:color w:val="000000"/>
+          <w:sz w:val="24"/>
+        </w:rPr>
+        <w:t>on The man with the belt</w:t>
+      </w:r>
+    </w:p>
+    <w:p>
+      <w:pPr>
+        <w:jc w:val="both"/>
+        <w:rPr>
+          <w:rFonts w:eastAsia="Calibri" w:cs="Calibri"/>
+          <w:i/>
+          <w:color w:val="000000"/>
+          <w:sz w:val="24"/>
         </w:rPr>
       </w:pPr>
     </w:p>
@@ -20186,7 +20274,6 @@
           <w:rFonts w:eastAsia="Calibri" w:cs="Calibri"/>
           <w:color w:val="000000"/>
           <w:sz w:val="24"/>
-          <w:lang w:val="en-US"/>
         </w:rPr>
       </w:pPr>
       <w:r>
@@ -20242,18 +20329,95 @@
           <w:sz w:val="24"/>
           <w:lang w:val="en-US"/>
         </w:rPr>
-        <w:t>determine what was wrong with him. You had to cut him up or find other ways to search for defects. But people still grasped that when they felt better after days or weeks of ingesting medicine or receiving physical treatment. And now they had electricity, an invisible power, which was able to wound, burn or even kill. You did not smell it, not taste it. Maybe feel when your hairs pricked up being too close to a wire in which high voltages or high amperes or significant magnitude of both surged. Well, you could also feel it when you set everything to low levels and touched the conducting metal. It had been fun tricking people in different departments with toys build by him, a battery hidden and an electrical cord bound to his arm up to his palm. One respectful greeting turned into hilarity. And it was all but harmless fun, no one would get hurt. But he did see the aftermaths of people underestimating the effects. The worst had been a chard corpse of a mechanic that did not believe what power lay behind the generators, and so, he dared himself to touch the unprotected wire. They had implemented security standards after that event, but as always, someone had to pay the price for increased safety. Again, he was rambling in his mind, his thoughts had drifted away and away, like a float on the waves, being torn from the shore. This evolution of science broke rules, multiple ones, that were set in stone and he himself did not yet fully believe it had been possible. Mass conversation, thermodynamics,</w:t>
-      </w:r>
-    </w:p>
-    <w:p>
-      <w:pPr>
-        <w:spacing w:line="300" w:lineRule="auto"/>
-        <w:jc w:val="both"/>
-        <w:rPr>
-          <w:rFonts w:eastAsia="Calibri" w:cs="Calibri"/>
-          <w:color w:val="000000"/>
-          <w:sz w:val="24"/>
-          <w:lang w:val="en-US"/>
+        <w:t xml:space="preserve">determine what was wrong with him. You had to cut him up or find other ways to search for defects. But people still grasped that when they felt better after days or weeks of ingesting medicine or receiving physical treatment. And now they had electricity, an invisible power, which was able to wound, burn or even kill. You did not smell it, not taste it. Maybe feel when your hairs pricked up being too close to a wire in which high voltages or high amperes or significant magnitude of both surged. </w:t>
+      </w:r>
+      <w:r>
+        <w:rPr>
+          <w:rFonts w:eastAsia="Calibri" w:cs="Calibri"/>
+          <w:color w:val="000000"/>
+          <w:sz w:val="24"/>
+          <w:lang w:val="en-US"/>
+        </w:rPr>
+        <w:t xml:space="preserve">Or the sound of a rotating electrical motor, energized by an unseen hand. </w:t>
+      </w:r>
+      <w:r>
+        <w:rPr>
+          <w:rFonts w:eastAsia="Calibri" w:cs="Calibri"/>
+          <w:color w:val="000000"/>
+          <w:sz w:val="24"/>
+          <w:lang w:val="en-US"/>
+        </w:rPr>
+        <w:t xml:space="preserve">Well, you could also feel </w:t>
+      </w:r>
+      <w:r>
+        <w:rPr>
+          <w:rFonts w:eastAsia="Calibri" w:cs="Calibri"/>
+          <w:color w:val="000000"/>
+          <w:sz w:val="24"/>
+          <w:lang w:val="en-US"/>
+        </w:rPr>
+        <w:t>electricity</w:t>
+      </w:r>
+      <w:r>
+        <w:rPr>
+          <w:rFonts w:eastAsia="Calibri" w:cs="Calibri"/>
+          <w:color w:val="000000"/>
+          <w:sz w:val="24"/>
+          <w:lang w:val="en-US"/>
+        </w:rPr>
+        <w:t xml:space="preserve"> when you set everything to low levels and touched the conducting metal. It had been fun tricking people in different departments with toys build by him, a battery hidden and an electrical cord bound to his arm up to his palm. One respectful greeting turned into hilarity. And it was all but harmless fun, no one would get hurt. But he did see the aftermaths of people underestimating the effects. The worst had been a chard corpse of a mechanic that did not believe what power lay behind the generators, and so, he dared himself to touch the unprotected wire.</w:t>
+      </w:r>
+      <w:r>
+        <w:rPr>
+          <w:rFonts w:eastAsia="Calibri" w:cs="Calibri"/>
+          <w:color w:val="000000"/>
+          <w:sz w:val="24"/>
+          <w:lang w:val="en-US"/>
+        </w:rPr>
+        <w:t xml:space="preserve"> Old conservatives seldom believed their younger contemporaries when it came to anything they had not seen before, for their aged ways were set in unbreakable stone. And some felt that stone crushing down on them hard, to which they could even change their opinion. But, others would not get that chance.</w:t>
+      </w:r>
+      <w:r>
+        <w:rPr>
+          <w:rFonts w:eastAsia="Calibri" w:cs="Calibri"/>
+          <w:color w:val="000000"/>
+          <w:sz w:val="24"/>
+          <w:lang w:val="en-US"/>
+        </w:rPr>
+        <w:t xml:space="preserve"> They had implemented security standards after that event, but as always, someone had to pay the price for increased safety. Again, he was rambling in his mind, his thoughts had drifted away and away, like a float on the waves, being torn from the shore. This evolution of science broke rules, multiple ones, that were set in stone and he himself did not yet fully believe it had been possible. </w:t>
+      </w:r>
+      <w:r>
+        <w:rPr>
+          <w:rFonts w:eastAsia="Calibri" w:cs="Calibri"/>
+          <w:color w:val="000000"/>
+          <w:sz w:val="24"/>
+        </w:rPr>
+        <w:t>Mass</w:t>
+      </w:r>
+      <w:r>
+        <w:rPr>
+          <w:rFonts w:eastAsia="Calibri" w:cs="Calibri"/>
+          <w:color w:val="000000"/>
+          <w:sz w:val="24"/>
+        </w:rPr>
+        <w:t xml:space="preserve"> </w:t>
+      </w:r>
+      <w:r>
+        <w:rPr>
+          <w:rFonts w:eastAsia="Calibri" w:cs="Calibri"/>
+          <w:color w:val="000000"/>
+          <w:sz w:val="24"/>
+        </w:rPr>
+        <w:t>conversation, thermodynamics,</w:t>
+      </w:r>
+    </w:p>
+    <w:p>
+      <w:pPr>
+        <w:spacing w:line="300" w:lineRule="auto"/>
+        <w:jc w:val="both"/>
+        <w:rPr>
+          <w:rFonts w:eastAsia="Calibri" w:cs="Calibri"/>
+          <w:color w:val="000000"/>
+          <w:sz w:val="24"/>
         </w:rPr>
       </w:pPr>
     </w:p>
@@ -20421,6 +20585,7 @@
           <w:color w:val="000000"/>
           <w:sz w:val="24"/>
         </w:rPr>
+        <w:lastRenderedPageBreak/>
         <w:t>Chapter X-1:</w:t>
       </w:r>
     </w:p>
@@ -20486,683 +20651,682 @@
           <w:color w:val="000000"/>
           <w:sz w:val="24"/>
         </w:rPr>
+        <w:t>Chapter X:</w:t>
+      </w:r>
+    </w:p>
+    <w:p>
+      <w:pPr>
+        <w:spacing w:line="300" w:lineRule="auto"/>
+        <w:jc w:val="both"/>
+        <w:rPr>
+          <w:rFonts w:eastAsia="Calibri" w:cs="Calibri"/>
+          <w:color w:val="000000"/>
+          <w:sz w:val="24"/>
+        </w:rPr>
+      </w:pPr>
+    </w:p>
+    <w:p>
+      <w:pPr>
+        <w:spacing w:line="300" w:lineRule="auto"/>
+        <w:jc w:val="both"/>
+        <w:rPr>
+          <w:rFonts w:eastAsia="Calibri" w:cs="Calibri"/>
+          <w:color w:val="000000"/>
+          <w:sz w:val="24"/>
+        </w:rPr>
+      </w:pPr>
+      <w:r>
+        <w:rPr>
+          <w:rFonts w:eastAsia="Calibri" w:cs="Calibri"/>
+          <w:color w:val="000000"/>
+          <w:sz w:val="24"/>
+        </w:rPr>
+        <w:t>Friedrich redet mit seiner dementen Mutter über die Geschehnisse und das er zum Treffen gehen wird, aber niemanden in der Familie etwas verrät.</w:t>
+      </w:r>
+    </w:p>
+    <w:p>
+      <w:pPr>
+        <w:spacing w:line="300" w:lineRule="auto"/>
+        <w:jc w:val="both"/>
+        <w:rPr>
+          <w:rFonts w:eastAsia="Calibri" w:cs="Calibri"/>
+          <w:color w:val="000000"/>
+          <w:sz w:val="24"/>
+        </w:rPr>
+      </w:pPr>
+    </w:p>
+    <w:p>
+      <w:pPr>
+        <w:spacing w:line="300" w:lineRule="auto"/>
+        <w:jc w:val="both"/>
+        <w:rPr>
+          <w:rFonts w:eastAsia="Calibri" w:cs="Calibri"/>
+          <w:color w:val="000000"/>
+          <w:sz w:val="24"/>
+        </w:rPr>
+      </w:pPr>
+      <w:r>
+        <w:rPr>
+          <w:rFonts w:eastAsia="Calibri" w:cs="Calibri"/>
+          <w:color w:val="000000"/>
+          <w:sz w:val="24"/>
+        </w:rPr>
+        <w:t>Chapter X:</w:t>
+      </w:r>
+    </w:p>
+    <w:p>
+      <w:pPr>
+        <w:spacing w:line="300" w:lineRule="auto"/>
+        <w:jc w:val="both"/>
+        <w:rPr>
+          <w:rFonts w:eastAsia="Calibri" w:cs="Calibri"/>
+          <w:color w:val="000000"/>
+          <w:sz w:val="24"/>
+        </w:rPr>
+      </w:pPr>
+    </w:p>
+    <w:p>
+      <w:pPr>
+        <w:spacing w:line="300" w:lineRule="auto"/>
+        <w:jc w:val="both"/>
+        <w:rPr>
+          <w:rFonts w:eastAsia="Calibri" w:cs="Calibri"/>
+          <w:color w:val="000000"/>
+          <w:sz w:val="24"/>
+        </w:rPr>
+      </w:pPr>
+      <w:r>
+        <w:rPr>
+          <w:rFonts w:eastAsia="Calibri" w:cs="Calibri"/>
+          <w:color w:val="000000"/>
+          <w:sz w:val="24"/>
+        </w:rPr>
+        <w:t>Die Helden treffen sich einen Tag vor dem Treffen mit den Custodire um über den Beitritt zu diskutieren. Alexander erklärt ihnen deren Geschichte aus dem Buch. Viele Geschichten aus den heilgienm Büchern sind wahr, wie die Flut Noahs. Damals wurde das Land von den Göttern direkt kontrolliert, doch war dies sich uneinig und kämpften untereinander. Dabei ließen sie die Hölle aus den Augen und dessen Kreaturen waren zu zahlreich und mächtig. So entschied man sich für einen Neuanfang. Die Erde wurde gereinigt, die Höllenkreaturen verbannt und die Götter zogen sich zurück. (In Wahrheit wurde die Hölle erschaffen um den mächtigsten Seelenbändiger, den Teufel, zu verwahren, da man ihn nicht töten konnte. Die Seelen, die er gesammelt hatte, lösten sich von ihm und breiteten sich aus. So Teilte man seine ursprüngliche Seele und verteilte sie in der Zeit mit Hilfe der Uhr. Die anderen Seelenbändiger waren nicht besser als der Teufel und bekämpften sich weiter, wie die Menschen und Höllenkreaturen. In einer Einigung brachte man dann den Neuanfang heran und die Seelenbändiger verblieben im Himmel um langsam zu vergessen. Die Hölle spukte viel weniger Kreaturen aus, welche sich aber als Dämonen, Werwölfe, Vampire etc. ausbreiteten. Die Custodire Kämpft seitdem gegen diese Biester. Doch jetzt ist der Teufel nahe daran auszubrechen und eine Seelenbändigern hält Wache um das zu verhindern.)</w:t>
+      </w:r>
+    </w:p>
+    <w:p>
+      <w:pPr>
+        <w:spacing w:line="300" w:lineRule="auto"/>
+        <w:jc w:val="both"/>
+        <w:rPr>
+          <w:rFonts w:eastAsia="Calibri" w:cs="Calibri"/>
+          <w:color w:val="000000"/>
+          <w:sz w:val="24"/>
+        </w:rPr>
+      </w:pPr>
+    </w:p>
+    <w:p>
+      <w:pPr>
+        <w:spacing w:line="300" w:lineRule="auto"/>
+        <w:jc w:val="both"/>
+        <w:rPr>
+          <w:rFonts w:eastAsia="Calibri" w:cs="Calibri"/>
+          <w:color w:val="000000"/>
+          <w:sz w:val="24"/>
+        </w:rPr>
+      </w:pPr>
+      <w:r>
+        <w:rPr>
+          <w:rFonts w:eastAsia="Calibri" w:cs="Calibri"/>
+          <w:color w:val="000000"/>
+          <w:sz w:val="24"/>
+        </w:rPr>
+        <w:t>Geschrieben a</w:t>
+      </w:r>
+      <w:r>
+        <w:rPr>
+          <w:rFonts w:eastAsia="Calibri" w:cs="Calibri"/>
+          <w:color w:val="000000"/>
+          <w:sz w:val="24"/>
+        </w:rPr>
+        <w:t>n der Decke d</w:t>
+      </w:r>
+      <w:r>
+        <w:rPr>
+          <w:rFonts w:eastAsia="Calibri" w:cs="Calibri"/>
+          <w:color w:val="000000"/>
+          <w:sz w:val="24"/>
+        </w:rPr>
+        <w:t>er Kirche</w:t>
+      </w:r>
+    </w:p>
+    <w:p>
+      <w:pPr>
+        <w:spacing w:line="300" w:lineRule="auto"/>
+        <w:jc w:val="both"/>
+        <w:rPr>
+          <w:rFonts w:eastAsia="Calibri" w:cs="Calibri"/>
+          <w:color w:val="000000"/>
+          <w:sz w:val="24"/>
+          <w:lang w:val="en-US"/>
+        </w:rPr>
+      </w:pPr>
+      <w:r>
+        <w:rPr>
+          <w:rFonts w:eastAsia="Calibri" w:cs="Calibri"/>
+          <w:color w:val="000000"/>
+          <w:sz w:val="24"/>
+          <w:lang w:val="en-US"/>
+        </w:rPr>
+        <w:t>And the souls of t</w:t>
+      </w:r>
+      <w:r>
+        <w:rPr>
+          <w:rFonts w:eastAsia="Calibri" w:cs="Calibri"/>
+          <w:color w:val="000000"/>
+          <w:sz w:val="24"/>
+          <w:lang w:val="en-US"/>
+        </w:rPr>
+        <w:t>he damned will be his to command,</w:t>
+      </w:r>
+    </w:p>
+    <w:p>
+      <w:pPr>
+        <w:spacing w:line="300" w:lineRule="auto"/>
+        <w:jc w:val="both"/>
+        <w:rPr>
+          <w:rFonts w:eastAsia="Calibri" w:cs="Calibri"/>
+          <w:color w:val="000000"/>
+          <w:sz w:val="24"/>
+          <w:lang w:val="en-US"/>
+        </w:rPr>
+      </w:pPr>
+      <w:r>
+        <w:rPr>
+          <w:rFonts w:eastAsia="Calibri" w:cs="Calibri"/>
+          <w:color w:val="000000"/>
+          <w:sz w:val="24"/>
+          <w:lang w:val="en-US"/>
+        </w:rPr>
+        <w:t>And damn he will the rest, every part of their soul.</w:t>
+      </w:r>
+    </w:p>
+    <w:p>
+      <w:pPr>
+        <w:spacing w:line="300" w:lineRule="auto"/>
+        <w:jc w:val="both"/>
+        <w:rPr>
+          <w:rFonts w:eastAsia="Calibri" w:cs="Calibri"/>
+          <w:color w:val="000000"/>
+          <w:sz w:val="24"/>
+          <w:lang w:val="en-US"/>
+        </w:rPr>
+      </w:pPr>
+      <w:r>
+        <w:rPr>
+          <w:rFonts w:eastAsia="Calibri" w:cs="Calibri"/>
+          <w:color w:val="000000"/>
+          <w:sz w:val="24"/>
+          <w:lang w:val="en-US"/>
+        </w:rPr>
+        <w:t>His glory will be to us to laud</w:t>
+      </w:r>
+    </w:p>
+    <w:p>
+      <w:pPr>
+        <w:spacing w:line="300" w:lineRule="auto"/>
+        <w:jc w:val="both"/>
+        <w:rPr>
+          <w:rFonts w:eastAsia="Calibri" w:cs="Calibri"/>
+          <w:color w:val="000000"/>
+          <w:sz w:val="24"/>
+          <w:lang w:val="en-US"/>
+        </w:rPr>
+      </w:pPr>
+      <w:r>
+        <w:rPr>
+          <w:rFonts w:eastAsia="Calibri" w:cs="Calibri"/>
+          <w:color w:val="000000"/>
+          <w:sz w:val="24"/>
+          <w:lang w:val="en-US"/>
+        </w:rPr>
+        <w:t>His name so sacred that none shall know,</w:t>
+      </w:r>
+    </w:p>
+    <w:p>
+      <w:pPr>
+        <w:spacing w:line="300" w:lineRule="auto"/>
+        <w:jc w:val="both"/>
+        <w:rPr>
+          <w:rFonts w:eastAsia="Calibri" w:cs="Calibri"/>
+          <w:color w:val="000000"/>
+          <w:sz w:val="24"/>
+        </w:rPr>
+      </w:pPr>
+      <w:r>
+        <w:rPr>
+          <w:rFonts w:eastAsia="Calibri" w:cs="Calibri"/>
+          <w:color w:val="000000"/>
+          <w:sz w:val="24"/>
+        </w:rPr>
+        <w:t>But we will call him – (God, aber das ist versteckt)</w:t>
+      </w:r>
+    </w:p>
+    <w:p>
+      <w:pPr>
+        <w:spacing w:line="300" w:lineRule="auto"/>
+        <w:jc w:val="both"/>
+        <w:rPr>
+          <w:rFonts w:eastAsia="Calibri" w:cs="Calibri"/>
+          <w:color w:val="000000"/>
+          <w:sz w:val="24"/>
+        </w:rPr>
+      </w:pPr>
+    </w:p>
+    <w:p>
+      <w:pPr>
+        <w:spacing w:line="300" w:lineRule="auto"/>
+        <w:jc w:val="both"/>
+        <w:rPr>
+          <w:rFonts w:eastAsia="Calibri" w:cs="Calibri"/>
+          <w:color w:val="000000"/>
+          <w:sz w:val="24"/>
+        </w:rPr>
+      </w:pPr>
+      <w:r>
+        <w:rPr>
+          <w:rFonts w:eastAsia="Calibri" w:cs="Calibri"/>
+          <w:color w:val="000000"/>
+          <w:sz w:val="24"/>
+        </w:rPr>
+        <w:t>Chapter X:</w:t>
+      </w:r>
+    </w:p>
+    <w:p>
+      <w:pPr>
+        <w:spacing w:line="300" w:lineRule="auto"/>
+        <w:jc w:val="both"/>
+        <w:rPr>
+          <w:rFonts w:eastAsia="Calibri" w:cs="Calibri"/>
+          <w:color w:val="000000"/>
+          <w:sz w:val="24"/>
+        </w:rPr>
+      </w:pPr>
+    </w:p>
+    <w:p>
+      <w:pPr>
+        <w:spacing w:line="300" w:lineRule="auto"/>
+        <w:jc w:val="both"/>
+        <w:rPr>
+          <w:rFonts w:eastAsia="Calibri" w:cs="Calibri"/>
+          <w:color w:val="000000"/>
+          <w:sz w:val="24"/>
+        </w:rPr>
+      </w:pPr>
+      <w:r>
+        <w:rPr>
+          <w:rFonts w:eastAsia="Calibri" w:cs="Calibri"/>
+          <w:color w:val="000000"/>
+          <w:sz w:val="24"/>
+        </w:rPr>
+        <w:t>Kommissar</w:t>
+      </w:r>
+      <w:r>
+        <w:rPr>
+          <w:rFonts w:eastAsia="Calibri" w:cs="Calibri"/>
+          <w:color w:val="000000"/>
+          <w:sz w:val="24"/>
+        </w:rPr>
+        <w:t xml:space="preserve"> Fuchsberger versucht mit der Hilfe seines Untergebenen </w:t>
+      </w:r>
+      <w:r>
+        <w:rPr>
+          <w:rFonts w:eastAsia="Calibri" w:cs="Calibri"/>
+          <w:color w:val="000000"/>
+          <w:sz w:val="24"/>
+        </w:rPr>
+        <w:t>August</w:t>
+      </w:r>
+      <w:r>
+        <w:rPr>
+          <w:rFonts w:eastAsia="Calibri" w:cs="Calibri"/>
+          <w:color w:val="000000"/>
+          <w:sz w:val="24"/>
+        </w:rPr>
+        <w:t xml:space="preserve"> den Fall auf eigene Faust aufzuklären. Über Marina und ihre Familie finden sie Dokumente und Berichte. Erst zum Ende hin werden sie von </w:t>
+      </w:r>
+      <w:r>
+        <w:rPr>
+          <w:rFonts w:eastAsia="Calibri" w:cs="Calibri"/>
+          <w:color w:val="000000"/>
+          <w:sz w:val="24"/>
+        </w:rPr>
+        <w:t>Graf Franz von Ingenheim</w:t>
+      </w:r>
+      <w:r>
+        <w:rPr>
+          <w:rFonts w:eastAsia="Calibri" w:cs="Calibri"/>
+          <w:color w:val="000000"/>
+          <w:sz w:val="24"/>
+        </w:rPr>
+        <w:t xml:space="preserve"> aufgesucht.</w:t>
+      </w:r>
+    </w:p>
+    <w:p>
+      <w:pPr>
+        <w:spacing w:line="300" w:lineRule="auto"/>
+        <w:jc w:val="both"/>
+        <w:rPr>
+          <w:rFonts w:eastAsia="Calibri" w:cs="Calibri"/>
+          <w:color w:val="000000"/>
+          <w:sz w:val="24"/>
+        </w:rPr>
+      </w:pPr>
+    </w:p>
+    <w:p>
+      <w:pPr>
+        <w:spacing w:line="300" w:lineRule="auto"/>
+        <w:jc w:val="both"/>
+        <w:rPr>
+          <w:rFonts w:eastAsia="Calibri" w:cs="Calibri"/>
+          <w:color w:val="000000"/>
+          <w:sz w:val="24"/>
+        </w:rPr>
+      </w:pPr>
+      <w:r>
+        <w:rPr>
+          <w:rFonts w:eastAsia="Calibri" w:cs="Calibri"/>
+          <w:color w:val="000000"/>
+          <w:sz w:val="24"/>
+        </w:rPr>
+        <w:t>Chapter X:</w:t>
+      </w:r>
+    </w:p>
+    <w:p>
+      <w:pPr>
+        <w:spacing w:line="300" w:lineRule="auto"/>
+        <w:jc w:val="both"/>
+        <w:rPr>
+          <w:rFonts w:eastAsia="Calibri" w:cs="Calibri"/>
+          <w:color w:val="000000"/>
+          <w:sz w:val="24"/>
+        </w:rPr>
+      </w:pPr>
+    </w:p>
+    <w:p>
+      <w:pPr>
+        <w:spacing w:line="300" w:lineRule="auto"/>
+        <w:jc w:val="both"/>
+        <w:rPr>
+          <w:rFonts w:eastAsia="Calibri" w:cs="Calibri"/>
+          <w:color w:val="000000"/>
+          <w:sz w:val="24"/>
+        </w:rPr>
+      </w:pPr>
+      <w:r>
+        <w:rPr>
+          <w:rFonts w:eastAsia="Calibri" w:cs="Calibri"/>
+          <w:color w:val="000000"/>
+          <w:sz w:val="24"/>
+        </w:rPr>
+        <w:t>Treffen der Custodire und die drei werden eingeweiht, zusammen mit Maximilian und Anna (Diana Liebold)</w:t>
+      </w:r>
+      <w:r>
+        <w:rPr>
+          <w:rFonts w:eastAsia="Calibri" w:cs="Calibri"/>
+          <w:color w:val="000000"/>
+          <w:sz w:val="24"/>
+        </w:rPr>
+        <w:t>. Sie erfahren viel über die Welt des Übernatürlichen und der Seelenbindung, vor allem als ihre Seele markiert wird. Ales Erkennungszeichen für andere Mitglieder.</w:t>
+      </w:r>
+    </w:p>
+    <w:p>
+      <w:pPr>
+        <w:spacing w:line="300" w:lineRule="auto"/>
+        <w:jc w:val="both"/>
+        <w:rPr>
+          <w:rFonts w:eastAsia="Calibri" w:cs="Calibri"/>
+          <w:color w:val="000000"/>
+          <w:sz w:val="24"/>
+        </w:rPr>
+      </w:pPr>
+    </w:p>
+    <w:p>
+      <w:pPr>
+        <w:spacing w:line="300" w:lineRule="auto"/>
+        <w:jc w:val="both"/>
+        <w:rPr>
+          <w:rFonts w:eastAsia="Calibri" w:cs="Calibri"/>
+          <w:color w:val="000000"/>
+          <w:sz w:val="24"/>
+        </w:rPr>
+      </w:pPr>
+      <w:r>
+        <w:rPr>
+          <w:rFonts w:eastAsia="Calibri" w:cs="Calibri"/>
+          <w:color w:val="000000"/>
+          <w:sz w:val="24"/>
+        </w:rPr>
+        <w:t>Chapter X:</w:t>
+      </w:r>
+    </w:p>
+    <w:p>
+      <w:pPr>
+        <w:spacing w:line="300" w:lineRule="auto"/>
+        <w:jc w:val="both"/>
+        <w:rPr>
+          <w:rFonts w:eastAsia="Calibri" w:cs="Calibri"/>
+          <w:color w:val="000000"/>
+          <w:sz w:val="24"/>
+        </w:rPr>
+      </w:pPr>
+    </w:p>
+    <w:p>
+      <w:pPr>
+        <w:spacing w:line="300" w:lineRule="auto"/>
+        <w:jc w:val="both"/>
+        <w:rPr>
+          <w:rFonts w:eastAsia="Calibri" w:cs="Calibri"/>
+          <w:color w:val="000000"/>
+          <w:sz w:val="24"/>
+        </w:rPr>
+      </w:pPr>
+      <w:r>
+        <w:rPr>
+          <w:rFonts w:eastAsia="Calibri" w:cs="Calibri"/>
+          <w:color w:val="000000"/>
+          <w:sz w:val="24"/>
+        </w:rPr>
+        <w:t xml:space="preserve">Christkindlmarkt auf dem Promenadenplatz im </w:t>
+      </w:r>
+      <w:r>
+        <w:rPr>
+          <w:rFonts w:eastAsia="Calibri" w:cs="Calibri"/>
+          <w:color w:val="000000"/>
+          <w:sz w:val="24"/>
+        </w:rPr>
+        <w:t>Palais Hörwarth</w:t>
+      </w:r>
+      <w:r>
+        <w:rPr>
+          <w:rFonts w:eastAsia="Calibri" w:cs="Calibri"/>
+          <w:color w:val="000000"/>
+          <w:sz w:val="24"/>
+        </w:rPr>
+        <w:t>. Auf dem Balkon tritt das Christkind auf und wird durch den Stromschlag getötet und stürzt herunter.</w:t>
+      </w:r>
+    </w:p>
+    <w:p>
+      <w:pPr>
+        <w:spacing w:line="300" w:lineRule="auto"/>
+        <w:jc w:val="both"/>
+        <w:rPr>
+          <w:rFonts w:eastAsia="Calibri" w:cs="Calibri"/>
+          <w:color w:val="000000"/>
+          <w:sz w:val="24"/>
+        </w:rPr>
+      </w:pPr>
+      <w:r>
+        <w:rPr>
+          <w:rFonts w:eastAsia="Calibri" w:cs="Calibri"/>
+          <w:color w:val="000000"/>
+          <w:sz w:val="24"/>
+        </w:rPr>
+        <w:t>In der Kirche</w:t>
+      </w:r>
+      <w:r>
+        <w:rPr>
+          <w:rFonts w:eastAsia="Calibri" w:cs="Calibri"/>
+          <w:color w:val="000000"/>
+          <w:sz w:val="24"/>
+        </w:rPr>
+        <w:t xml:space="preserve"> nebenan</w:t>
+      </w:r>
+      <w:r>
+        <w:rPr>
+          <w:rFonts w:eastAsia="Calibri" w:cs="Calibri"/>
+          <w:color w:val="000000"/>
+          <w:sz w:val="24"/>
+        </w:rPr>
+        <w:t xml:space="preserve"> findet Alexander mit Maximilian die hastig gekritzelte Keilschrift vom Priester. Hier finden sich die 7 Verse der Sünde plus ein weiterer Vers, welcher die Rückkehr aller ankündet. Die Helden wissen nicht wie sie damit umgehen sollen, und bevor die Polizei dieses entdeckt wischen sie es schnell weg, denn Maximilian kann es sich haargenau merken. Spuren bleiben bestehen und Anhänger des Teufels bekommen auch Wind davon über die Polizei.</w:t>
+      </w:r>
+    </w:p>
+    <w:p>
+      <w:pPr>
+        <w:spacing w:line="300" w:lineRule="auto"/>
+        <w:jc w:val="both"/>
+        <w:rPr>
+          <w:rFonts w:eastAsia="Calibri" w:cs="Calibri"/>
+          <w:color w:val="000000"/>
+          <w:sz w:val="24"/>
+        </w:rPr>
+      </w:pPr>
+    </w:p>
+    <w:p>
+      <w:pPr>
+        <w:spacing w:line="300" w:lineRule="auto"/>
+        <w:jc w:val="both"/>
+        <w:rPr>
+          <w:rFonts w:eastAsia="Calibri" w:cs="Calibri"/>
+          <w:color w:val="000000"/>
+          <w:sz w:val="24"/>
+        </w:rPr>
+      </w:pPr>
+      <w:r>
+        <w:rPr>
+          <w:rFonts w:eastAsia="Calibri" w:cs="Calibri"/>
+          <w:color w:val="000000"/>
+          <w:sz w:val="24"/>
+        </w:rPr>
+        <w:t>Chapter X:</w:t>
+      </w:r>
+    </w:p>
+    <w:p>
+      <w:pPr>
+        <w:spacing w:line="300" w:lineRule="auto"/>
+        <w:jc w:val="both"/>
+        <w:rPr>
+          <w:rFonts w:eastAsia="Calibri" w:cs="Calibri"/>
+          <w:color w:val="000000"/>
+          <w:sz w:val="24"/>
+        </w:rPr>
+      </w:pPr>
+    </w:p>
+    <w:p>
+      <w:pPr>
+        <w:spacing w:line="300" w:lineRule="auto"/>
+        <w:jc w:val="both"/>
+      </w:pPr>
+      <w:r>
+        <w:rPr>
+          <w:rFonts w:eastAsia="Calibri" w:cs="Calibri"/>
+          <w:color w:val="000000"/>
+          <w:sz w:val="24"/>
+        </w:rPr>
+        <w:t>Der Polizist Josef</w:t>
+      </w:r>
+      <w:r>
+        <w:rPr>
+          <w:rFonts w:eastAsia="Calibri" w:cs="Calibri"/>
+          <w:color w:val="000000"/>
+          <w:sz w:val="24"/>
+        </w:rPr>
+        <w:t xml:space="preserve">, </w:t>
+      </w:r>
+      <w:r>
+        <w:rPr>
+          <w:rFonts w:eastAsia="Calibri" w:cs="Calibri"/>
+          <w:color w:val="000000"/>
+          <w:sz w:val="24"/>
+        </w:rPr>
+        <w:t>August</w:t>
+      </w:r>
+      <w:r>
+        <w:rPr>
+          <w:rFonts w:eastAsia="Calibri" w:cs="Calibri"/>
+          <w:color w:val="000000"/>
+          <w:sz w:val="24"/>
+        </w:rPr>
+        <w:t xml:space="preserve"> und von Ingenheim sind auf der Spur der Helden und finden dabei heraus, da</w:t>
+      </w:r>
+      <w:r>
+        <w:rPr>
+          <w:rFonts w:eastAsia="Calibri" w:cs="Calibri"/>
+          <w:color w:val="000000"/>
+          <w:sz w:val="24"/>
+        </w:rPr>
+        <w:t>s</w:t>
+      </w:r>
+      <w:r>
+        <w:rPr>
+          <w:rFonts w:eastAsia="Calibri" w:cs="Calibri"/>
+          <w:color w:val="000000"/>
+          <w:sz w:val="24"/>
+        </w:rPr>
+        <w:t>s eine Sekte auch die Phänomene untersucht. Sollen sie sich anschließen oder dagegen ankämpfen oder nichts tun?</w:t>
+      </w:r>
+      <w:r>
+        <w:rPr>
+          <w:rFonts w:eastAsia="Calibri" w:cs="Calibri"/>
+          <w:color w:val="000000"/>
+          <w:sz w:val="24"/>
+        </w:rPr>
+        <w:t xml:space="preserve"> Eine Frau entdeckt die sie und benutzt die Seelenkräfte zum ersten mal um sich August zu schnappen und hält ihn in der Luft. Die anderen schließen sich unter Drohungen an und werden Diener der Sekte.</w:t>
+      </w:r>
+    </w:p>
+    <w:p>
+      <w:pPr>
+        <w:spacing w:line="300" w:lineRule="auto"/>
+        <w:jc w:val="both"/>
+        <w:rPr>
+          <w:rFonts w:eastAsia="Calibri" w:cs="Calibri"/>
+          <w:sz w:val="24"/>
+        </w:rPr>
+      </w:pPr>
+    </w:p>
+    <w:p>
+      <w:pPr>
+        <w:spacing w:line="300" w:lineRule="auto"/>
+        <w:jc w:val="both"/>
+        <w:rPr>
+          <w:lang w:val="en-US"/>
+        </w:rPr>
+      </w:pPr>
+      <w:r>
+        <w:rPr>
+          <w:rFonts w:eastAsia="Calibri" w:cs="Calibri"/>
+          <w:color w:val="000000"/>
+          <w:sz w:val="24"/>
+        </w:rPr>
+        <w:t>Chapter X:</w:t>
+      </w:r>
+      <w:r>
+        <w:rPr>
+          <w:rFonts w:eastAsia="Calibri" w:cs="Calibri"/>
+          <w:color w:val="000000"/>
+          <w:sz w:val="24"/>
+        </w:rPr>
+        <w:br/>
+        <w:t xml:space="preserve">Japanische Archäologen entdecken eine alte Ruine unter einer Kirche und entdecken die Keilschrift. Darunter ist das Gedicht Laterne of Light in Japanisch abgebildet und die beiden </w:t>
+      </w:r>
+      <w:r>
+        <w:rPr>
+          <w:rFonts w:eastAsia="Calibri" w:cs="Calibri"/>
+          <w:color w:val="000000"/>
+          <w:sz w:val="24"/>
+        </w:rPr>
         <w:lastRenderedPageBreak/>
-        <w:t>Chapter X:</w:t>
-      </w:r>
-    </w:p>
-    <w:p>
-      <w:pPr>
-        <w:spacing w:line="300" w:lineRule="auto"/>
-        <w:jc w:val="both"/>
-        <w:rPr>
-          <w:rFonts w:eastAsia="Calibri" w:cs="Calibri"/>
-          <w:color w:val="000000"/>
-          <w:sz w:val="24"/>
-        </w:rPr>
-      </w:pPr>
-    </w:p>
-    <w:p>
-      <w:pPr>
-        <w:spacing w:line="300" w:lineRule="auto"/>
-        <w:jc w:val="both"/>
-        <w:rPr>
-          <w:rFonts w:eastAsia="Calibri" w:cs="Calibri"/>
-          <w:color w:val="000000"/>
-          <w:sz w:val="24"/>
-        </w:rPr>
-      </w:pPr>
-      <w:r>
-        <w:rPr>
-          <w:rFonts w:eastAsia="Calibri" w:cs="Calibri"/>
-          <w:color w:val="000000"/>
-          <w:sz w:val="24"/>
-        </w:rPr>
-        <w:t>Friedrich redet mit seiner dementen Mutter über die Geschehnisse und das er zum Treffen gehen wird, aber niemanden in der Familie etwas verrät.</w:t>
-      </w:r>
-    </w:p>
-    <w:p>
-      <w:pPr>
-        <w:spacing w:line="300" w:lineRule="auto"/>
-        <w:jc w:val="both"/>
-        <w:rPr>
-          <w:rFonts w:eastAsia="Calibri" w:cs="Calibri"/>
-          <w:color w:val="000000"/>
-          <w:sz w:val="24"/>
-        </w:rPr>
-      </w:pPr>
-    </w:p>
-    <w:p>
-      <w:pPr>
-        <w:spacing w:line="300" w:lineRule="auto"/>
-        <w:jc w:val="both"/>
-        <w:rPr>
-          <w:rFonts w:eastAsia="Calibri" w:cs="Calibri"/>
-          <w:color w:val="000000"/>
-          <w:sz w:val="24"/>
-        </w:rPr>
-      </w:pPr>
-      <w:r>
-        <w:rPr>
-          <w:rFonts w:eastAsia="Calibri" w:cs="Calibri"/>
-          <w:color w:val="000000"/>
-          <w:sz w:val="24"/>
-        </w:rPr>
-        <w:t>Chapter X:</w:t>
-      </w:r>
-    </w:p>
-    <w:p>
-      <w:pPr>
-        <w:spacing w:line="300" w:lineRule="auto"/>
-        <w:jc w:val="both"/>
-        <w:rPr>
-          <w:rFonts w:eastAsia="Calibri" w:cs="Calibri"/>
-          <w:color w:val="000000"/>
-          <w:sz w:val="24"/>
-        </w:rPr>
-      </w:pPr>
-    </w:p>
-    <w:p>
-      <w:pPr>
-        <w:spacing w:line="300" w:lineRule="auto"/>
-        <w:jc w:val="both"/>
-        <w:rPr>
-          <w:rFonts w:eastAsia="Calibri" w:cs="Calibri"/>
-          <w:color w:val="000000"/>
-          <w:sz w:val="24"/>
-        </w:rPr>
-      </w:pPr>
-      <w:r>
-        <w:rPr>
-          <w:rFonts w:eastAsia="Calibri" w:cs="Calibri"/>
-          <w:color w:val="000000"/>
-          <w:sz w:val="24"/>
-        </w:rPr>
-        <w:t>Die Helden treffen sich einen Tag vor dem Treffen mit den Custodire um über den Beitritt zu diskutieren. Alexander erklärt ihnen deren Geschichte aus dem Buch. Viele Geschichten aus den heilgienm Büchern sind wahr, wie die Flut Noahs. Damals wurde das Land von den Göttern direkt kontrolliert, doch war dies sich uneinig und kämpften untereinander. Dabei ließen sie die Hölle aus den Augen und dessen Kreaturen waren zu zahlreich und mächtig. So entschied man sich für einen Neuanfang. Die Erde wurde gereinigt, die Höllenkreaturen verbannt und die Götter zogen sich zurück. (In Wahrheit wurde die Hölle erschaffen um den mächtigsten Seelenbändiger, den Teufel, zu verwahren, da man ihn nicht töten konnte. Die Seelen, die er gesammelt hatte, lösten sich von ihm und breiteten sich aus. So Teilte man seine ursprüngliche Seele und verteilte sie in der Zeit mit Hilfe der Uhr. Die anderen Seelenbändiger waren nicht besser als der Teufel und bekämpften sich weiter, wie die Menschen und Höllenkreaturen. In einer Einigung brachte man dann den Neuanfang heran und die Seelenbändiger verblieben im Himmel um langsam zu vergessen. Die Hölle spukte viel weniger Kreaturen aus, welche sich aber als Dämonen, Werwölfe, Vampire etc. ausbreiteten. Die Custodire Kämpft seitdem gegen diese Biester. Doch jetzt ist der Teufel nahe daran auszubrechen und eine Seelenbändigern hält Wache um das zu verhindern.)</w:t>
-      </w:r>
-    </w:p>
-    <w:p>
-      <w:pPr>
-        <w:spacing w:line="300" w:lineRule="auto"/>
-        <w:jc w:val="both"/>
-        <w:rPr>
-          <w:rFonts w:eastAsia="Calibri" w:cs="Calibri"/>
-          <w:color w:val="000000"/>
-          <w:sz w:val="24"/>
-        </w:rPr>
-      </w:pPr>
-    </w:p>
-    <w:p>
-      <w:pPr>
-        <w:spacing w:line="300" w:lineRule="auto"/>
-        <w:jc w:val="both"/>
-        <w:rPr>
-          <w:rFonts w:eastAsia="Calibri" w:cs="Calibri"/>
-          <w:color w:val="000000"/>
-          <w:sz w:val="24"/>
-        </w:rPr>
-      </w:pPr>
-      <w:r>
-        <w:rPr>
-          <w:rFonts w:eastAsia="Calibri" w:cs="Calibri"/>
-          <w:color w:val="000000"/>
-          <w:sz w:val="24"/>
-        </w:rPr>
-        <w:t>Geschrieben a</w:t>
-      </w:r>
-      <w:r>
-        <w:rPr>
-          <w:rFonts w:eastAsia="Calibri" w:cs="Calibri"/>
-          <w:color w:val="000000"/>
-          <w:sz w:val="24"/>
-        </w:rPr>
-        <w:t>n der Decke d</w:t>
-      </w:r>
-      <w:r>
-        <w:rPr>
-          <w:rFonts w:eastAsia="Calibri" w:cs="Calibri"/>
-          <w:color w:val="000000"/>
-          <w:sz w:val="24"/>
-        </w:rPr>
-        <w:t>er Kirche</w:t>
-      </w:r>
-    </w:p>
-    <w:p>
-      <w:pPr>
-        <w:spacing w:line="300" w:lineRule="auto"/>
-        <w:jc w:val="both"/>
-        <w:rPr>
-          <w:rFonts w:eastAsia="Calibri" w:cs="Calibri"/>
-          <w:color w:val="000000"/>
-          <w:sz w:val="24"/>
-          <w:lang w:val="en-US"/>
-        </w:rPr>
-      </w:pPr>
-      <w:r>
-        <w:rPr>
-          <w:rFonts w:eastAsia="Calibri" w:cs="Calibri"/>
-          <w:color w:val="000000"/>
-          <w:sz w:val="24"/>
-          <w:lang w:val="en-US"/>
-        </w:rPr>
-        <w:t>And the souls of t</w:t>
-      </w:r>
-      <w:r>
-        <w:rPr>
-          <w:rFonts w:eastAsia="Calibri" w:cs="Calibri"/>
-          <w:color w:val="000000"/>
-          <w:sz w:val="24"/>
-          <w:lang w:val="en-US"/>
-        </w:rPr>
-        <w:t>he damned will be his to command,</w:t>
-      </w:r>
-    </w:p>
-    <w:p>
-      <w:pPr>
-        <w:spacing w:line="300" w:lineRule="auto"/>
-        <w:jc w:val="both"/>
-        <w:rPr>
-          <w:rFonts w:eastAsia="Calibri" w:cs="Calibri"/>
-          <w:color w:val="000000"/>
-          <w:sz w:val="24"/>
-          <w:lang w:val="en-US"/>
-        </w:rPr>
-      </w:pPr>
-      <w:r>
-        <w:rPr>
-          <w:rFonts w:eastAsia="Calibri" w:cs="Calibri"/>
-          <w:color w:val="000000"/>
-          <w:sz w:val="24"/>
-          <w:lang w:val="en-US"/>
-        </w:rPr>
-        <w:t>And damn he will the rest, every part of their soul.</w:t>
-      </w:r>
-    </w:p>
-    <w:p>
-      <w:pPr>
-        <w:spacing w:line="300" w:lineRule="auto"/>
-        <w:jc w:val="both"/>
-        <w:rPr>
-          <w:rFonts w:eastAsia="Calibri" w:cs="Calibri"/>
-          <w:color w:val="000000"/>
-          <w:sz w:val="24"/>
-          <w:lang w:val="en-US"/>
-        </w:rPr>
-      </w:pPr>
-      <w:r>
-        <w:rPr>
-          <w:rFonts w:eastAsia="Calibri" w:cs="Calibri"/>
-          <w:color w:val="000000"/>
-          <w:sz w:val="24"/>
-          <w:lang w:val="en-US"/>
-        </w:rPr>
-        <w:t>His glory will be to us to laud</w:t>
-      </w:r>
-    </w:p>
-    <w:p>
-      <w:pPr>
-        <w:spacing w:line="300" w:lineRule="auto"/>
-        <w:jc w:val="both"/>
-        <w:rPr>
-          <w:rFonts w:eastAsia="Calibri" w:cs="Calibri"/>
-          <w:color w:val="000000"/>
-          <w:sz w:val="24"/>
-          <w:lang w:val="en-US"/>
-        </w:rPr>
-      </w:pPr>
-      <w:r>
-        <w:rPr>
-          <w:rFonts w:eastAsia="Calibri" w:cs="Calibri"/>
-          <w:color w:val="000000"/>
-          <w:sz w:val="24"/>
-          <w:lang w:val="en-US"/>
-        </w:rPr>
-        <w:t>His name so sacred that none shall know,</w:t>
-      </w:r>
-    </w:p>
-    <w:p>
-      <w:pPr>
-        <w:spacing w:line="300" w:lineRule="auto"/>
-        <w:jc w:val="both"/>
-        <w:rPr>
-          <w:rFonts w:eastAsia="Calibri" w:cs="Calibri"/>
-          <w:color w:val="000000"/>
-          <w:sz w:val="24"/>
-        </w:rPr>
-      </w:pPr>
-      <w:r>
-        <w:rPr>
-          <w:rFonts w:eastAsia="Calibri" w:cs="Calibri"/>
-          <w:color w:val="000000"/>
-          <w:sz w:val="24"/>
-        </w:rPr>
-        <w:t>But we will call him – (God, aber das ist versteckt)</w:t>
-      </w:r>
-    </w:p>
-    <w:p>
-      <w:pPr>
-        <w:spacing w:line="300" w:lineRule="auto"/>
-        <w:jc w:val="both"/>
-        <w:rPr>
-          <w:rFonts w:eastAsia="Calibri" w:cs="Calibri"/>
-          <w:color w:val="000000"/>
-          <w:sz w:val="24"/>
-        </w:rPr>
-      </w:pPr>
-    </w:p>
-    <w:p>
-      <w:pPr>
-        <w:spacing w:line="300" w:lineRule="auto"/>
-        <w:jc w:val="both"/>
-        <w:rPr>
-          <w:rFonts w:eastAsia="Calibri" w:cs="Calibri"/>
-          <w:color w:val="000000"/>
-          <w:sz w:val="24"/>
-        </w:rPr>
-      </w:pPr>
-      <w:r>
-        <w:rPr>
-          <w:rFonts w:eastAsia="Calibri" w:cs="Calibri"/>
-          <w:color w:val="000000"/>
-          <w:sz w:val="24"/>
-        </w:rPr>
-        <w:t>Chapter X:</w:t>
-      </w:r>
-    </w:p>
-    <w:p>
-      <w:pPr>
-        <w:spacing w:line="300" w:lineRule="auto"/>
-        <w:jc w:val="both"/>
-        <w:rPr>
-          <w:rFonts w:eastAsia="Calibri" w:cs="Calibri"/>
-          <w:color w:val="000000"/>
-          <w:sz w:val="24"/>
-        </w:rPr>
-      </w:pPr>
-    </w:p>
-    <w:p>
-      <w:pPr>
-        <w:spacing w:line="300" w:lineRule="auto"/>
-        <w:jc w:val="both"/>
-        <w:rPr>
-          <w:rFonts w:eastAsia="Calibri" w:cs="Calibri"/>
-          <w:color w:val="000000"/>
-          <w:sz w:val="24"/>
-        </w:rPr>
-      </w:pPr>
-      <w:r>
-        <w:rPr>
-          <w:rFonts w:eastAsia="Calibri" w:cs="Calibri"/>
-          <w:color w:val="000000"/>
-          <w:sz w:val="24"/>
-        </w:rPr>
-        <w:t>Kommissar</w:t>
-      </w:r>
-      <w:r>
-        <w:rPr>
-          <w:rFonts w:eastAsia="Calibri" w:cs="Calibri"/>
-          <w:color w:val="000000"/>
-          <w:sz w:val="24"/>
-        </w:rPr>
-        <w:t xml:space="preserve"> Fuchsberger versucht mit der Hilfe seines Untergebenen </w:t>
-      </w:r>
-      <w:r>
-        <w:rPr>
-          <w:rFonts w:eastAsia="Calibri" w:cs="Calibri"/>
-          <w:color w:val="000000"/>
-          <w:sz w:val="24"/>
-        </w:rPr>
-        <w:t>August</w:t>
-      </w:r>
-      <w:r>
-        <w:rPr>
-          <w:rFonts w:eastAsia="Calibri" w:cs="Calibri"/>
-          <w:color w:val="000000"/>
-          <w:sz w:val="24"/>
-        </w:rPr>
-        <w:t xml:space="preserve"> den Fall auf eigene Faust aufzuklären. Über Marina und ihre Familie finden sie Dokumente und Berichte. Erst zum </w:t>
-      </w:r>
-      <w:r>
-        <w:rPr>
-          <w:rFonts w:eastAsia="Calibri" w:cs="Calibri"/>
-          <w:color w:val="000000"/>
-          <w:sz w:val="24"/>
-        </w:rPr>
-        <w:lastRenderedPageBreak/>
-        <w:t xml:space="preserve">Ende hin werden sie von </w:t>
-      </w:r>
-      <w:r>
-        <w:rPr>
-          <w:rFonts w:eastAsia="Calibri" w:cs="Calibri"/>
-          <w:color w:val="000000"/>
-          <w:sz w:val="24"/>
-        </w:rPr>
-        <w:t>Graf Franz von Ingenheim</w:t>
-      </w:r>
-      <w:r>
-        <w:rPr>
-          <w:rFonts w:eastAsia="Calibri" w:cs="Calibri"/>
-          <w:color w:val="000000"/>
-          <w:sz w:val="24"/>
-        </w:rPr>
-        <w:t xml:space="preserve"> aufgesucht.</w:t>
-      </w:r>
-    </w:p>
-    <w:p>
-      <w:pPr>
-        <w:spacing w:line="300" w:lineRule="auto"/>
-        <w:jc w:val="both"/>
-        <w:rPr>
-          <w:rFonts w:eastAsia="Calibri" w:cs="Calibri"/>
-          <w:color w:val="000000"/>
-          <w:sz w:val="24"/>
-        </w:rPr>
-      </w:pPr>
-    </w:p>
-    <w:p>
-      <w:pPr>
-        <w:spacing w:line="300" w:lineRule="auto"/>
-        <w:jc w:val="both"/>
-        <w:rPr>
-          <w:rFonts w:eastAsia="Calibri" w:cs="Calibri"/>
-          <w:color w:val="000000"/>
-          <w:sz w:val="24"/>
-        </w:rPr>
-      </w:pPr>
-      <w:r>
-        <w:rPr>
-          <w:rFonts w:eastAsia="Calibri" w:cs="Calibri"/>
-          <w:color w:val="000000"/>
-          <w:sz w:val="24"/>
-        </w:rPr>
-        <w:t>Chapter X:</w:t>
-      </w:r>
-    </w:p>
-    <w:p>
-      <w:pPr>
-        <w:spacing w:line="300" w:lineRule="auto"/>
-        <w:jc w:val="both"/>
-        <w:rPr>
-          <w:rFonts w:eastAsia="Calibri" w:cs="Calibri"/>
-          <w:color w:val="000000"/>
-          <w:sz w:val="24"/>
-        </w:rPr>
-      </w:pPr>
-    </w:p>
-    <w:p>
-      <w:pPr>
-        <w:spacing w:line="300" w:lineRule="auto"/>
-        <w:jc w:val="both"/>
-        <w:rPr>
-          <w:rFonts w:eastAsia="Calibri" w:cs="Calibri"/>
-          <w:color w:val="000000"/>
-          <w:sz w:val="24"/>
-        </w:rPr>
-      </w:pPr>
-      <w:r>
-        <w:rPr>
-          <w:rFonts w:eastAsia="Calibri" w:cs="Calibri"/>
-          <w:color w:val="000000"/>
-          <w:sz w:val="24"/>
-        </w:rPr>
-        <w:t>Treffen der Custodire und die drei werden eingeweiht, zusammen mit Maximilian und Anna (Diana Liebold)</w:t>
-      </w:r>
-      <w:r>
-        <w:rPr>
-          <w:rFonts w:eastAsia="Calibri" w:cs="Calibri"/>
-          <w:color w:val="000000"/>
-          <w:sz w:val="24"/>
-        </w:rPr>
-        <w:t>. Sie erfahren viel über die Welt des Übernatürlichen und der Seelenbindung, vor allem als ihre Seele markiert wird. Ales Erkennungszeichen für andere Mitglieder.</w:t>
-      </w:r>
-    </w:p>
-    <w:p>
-      <w:pPr>
-        <w:spacing w:line="300" w:lineRule="auto"/>
-        <w:jc w:val="both"/>
-        <w:rPr>
-          <w:rFonts w:eastAsia="Calibri" w:cs="Calibri"/>
-          <w:color w:val="000000"/>
-          <w:sz w:val="24"/>
-        </w:rPr>
-      </w:pPr>
-    </w:p>
-    <w:p>
-      <w:pPr>
-        <w:spacing w:line="300" w:lineRule="auto"/>
-        <w:jc w:val="both"/>
-        <w:rPr>
-          <w:rFonts w:eastAsia="Calibri" w:cs="Calibri"/>
-          <w:color w:val="000000"/>
-          <w:sz w:val="24"/>
-        </w:rPr>
-      </w:pPr>
-      <w:r>
-        <w:rPr>
-          <w:rFonts w:eastAsia="Calibri" w:cs="Calibri"/>
-          <w:color w:val="000000"/>
-          <w:sz w:val="24"/>
-        </w:rPr>
-        <w:t>Chapter X:</w:t>
-      </w:r>
-    </w:p>
-    <w:p>
-      <w:pPr>
-        <w:spacing w:line="300" w:lineRule="auto"/>
-        <w:jc w:val="both"/>
-        <w:rPr>
-          <w:rFonts w:eastAsia="Calibri" w:cs="Calibri"/>
-          <w:color w:val="000000"/>
-          <w:sz w:val="24"/>
-        </w:rPr>
-      </w:pPr>
-    </w:p>
-    <w:p>
-      <w:pPr>
-        <w:spacing w:line="300" w:lineRule="auto"/>
-        <w:jc w:val="both"/>
-        <w:rPr>
-          <w:rFonts w:eastAsia="Calibri" w:cs="Calibri"/>
-          <w:color w:val="000000"/>
-          <w:sz w:val="24"/>
-        </w:rPr>
-      </w:pPr>
-      <w:r>
-        <w:rPr>
-          <w:rFonts w:eastAsia="Calibri" w:cs="Calibri"/>
-          <w:color w:val="000000"/>
-          <w:sz w:val="24"/>
-        </w:rPr>
-        <w:t xml:space="preserve">Christkindlmarkt auf dem Promenadenplatz im </w:t>
-      </w:r>
-      <w:r>
-        <w:rPr>
-          <w:rFonts w:eastAsia="Calibri" w:cs="Calibri"/>
-          <w:color w:val="000000"/>
-          <w:sz w:val="24"/>
-        </w:rPr>
-        <w:t>Palais Hörwarth</w:t>
-      </w:r>
-      <w:r>
-        <w:rPr>
-          <w:rFonts w:eastAsia="Calibri" w:cs="Calibri"/>
-          <w:color w:val="000000"/>
-          <w:sz w:val="24"/>
-        </w:rPr>
-        <w:t>. Auf dem Balkon tritt das Christkind auf und wird durch den Stromschlag getötet und stürzt herunter.</w:t>
-      </w:r>
-    </w:p>
-    <w:p>
-      <w:pPr>
-        <w:spacing w:line="300" w:lineRule="auto"/>
-        <w:jc w:val="both"/>
-        <w:rPr>
-          <w:rFonts w:eastAsia="Calibri" w:cs="Calibri"/>
-          <w:color w:val="000000"/>
-          <w:sz w:val="24"/>
-        </w:rPr>
-      </w:pPr>
-      <w:r>
-        <w:rPr>
-          <w:rFonts w:eastAsia="Calibri" w:cs="Calibri"/>
-          <w:color w:val="000000"/>
-          <w:sz w:val="24"/>
-        </w:rPr>
-        <w:t>In der Kirche</w:t>
-      </w:r>
-      <w:r>
-        <w:rPr>
-          <w:rFonts w:eastAsia="Calibri" w:cs="Calibri"/>
-          <w:color w:val="000000"/>
-          <w:sz w:val="24"/>
-        </w:rPr>
-        <w:t xml:space="preserve"> nebenan</w:t>
-      </w:r>
-      <w:r>
-        <w:rPr>
-          <w:rFonts w:eastAsia="Calibri" w:cs="Calibri"/>
-          <w:color w:val="000000"/>
-          <w:sz w:val="24"/>
-        </w:rPr>
-        <w:t xml:space="preserve"> findet Alexander mit Maximilian die hastig gekritzelte Keilschrift vom Priester. Hier finden sich die 7 Verse der Sünde plus ein weiterer Vers, welcher die Rückkehr aller ankündet. Die Helden wissen nicht wie sie damit umgehen sollen, und bevor die Polizei dieses entdeckt wischen sie es schnell weg, denn Maximilian kann es sich haargenau merken. Spuren bleiben bestehen und Anhänger des Teufels bekommen auch Wind davon über die Polizei.</w:t>
-      </w:r>
-    </w:p>
-    <w:p>
-      <w:pPr>
-        <w:spacing w:line="300" w:lineRule="auto"/>
-        <w:jc w:val="both"/>
-        <w:rPr>
-          <w:rFonts w:eastAsia="Calibri" w:cs="Calibri"/>
-          <w:color w:val="000000"/>
-          <w:sz w:val="24"/>
-        </w:rPr>
-      </w:pPr>
-    </w:p>
-    <w:p>
-      <w:pPr>
-        <w:spacing w:line="300" w:lineRule="auto"/>
-        <w:jc w:val="both"/>
-        <w:rPr>
-          <w:rFonts w:eastAsia="Calibri" w:cs="Calibri"/>
-          <w:color w:val="000000"/>
-          <w:sz w:val="24"/>
-        </w:rPr>
-      </w:pPr>
-      <w:r>
-        <w:rPr>
-          <w:rFonts w:eastAsia="Calibri" w:cs="Calibri"/>
-          <w:color w:val="000000"/>
-          <w:sz w:val="24"/>
-        </w:rPr>
-        <w:t>Chapter X:</w:t>
-      </w:r>
-    </w:p>
-    <w:p>
-      <w:pPr>
-        <w:spacing w:line="300" w:lineRule="auto"/>
-        <w:jc w:val="both"/>
-        <w:rPr>
-          <w:rFonts w:eastAsia="Calibri" w:cs="Calibri"/>
-          <w:color w:val="000000"/>
-          <w:sz w:val="24"/>
-        </w:rPr>
-      </w:pPr>
-    </w:p>
-    <w:p>
-      <w:pPr>
-        <w:spacing w:line="300" w:lineRule="auto"/>
-        <w:jc w:val="both"/>
-      </w:pPr>
-      <w:r>
-        <w:rPr>
-          <w:rFonts w:eastAsia="Calibri" w:cs="Calibri"/>
-          <w:color w:val="000000"/>
-          <w:sz w:val="24"/>
-        </w:rPr>
-        <w:t>Der Polizist Josef</w:t>
-      </w:r>
-      <w:r>
-        <w:rPr>
-          <w:rFonts w:eastAsia="Calibri" w:cs="Calibri"/>
-          <w:color w:val="000000"/>
-          <w:sz w:val="24"/>
-        </w:rPr>
-        <w:t xml:space="preserve">, </w:t>
-      </w:r>
-      <w:r>
-        <w:rPr>
-          <w:rFonts w:eastAsia="Calibri" w:cs="Calibri"/>
-          <w:color w:val="000000"/>
-          <w:sz w:val="24"/>
-        </w:rPr>
-        <w:t>August</w:t>
-      </w:r>
-      <w:r>
-        <w:rPr>
-          <w:rFonts w:eastAsia="Calibri" w:cs="Calibri"/>
-          <w:color w:val="000000"/>
-          <w:sz w:val="24"/>
-        </w:rPr>
-        <w:t xml:space="preserve"> und von Ingenheim sind auf der Spur der Helden und finden dabei heraus, da</w:t>
-      </w:r>
-      <w:r>
-        <w:rPr>
-          <w:rFonts w:eastAsia="Calibri" w:cs="Calibri"/>
-          <w:color w:val="000000"/>
-          <w:sz w:val="24"/>
-        </w:rPr>
-        <w:t>s</w:t>
-      </w:r>
-      <w:r>
-        <w:rPr>
-          <w:rFonts w:eastAsia="Calibri" w:cs="Calibri"/>
-          <w:color w:val="000000"/>
-          <w:sz w:val="24"/>
-        </w:rPr>
-        <w:t>s eine Sekte auch die Phänomene untersucht. Sollen sie sich anschließen oder dagegen ankämpfen oder nichts tun?</w:t>
-      </w:r>
-      <w:r>
-        <w:rPr>
-          <w:rFonts w:eastAsia="Calibri" w:cs="Calibri"/>
-          <w:color w:val="000000"/>
-          <w:sz w:val="24"/>
-        </w:rPr>
-        <w:t xml:space="preserve"> Eine Frau entdeckt die sie und benutzt die Seelenkräfte zum ersten mal um sich August zu schnappen und hält ihn in der Luft. Die anderen schließen sich unter Drohungen an und werden Diener der Sekte.</w:t>
-      </w:r>
-    </w:p>
-    <w:p>
-      <w:pPr>
-        <w:spacing w:line="300" w:lineRule="auto"/>
-        <w:jc w:val="both"/>
-        <w:rPr>
-          <w:rFonts w:eastAsia="Calibri" w:cs="Calibri"/>
-          <w:sz w:val="24"/>
-        </w:rPr>
-      </w:pPr>
-    </w:p>
-    <w:p>
-      <w:pPr>
-        <w:spacing w:line="300" w:lineRule="auto"/>
-        <w:jc w:val="both"/>
-        <w:rPr>
-          <w:lang w:val="en-US"/>
-        </w:rPr>
-      </w:pPr>
-      <w:r>
-        <w:rPr>
-          <w:rFonts w:eastAsia="Calibri" w:cs="Calibri"/>
-          <w:color w:val="000000"/>
-          <w:sz w:val="24"/>
-        </w:rPr>
-        <w:t>Chapter X:</w:t>
-      </w:r>
-      <w:r>
-        <w:rPr>
-          <w:rFonts w:eastAsia="Calibri" w:cs="Calibri"/>
-          <w:color w:val="000000"/>
-          <w:sz w:val="24"/>
-        </w:rPr>
-        <w:br/>
-        <w:t xml:space="preserve">Japanische Archäologen entdecken eine alte Ruine unter einer Kirche und entdecken die Keilschrift. Darunter ist das Gedicht Laterne of Light in Japanisch abgebildet und die beiden entziffern es langsam. </w:t>
+        <w:t xml:space="preserve">entziffern es langsam. </w:t>
       </w:r>
       <w:r>
         <w:rPr>
